--- a/Ruslan Report.docx
+++ b/Ruslan Report.docx
@@ -468,13 +468,6 @@
           <w:szCs w:val="28"/>
         </w:rPr>
         <w:tab/>
-      </w:r>
-      <w:r>
-        <w:rPr>
-          <w:rFonts w:ascii="Times New Roman" w:hAnsi="Times New Roman" w:cs="Times New Roman"/>
-          <w:sz w:val="28"/>
-          <w:szCs w:val="28"/>
-        </w:rPr>
         <w:t>Hariharan Muthu</w:t>
       </w:r>
     </w:p>
@@ -12685,58 +12678,32 @@
       <w:r>
         <w:t xml:space="preserve">Figure </w:t>
       </w:r>
-      <w:r>
-        <w:fldChar w:fldCharType="begin"/>
-      </w:r>
-      <w:r>
-        <w:instrText xml:space="preserve"> STYLEREF 1 \s </w:instrText>
-      </w:r>
-      <w:r>
-        <w:fldChar w:fldCharType="separate"/>
-      </w:r>
-      <w:r>
-        <w:rPr>
-          <w:noProof/>
-          <w:cs/>
-        </w:rPr>
-        <w:t>‎</w:t>
-      </w:r>
-      <w:r>
-        <w:rPr>
-          <w:noProof/>
-        </w:rPr>
-        <w:t>1</w:t>
-      </w:r>
-      <w:r>
-        <w:rPr>
-          <w:noProof/>
-        </w:rPr>
-        <w:fldChar w:fldCharType="end"/>
-      </w:r>
+      <w:fldSimple w:instr=" STYLEREF 1 \s ">
+        <w:r>
+          <w:rPr>
+            <w:noProof/>
+            <w:cs/>
+          </w:rPr>
+          <w:t>‎</w:t>
+        </w:r>
+        <w:r>
+          <w:rPr>
+            <w:noProof/>
+          </w:rPr>
+          <w:t>1</w:t>
+        </w:r>
+      </w:fldSimple>
       <w:r>
         <w:t>.</w:t>
       </w:r>
-      <w:r>
-        <w:fldChar w:fldCharType="begin"/>
-      </w:r>
-      <w:r>
-        <w:instrText xml:space="preserve"> SEQ Figure \* ARABIC \s 1 </w:instrText>
-      </w:r>
-      <w:r>
-        <w:fldChar w:fldCharType="separate"/>
-      </w:r>
-      <w:r>
-        <w:rPr>
-          <w:noProof/>
-        </w:rPr>
-        <w:t>1</w:t>
-      </w:r>
-      <w:r>
-        <w:rPr>
-          <w:noProof/>
-        </w:rPr>
-        <w:fldChar w:fldCharType="end"/>
-      </w:r>
+      <w:fldSimple w:instr=" SEQ Figure \* ARABIC \s 1 ">
+        <w:r>
+          <w:rPr>
+            <w:noProof/>
+          </w:rPr>
+          <w:t>1</w:t>
+        </w:r>
+      </w:fldSimple>
       <w:r>
         <w:rPr>
           <w:lang w:val="en-US"/>
@@ -13224,58 +13191,32 @@
       <w:r>
         <w:t xml:space="preserve">Figure </w:t>
       </w:r>
-      <w:r>
-        <w:fldChar w:fldCharType="begin"/>
-      </w:r>
-      <w:r>
-        <w:instrText xml:space="preserve"> STYLEREF 1 \s </w:instrText>
-      </w:r>
-      <w:r>
-        <w:fldChar w:fldCharType="separate"/>
-      </w:r>
-      <w:r>
-        <w:rPr>
-          <w:noProof/>
-          <w:cs/>
-        </w:rPr>
-        <w:t>‎</w:t>
-      </w:r>
-      <w:r>
-        <w:rPr>
-          <w:noProof/>
-        </w:rPr>
-        <w:t>3</w:t>
-      </w:r>
-      <w:r>
-        <w:rPr>
-          <w:noProof/>
-        </w:rPr>
-        <w:fldChar w:fldCharType="end"/>
-      </w:r>
+      <w:fldSimple w:instr=" STYLEREF 1 \s ">
+        <w:r>
+          <w:rPr>
+            <w:noProof/>
+            <w:cs/>
+          </w:rPr>
+          <w:t>‎</w:t>
+        </w:r>
+        <w:r>
+          <w:rPr>
+            <w:noProof/>
+          </w:rPr>
+          <w:t>3</w:t>
+        </w:r>
+      </w:fldSimple>
       <w:r>
         <w:t>.</w:t>
       </w:r>
-      <w:r>
-        <w:fldChar w:fldCharType="begin"/>
-      </w:r>
-      <w:r>
-        <w:instrText xml:space="preserve"> SEQ Figure \* ARABIC \s 1 </w:instrText>
-      </w:r>
-      <w:r>
-        <w:fldChar w:fldCharType="separate"/>
-      </w:r>
-      <w:r>
-        <w:rPr>
-          <w:noProof/>
-        </w:rPr>
-        <w:t>1</w:t>
-      </w:r>
-      <w:r>
-        <w:rPr>
-          <w:noProof/>
-        </w:rPr>
-        <w:fldChar w:fldCharType="end"/>
-      </w:r>
+      <w:fldSimple w:instr=" SEQ Figure \* ARABIC \s 1 ">
+        <w:r>
+          <w:rPr>
+            <w:noProof/>
+          </w:rPr>
+          <w:t>1</w:t>
+        </w:r>
+      </w:fldSimple>
       <w:r>
         <w:rPr>
           <w:rFonts w:cs="Times New Roman"/>
@@ -13612,58 +13553,32 @@
       <w:r>
         <w:t xml:space="preserve">Figure </w:t>
       </w:r>
-      <w:r>
-        <w:fldChar w:fldCharType="begin"/>
-      </w:r>
-      <w:r>
-        <w:instrText xml:space="preserve"> STYLEREF 1 \s </w:instrText>
-      </w:r>
-      <w:r>
-        <w:fldChar w:fldCharType="separate"/>
-      </w:r>
-      <w:r>
-        <w:rPr>
-          <w:noProof/>
-          <w:cs/>
-        </w:rPr>
-        <w:t>‎</w:t>
-      </w:r>
-      <w:r>
-        <w:rPr>
-          <w:noProof/>
-        </w:rPr>
-        <w:t>3</w:t>
-      </w:r>
-      <w:r>
-        <w:rPr>
-          <w:noProof/>
-        </w:rPr>
-        <w:fldChar w:fldCharType="end"/>
-      </w:r>
+      <w:fldSimple w:instr=" STYLEREF 1 \s ">
+        <w:r>
+          <w:rPr>
+            <w:noProof/>
+            <w:cs/>
+          </w:rPr>
+          <w:t>‎</w:t>
+        </w:r>
+        <w:r>
+          <w:rPr>
+            <w:noProof/>
+          </w:rPr>
+          <w:t>3</w:t>
+        </w:r>
+      </w:fldSimple>
       <w:r>
         <w:t>.</w:t>
       </w:r>
-      <w:r>
-        <w:fldChar w:fldCharType="begin"/>
-      </w:r>
-      <w:r>
-        <w:instrText xml:space="preserve"> SEQ Figure \* ARABIC \s 1 </w:instrText>
-      </w:r>
-      <w:r>
-        <w:fldChar w:fldCharType="separate"/>
-      </w:r>
-      <w:r>
-        <w:rPr>
-          <w:noProof/>
-        </w:rPr>
-        <w:t>2</w:t>
-      </w:r>
-      <w:r>
-        <w:rPr>
-          <w:noProof/>
-        </w:rPr>
-        <w:fldChar w:fldCharType="end"/>
-      </w:r>
+      <w:fldSimple w:instr=" SEQ Figure \* ARABIC \s 1 ">
+        <w:r>
+          <w:rPr>
+            <w:noProof/>
+          </w:rPr>
+          <w:t>2</w:t>
+        </w:r>
+      </w:fldSimple>
       <w:r>
         <w:rPr>
           <w:lang w:val="en-US"/>
@@ -13761,58 +13676,32 @@
       <w:r>
         <w:t xml:space="preserve">Figure </w:t>
       </w:r>
-      <w:r>
-        <w:fldChar w:fldCharType="begin"/>
-      </w:r>
-      <w:r>
-        <w:instrText xml:space="preserve"> STYLEREF 1 \s </w:instrText>
-      </w:r>
-      <w:r>
-        <w:fldChar w:fldCharType="separate"/>
-      </w:r>
-      <w:r>
-        <w:rPr>
-          <w:noProof/>
-          <w:cs/>
-        </w:rPr>
-        <w:t>‎</w:t>
-      </w:r>
-      <w:r>
-        <w:rPr>
-          <w:noProof/>
-        </w:rPr>
-        <w:t>3</w:t>
-      </w:r>
-      <w:r>
-        <w:rPr>
-          <w:noProof/>
-        </w:rPr>
-        <w:fldChar w:fldCharType="end"/>
-      </w:r>
+      <w:fldSimple w:instr=" STYLEREF 1 \s ">
+        <w:r>
+          <w:rPr>
+            <w:noProof/>
+            <w:cs/>
+          </w:rPr>
+          <w:t>‎</w:t>
+        </w:r>
+        <w:r>
+          <w:rPr>
+            <w:noProof/>
+          </w:rPr>
+          <w:t>3</w:t>
+        </w:r>
+      </w:fldSimple>
       <w:r>
         <w:t>.</w:t>
       </w:r>
-      <w:r>
-        <w:fldChar w:fldCharType="begin"/>
-      </w:r>
-      <w:r>
-        <w:instrText xml:space="preserve"> SEQ Figure \* ARABIC \s 1 </w:instrText>
-      </w:r>
-      <w:r>
-        <w:fldChar w:fldCharType="separate"/>
-      </w:r>
-      <w:r>
-        <w:rPr>
-          <w:noProof/>
-        </w:rPr>
-        <w:t>3</w:t>
-      </w:r>
-      <w:r>
-        <w:rPr>
-          <w:noProof/>
-        </w:rPr>
-        <w:fldChar w:fldCharType="end"/>
-      </w:r>
+      <w:fldSimple w:instr=" SEQ Figure \* ARABIC \s 1 ">
+        <w:r>
+          <w:rPr>
+            <w:noProof/>
+          </w:rPr>
+          <w:t>3</w:t>
+        </w:r>
+      </w:fldSimple>
       <w:r>
         <w:rPr>
           <w:lang w:val="en-US"/>
@@ -13909,58 +13798,32 @@
       <w:r>
         <w:t xml:space="preserve">Figure </w:t>
       </w:r>
-      <w:r>
-        <w:fldChar w:fldCharType="begin"/>
-      </w:r>
-      <w:r>
-        <w:instrText xml:space="preserve"> STYLEREF 1 \s </w:instrText>
-      </w:r>
-      <w:r>
-        <w:fldChar w:fldCharType="separate"/>
-      </w:r>
-      <w:r>
-        <w:rPr>
-          <w:noProof/>
-          <w:cs/>
-        </w:rPr>
-        <w:t>‎</w:t>
-      </w:r>
-      <w:r>
-        <w:rPr>
-          <w:noProof/>
-        </w:rPr>
-        <w:t>3</w:t>
-      </w:r>
-      <w:r>
-        <w:rPr>
-          <w:noProof/>
-        </w:rPr>
-        <w:fldChar w:fldCharType="end"/>
-      </w:r>
+      <w:fldSimple w:instr=" STYLEREF 1 \s ">
+        <w:r>
+          <w:rPr>
+            <w:noProof/>
+            <w:cs/>
+          </w:rPr>
+          <w:t>‎</w:t>
+        </w:r>
+        <w:r>
+          <w:rPr>
+            <w:noProof/>
+          </w:rPr>
+          <w:t>3</w:t>
+        </w:r>
+      </w:fldSimple>
       <w:r>
         <w:t>.</w:t>
       </w:r>
-      <w:r>
-        <w:fldChar w:fldCharType="begin"/>
-      </w:r>
-      <w:r>
-        <w:instrText xml:space="preserve"> SEQ Figure \* ARABIC \s 1 </w:instrText>
-      </w:r>
-      <w:r>
-        <w:fldChar w:fldCharType="separate"/>
-      </w:r>
-      <w:r>
-        <w:rPr>
-          <w:noProof/>
-        </w:rPr>
-        <w:t>4</w:t>
-      </w:r>
-      <w:r>
-        <w:rPr>
-          <w:noProof/>
-        </w:rPr>
-        <w:fldChar w:fldCharType="end"/>
-      </w:r>
+      <w:fldSimple w:instr=" SEQ Figure \* ARABIC \s 1 ">
+        <w:r>
+          <w:rPr>
+            <w:noProof/>
+          </w:rPr>
+          <w:t>4</w:t>
+        </w:r>
+      </w:fldSimple>
       <w:r>
         <w:rPr>
           <w:lang w:val="en-US"/>
@@ -14074,58 +13937,32 @@
       <w:r>
         <w:t xml:space="preserve">Figure </w:t>
       </w:r>
-      <w:r>
-        <w:fldChar w:fldCharType="begin"/>
-      </w:r>
-      <w:r>
-        <w:instrText xml:space="preserve"> STYLEREF 1 \s </w:instrText>
-      </w:r>
-      <w:r>
-        <w:fldChar w:fldCharType="separate"/>
-      </w:r>
-      <w:r>
-        <w:rPr>
-          <w:noProof/>
-          <w:cs/>
-        </w:rPr>
-        <w:t>‎</w:t>
-      </w:r>
-      <w:r>
-        <w:rPr>
-          <w:noProof/>
-        </w:rPr>
-        <w:t>3</w:t>
-      </w:r>
-      <w:r>
-        <w:rPr>
-          <w:noProof/>
-        </w:rPr>
-        <w:fldChar w:fldCharType="end"/>
-      </w:r>
+      <w:fldSimple w:instr=" STYLEREF 1 \s ">
+        <w:r>
+          <w:rPr>
+            <w:noProof/>
+            <w:cs/>
+          </w:rPr>
+          <w:t>‎</w:t>
+        </w:r>
+        <w:r>
+          <w:rPr>
+            <w:noProof/>
+          </w:rPr>
+          <w:t>3</w:t>
+        </w:r>
+      </w:fldSimple>
       <w:r>
         <w:t>.</w:t>
       </w:r>
-      <w:r>
-        <w:fldChar w:fldCharType="begin"/>
-      </w:r>
-      <w:r>
-        <w:instrText xml:space="preserve"> SEQ Figure \* ARABIC \s 1 </w:instrText>
-      </w:r>
-      <w:r>
-        <w:fldChar w:fldCharType="separate"/>
-      </w:r>
-      <w:r>
-        <w:rPr>
-          <w:noProof/>
-        </w:rPr>
-        <w:t>5</w:t>
-      </w:r>
-      <w:r>
-        <w:rPr>
-          <w:noProof/>
-        </w:rPr>
-        <w:fldChar w:fldCharType="end"/>
-      </w:r>
+      <w:fldSimple w:instr=" SEQ Figure \* ARABIC \s 1 ">
+        <w:r>
+          <w:rPr>
+            <w:noProof/>
+          </w:rPr>
+          <w:t>5</w:t>
+        </w:r>
+      </w:fldSimple>
       <w:r>
         <w:rPr>
           <w:lang w:val="en-US"/>
@@ -14365,58 +14202,32 @@
       <w:r>
         <w:t xml:space="preserve">Figure </w:t>
       </w:r>
-      <w:r>
-        <w:fldChar w:fldCharType="begin"/>
-      </w:r>
-      <w:r>
-        <w:instrText xml:space="preserve"> STYLEREF 1 \s </w:instrText>
-      </w:r>
-      <w:r>
-        <w:fldChar w:fldCharType="separate"/>
-      </w:r>
-      <w:r>
-        <w:rPr>
-          <w:noProof/>
-          <w:cs/>
-        </w:rPr>
-        <w:t>‎</w:t>
-      </w:r>
-      <w:r>
-        <w:rPr>
-          <w:noProof/>
-        </w:rPr>
-        <w:t>3</w:t>
-      </w:r>
-      <w:r>
-        <w:rPr>
-          <w:noProof/>
-        </w:rPr>
-        <w:fldChar w:fldCharType="end"/>
-      </w:r>
+      <w:fldSimple w:instr=" STYLEREF 1 \s ">
+        <w:r>
+          <w:rPr>
+            <w:noProof/>
+            <w:cs/>
+          </w:rPr>
+          <w:t>‎</w:t>
+        </w:r>
+        <w:r>
+          <w:rPr>
+            <w:noProof/>
+          </w:rPr>
+          <w:t>3</w:t>
+        </w:r>
+      </w:fldSimple>
       <w:r>
         <w:t>.</w:t>
       </w:r>
-      <w:r>
-        <w:fldChar w:fldCharType="begin"/>
-      </w:r>
-      <w:r>
-        <w:instrText xml:space="preserve"> SEQ Figure \* ARABIC \s 1 </w:instrText>
-      </w:r>
-      <w:r>
-        <w:fldChar w:fldCharType="separate"/>
-      </w:r>
-      <w:r>
-        <w:rPr>
-          <w:noProof/>
-        </w:rPr>
-        <w:t>6</w:t>
-      </w:r>
-      <w:r>
-        <w:rPr>
-          <w:noProof/>
-        </w:rPr>
-        <w:fldChar w:fldCharType="end"/>
-      </w:r>
+      <w:fldSimple w:instr=" SEQ Figure \* ARABIC \s 1 ">
+        <w:r>
+          <w:rPr>
+            <w:noProof/>
+          </w:rPr>
+          <w:t>6</w:t>
+        </w:r>
+      </w:fldSimple>
       <w:r>
         <w:rPr>
           <w:lang w:val="en-US"/>
@@ -14576,58 +14387,32 @@
       <w:r>
         <w:t xml:space="preserve">Figure </w:t>
       </w:r>
-      <w:r>
-        <w:fldChar w:fldCharType="begin"/>
-      </w:r>
-      <w:r>
-        <w:instrText xml:space="preserve"> STYLEREF 1 \s </w:instrText>
-      </w:r>
-      <w:r>
-        <w:fldChar w:fldCharType="separate"/>
-      </w:r>
-      <w:r>
-        <w:rPr>
-          <w:noProof/>
-          <w:cs/>
-        </w:rPr>
-        <w:t>‎</w:t>
-      </w:r>
-      <w:r>
-        <w:rPr>
-          <w:noProof/>
-        </w:rPr>
-        <w:t>3</w:t>
-      </w:r>
-      <w:r>
-        <w:rPr>
-          <w:noProof/>
-        </w:rPr>
-        <w:fldChar w:fldCharType="end"/>
-      </w:r>
+      <w:fldSimple w:instr=" STYLEREF 1 \s ">
+        <w:r>
+          <w:rPr>
+            <w:noProof/>
+            <w:cs/>
+          </w:rPr>
+          <w:t>‎</w:t>
+        </w:r>
+        <w:r>
+          <w:rPr>
+            <w:noProof/>
+          </w:rPr>
+          <w:t>3</w:t>
+        </w:r>
+      </w:fldSimple>
       <w:r>
         <w:t>.</w:t>
       </w:r>
-      <w:r>
-        <w:fldChar w:fldCharType="begin"/>
-      </w:r>
-      <w:r>
-        <w:instrText xml:space="preserve"> SEQ Figure \* ARABIC \s 1 </w:instrText>
-      </w:r>
-      <w:r>
-        <w:fldChar w:fldCharType="separate"/>
-      </w:r>
-      <w:r>
-        <w:rPr>
-          <w:noProof/>
-        </w:rPr>
-        <w:t>7</w:t>
-      </w:r>
-      <w:r>
-        <w:rPr>
-          <w:noProof/>
-        </w:rPr>
-        <w:fldChar w:fldCharType="end"/>
-      </w:r>
+      <w:fldSimple w:instr=" SEQ Figure \* ARABIC \s 1 ">
+        <w:r>
+          <w:rPr>
+            <w:noProof/>
+          </w:rPr>
+          <w:t>7</w:t>
+        </w:r>
+      </w:fldSimple>
       <w:r>
         <w:rPr>
           <w:lang w:val="en-US"/>
@@ -14771,58 +14556,32 @@
       <w:r>
         <w:t xml:space="preserve">Figure </w:t>
       </w:r>
-      <w:r>
-        <w:fldChar w:fldCharType="begin"/>
-      </w:r>
-      <w:r>
-        <w:instrText xml:space="preserve"> STYLEREF 1 \s </w:instrText>
-      </w:r>
-      <w:r>
-        <w:fldChar w:fldCharType="separate"/>
-      </w:r>
-      <w:r>
-        <w:rPr>
-          <w:noProof/>
-          <w:cs/>
-        </w:rPr>
-        <w:t>‎</w:t>
-      </w:r>
-      <w:r>
-        <w:rPr>
-          <w:noProof/>
-        </w:rPr>
-        <w:t>3</w:t>
-      </w:r>
-      <w:r>
-        <w:rPr>
-          <w:noProof/>
-        </w:rPr>
-        <w:fldChar w:fldCharType="end"/>
-      </w:r>
+      <w:fldSimple w:instr=" STYLEREF 1 \s ">
+        <w:r>
+          <w:rPr>
+            <w:noProof/>
+            <w:cs/>
+          </w:rPr>
+          <w:t>‎</w:t>
+        </w:r>
+        <w:r>
+          <w:rPr>
+            <w:noProof/>
+          </w:rPr>
+          <w:t>3</w:t>
+        </w:r>
+      </w:fldSimple>
       <w:r>
         <w:t>.</w:t>
       </w:r>
-      <w:r>
-        <w:fldChar w:fldCharType="begin"/>
-      </w:r>
-      <w:r>
-        <w:instrText xml:space="preserve"> SEQ Figure \* ARABIC \s 1 </w:instrText>
-      </w:r>
-      <w:r>
-        <w:fldChar w:fldCharType="separate"/>
-      </w:r>
-      <w:r>
-        <w:rPr>
-          <w:noProof/>
-        </w:rPr>
-        <w:t>8</w:t>
-      </w:r>
-      <w:r>
-        <w:rPr>
-          <w:noProof/>
-        </w:rPr>
-        <w:fldChar w:fldCharType="end"/>
-      </w:r>
+      <w:fldSimple w:instr=" SEQ Figure \* ARABIC \s 1 ">
+        <w:r>
+          <w:rPr>
+            <w:noProof/>
+          </w:rPr>
+          <w:t>8</w:t>
+        </w:r>
+      </w:fldSimple>
       <w:r>
         <w:rPr>
           <w:lang w:val="en-US"/>
@@ -15332,58 +15091,32 @@
       <w:r>
         <w:t xml:space="preserve">Figure </w:t>
       </w:r>
-      <w:r>
-        <w:fldChar w:fldCharType="begin"/>
-      </w:r>
-      <w:r>
-        <w:instrText xml:space="preserve"> STYLEREF 1 \s </w:instrText>
-      </w:r>
-      <w:r>
-        <w:fldChar w:fldCharType="separate"/>
-      </w:r>
-      <w:r>
-        <w:rPr>
-          <w:noProof/>
-          <w:cs/>
-        </w:rPr>
-        <w:t>‎</w:t>
-      </w:r>
-      <w:r>
-        <w:rPr>
-          <w:noProof/>
-        </w:rPr>
-        <w:t>3</w:t>
-      </w:r>
-      <w:r>
-        <w:rPr>
-          <w:noProof/>
-        </w:rPr>
-        <w:fldChar w:fldCharType="end"/>
-      </w:r>
+      <w:fldSimple w:instr=" STYLEREF 1 \s ">
+        <w:r>
+          <w:rPr>
+            <w:noProof/>
+            <w:cs/>
+          </w:rPr>
+          <w:t>‎</w:t>
+        </w:r>
+        <w:r>
+          <w:rPr>
+            <w:noProof/>
+          </w:rPr>
+          <w:t>3</w:t>
+        </w:r>
+      </w:fldSimple>
       <w:r>
         <w:t>.</w:t>
       </w:r>
-      <w:r>
-        <w:fldChar w:fldCharType="begin"/>
-      </w:r>
-      <w:r>
-        <w:instrText xml:space="preserve"> SEQ Figure \* ARABIC \s 1 </w:instrText>
-      </w:r>
-      <w:r>
-        <w:fldChar w:fldCharType="separate"/>
-      </w:r>
-      <w:r>
-        <w:rPr>
-          <w:noProof/>
-        </w:rPr>
-        <w:t>9</w:t>
-      </w:r>
-      <w:r>
-        <w:rPr>
-          <w:noProof/>
-        </w:rPr>
-        <w:fldChar w:fldCharType="end"/>
-      </w:r>
+      <w:fldSimple w:instr=" SEQ Figure \* ARABIC \s 1 ">
+        <w:r>
+          <w:rPr>
+            <w:noProof/>
+          </w:rPr>
+          <w:t>9</w:t>
+        </w:r>
+      </w:fldSimple>
       <w:r>
         <w:rPr>
           <w:lang w:val="en-US"/>
@@ -15508,58 +15241,32 @@
       <w:r>
         <w:t xml:space="preserve">Figure </w:t>
       </w:r>
-      <w:r>
-        <w:fldChar w:fldCharType="begin"/>
-      </w:r>
-      <w:r>
-        <w:instrText xml:space="preserve"> STYLEREF 1 \s </w:instrText>
-      </w:r>
-      <w:r>
-        <w:fldChar w:fldCharType="separate"/>
-      </w:r>
-      <w:r>
-        <w:rPr>
-          <w:noProof/>
-          <w:cs/>
-        </w:rPr>
-        <w:t>‎</w:t>
-      </w:r>
-      <w:r>
-        <w:rPr>
-          <w:noProof/>
-        </w:rPr>
-        <w:t>3</w:t>
-      </w:r>
-      <w:r>
-        <w:rPr>
-          <w:noProof/>
-        </w:rPr>
-        <w:fldChar w:fldCharType="end"/>
-      </w:r>
+      <w:fldSimple w:instr=" STYLEREF 1 \s ">
+        <w:r>
+          <w:rPr>
+            <w:noProof/>
+            <w:cs/>
+          </w:rPr>
+          <w:t>‎</w:t>
+        </w:r>
+        <w:r>
+          <w:rPr>
+            <w:noProof/>
+          </w:rPr>
+          <w:t>3</w:t>
+        </w:r>
+      </w:fldSimple>
       <w:r>
         <w:t>.</w:t>
       </w:r>
-      <w:r>
-        <w:fldChar w:fldCharType="begin"/>
-      </w:r>
-      <w:r>
-        <w:instrText xml:space="preserve"> SEQ Figure \* ARABIC \s 1 </w:instrText>
-      </w:r>
-      <w:r>
-        <w:fldChar w:fldCharType="separate"/>
-      </w:r>
-      <w:r>
-        <w:rPr>
-          <w:noProof/>
-        </w:rPr>
-        <w:t>10</w:t>
-      </w:r>
-      <w:r>
-        <w:rPr>
-          <w:noProof/>
-        </w:rPr>
-        <w:fldChar w:fldCharType="end"/>
-      </w:r>
+      <w:fldSimple w:instr=" SEQ Figure \* ARABIC \s 1 ">
+        <w:r>
+          <w:rPr>
+            <w:noProof/>
+          </w:rPr>
+          <w:t>10</w:t>
+        </w:r>
+      </w:fldSimple>
       <w:r>
         <w:rPr>
           <w:lang w:val="en-US"/>
@@ -15940,58 +15647,32 @@
       <w:r>
         <w:t xml:space="preserve">Figure </w:t>
       </w:r>
-      <w:r>
-        <w:fldChar w:fldCharType="begin"/>
-      </w:r>
-      <w:r>
-        <w:instrText xml:space="preserve"> STYLEREF 1 \s </w:instrText>
-      </w:r>
-      <w:r>
-        <w:fldChar w:fldCharType="separate"/>
-      </w:r>
-      <w:r>
-        <w:rPr>
-          <w:noProof/>
-          <w:cs/>
-        </w:rPr>
-        <w:t>‎</w:t>
-      </w:r>
-      <w:r>
-        <w:rPr>
-          <w:noProof/>
-        </w:rPr>
-        <w:t>3</w:t>
-      </w:r>
-      <w:r>
-        <w:rPr>
-          <w:noProof/>
-        </w:rPr>
-        <w:fldChar w:fldCharType="end"/>
-      </w:r>
+      <w:fldSimple w:instr=" STYLEREF 1 \s ">
+        <w:r>
+          <w:rPr>
+            <w:noProof/>
+            <w:cs/>
+          </w:rPr>
+          <w:t>‎</w:t>
+        </w:r>
+        <w:r>
+          <w:rPr>
+            <w:noProof/>
+          </w:rPr>
+          <w:t>3</w:t>
+        </w:r>
+      </w:fldSimple>
       <w:r>
         <w:t>.</w:t>
       </w:r>
-      <w:r>
-        <w:fldChar w:fldCharType="begin"/>
-      </w:r>
-      <w:r>
-        <w:instrText xml:space="preserve"> SEQ Figure \* ARABIC \s 1 </w:instrText>
-      </w:r>
-      <w:r>
-        <w:fldChar w:fldCharType="separate"/>
-      </w:r>
-      <w:r>
-        <w:rPr>
-          <w:noProof/>
-        </w:rPr>
-        <w:t>11</w:t>
-      </w:r>
-      <w:r>
-        <w:rPr>
-          <w:noProof/>
-        </w:rPr>
-        <w:fldChar w:fldCharType="end"/>
-      </w:r>
+      <w:fldSimple w:instr=" SEQ Figure \* ARABIC \s 1 ">
+        <w:r>
+          <w:rPr>
+            <w:noProof/>
+          </w:rPr>
+          <w:t>11</w:t>
+        </w:r>
+      </w:fldSimple>
       <w:r>
         <w:rPr>
           <w:lang w:val="en-US"/>
@@ -16259,58 +15940,32 @@
       <w:r>
         <w:t xml:space="preserve">Figure </w:t>
       </w:r>
-      <w:r>
-        <w:fldChar w:fldCharType="begin"/>
-      </w:r>
-      <w:r>
-        <w:instrText xml:space="preserve"> STYLEREF 1 \s </w:instrText>
-      </w:r>
-      <w:r>
-        <w:fldChar w:fldCharType="separate"/>
-      </w:r>
-      <w:r>
-        <w:rPr>
-          <w:noProof/>
-          <w:cs/>
-        </w:rPr>
-        <w:t>‎</w:t>
-      </w:r>
-      <w:r>
-        <w:rPr>
-          <w:noProof/>
-        </w:rPr>
-        <w:t>4</w:t>
-      </w:r>
-      <w:r>
-        <w:rPr>
-          <w:noProof/>
-        </w:rPr>
-        <w:fldChar w:fldCharType="end"/>
-      </w:r>
+      <w:fldSimple w:instr=" STYLEREF 1 \s ">
+        <w:r>
+          <w:rPr>
+            <w:noProof/>
+            <w:cs/>
+          </w:rPr>
+          <w:t>‎</w:t>
+        </w:r>
+        <w:r>
+          <w:rPr>
+            <w:noProof/>
+          </w:rPr>
+          <w:t>4</w:t>
+        </w:r>
+      </w:fldSimple>
       <w:r>
         <w:t>.</w:t>
       </w:r>
-      <w:r>
-        <w:fldChar w:fldCharType="begin"/>
-      </w:r>
-      <w:r>
-        <w:instrText xml:space="preserve"> SEQ Figure \* ARABIC \s 1 </w:instrText>
-      </w:r>
-      <w:r>
-        <w:fldChar w:fldCharType="separate"/>
-      </w:r>
-      <w:r>
-        <w:rPr>
-          <w:noProof/>
-        </w:rPr>
-        <w:t>1</w:t>
-      </w:r>
-      <w:r>
-        <w:rPr>
-          <w:noProof/>
-        </w:rPr>
-        <w:fldChar w:fldCharType="end"/>
-      </w:r>
+      <w:fldSimple w:instr=" SEQ Figure \* ARABIC \s 1 ">
+        <w:r>
+          <w:rPr>
+            <w:noProof/>
+          </w:rPr>
+          <w:t>1</w:t>
+        </w:r>
+      </w:fldSimple>
       <w:r>
         <w:rPr>
           <w:lang w:val="en-US"/>
@@ -16425,58 +16080,32 @@
       <w:r>
         <w:t xml:space="preserve">Figure </w:t>
       </w:r>
-      <w:r>
-        <w:fldChar w:fldCharType="begin"/>
-      </w:r>
-      <w:r>
-        <w:instrText xml:space="preserve"> STYLEREF 1 \s </w:instrText>
-      </w:r>
-      <w:r>
-        <w:fldChar w:fldCharType="separate"/>
-      </w:r>
-      <w:r>
-        <w:rPr>
-          <w:noProof/>
-          <w:cs/>
-        </w:rPr>
-        <w:t>‎</w:t>
-      </w:r>
-      <w:r>
-        <w:rPr>
-          <w:noProof/>
-        </w:rPr>
-        <w:t>4</w:t>
-      </w:r>
-      <w:r>
-        <w:rPr>
-          <w:noProof/>
-        </w:rPr>
-        <w:fldChar w:fldCharType="end"/>
-      </w:r>
+      <w:fldSimple w:instr=" STYLEREF 1 \s ">
+        <w:r>
+          <w:rPr>
+            <w:noProof/>
+            <w:cs/>
+          </w:rPr>
+          <w:t>‎</w:t>
+        </w:r>
+        <w:r>
+          <w:rPr>
+            <w:noProof/>
+          </w:rPr>
+          <w:t>4</w:t>
+        </w:r>
+      </w:fldSimple>
       <w:r>
         <w:t>.</w:t>
       </w:r>
-      <w:r>
-        <w:fldChar w:fldCharType="begin"/>
-      </w:r>
-      <w:r>
-        <w:instrText xml:space="preserve"> SEQ Figure \* ARABIC \s 1 </w:instrText>
-      </w:r>
-      <w:r>
-        <w:fldChar w:fldCharType="separate"/>
-      </w:r>
-      <w:r>
-        <w:rPr>
-          <w:noProof/>
-        </w:rPr>
-        <w:t>2</w:t>
-      </w:r>
-      <w:r>
-        <w:rPr>
-          <w:noProof/>
-        </w:rPr>
-        <w:fldChar w:fldCharType="end"/>
-      </w:r>
+      <w:fldSimple w:instr=" SEQ Figure \* ARABIC \s 1 ">
+        <w:r>
+          <w:rPr>
+            <w:noProof/>
+          </w:rPr>
+          <w:t>2</w:t>
+        </w:r>
+      </w:fldSimple>
       <w:r>
         <w:rPr>
           <w:lang w:val="en-US"/>
@@ -16595,58 +16224,32 @@
       <w:r>
         <w:t xml:space="preserve">Figure </w:t>
       </w:r>
-      <w:r>
-        <w:fldChar w:fldCharType="begin"/>
-      </w:r>
-      <w:r>
-        <w:instrText xml:space="preserve"> STYLEREF 1 \s </w:instrText>
-      </w:r>
-      <w:r>
-        <w:fldChar w:fldCharType="separate"/>
-      </w:r>
-      <w:r>
-        <w:rPr>
-          <w:noProof/>
-          <w:cs/>
-        </w:rPr>
-        <w:t>‎</w:t>
-      </w:r>
-      <w:r>
-        <w:rPr>
-          <w:noProof/>
-        </w:rPr>
-        <w:t>4</w:t>
-      </w:r>
-      <w:r>
-        <w:rPr>
-          <w:noProof/>
-        </w:rPr>
-        <w:fldChar w:fldCharType="end"/>
-      </w:r>
+      <w:fldSimple w:instr=" STYLEREF 1 \s ">
+        <w:r>
+          <w:rPr>
+            <w:noProof/>
+            <w:cs/>
+          </w:rPr>
+          <w:t>‎</w:t>
+        </w:r>
+        <w:r>
+          <w:rPr>
+            <w:noProof/>
+          </w:rPr>
+          <w:t>4</w:t>
+        </w:r>
+      </w:fldSimple>
       <w:r>
         <w:t>.</w:t>
       </w:r>
-      <w:r>
-        <w:fldChar w:fldCharType="begin"/>
-      </w:r>
-      <w:r>
-        <w:instrText xml:space="preserve"> SEQ Figure \* ARABIC \s 1 </w:instrText>
-      </w:r>
-      <w:r>
-        <w:fldChar w:fldCharType="separate"/>
-      </w:r>
-      <w:r>
-        <w:rPr>
-          <w:noProof/>
-        </w:rPr>
-        <w:t>3</w:t>
-      </w:r>
-      <w:r>
-        <w:rPr>
-          <w:noProof/>
-        </w:rPr>
-        <w:fldChar w:fldCharType="end"/>
-      </w:r>
+      <w:fldSimple w:instr=" SEQ Figure \* ARABIC \s 1 ">
+        <w:r>
+          <w:rPr>
+            <w:noProof/>
+          </w:rPr>
+          <w:t>3</w:t>
+        </w:r>
+      </w:fldSimple>
       <w:r>
         <w:rPr>
           <w:lang w:val="en-US"/>
@@ -16760,58 +16363,32 @@
       <w:r>
         <w:t xml:space="preserve">Figure </w:t>
       </w:r>
-      <w:r>
-        <w:fldChar w:fldCharType="begin"/>
-      </w:r>
-      <w:r>
-        <w:instrText xml:space="preserve"> STYLEREF 1 \s </w:instrText>
-      </w:r>
-      <w:r>
-        <w:fldChar w:fldCharType="separate"/>
-      </w:r>
-      <w:r>
-        <w:rPr>
-          <w:noProof/>
-          <w:cs/>
-        </w:rPr>
-        <w:t>‎</w:t>
-      </w:r>
-      <w:r>
-        <w:rPr>
-          <w:noProof/>
-        </w:rPr>
-        <w:t>4</w:t>
-      </w:r>
-      <w:r>
-        <w:rPr>
-          <w:noProof/>
-        </w:rPr>
-        <w:fldChar w:fldCharType="end"/>
-      </w:r>
+      <w:fldSimple w:instr=" STYLEREF 1 \s ">
+        <w:r>
+          <w:rPr>
+            <w:noProof/>
+            <w:cs/>
+          </w:rPr>
+          <w:t>‎</w:t>
+        </w:r>
+        <w:r>
+          <w:rPr>
+            <w:noProof/>
+          </w:rPr>
+          <w:t>4</w:t>
+        </w:r>
+      </w:fldSimple>
       <w:r>
         <w:t>.</w:t>
       </w:r>
-      <w:r>
-        <w:fldChar w:fldCharType="begin"/>
-      </w:r>
-      <w:r>
-        <w:instrText xml:space="preserve"> SEQ Figure \* ARABIC \s 1 </w:instrText>
-      </w:r>
-      <w:r>
-        <w:fldChar w:fldCharType="separate"/>
-      </w:r>
-      <w:r>
-        <w:rPr>
-          <w:noProof/>
-        </w:rPr>
-        <w:t>4</w:t>
-      </w:r>
-      <w:r>
-        <w:rPr>
-          <w:noProof/>
-        </w:rPr>
-        <w:fldChar w:fldCharType="end"/>
-      </w:r>
+      <w:fldSimple w:instr=" SEQ Figure \* ARABIC \s 1 ">
+        <w:r>
+          <w:rPr>
+            <w:noProof/>
+          </w:rPr>
+          <w:t>4</w:t>
+        </w:r>
+      </w:fldSimple>
       <w:r>
         <w:rPr>
           <w:lang w:val="en-US"/>
@@ -16954,58 +16531,32 @@
       <w:r>
         <w:t xml:space="preserve">Figure </w:t>
       </w:r>
-      <w:r>
-        <w:fldChar w:fldCharType="begin"/>
-      </w:r>
-      <w:r>
-        <w:instrText xml:space="preserve"> STYLEREF 1 \s </w:instrText>
-      </w:r>
-      <w:r>
-        <w:fldChar w:fldCharType="separate"/>
-      </w:r>
-      <w:r>
-        <w:rPr>
-          <w:noProof/>
-          <w:cs/>
-        </w:rPr>
-        <w:t>‎</w:t>
-      </w:r>
-      <w:r>
-        <w:rPr>
-          <w:noProof/>
-        </w:rPr>
-        <w:t>4</w:t>
-      </w:r>
-      <w:r>
-        <w:rPr>
-          <w:noProof/>
-        </w:rPr>
-        <w:fldChar w:fldCharType="end"/>
-      </w:r>
+      <w:fldSimple w:instr=" STYLEREF 1 \s ">
+        <w:r>
+          <w:rPr>
+            <w:noProof/>
+            <w:cs/>
+          </w:rPr>
+          <w:t>‎</w:t>
+        </w:r>
+        <w:r>
+          <w:rPr>
+            <w:noProof/>
+          </w:rPr>
+          <w:t>4</w:t>
+        </w:r>
+      </w:fldSimple>
       <w:r>
         <w:t>.</w:t>
       </w:r>
-      <w:r>
-        <w:fldChar w:fldCharType="begin"/>
-      </w:r>
-      <w:r>
-        <w:instrText xml:space="preserve"> SEQ Figure \* ARABIC \s 1 </w:instrText>
-      </w:r>
-      <w:r>
-        <w:fldChar w:fldCharType="separate"/>
-      </w:r>
-      <w:r>
-        <w:rPr>
-          <w:noProof/>
-        </w:rPr>
-        <w:t>5</w:t>
-      </w:r>
-      <w:r>
-        <w:rPr>
-          <w:noProof/>
-        </w:rPr>
-        <w:fldChar w:fldCharType="end"/>
-      </w:r>
+      <w:fldSimple w:instr=" SEQ Figure \* ARABIC \s 1 ">
+        <w:r>
+          <w:rPr>
+            <w:noProof/>
+          </w:rPr>
+          <w:t>5</w:t>
+        </w:r>
+      </w:fldSimple>
       <w:r>
         <w:rPr>
           <w:lang w:val="en-US"/>
@@ -17267,58 +16818,32 @@
       <w:r>
         <w:t xml:space="preserve">Figure </w:t>
       </w:r>
-      <w:r>
-        <w:fldChar w:fldCharType="begin"/>
-      </w:r>
-      <w:r>
-        <w:instrText xml:space="preserve"> STYLEREF 1 \s </w:instrText>
-      </w:r>
-      <w:r>
-        <w:fldChar w:fldCharType="separate"/>
-      </w:r>
-      <w:r>
-        <w:rPr>
-          <w:noProof/>
-          <w:cs/>
-        </w:rPr>
-        <w:t>‎</w:t>
-      </w:r>
-      <w:r>
-        <w:rPr>
-          <w:noProof/>
-        </w:rPr>
-        <w:t>4</w:t>
-      </w:r>
-      <w:r>
-        <w:rPr>
-          <w:noProof/>
-        </w:rPr>
-        <w:fldChar w:fldCharType="end"/>
-      </w:r>
+      <w:fldSimple w:instr=" STYLEREF 1 \s ">
+        <w:r>
+          <w:rPr>
+            <w:noProof/>
+            <w:cs/>
+          </w:rPr>
+          <w:t>‎</w:t>
+        </w:r>
+        <w:r>
+          <w:rPr>
+            <w:noProof/>
+          </w:rPr>
+          <w:t>4</w:t>
+        </w:r>
+      </w:fldSimple>
       <w:r>
         <w:t>.</w:t>
       </w:r>
-      <w:r>
-        <w:fldChar w:fldCharType="begin"/>
-      </w:r>
-      <w:r>
-        <w:instrText xml:space="preserve"> SEQ Figure \* ARABIC \s 1 </w:instrText>
-      </w:r>
-      <w:r>
-        <w:fldChar w:fldCharType="separate"/>
-      </w:r>
-      <w:r>
-        <w:rPr>
-          <w:noProof/>
-        </w:rPr>
-        <w:t>6</w:t>
-      </w:r>
-      <w:r>
-        <w:rPr>
-          <w:noProof/>
-        </w:rPr>
-        <w:fldChar w:fldCharType="end"/>
-      </w:r>
+      <w:fldSimple w:instr=" SEQ Figure \* ARABIC \s 1 ">
+        <w:r>
+          <w:rPr>
+            <w:noProof/>
+          </w:rPr>
+          <w:t>6</w:t>
+        </w:r>
+      </w:fldSimple>
       <w:r>
         <w:rPr>
           <w:lang w:val="en-US"/>
@@ -17526,58 +17051,32 @@
       <w:r>
         <w:t xml:space="preserve">Figure </w:t>
       </w:r>
-      <w:r>
-        <w:fldChar w:fldCharType="begin"/>
-      </w:r>
-      <w:r>
-        <w:instrText xml:space="preserve"> STYLEREF 1 \s </w:instrText>
-      </w:r>
-      <w:r>
-        <w:fldChar w:fldCharType="separate"/>
-      </w:r>
-      <w:r>
-        <w:rPr>
-          <w:noProof/>
-          <w:cs/>
-        </w:rPr>
-        <w:t>‎</w:t>
-      </w:r>
-      <w:r>
-        <w:rPr>
-          <w:noProof/>
-        </w:rPr>
-        <w:t>4</w:t>
-      </w:r>
-      <w:r>
-        <w:rPr>
-          <w:noProof/>
-        </w:rPr>
-        <w:fldChar w:fldCharType="end"/>
-      </w:r>
+      <w:fldSimple w:instr=" STYLEREF 1 \s ">
+        <w:r>
+          <w:rPr>
+            <w:noProof/>
+            <w:cs/>
+          </w:rPr>
+          <w:t>‎</w:t>
+        </w:r>
+        <w:r>
+          <w:rPr>
+            <w:noProof/>
+          </w:rPr>
+          <w:t>4</w:t>
+        </w:r>
+      </w:fldSimple>
       <w:r>
         <w:t>.</w:t>
       </w:r>
-      <w:r>
-        <w:fldChar w:fldCharType="begin"/>
-      </w:r>
-      <w:r>
-        <w:instrText xml:space="preserve"> SEQ Figure \* ARABIC \s 1 </w:instrText>
-      </w:r>
-      <w:r>
-        <w:fldChar w:fldCharType="separate"/>
-      </w:r>
-      <w:r>
-        <w:rPr>
-          <w:noProof/>
-        </w:rPr>
-        <w:t>7</w:t>
-      </w:r>
-      <w:r>
-        <w:rPr>
-          <w:noProof/>
-        </w:rPr>
-        <w:fldChar w:fldCharType="end"/>
-      </w:r>
+      <w:fldSimple w:instr=" SEQ Figure \* ARABIC \s 1 ">
+        <w:r>
+          <w:rPr>
+            <w:noProof/>
+          </w:rPr>
+          <w:t>7</w:t>
+        </w:r>
+      </w:fldSimple>
       <w:r>
         <w:rPr>
           <w:lang w:val="en-US"/>
@@ -17871,58 +17370,32 @@
       <w:r>
         <w:t xml:space="preserve">Figure </w:t>
       </w:r>
-      <w:r>
-        <w:fldChar w:fldCharType="begin"/>
-      </w:r>
-      <w:r>
-        <w:instrText xml:space="preserve"> STYLEREF 1 \s </w:instrText>
-      </w:r>
-      <w:r>
-        <w:fldChar w:fldCharType="separate"/>
-      </w:r>
-      <w:r>
-        <w:rPr>
-          <w:noProof/>
-          <w:cs/>
-        </w:rPr>
-        <w:t>‎</w:t>
-      </w:r>
-      <w:r>
-        <w:rPr>
-          <w:noProof/>
-        </w:rPr>
-        <w:t>4</w:t>
-      </w:r>
-      <w:r>
-        <w:rPr>
-          <w:noProof/>
-        </w:rPr>
-        <w:fldChar w:fldCharType="end"/>
-      </w:r>
+      <w:fldSimple w:instr=" STYLEREF 1 \s ">
+        <w:r>
+          <w:rPr>
+            <w:noProof/>
+            <w:cs/>
+          </w:rPr>
+          <w:t>‎</w:t>
+        </w:r>
+        <w:r>
+          <w:rPr>
+            <w:noProof/>
+          </w:rPr>
+          <w:t>4</w:t>
+        </w:r>
+      </w:fldSimple>
       <w:r>
         <w:t>.</w:t>
       </w:r>
-      <w:r>
-        <w:fldChar w:fldCharType="begin"/>
-      </w:r>
-      <w:r>
-        <w:instrText xml:space="preserve"> SEQ Figure \* ARABIC \s 1 </w:instrText>
-      </w:r>
-      <w:r>
-        <w:fldChar w:fldCharType="separate"/>
-      </w:r>
-      <w:r>
-        <w:rPr>
-          <w:noProof/>
-        </w:rPr>
-        <w:t>8</w:t>
-      </w:r>
-      <w:r>
-        <w:rPr>
-          <w:noProof/>
-        </w:rPr>
-        <w:fldChar w:fldCharType="end"/>
-      </w:r>
+      <w:fldSimple w:instr=" SEQ Figure \* ARABIC \s 1 ">
+        <w:r>
+          <w:rPr>
+            <w:noProof/>
+          </w:rPr>
+          <w:t>8</w:t>
+        </w:r>
+      </w:fldSimple>
       <w:r>
         <w:rPr>
           <w:lang w:val="en-US"/>
@@ -18079,58 +17552,32 @@
       <w:r>
         <w:t xml:space="preserve">Figure </w:t>
       </w:r>
-      <w:r>
-        <w:fldChar w:fldCharType="begin"/>
-      </w:r>
-      <w:r>
-        <w:instrText xml:space="preserve"> STYLEREF 1 \s </w:instrText>
-      </w:r>
-      <w:r>
-        <w:fldChar w:fldCharType="separate"/>
-      </w:r>
-      <w:r>
-        <w:rPr>
-          <w:noProof/>
-          <w:cs/>
-        </w:rPr>
-        <w:t>‎</w:t>
-      </w:r>
-      <w:r>
-        <w:rPr>
-          <w:noProof/>
-        </w:rPr>
-        <w:t>4</w:t>
-      </w:r>
-      <w:r>
-        <w:rPr>
-          <w:noProof/>
-        </w:rPr>
-        <w:fldChar w:fldCharType="end"/>
-      </w:r>
+      <w:fldSimple w:instr=" STYLEREF 1 \s ">
+        <w:r>
+          <w:rPr>
+            <w:noProof/>
+            <w:cs/>
+          </w:rPr>
+          <w:t>‎</w:t>
+        </w:r>
+        <w:r>
+          <w:rPr>
+            <w:noProof/>
+          </w:rPr>
+          <w:t>4</w:t>
+        </w:r>
+      </w:fldSimple>
       <w:r>
         <w:t>.</w:t>
       </w:r>
-      <w:r>
-        <w:fldChar w:fldCharType="begin"/>
-      </w:r>
-      <w:r>
-        <w:instrText xml:space="preserve"> SEQ Figure \* ARABIC \s 1 </w:instrText>
-      </w:r>
-      <w:r>
-        <w:fldChar w:fldCharType="separate"/>
-      </w:r>
-      <w:r>
-        <w:rPr>
-          <w:noProof/>
-        </w:rPr>
-        <w:t>9</w:t>
-      </w:r>
-      <w:r>
-        <w:rPr>
-          <w:noProof/>
-        </w:rPr>
-        <w:fldChar w:fldCharType="end"/>
-      </w:r>
+      <w:fldSimple w:instr=" SEQ Figure \* ARABIC \s 1 ">
+        <w:r>
+          <w:rPr>
+            <w:noProof/>
+          </w:rPr>
+          <w:t>9</w:t>
+        </w:r>
+      </w:fldSimple>
       <w:r>
         <w:rPr>
           <w:lang w:val="en-US"/>
@@ -18342,58 +17789,32 @@
       <w:r>
         <w:t xml:space="preserve">Figure </w:t>
       </w:r>
-      <w:r>
-        <w:fldChar w:fldCharType="begin"/>
-      </w:r>
-      <w:r>
-        <w:instrText xml:space="preserve"> STYLEREF 1 \s </w:instrText>
-      </w:r>
-      <w:r>
-        <w:fldChar w:fldCharType="separate"/>
-      </w:r>
-      <w:r>
-        <w:rPr>
-          <w:noProof/>
-          <w:cs/>
-        </w:rPr>
-        <w:t>‎</w:t>
-      </w:r>
-      <w:r>
-        <w:rPr>
-          <w:noProof/>
-        </w:rPr>
-        <w:t>4</w:t>
-      </w:r>
-      <w:r>
-        <w:rPr>
-          <w:noProof/>
-        </w:rPr>
-        <w:fldChar w:fldCharType="end"/>
-      </w:r>
+      <w:fldSimple w:instr=" STYLEREF 1 \s ">
+        <w:r>
+          <w:rPr>
+            <w:noProof/>
+            <w:cs/>
+          </w:rPr>
+          <w:t>‎</w:t>
+        </w:r>
+        <w:r>
+          <w:rPr>
+            <w:noProof/>
+          </w:rPr>
+          <w:t>4</w:t>
+        </w:r>
+      </w:fldSimple>
       <w:r>
         <w:t>.</w:t>
       </w:r>
-      <w:r>
-        <w:fldChar w:fldCharType="begin"/>
-      </w:r>
-      <w:r>
-        <w:instrText xml:space="preserve"> SEQ Figure \* ARABIC \s 1 </w:instrText>
-      </w:r>
-      <w:r>
-        <w:fldChar w:fldCharType="separate"/>
-      </w:r>
-      <w:r>
-        <w:rPr>
-          <w:noProof/>
-        </w:rPr>
-        <w:t>10</w:t>
-      </w:r>
-      <w:r>
-        <w:rPr>
-          <w:noProof/>
-        </w:rPr>
-        <w:fldChar w:fldCharType="end"/>
-      </w:r>
+      <w:fldSimple w:instr=" SEQ Figure \* ARABIC \s 1 ">
+        <w:r>
+          <w:rPr>
+            <w:noProof/>
+          </w:rPr>
+          <w:t>10</w:t>
+        </w:r>
+      </w:fldSimple>
       <w:r>
         <w:rPr>
           <w:lang w:val="en-US"/>
@@ -18761,58 +18182,32 @@
       <w:r>
         <w:t xml:space="preserve">Figure </w:t>
       </w:r>
-      <w:r>
-        <w:fldChar w:fldCharType="begin"/>
-      </w:r>
-      <w:r>
-        <w:instrText xml:space="preserve"> STYLEREF 1 \s </w:instrText>
-      </w:r>
-      <w:r>
-        <w:fldChar w:fldCharType="separate"/>
-      </w:r>
-      <w:r>
-        <w:rPr>
-          <w:noProof/>
-          <w:cs/>
-        </w:rPr>
-        <w:t>‎</w:t>
-      </w:r>
-      <w:r>
-        <w:rPr>
-          <w:noProof/>
-        </w:rPr>
-        <w:t>4</w:t>
-      </w:r>
-      <w:r>
-        <w:rPr>
-          <w:noProof/>
-        </w:rPr>
-        <w:fldChar w:fldCharType="end"/>
-      </w:r>
+      <w:fldSimple w:instr=" STYLEREF 1 \s ">
+        <w:r>
+          <w:rPr>
+            <w:noProof/>
+            <w:cs/>
+          </w:rPr>
+          <w:t>‎</w:t>
+        </w:r>
+        <w:r>
+          <w:rPr>
+            <w:noProof/>
+          </w:rPr>
+          <w:t>4</w:t>
+        </w:r>
+      </w:fldSimple>
       <w:r>
         <w:t>.</w:t>
       </w:r>
-      <w:r>
-        <w:fldChar w:fldCharType="begin"/>
-      </w:r>
-      <w:r>
-        <w:instrText xml:space="preserve"> SEQ Figure \* ARABIC \s 1 </w:instrText>
-      </w:r>
-      <w:r>
-        <w:fldChar w:fldCharType="separate"/>
-      </w:r>
-      <w:r>
-        <w:rPr>
-          <w:noProof/>
-        </w:rPr>
-        <w:t>11</w:t>
-      </w:r>
-      <w:r>
-        <w:rPr>
-          <w:noProof/>
-        </w:rPr>
-        <w:fldChar w:fldCharType="end"/>
-      </w:r>
+      <w:fldSimple w:instr=" SEQ Figure \* ARABIC \s 1 ">
+        <w:r>
+          <w:rPr>
+            <w:noProof/>
+          </w:rPr>
+          <w:t>11</w:t>
+        </w:r>
+      </w:fldSimple>
       <w:r>
         <w:rPr>
           <w:lang w:val="en-US"/>
@@ -18971,58 +18366,32 @@
       <w:r>
         <w:t xml:space="preserve">Figure </w:t>
       </w:r>
-      <w:r>
-        <w:fldChar w:fldCharType="begin"/>
-      </w:r>
-      <w:r>
-        <w:instrText xml:space="preserve"> STYLEREF 1 \s </w:instrText>
-      </w:r>
-      <w:r>
-        <w:fldChar w:fldCharType="separate"/>
-      </w:r>
-      <w:r>
-        <w:rPr>
-          <w:noProof/>
-          <w:cs/>
-        </w:rPr>
-        <w:t>‎</w:t>
-      </w:r>
-      <w:r>
-        <w:rPr>
-          <w:noProof/>
-        </w:rPr>
-        <w:t>4</w:t>
-      </w:r>
-      <w:r>
-        <w:rPr>
-          <w:noProof/>
-        </w:rPr>
-        <w:fldChar w:fldCharType="end"/>
-      </w:r>
+      <w:fldSimple w:instr=" STYLEREF 1 \s ">
+        <w:r>
+          <w:rPr>
+            <w:noProof/>
+            <w:cs/>
+          </w:rPr>
+          <w:t>‎</w:t>
+        </w:r>
+        <w:r>
+          <w:rPr>
+            <w:noProof/>
+          </w:rPr>
+          <w:t>4</w:t>
+        </w:r>
+      </w:fldSimple>
       <w:r>
         <w:t>.</w:t>
       </w:r>
-      <w:r>
-        <w:fldChar w:fldCharType="begin"/>
-      </w:r>
-      <w:r>
-        <w:instrText xml:space="preserve"> SEQ Figure \* ARABIC \s 1 </w:instrText>
-      </w:r>
-      <w:r>
-        <w:fldChar w:fldCharType="separate"/>
-      </w:r>
-      <w:r>
-        <w:rPr>
-          <w:noProof/>
-        </w:rPr>
-        <w:t>12</w:t>
-      </w:r>
-      <w:r>
-        <w:rPr>
-          <w:noProof/>
-        </w:rPr>
-        <w:fldChar w:fldCharType="end"/>
-      </w:r>
+      <w:fldSimple w:instr=" SEQ Figure \* ARABIC \s 1 ">
+        <w:r>
+          <w:rPr>
+            <w:noProof/>
+          </w:rPr>
+          <w:t>12</w:t>
+        </w:r>
+      </w:fldSimple>
       <w:r>
         <w:rPr>
           <w:lang w:val="en-US"/>
@@ -19136,58 +18505,32 @@
       <w:r>
         <w:t xml:space="preserve">Figure </w:t>
       </w:r>
-      <w:r>
-        <w:fldChar w:fldCharType="begin"/>
-      </w:r>
-      <w:r>
-        <w:instrText xml:space="preserve"> STYLEREF 1 \s </w:instrText>
-      </w:r>
-      <w:r>
-        <w:fldChar w:fldCharType="separate"/>
-      </w:r>
-      <w:r>
-        <w:rPr>
-          <w:noProof/>
-          <w:cs/>
-        </w:rPr>
-        <w:t>‎</w:t>
-      </w:r>
-      <w:r>
-        <w:rPr>
-          <w:noProof/>
-        </w:rPr>
-        <w:t>4</w:t>
-      </w:r>
-      <w:r>
-        <w:rPr>
-          <w:noProof/>
-        </w:rPr>
-        <w:fldChar w:fldCharType="end"/>
-      </w:r>
+      <w:fldSimple w:instr=" STYLEREF 1 \s ">
+        <w:r>
+          <w:rPr>
+            <w:noProof/>
+            <w:cs/>
+          </w:rPr>
+          <w:t>‎</w:t>
+        </w:r>
+        <w:r>
+          <w:rPr>
+            <w:noProof/>
+          </w:rPr>
+          <w:t>4</w:t>
+        </w:r>
+      </w:fldSimple>
       <w:r>
         <w:t>.</w:t>
       </w:r>
-      <w:r>
-        <w:fldChar w:fldCharType="begin"/>
-      </w:r>
-      <w:r>
-        <w:instrText xml:space="preserve"> SEQ Figure \* ARABIC \s 1 </w:instrText>
-      </w:r>
-      <w:r>
-        <w:fldChar w:fldCharType="separate"/>
-      </w:r>
-      <w:r>
-        <w:rPr>
-          <w:noProof/>
-        </w:rPr>
-        <w:t>13</w:t>
-      </w:r>
-      <w:r>
-        <w:rPr>
-          <w:noProof/>
-        </w:rPr>
-        <w:fldChar w:fldCharType="end"/>
-      </w:r>
+      <w:fldSimple w:instr=" SEQ Figure \* ARABIC \s 1 ">
+        <w:r>
+          <w:rPr>
+            <w:noProof/>
+          </w:rPr>
+          <w:t>13</w:t>
+        </w:r>
+      </w:fldSimple>
       <w:r>
         <w:rPr>
           <w:lang w:val="en-US"/>
@@ -19292,58 +18635,32 @@
       <w:r>
         <w:t xml:space="preserve">Figure </w:t>
       </w:r>
-      <w:r>
-        <w:fldChar w:fldCharType="begin"/>
-      </w:r>
-      <w:r>
-        <w:instrText xml:space="preserve"> STYLEREF 1 \s </w:instrText>
-      </w:r>
-      <w:r>
-        <w:fldChar w:fldCharType="separate"/>
-      </w:r>
-      <w:r>
-        <w:rPr>
-          <w:noProof/>
-          <w:cs/>
-        </w:rPr>
-        <w:t>‎</w:t>
-      </w:r>
-      <w:r>
-        <w:rPr>
-          <w:noProof/>
-        </w:rPr>
-        <w:t>4</w:t>
-      </w:r>
-      <w:r>
-        <w:rPr>
-          <w:noProof/>
-        </w:rPr>
-        <w:fldChar w:fldCharType="end"/>
-      </w:r>
+      <w:fldSimple w:instr=" STYLEREF 1 \s ">
+        <w:r>
+          <w:rPr>
+            <w:noProof/>
+            <w:cs/>
+          </w:rPr>
+          <w:t>‎</w:t>
+        </w:r>
+        <w:r>
+          <w:rPr>
+            <w:noProof/>
+          </w:rPr>
+          <w:t>4</w:t>
+        </w:r>
+      </w:fldSimple>
       <w:r>
         <w:t>.</w:t>
       </w:r>
-      <w:r>
-        <w:fldChar w:fldCharType="begin"/>
-      </w:r>
-      <w:r>
-        <w:instrText xml:space="preserve"> SEQ Figure \* ARABIC \s 1 </w:instrText>
-      </w:r>
-      <w:r>
-        <w:fldChar w:fldCharType="separate"/>
-      </w:r>
-      <w:r>
-        <w:rPr>
-          <w:noProof/>
-        </w:rPr>
-        <w:t>14</w:t>
-      </w:r>
-      <w:r>
-        <w:rPr>
-          <w:noProof/>
-        </w:rPr>
-        <w:fldChar w:fldCharType="end"/>
-      </w:r>
+      <w:fldSimple w:instr=" SEQ Figure \* ARABIC \s 1 ">
+        <w:r>
+          <w:rPr>
+            <w:noProof/>
+          </w:rPr>
+          <w:t>14</w:t>
+        </w:r>
+      </w:fldSimple>
       <w:r>
         <w:rPr>
           <w:lang w:val="en-US"/>
@@ -19518,58 +18835,32 @@
       <w:r>
         <w:t xml:space="preserve">Figure </w:t>
       </w:r>
-      <w:r>
-        <w:fldChar w:fldCharType="begin"/>
-      </w:r>
-      <w:r>
-        <w:instrText xml:space="preserve"> STYLEREF 1 \s </w:instrText>
-      </w:r>
-      <w:r>
-        <w:fldChar w:fldCharType="separate"/>
-      </w:r>
-      <w:r>
-        <w:rPr>
-          <w:noProof/>
-          <w:cs/>
-        </w:rPr>
-        <w:t>‎</w:t>
-      </w:r>
-      <w:r>
-        <w:rPr>
-          <w:noProof/>
-        </w:rPr>
-        <w:t>4</w:t>
-      </w:r>
-      <w:r>
-        <w:rPr>
-          <w:noProof/>
-        </w:rPr>
-        <w:fldChar w:fldCharType="end"/>
-      </w:r>
+      <w:fldSimple w:instr=" STYLEREF 1 \s ">
+        <w:r>
+          <w:rPr>
+            <w:noProof/>
+            <w:cs/>
+          </w:rPr>
+          <w:t>‎</w:t>
+        </w:r>
+        <w:r>
+          <w:rPr>
+            <w:noProof/>
+          </w:rPr>
+          <w:t>4</w:t>
+        </w:r>
+      </w:fldSimple>
       <w:r>
         <w:t>.</w:t>
       </w:r>
-      <w:r>
-        <w:fldChar w:fldCharType="begin"/>
-      </w:r>
-      <w:r>
-        <w:instrText xml:space="preserve"> SEQ Figure \* ARABIC \s 1 </w:instrText>
-      </w:r>
-      <w:r>
-        <w:fldChar w:fldCharType="separate"/>
-      </w:r>
-      <w:r>
-        <w:rPr>
-          <w:noProof/>
-        </w:rPr>
-        <w:t>15</w:t>
-      </w:r>
-      <w:r>
-        <w:rPr>
-          <w:noProof/>
-        </w:rPr>
-        <w:fldChar w:fldCharType="end"/>
-      </w:r>
+      <w:fldSimple w:instr=" SEQ Figure \* ARABIC \s 1 ">
+        <w:r>
+          <w:rPr>
+            <w:noProof/>
+          </w:rPr>
+          <w:t>15</w:t>
+        </w:r>
+      </w:fldSimple>
       <w:r>
         <w:rPr>
           <w:lang w:val="en-US"/>
@@ -20062,19 +19353,7 @@
         <w:rPr>
           <w:rStyle w:val="Hyperlink"/>
         </w:rPr>
-        <w:t>https://www.jm</w:t>
-      </w:r>
-      <w:r>
-        <w:rPr>
-          <w:rStyle w:val="Hyperlink"/>
-        </w:rPr>
-        <w:t>l</w:t>
-      </w:r>
-      <w:r>
-        <w:rPr>
-          <w:rStyle w:val="Hyperlink"/>
-        </w:rPr>
-        <w:t>r.org/papers/v13/bergstra12a.html</w:t>
+        <w:t>https://www.jmlr.org/papers/v13/bergstra12a.html</w:t>
       </w:r>
       <w:r>
         <w:fldChar w:fldCharType="end"/>
@@ -20530,58 +19809,32 @@
       <w:r>
         <w:t xml:space="preserve">Table </w:t>
       </w:r>
-      <w:r>
-        <w:fldChar w:fldCharType="begin"/>
-      </w:r>
-      <w:r>
-        <w:instrText xml:space="preserve"> STYLEREF 2 \s </w:instrText>
-      </w:r>
-      <w:r>
-        <w:fldChar w:fldCharType="separate"/>
-      </w:r>
-      <w:r>
-        <w:rPr>
-          <w:noProof/>
-          <w:cs/>
-        </w:rPr>
-        <w:t>‎</w:t>
-      </w:r>
-      <w:r>
-        <w:rPr>
-          <w:noProof/>
-        </w:rPr>
-        <w:t>A</w:t>
-      </w:r>
-      <w:r>
-        <w:rPr>
-          <w:noProof/>
-        </w:rPr>
-        <w:fldChar w:fldCharType="end"/>
-      </w:r>
+      <w:fldSimple w:instr=" STYLEREF 2 \s ">
+        <w:r>
+          <w:rPr>
+            <w:noProof/>
+            <w:cs/>
+          </w:rPr>
+          <w:t>‎</w:t>
+        </w:r>
+        <w:r>
+          <w:rPr>
+            <w:noProof/>
+          </w:rPr>
+          <w:t>A</w:t>
+        </w:r>
+      </w:fldSimple>
       <w:r>
         <w:t>:</w:t>
       </w:r>
-      <w:r>
-        <w:fldChar w:fldCharType="begin"/>
-      </w:r>
-      <w:r>
-        <w:instrText xml:space="preserve"> SEQ Table \* ARABIC \s 2 </w:instrText>
-      </w:r>
-      <w:r>
-        <w:fldChar w:fldCharType="separate"/>
-      </w:r>
-      <w:r>
-        <w:rPr>
-          <w:noProof/>
-        </w:rPr>
-        <w:t>1</w:t>
-      </w:r>
-      <w:r>
-        <w:rPr>
-          <w:noProof/>
-        </w:rPr>
-        <w:fldChar w:fldCharType="end"/>
-      </w:r>
+      <w:fldSimple w:instr=" SEQ Table \* ARABIC \s 2 ">
+        <w:r>
+          <w:rPr>
+            <w:noProof/>
+          </w:rPr>
+          <w:t>1</w:t>
+        </w:r>
+      </w:fldSimple>
       <w:r>
         <w:t xml:space="preserve"> </w:t>
       </w:r>
@@ -21246,58 +20499,32 @@
       <w:r>
         <w:t xml:space="preserve">Table </w:t>
       </w:r>
-      <w:r>
-        <w:fldChar w:fldCharType="begin"/>
-      </w:r>
-      <w:r>
-        <w:instrText xml:space="preserve"> STYLEREF 2 \s </w:instrText>
-      </w:r>
-      <w:r>
-        <w:fldChar w:fldCharType="separate"/>
-      </w:r>
-      <w:r>
-        <w:rPr>
-          <w:noProof/>
-          <w:cs/>
-        </w:rPr>
-        <w:t>‎</w:t>
-      </w:r>
-      <w:r>
-        <w:rPr>
-          <w:noProof/>
-        </w:rPr>
-        <w:t>B</w:t>
-      </w:r>
-      <w:r>
-        <w:rPr>
-          <w:noProof/>
-        </w:rPr>
-        <w:fldChar w:fldCharType="end"/>
-      </w:r>
+      <w:fldSimple w:instr=" STYLEREF 2 \s ">
+        <w:r>
+          <w:rPr>
+            <w:noProof/>
+            <w:cs/>
+          </w:rPr>
+          <w:t>‎</w:t>
+        </w:r>
+        <w:r>
+          <w:rPr>
+            <w:noProof/>
+          </w:rPr>
+          <w:t>B</w:t>
+        </w:r>
+      </w:fldSimple>
       <w:r>
         <w:t>:</w:t>
       </w:r>
-      <w:r>
-        <w:fldChar w:fldCharType="begin"/>
-      </w:r>
-      <w:r>
-        <w:instrText xml:space="preserve"> SEQ Table \* ARABIC \s 2 </w:instrText>
-      </w:r>
-      <w:r>
-        <w:fldChar w:fldCharType="separate"/>
-      </w:r>
-      <w:r>
-        <w:rPr>
-          <w:noProof/>
-        </w:rPr>
-        <w:t>1</w:t>
-      </w:r>
-      <w:r>
-        <w:rPr>
-          <w:noProof/>
-        </w:rPr>
-        <w:fldChar w:fldCharType="end"/>
-      </w:r>
+      <w:fldSimple w:instr=" SEQ Table \* ARABIC \s 2 ">
+        <w:r>
+          <w:rPr>
+            <w:noProof/>
+          </w:rPr>
+          <w:t>1</w:t>
+        </w:r>
+      </w:fldSimple>
       <w:r>
         <w:rPr>
           <w:lang w:val="en-US"/>
@@ -21631,58 +20858,32 @@
       <w:r>
         <w:t xml:space="preserve">Table </w:t>
       </w:r>
-      <w:r>
-        <w:fldChar w:fldCharType="begin"/>
-      </w:r>
-      <w:r>
-        <w:instrText xml:space="preserve"> STYLEREF 2 \s </w:instrText>
-      </w:r>
-      <w:r>
-        <w:fldChar w:fldCharType="separate"/>
-      </w:r>
-      <w:r>
-        <w:rPr>
-          <w:noProof/>
-          <w:cs/>
-        </w:rPr>
-        <w:t>‎</w:t>
-      </w:r>
-      <w:r>
-        <w:rPr>
-          <w:noProof/>
-        </w:rPr>
-        <w:t>C</w:t>
-      </w:r>
-      <w:r>
-        <w:rPr>
-          <w:noProof/>
-        </w:rPr>
-        <w:fldChar w:fldCharType="end"/>
-      </w:r>
+      <w:fldSimple w:instr=" STYLEREF 2 \s ">
+        <w:r>
+          <w:rPr>
+            <w:noProof/>
+            <w:cs/>
+          </w:rPr>
+          <w:t>‎</w:t>
+        </w:r>
+        <w:r>
+          <w:rPr>
+            <w:noProof/>
+          </w:rPr>
+          <w:t>C</w:t>
+        </w:r>
+      </w:fldSimple>
       <w:r>
         <w:t>:</w:t>
       </w:r>
-      <w:r>
-        <w:fldChar w:fldCharType="begin"/>
-      </w:r>
-      <w:r>
-        <w:instrText xml:space="preserve"> SEQ Table \* ARABIC \s 2 </w:instrText>
-      </w:r>
-      <w:r>
-        <w:fldChar w:fldCharType="separate"/>
-      </w:r>
-      <w:r>
-        <w:rPr>
-          <w:noProof/>
-        </w:rPr>
-        <w:t>1</w:t>
-      </w:r>
-      <w:r>
-        <w:rPr>
-          <w:noProof/>
-        </w:rPr>
-        <w:fldChar w:fldCharType="end"/>
-      </w:r>
+      <w:fldSimple w:instr=" SEQ Table \* ARABIC \s 2 ">
+        <w:r>
+          <w:rPr>
+            <w:noProof/>
+          </w:rPr>
+          <w:t>1</w:t>
+        </w:r>
+      </w:fldSimple>
       <w:r>
         <w:rPr>
           <w:lang w:val="en-US"/>
@@ -22135,58 +21336,32 @@
       <w:r>
         <w:t xml:space="preserve">Table </w:t>
       </w:r>
-      <w:r>
-        <w:fldChar w:fldCharType="begin"/>
-      </w:r>
-      <w:r>
-        <w:instrText xml:space="preserve"> STYLEREF 2 \s </w:instrText>
-      </w:r>
-      <w:r>
-        <w:fldChar w:fldCharType="separate"/>
-      </w:r>
-      <w:r>
-        <w:rPr>
-          <w:noProof/>
-          <w:cs/>
-        </w:rPr>
-        <w:t>‎</w:t>
-      </w:r>
-      <w:r>
-        <w:rPr>
-          <w:noProof/>
-        </w:rPr>
-        <w:t>D</w:t>
-      </w:r>
-      <w:r>
-        <w:rPr>
-          <w:noProof/>
-        </w:rPr>
-        <w:fldChar w:fldCharType="end"/>
-      </w:r>
+      <w:fldSimple w:instr=" STYLEREF 2 \s ">
+        <w:r>
+          <w:rPr>
+            <w:noProof/>
+            <w:cs/>
+          </w:rPr>
+          <w:t>‎</w:t>
+        </w:r>
+        <w:r>
+          <w:rPr>
+            <w:noProof/>
+          </w:rPr>
+          <w:t>D</w:t>
+        </w:r>
+      </w:fldSimple>
       <w:r>
         <w:t>:</w:t>
       </w:r>
-      <w:r>
-        <w:fldChar w:fldCharType="begin"/>
-      </w:r>
-      <w:r>
-        <w:instrText xml:space="preserve"> SEQ Table \* ARABIC \s 2 </w:instrText>
-      </w:r>
-      <w:r>
-        <w:fldChar w:fldCharType="separate"/>
-      </w:r>
-      <w:r>
-        <w:rPr>
-          <w:noProof/>
-        </w:rPr>
-        <w:t>1</w:t>
-      </w:r>
-      <w:r>
-        <w:rPr>
-          <w:noProof/>
-        </w:rPr>
-        <w:fldChar w:fldCharType="end"/>
-      </w:r>
+      <w:fldSimple w:instr=" SEQ Table \* ARABIC \s 2 ">
+        <w:r>
+          <w:rPr>
+            <w:noProof/>
+          </w:rPr>
+          <w:t>1</w:t>
+        </w:r>
+      </w:fldSimple>
       <w:r>
         <w:rPr>
           <w:lang w:val="en-US"/>
@@ -22521,58 +21696,32 @@
       <w:r>
         <w:t xml:space="preserve">Table </w:t>
       </w:r>
-      <w:r>
-        <w:fldChar w:fldCharType="begin"/>
-      </w:r>
-      <w:r>
-        <w:instrText xml:space="preserve"> STYLEREF 2 \s </w:instrText>
-      </w:r>
-      <w:r>
-        <w:fldChar w:fldCharType="separate"/>
-      </w:r>
-      <w:r>
-        <w:rPr>
-          <w:noProof/>
-          <w:cs/>
-        </w:rPr>
-        <w:t>‎</w:t>
-      </w:r>
-      <w:r>
-        <w:rPr>
-          <w:noProof/>
-        </w:rPr>
-        <w:t>E</w:t>
-      </w:r>
-      <w:r>
-        <w:rPr>
-          <w:noProof/>
-        </w:rPr>
-        <w:fldChar w:fldCharType="end"/>
-      </w:r>
+      <w:fldSimple w:instr=" STYLEREF 2 \s ">
+        <w:r>
+          <w:rPr>
+            <w:noProof/>
+            <w:cs/>
+          </w:rPr>
+          <w:t>‎</w:t>
+        </w:r>
+        <w:r>
+          <w:rPr>
+            <w:noProof/>
+          </w:rPr>
+          <w:t>E</w:t>
+        </w:r>
+      </w:fldSimple>
       <w:r>
         <w:t>:</w:t>
       </w:r>
-      <w:r>
-        <w:fldChar w:fldCharType="begin"/>
-      </w:r>
-      <w:r>
-        <w:instrText xml:space="preserve"> SEQ Table \* ARABIC \s 2 </w:instrText>
-      </w:r>
-      <w:r>
-        <w:fldChar w:fldCharType="separate"/>
-      </w:r>
-      <w:r>
-        <w:rPr>
-          <w:noProof/>
-        </w:rPr>
-        <w:t>1</w:t>
-      </w:r>
-      <w:r>
-        <w:rPr>
-          <w:noProof/>
-        </w:rPr>
-        <w:fldChar w:fldCharType="end"/>
-      </w:r>
+      <w:fldSimple w:instr=" SEQ Table \* ARABIC \s 2 ">
+        <w:r>
+          <w:rPr>
+            <w:noProof/>
+          </w:rPr>
+          <w:t>1</w:t>
+        </w:r>
+      </w:fldSimple>
       <w:r>
         <w:rPr>
           <w:lang w:val="en-US"/>
@@ -22778,58 +21927,32 @@
       <w:r>
         <w:t xml:space="preserve">Table </w:t>
       </w:r>
-      <w:r>
-        <w:fldChar w:fldCharType="begin"/>
-      </w:r>
-      <w:r>
-        <w:instrText xml:space="preserve"> STYLEREF 2 \s </w:instrText>
-      </w:r>
-      <w:r>
-        <w:fldChar w:fldCharType="separate"/>
-      </w:r>
-      <w:r>
-        <w:rPr>
-          <w:noProof/>
-          <w:cs/>
-        </w:rPr>
-        <w:t>‎</w:t>
-      </w:r>
-      <w:r>
-        <w:rPr>
-          <w:noProof/>
-        </w:rPr>
-        <w:t>F</w:t>
-      </w:r>
-      <w:r>
-        <w:rPr>
-          <w:noProof/>
-        </w:rPr>
-        <w:fldChar w:fldCharType="end"/>
-      </w:r>
+      <w:fldSimple w:instr=" STYLEREF 2 \s ">
+        <w:r>
+          <w:rPr>
+            <w:noProof/>
+            <w:cs/>
+          </w:rPr>
+          <w:t>‎</w:t>
+        </w:r>
+        <w:r>
+          <w:rPr>
+            <w:noProof/>
+          </w:rPr>
+          <w:t>F</w:t>
+        </w:r>
+      </w:fldSimple>
       <w:r>
         <w:t>:</w:t>
       </w:r>
-      <w:r>
-        <w:fldChar w:fldCharType="begin"/>
-      </w:r>
-      <w:r>
-        <w:instrText xml:space="preserve"> SEQ Table \* ARABIC \s 2 </w:instrText>
-      </w:r>
-      <w:r>
-        <w:fldChar w:fldCharType="separate"/>
-      </w:r>
-      <w:r>
-        <w:rPr>
-          <w:noProof/>
-        </w:rPr>
-        <w:t>1</w:t>
-      </w:r>
-      <w:r>
-        <w:rPr>
-          <w:noProof/>
-        </w:rPr>
-        <w:fldChar w:fldCharType="end"/>
-      </w:r>
+      <w:fldSimple w:instr=" SEQ Table \* ARABIC \s 2 ">
+        <w:r>
+          <w:rPr>
+            <w:noProof/>
+          </w:rPr>
+          <w:t>1</w:t>
+        </w:r>
+      </w:fldSimple>
       <w:r>
         <w:rPr>
           <w:lang w:val="en-US"/>
@@ -23490,58 +22613,32 @@
       <w:r>
         <w:t xml:space="preserve">Figure </w:t>
       </w:r>
-      <w:r>
-        <w:fldChar w:fldCharType="begin"/>
-      </w:r>
-      <w:r>
-        <w:instrText xml:space="preserve"> STYLEREF 1 \s </w:instrText>
-      </w:r>
-      <w:r>
-        <w:fldChar w:fldCharType="separate"/>
-      </w:r>
-      <w:r>
-        <w:rPr>
-          <w:noProof/>
-          <w:cs/>
-        </w:rPr>
-        <w:t>‎</w:t>
-      </w:r>
-      <w:r>
-        <w:rPr>
-          <w:noProof/>
-        </w:rPr>
-        <w:t>0</w:t>
-      </w:r>
-      <w:r>
-        <w:rPr>
-          <w:noProof/>
-        </w:rPr>
-        <w:fldChar w:fldCharType="end"/>
-      </w:r>
+      <w:fldSimple w:instr=" STYLEREF 1 \s ">
+        <w:r>
+          <w:rPr>
+            <w:noProof/>
+            <w:cs/>
+          </w:rPr>
+          <w:t>‎</w:t>
+        </w:r>
+        <w:r>
+          <w:rPr>
+            <w:noProof/>
+          </w:rPr>
+          <w:t>0</w:t>
+        </w:r>
+      </w:fldSimple>
       <w:r>
         <w:t>.</w:t>
       </w:r>
-      <w:r>
-        <w:fldChar w:fldCharType="begin"/>
-      </w:r>
-      <w:r>
-        <w:instrText xml:space="preserve"> SEQ Figure \* ARABIC \s 1 </w:instrText>
-      </w:r>
-      <w:r>
-        <w:fldChar w:fldCharType="separate"/>
-      </w:r>
-      <w:r>
-        <w:rPr>
-          <w:noProof/>
-        </w:rPr>
-        <w:t>1</w:t>
-      </w:r>
-      <w:r>
-        <w:rPr>
-          <w:noProof/>
-        </w:rPr>
-        <w:fldChar w:fldCharType="end"/>
-      </w:r>
+      <w:fldSimple w:instr=" SEQ Figure \* ARABIC \s 1 ">
+        <w:r>
+          <w:rPr>
+            <w:noProof/>
+          </w:rPr>
+          <w:t>1</w:t>
+        </w:r>
+      </w:fldSimple>
       <w:r>
         <w:rPr>
           <w:lang w:val="en-US"/>
@@ -23665,58 +22762,32 @@
       <w:r>
         <w:t xml:space="preserve">Figure </w:t>
       </w:r>
-      <w:r>
-        <w:fldChar w:fldCharType="begin"/>
-      </w:r>
-      <w:r>
-        <w:instrText xml:space="preserve"> STYLEREF 1 \s </w:instrText>
-      </w:r>
-      <w:r>
-        <w:fldChar w:fldCharType="separate"/>
-      </w:r>
-      <w:r>
-        <w:rPr>
-          <w:noProof/>
-          <w:cs/>
-        </w:rPr>
-        <w:t>‎</w:t>
-      </w:r>
-      <w:r>
-        <w:rPr>
-          <w:noProof/>
-        </w:rPr>
-        <w:t>0</w:t>
-      </w:r>
-      <w:r>
-        <w:rPr>
-          <w:noProof/>
-        </w:rPr>
-        <w:fldChar w:fldCharType="end"/>
-      </w:r>
+      <w:fldSimple w:instr=" STYLEREF 1 \s ">
+        <w:r>
+          <w:rPr>
+            <w:noProof/>
+            <w:cs/>
+          </w:rPr>
+          <w:t>‎</w:t>
+        </w:r>
+        <w:r>
+          <w:rPr>
+            <w:noProof/>
+          </w:rPr>
+          <w:t>0</w:t>
+        </w:r>
+      </w:fldSimple>
       <w:r>
         <w:t>.</w:t>
       </w:r>
-      <w:r>
-        <w:fldChar w:fldCharType="begin"/>
-      </w:r>
-      <w:r>
-        <w:instrText xml:space="preserve"> SEQ Figure \* ARABIC \s 1 </w:instrText>
-      </w:r>
-      <w:r>
-        <w:fldChar w:fldCharType="separate"/>
-      </w:r>
-      <w:r>
-        <w:rPr>
-          <w:noProof/>
-        </w:rPr>
-        <w:t>2</w:t>
-      </w:r>
-      <w:r>
-        <w:rPr>
-          <w:noProof/>
-        </w:rPr>
-        <w:fldChar w:fldCharType="end"/>
-      </w:r>
+      <w:fldSimple w:instr=" SEQ Figure \* ARABIC \s 1 ">
+        <w:r>
+          <w:rPr>
+            <w:noProof/>
+          </w:rPr>
+          <w:t>2</w:t>
+        </w:r>
+      </w:fldSimple>
       <w:r>
         <w:rPr>
           <w:lang w:val="en-US"/>
@@ -23841,58 +22912,32 @@
       <w:r>
         <w:t xml:space="preserve">Figure </w:t>
       </w:r>
-      <w:r>
-        <w:fldChar w:fldCharType="begin"/>
-      </w:r>
-      <w:r>
-        <w:instrText xml:space="preserve"> STYLEREF 1 \s </w:instrText>
-      </w:r>
-      <w:r>
-        <w:fldChar w:fldCharType="separate"/>
-      </w:r>
-      <w:r>
-        <w:rPr>
-          <w:noProof/>
-          <w:cs/>
-        </w:rPr>
-        <w:t>‎</w:t>
-      </w:r>
-      <w:r>
-        <w:rPr>
-          <w:noProof/>
-        </w:rPr>
-        <w:t>0</w:t>
-      </w:r>
-      <w:r>
-        <w:rPr>
-          <w:noProof/>
-        </w:rPr>
-        <w:fldChar w:fldCharType="end"/>
-      </w:r>
+      <w:fldSimple w:instr=" STYLEREF 1 \s ">
+        <w:r>
+          <w:rPr>
+            <w:noProof/>
+            <w:cs/>
+          </w:rPr>
+          <w:t>‎</w:t>
+        </w:r>
+        <w:r>
+          <w:rPr>
+            <w:noProof/>
+          </w:rPr>
+          <w:t>0</w:t>
+        </w:r>
+      </w:fldSimple>
       <w:r>
         <w:t>.</w:t>
       </w:r>
-      <w:r>
-        <w:fldChar w:fldCharType="begin"/>
-      </w:r>
-      <w:r>
-        <w:instrText xml:space="preserve"> SEQ Figure \* ARABIC \s 1 </w:instrText>
-      </w:r>
-      <w:r>
-        <w:fldChar w:fldCharType="separate"/>
-      </w:r>
-      <w:r>
-        <w:rPr>
-          <w:noProof/>
-        </w:rPr>
-        <w:t>3</w:t>
-      </w:r>
-      <w:r>
-        <w:rPr>
-          <w:noProof/>
-        </w:rPr>
-        <w:fldChar w:fldCharType="end"/>
-      </w:r>
+      <w:fldSimple w:instr=" SEQ Figure \* ARABIC \s 1 ">
+        <w:r>
+          <w:rPr>
+            <w:noProof/>
+          </w:rPr>
+          <w:t>3</w:t>
+        </w:r>
+      </w:fldSimple>
       <w:r>
         <w:rPr>
           <w:lang w:val="en-US"/>
@@ -24615,58 +23660,32 @@
       <w:r>
         <w:t xml:space="preserve">Table </w:t>
       </w:r>
-      <w:r>
-        <w:fldChar w:fldCharType="begin"/>
-      </w:r>
-      <w:r>
-        <w:instrText xml:space="preserve"> STYLEREF 2 \s </w:instrText>
-      </w:r>
-      <w:r>
-        <w:fldChar w:fldCharType="separate"/>
-      </w:r>
-      <w:r>
-        <w:rPr>
-          <w:noProof/>
-          <w:cs/>
-        </w:rPr>
-        <w:t>‎</w:t>
-      </w:r>
-      <w:r>
-        <w:rPr>
-          <w:noProof/>
-        </w:rPr>
-        <w:t>H</w:t>
-      </w:r>
-      <w:r>
-        <w:rPr>
-          <w:noProof/>
-        </w:rPr>
-        <w:fldChar w:fldCharType="end"/>
-      </w:r>
+      <w:fldSimple w:instr=" STYLEREF 2 \s ">
+        <w:r>
+          <w:rPr>
+            <w:noProof/>
+            <w:cs/>
+          </w:rPr>
+          <w:t>‎</w:t>
+        </w:r>
+        <w:r>
+          <w:rPr>
+            <w:noProof/>
+          </w:rPr>
+          <w:t>H</w:t>
+        </w:r>
+      </w:fldSimple>
       <w:r>
         <w:t>:</w:t>
       </w:r>
-      <w:r>
-        <w:fldChar w:fldCharType="begin"/>
-      </w:r>
-      <w:r>
-        <w:instrText xml:space="preserve"> SEQ Table \* ARABIC \s 2 </w:instrText>
-      </w:r>
-      <w:r>
-        <w:fldChar w:fldCharType="separate"/>
-      </w:r>
-      <w:r>
-        <w:rPr>
-          <w:noProof/>
-        </w:rPr>
-        <w:t>1</w:t>
-      </w:r>
-      <w:r>
-        <w:rPr>
-          <w:noProof/>
-        </w:rPr>
-        <w:fldChar w:fldCharType="end"/>
-      </w:r>
+      <w:fldSimple w:instr=" SEQ Table \* ARABIC \s 2 ">
+        <w:r>
+          <w:rPr>
+            <w:noProof/>
+          </w:rPr>
+          <w:t>1</w:t>
+        </w:r>
+      </w:fldSimple>
       <w:r>
         <w:rPr>
           <w:lang w:val="en-US"/>
@@ -25012,58 +24031,32 @@
       <w:r>
         <w:t xml:space="preserve">Figure </w:t>
       </w:r>
-      <w:r>
-        <w:fldChar w:fldCharType="begin"/>
-      </w:r>
-      <w:r>
-        <w:instrText xml:space="preserve"> STYLEREF 1 \s </w:instrText>
-      </w:r>
-      <w:r>
-        <w:fldChar w:fldCharType="separate"/>
-      </w:r>
-      <w:r>
-        <w:rPr>
-          <w:noProof/>
-          <w:cs/>
-        </w:rPr>
-        <w:t>‎</w:t>
-      </w:r>
-      <w:r>
-        <w:rPr>
-          <w:noProof/>
-        </w:rPr>
-        <w:t>0</w:t>
-      </w:r>
-      <w:r>
-        <w:rPr>
-          <w:noProof/>
-        </w:rPr>
-        <w:fldChar w:fldCharType="end"/>
-      </w:r>
+      <w:fldSimple w:instr=" STYLEREF 1 \s ">
+        <w:r>
+          <w:rPr>
+            <w:noProof/>
+            <w:cs/>
+          </w:rPr>
+          <w:t>‎</w:t>
+        </w:r>
+        <w:r>
+          <w:rPr>
+            <w:noProof/>
+          </w:rPr>
+          <w:t>0</w:t>
+        </w:r>
+      </w:fldSimple>
       <w:r>
         <w:t>.</w:t>
       </w:r>
-      <w:r>
-        <w:fldChar w:fldCharType="begin"/>
-      </w:r>
-      <w:r>
-        <w:instrText xml:space="preserve"> SEQ Figure \* ARABIC \s 1 </w:instrText>
-      </w:r>
-      <w:r>
-        <w:fldChar w:fldCharType="separate"/>
-      </w:r>
-      <w:r>
-        <w:rPr>
-          <w:noProof/>
-        </w:rPr>
-        <w:t>4</w:t>
-      </w:r>
-      <w:r>
-        <w:rPr>
-          <w:noProof/>
-        </w:rPr>
-        <w:fldChar w:fldCharType="end"/>
-      </w:r>
+      <w:fldSimple w:instr=" SEQ Figure \* ARABIC \s 1 ">
+        <w:r>
+          <w:rPr>
+            <w:noProof/>
+          </w:rPr>
+          <w:t>4</w:t>
+        </w:r>
+      </w:fldSimple>
       <w:r>
         <w:rPr>
           <w:lang w:val="en-US"/>

--- a/Ruslan Report.docx
+++ b/Ruslan Report.docx
@@ -12678,32 +12678,58 @@
       <w:r>
         <w:t xml:space="preserve">Figure </w:t>
       </w:r>
-      <w:fldSimple w:instr=" STYLEREF 1 \s ">
-        <w:r>
-          <w:rPr>
-            <w:noProof/>
-            <w:cs/>
-          </w:rPr>
-          <w:t>‎</w:t>
-        </w:r>
-        <w:r>
-          <w:rPr>
-            <w:noProof/>
-          </w:rPr>
-          <w:t>1</w:t>
-        </w:r>
-      </w:fldSimple>
+      <w:r>
+        <w:fldChar w:fldCharType="begin"/>
+      </w:r>
+      <w:r>
+        <w:instrText xml:space="preserve"> STYLEREF 1 \s </w:instrText>
+      </w:r>
+      <w:r>
+        <w:fldChar w:fldCharType="separate"/>
+      </w:r>
+      <w:r>
+        <w:rPr>
+          <w:noProof/>
+          <w:cs/>
+        </w:rPr>
+        <w:t>‎</w:t>
+      </w:r>
+      <w:r>
+        <w:rPr>
+          <w:noProof/>
+        </w:rPr>
+        <w:t>1</w:t>
+      </w:r>
+      <w:r>
+        <w:rPr>
+          <w:noProof/>
+        </w:rPr>
+        <w:fldChar w:fldCharType="end"/>
+      </w:r>
       <w:r>
         <w:t>.</w:t>
       </w:r>
-      <w:fldSimple w:instr=" SEQ Figure \* ARABIC \s 1 ">
-        <w:r>
-          <w:rPr>
-            <w:noProof/>
-          </w:rPr>
-          <w:t>1</w:t>
-        </w:r>
-      </w:fldSimple>
+      <w:r>
+        <w:fldChar w:fldCharType="begin"/>
+      </w:r>
+      <w:r>
+        <w:instrText xml:space="preserve"> SEQ Figure \* ARABIC \s 1 </w:instrText>
+      </w:r>
+      <w:r>
+        <w:fldChar w:fldCharType="separate"/>
+      </w:r>
+      <w:r>
+        <w:rPr>
+          <w:noProof/>
+        </w:rPr>
+        <w:t>1</w:t>
+      </w:r>
+      <w:r>
+        <w:rPr>
+          <w:noProof/>
+        </w:rPr>
+        <w:fldChar w:fldCharType="end"/>
+      </w:r>
       <w:r>
         <w:rPr>
           <w:lang w:val="en-US"/>
@@ -12800,42 +12826,15 @@
         </w:rPr>
         <w:t>(</w:t>
       </w:r>
-      <w:r>
-        <w:rPr>
-          <w:color w:val="000000" w:themeColor="text1"/>
-        </w:rPr>
-        <w:fldChar w:fldCharType="begin"/>
-      </w:r>
-      <w:r>
-        <w:rPr>
-          <w:color w:val="000000" w:themeColor="text1"/>
-        </w:rPr>
-        <w:instrText>HYPERLINK "Brownlee,%202020)."</w:instrText>
-      </w:r>
-      <w:r>
-        <w:rPr>
-          <w:color w:val="000000" w:themeColor="text1"/>
-        </w:rPr>
-      </w:r>
-      <w:r>
-        <w:rPr>
-          <w:color w:val="000000" w:themeColor="text1"/>
-        </w:rPr>
-        <w:fldChar w:fldCharType="separate"/>
-      </w:r>
-      <w:r>
-        <w:rPr>
-          <w:rStyle w:val="Hyperlink"/>
-          <w:color w:val="000000" w:themeColor="text1"/>
-        </w:rPr>
-        <w:t>Brownlee, 2020).</w:t>
-      </w:r>
-      <w:r>
-        <w:rPr>
-          <w:color w:val="000000" w:themeColor="text1"/>
-        </w:rPr>
-        <w:fldChar w:fldCharType="end"/>
-      </w:r>
+      <w:hyperlink r:id="rId11" w:history="1">
+        <w:r>
+          <w:rPr>
+            <w:rStyle w:val="Hyperlink"/>
+            <w:color w:val="000000" w:themeColor="text1"/>
+          </w:rPr>
+          <w:t>Brownlee, 2020).</w:t>
+        </w:r>
+      </w:hyperlink>
     </w:p>
     <w:p>
       <w:pPr>
@@ -13144,7 +13143,7 @@
                     <pic:cNvPicPr/>
                   </pic:nvPicPr>
                   <pic:blipFill rotWithShape="1">
-                    <a:blip r:embed="rId11">
+                    <a:blip r:embed="rId12">
                       <a:extLst>
                         <a:ext uri="{28A0092B-C50C-407E-A947-70E740481C1C}">
                           <a14:useLocalDpi xmlns:a14="http://schemas.microsoft.com/office/drawing/2010/main" val="0"/>
@@ -13191,32 +13190,58 @@
       <w:r>
         <w:t xml:space="preserve">Figure </w:t>
       </w:r>
-      <w:fldSimple w:instr=" STYLEREF 1 \s ">
-        <w:r>
-          <w:rPr>
-            <w:noProof/>
-            <w:cs/>
-          </w:rPr>
-          <w:t>‎</w:t>
-        </w:r>
-        <w:r>
-          <w:rPr>
-            <w:noProof/>
-          </w:rPr>
-          <w:t>3</w:t>
-        </w:r>
-      </w:fldSimple>
+      <w:r>
+        <w:fldChar w:fldCharType="begin"/>
+      </w:r>
+      <w:r>
+        <w:instrText xml:space="preserve"> STYLEREF 1 \s </w:instrText>
+      </w:r>
+      <w:r>
+        <w:fldChar w:fldCharType="separate"/>
+      </w:r>
+      <w:r>
+        <w:rPr>
+          <w:noProof/>
+          <w:cs/>
+        </w:rPr>
+        <w:t>‎</w:t>
+      </w:r>
+      <w:r>
+        <w:rPr>
+          <w:noProof/>
+        </w:rPr>
+        <w:t>3</w:t>
+      </w:r>
+      <w:r>
+        <w:rPr>
+          <w:noProof/>
+        </w:rPr>
+        <w:fldChar w:fldCharType="end"/>
+      </w:r>
       <w:r>
         <w:t>.</w:t>
       </w:r>
-      <w:fldSimple w:instr=" SEQ Figure \* ARABIC \s 1 ">
-        <w:r>
-          <w:rPr>
-            <w:noProof/>
-          </w:rPr>
-          <w:t>1</w:t>
-        </w:r>
-      </w:fldSimple>
+      <w:r>
+        <w:fldChar w:fldCharType="begin"/>
+      </w:r>
+      <w:r>
+        <w:instrText xml:space="preserve"> SEQ Figure \* ARABIC \s 1 </w:instrText>
+      </w:r>
+      <w:r>
+        <w:fldChar w:fldCharType="separate"/>
+      </w:r>
+      <w:r>
+        <w:rPr>
+          <w:noProof/>
+        </w:rPr>
+        <w:t>1</w:t>
+      </w:r>
+      <w:r>
+        <w:rPr>
+          <w:noProof/>
+        </w:rPr>
+        <w:fldChar w:fldCharType="end"/>
+      </w:r>
       <w:r>
         <w:rPr>
           <w:rFonts w:cs="Times New Roman"/>
@@ -13241,20 +13266,9 @@
           <w:b/>
           <w:bCs/>
         </w:rPr>
-        <w:t xml:space="preserve">Data </w:t>
-      </w:r>
-      <w:proofErr w:type="spellStart"/>
-      <w:r>
-        <w:rPr>
-          <w:rStyle w:val="Strong"/>
-          <w:rFonts w:cs="Times New Roman"/>
-          <w:b/>
-          <w:bCs/>
-        </w:rPr>
-        <w:t>Preprocessing</w:t>
+        <w:t>Data Preprocessing</w:t>
       </w:r>
       <w:bookmarkEnd w:id="22"/>
-      <w:proofErr w:type="spellEnd"/>
     </w:p>
     <w:p>
       <w:pPr>
@@ -13515,7 +13529,7 @@
                     <pic:cNvPicPr/>
                   </pic:nvPicPr>
                   <pic:blipFill>
-                    <a:blip r:embed="rId12" cstate="print">
+                    <a:blip r:embed="rId13" cstate="print">
                       <a:extLst>
                         <a:ext uri="{28A0092B-C50C-407E-A947-70E740481C1C}">
                           <a14:useLocalDpi xmlns:a14="http://schemas.microsoft.com/office/drawing/2010/main" val="0"/>
@@ -13553,32 +13567,58 @@
       <w:r>
         <w:t xml:space="preserve">Figure </w:t>
       </w:r>
-      <w:fldSimple w:instr=" STYLEREF 1 \s ">
-        <w:r>
-          <w:rPr>
-            <w:noProof/>
-            <w:cs/>
-          </w:rPr>
-          <w:t>‎</w:t>
-        </w:r>
-        <w:r>
-          <w:rPr>
-            <w:noProof/>
-          </w:rPr>
-          <w:t>3</w:t>
-        </w:r>
-      </w:fldSimple>
+      <w:r>
+        <w:fldChar w:fldCharType="begin"/>
+      </w:r>
+      <w:r>
+        <w:instrText xml:space="preserve"> STYLEREF 1 \s </w:instrText>
+      </w:r>
+      <w:r>
+        <w:fldChar w:fldCharType="separate"/>
+      </w:r>
+      <w:r>
+        <w:rPr>
+          <w:noProof/>
+          <w:cs/>
+        </w:rPr>
+        <w:t>‎</w:t>
+      </w:r>
+      <w:r>
+        <w:rPr>
+          <w:noProof/>
+        </w:rPr>
+        <w:t>3</w:t>
+      </w:r>
+      <w:r>
+        <w:rPr>
+          <w:noProof/>
+        </w:rPr>
+        <w:fldChar w:fldCharType="end"/>
+      </w:r>
       <w:r>
         <w:t>.</w:t>
       </w:r>
-      <w:fldSimple w:instr=" SEQ Figure \* ARABIC \s 1 ">
-        <w:r>
-          <w:rPr>
-            <w:noProof/>
-          </w:rPr>
-          <w:t>2</w:t>
-        </w:r>
-      </w:fldSimple>
+      <w:r>
+        <w:fldChar w:fldCharType="begin"/>
+      </w:r>
+      <w:r>
+        <w:instrText xml:space="preserve"> SEQ Figure \* ARABIC \s 1 </w:instrText>
+      </w:r>
+      <w:r>
+        <w:fldChar w:fldCharType="separate"/>
+      </w:r>
+      <w:r>
+        <w:rPr>
+          <w:noProof/>
+        </w:rPr>
+        <w:t>2</w:t>
+      </w:r>
+      <w:r>
+        <w:rPr>
+          <w:noProof/>
+        </w:rPr>
+        <w:fldChar w:fldCharType="end"/>
+      </w:r>
       <w:r>
         <w:rPr>
           <w:lang w:val="en-US"/>
@@ -13641,7 +13681,7 @@
                     <pic:cNvPicPr/>
                   </pic:nvPicPr>
                   <pic:blipFill>
-                    <a:blip r:embed="rId13" cstate="print">
+                    <a:blip r:embed="rId14" cstate="print">
                       <a:extLst>
                         <a:ext uri="{28A0092B-C50C-407E-A947-70E740481C1C}">
                           <a14:useLocalDpi xmlns:a14="http://schemas.microsoft.com/office/drawing/2010/main" val="0"/>
@@ -13676,32 +13716,58 @@
       <w:r>
         <w:t xml:space="preserve">Figure </w:t>
       </w:r>
-      <w:fldSimple w:instr=" STYLEREF 1 \s ">
-        <w:r>
-          <w:rPr>
-            <w:noProof/>
-            <w:cs/>
-          </w:rPr>
-          <w:t>‎</w:t>
-        </w:r>
-        <w:r>
-          <w:rPr>
-            <w:noProof/>
-          </w:rPr>
-          <w:t>3</w:t>
-        </w:r>
-      </w:fldSimple>
+      <w:r>
+        <w:fldChar w:fldCharType="begin"/>
+      </w:r>
+      <w:r>
+        <w:instrText xml:space="preserve"> STYLEREF 1 \s </w:instrText>
+      </w:r>
+      <w:r>
+        <w:fldChar w:fldCharType="separate"/>
+      </w:r>
+      <w:r>
+        <w:rPr>
+          <w:noProof/>
+          <w:cs/>
+        </w:rPr>
+        <w:t>‎</w:t>
+      </w:r>
+      <w:r>
+        <w:rPr>
+          <w:noProof/>
+        </w:rPr>
+        <w:t>3</w:t>
+      </w:r>
+      <w:r>
+        <w:rPr>
+          <w:noProof/>
+        </w:rPr>
+        <w:fldChar w:fldCharType="end"/>
+      </w:r>
       <w:r>
         <w:t>.</w:t>
       </w:r>
-      <w:fldSimple w:instr=" SEQ Figure \* ARABIC \s 1 ">
-        <w:r>
-          <w:rPr>
-            <w:noProof/>
-          </w:rPr>
-          <w:t>3</w:t>
-        </w:r>
-      </w:fldSimple>
+      <w:r>
+        <w:fldChar w:fldCharType="begin"/>
+      </w:r>
+      <w:r>
+        <w:instrText xml:space="preserve"> SEQ Figure \* ARABIC \s 1 </w:instrText>
+      </w:r>
+      <w:r>
+        <w:fldChar w:fldCharType="separate"/>
+      </w:r>
+      <w:r>
+        <w:rPr>
+          <w:noProof/>
+        </w:rPr>
+        <w:t>3</w:t>
+      </w:r>
+      <w:r>
+        <w:rPr>
+          <w:noProof/>
+        </w:rPr>
+        <w:fldChar w:fldCharType="end"/>
+      </w:r>
       <w:r>
         <w:rPr>
           <w:lang w:val="en-US"/>
@@ -13744,6 +13810,7 @@
         <w:rPr>
           <w:noProof/>
         </w:rPr>
+        <w:lastRenderedPageBreak/>
         <w:drawing>
           <wp:inline distT="0" distB="0" distL="0" distR="0" wp14:anchorId="6E3DDC90" wp14:editId="25AD3ABB">
             <wp:extent cx="4393276" cy="3581400"/>
@@ -13760,7 +13827,7 @@
                     <pic:cNvPicPr/>
                   </pic:nvPicPr>
                   <pic:blipFill>
-                    <a:blip r:embed="rId14" cstate="print">
+                    <a:blip r:embed="rId15" cstate="print">
                       <a:extLst>
                         <a:ext uri="{28A0092B-C50C-407E-A947-70E740481C1C}">
                           <a14:useLocalDpi xmlns:a14="http://schemas.microsoft.com/office/drawing/2010/main" val="0"/>
@@ -13798,32 +13865,58 @@
       <w:r>
         <w:t xml:space="preserve">Figure </w:t>
       </w:r>
-      <w:fldSimple w:instr=" STYLEREF 1 \s ">
-        <w:r>
-          <w:rPr>
-            <w:noProof/>
-            <w:cs/>
-          </w:rPr>
-          <w:t>‎</w:t>
-        </w:r>
-        <w:r>
-          <w:rPr>
-            <w:noProof/>
-          </w:rPr>
-          <w:t>3</w:t>
-        </w:r>
-      </w:fldSimple>
+      <w:r>
+        <w:fldChar w:fldCharType="begin"/>
+      </w:r>
+      <w:r>
+        <w:instrText xml:space="preserve"> STYLEREF 1 \s </w:instrText>
+      </w:r>
+      <w:r>
+        <w:fldChar w:fldCharType="separate"/>
+      </w:r>
+      <w:r>
+        <w:rPr>
+          <w:noProof/>
+          <w:cs/>
+        </w:rPr>
+        <w:t>‎</w:t>
+      </w:r>
+      <w:r>
+        <w:rPr>
+          <w:noProof/>
+        </w:rPr>
+        <w:t>3</w:t>
+      </w:r>
+      <w:r>
+        <w:rPr>
+          <w:noProof/>
+        </w:rPr>
+        <w:fldChar w:fldCharType="end"/>
+      </w:r>
       <w:r>
         <w:t>.</w:t>
       </w:r>
-      <w:fldSimple w:instr=" SEQ Figure \* ARABIC \s 1 ">
-        <w:r>
-          <w:rPr>
-            <w:noProof/>
-          </w:rPr>
-          <w:t>4</w:t>
-        </w:r>
-      </w:fldSimple>
+      <w:r>
+        <w:fldChar w:fldCharType="begin"/>
+      </w:r>
+      <w:r>
+        <w:instrText xml:space="preserve"> SEQ Figure \* ARABIC \s 1 </w:instrText>
+      </w:r>
+      <w:r>
+        <w:fldChar w:fldCharType="separate"/>
+      </w:r>
+      <w:r>
+        <w:rPr>
+          <w:noProof/>
+        </w:rPr>
+        <w:t>4</w:t>
+      </w:r>
+      <w:r>
+        <w:rPr>
+          <w:noProof/>
+        </w:rPr>
+        <w:fldChar w:fldCharType="end"/>
+      </w:r>
       <w:r>
         <w:rPr>
           <w:lang w:val="en-US"/>
@@ -13854,7 +13947,6 @@
         <w:pStyle w:val="NormalWeb"/>
       </w:pPr>
       <w:r>
-        <w:lastRenderedPageBreak/>
         <w:t>Spatial analysis was conducted using latitude and longitude values to examine how crime is distributed across locations.</w:t>
       </w:r>
     </w:p>
@@ -13886,6 +13978,7 @@
         <w:rPr>
           <w:noProof/>
         </w:rPr>
+        <w:lastRenderedPageBreak/>
         <w:drawing>
           <wp:inline distT="0" distB="0" distL="0" distR="0" wp14:anchorId="3256693F" wp14:editId="01332A3F">
             <wp:extent cx="5731510" cy="3678555"/>
@@ -13902,7 +13995,7 @@
                     <pic:cNvPicPr/>
                   </pic:nvPicPr>
                   <pic:blipFill>
-                    <a:blip r:embed="rId15" cstate="print">
+                    <a:blip r:embed="rId16" cstate="print">
                       <a:extLst>
                         <a:ext uri="{28A0092B-C50C-407E-A947-70E740481C1C}">
                           <a14:useLocalDpi xmlns:a14="http://schemas.microsoft.com/office/drawing/2010/main" val="0"/>
@@ -13937,32 +14030,58 @@
       <w:r>
         <w:t xml:space="preserve">Figure </w:t>
       </w:r>
-      <w:fldSimple w:instr=" STYLEREF 1 \s ">
-        <w:r>
-          <w:rPr>
-            <w:noProof/>
-            <w:cs/>
-          </w:rPr>
-          <w:t>‎</w:t>
-        </w:r>
-        <w:r>
-          <w:rPr>
-            <w:noProof/>
-          </w:rPr>
-          <w:t>3</w:t>
-        </w:r>
-      </w:fldSimple>
+      <w:r>
+        <w:fldChar w:fldCharType="begin"/>
+      </w:r>
+      <w:r>
+        <w:instrText xml:space="preserve"> STYLEREF 1 \s </w:instrText>
+      </w:r>
+      <w:r>
+        <w:fldChar w:fldCharType="separate"/>
+      </w:r>
+      <w:r>
+        <w:rPr>
+          <w:noProof/>
+          <w:cs/>
+        </w:rPr>
+        <w:t>‎</w:t>
+      </w:r>
+      <w:r>
+        <w:rPr>
+          <w:noProof/>
+        </w:rPr>
+        <w:t>3</w:t>
+      </w:r>
+      <w:r>
+        <w:rPr>
+          <w:noProof/>
+        </w:rPr>
+        <w:fldChar w:fldCharType="end"/>
+      </w:r>
       <w:r>
         <w:t>.</w:t>
       </w:r>
-      <w:fldSimple w:instr=" SEQ Figure \* ARABIC \s 1 ">
-        <w:r>
-          <w:rPr>
-            <w:noProof/>
-          </w:rPr>
-          <w:t>5</w:t>
-        </w:r>
-      </w:fldSimple>
+      <w:r>
+        <w:fldChar w:fldCharType="begin"/>
+      </w:r>
+      <w:r>
+        <w:instrText xml:space="preserve"> SEQ Figure \* ARABIC \s 1 </w:instrText>
+      </w:r>
+      <w:r>
+        <w:fldChar w:fldCharType="separate"/>
+      </w:r>
+      <w:r>
+        <w:rPr>
+          <w:noProof/>
+        </w:rPr>
+        <w:t>5</w:t>
+      </w:r>
+      <w:r>
+        <w:rPr>
+          <w:noProof/>
+        </w:rPr>
+        <w:fldChar w:fldCharType="end"/>
+      </w:r>
       <w:r>
         <w:rPr>
           <w:lang w:val="en-US"/>
@@ -14065,7 +14184,6 @@
         <w:pStyle w:val="NormalWeb"/>
       </w:pPr>
       <w:r>
-        <w:lastRenderedPageBreak/>
         <w:t xml:space="preserve">Feature selection was performed using statistical methods such as SelectKBest </w:t>
       </w:r>
       <w:r>
@@ -14078,7 +14196,7 @@
         <w:rPr>
           <w:color w:val="000000" w:themeColor="text1"/>
         </w:rPr>
-        <w:instrText>HYPERLINK "(Guyon%20and%20Elisseeff,%202003)."</w:instrText>
+        <w:instrText>HYPERLINK "file:///Users/ruslanbabar/Library/Containers/com.microsoft.Word/Data/Library/Preferences/AutoRecovery/(Guyon and Elisseeff, 2003)."</w:instrText>
       </w:r>
       <w:r>
         <w:rPr>
@@ -14144,6 +14262,7 @@
         <w:rPr>
           <w:noProof/>
         </w:rPr>
+        <w:lastRenderedPageBreak/>
         <w:drawing>
           <wp:inline distT="0" distB="0" distL="0" distR="0" wp14:anchorId="59E78FD1" wp14:editId="44F90054">
             <wp:extent cx="5731510" cy="4434840"/>
@@ -14162,7 +14281,7 @@
                     </pic:cNvPicPr>
                   </pic:nvPicPr>
                   <pic:blipFill>
-                    <a:blip r:embed="rId16">
+                    <a:blip r:embed="rId17">
                       <a:extLst>
                         <a:ext uri="{28A0092B-C50C-407E-A947-70E740481C1C}">
                           <a14:useLocalDpi xmlns:a14="http://schemas.microsoft.com/office/drawing/2010/main" val="0"/>
@@ -14202,32 +14321,58 @@
       <w:r>
         <w:t xml:space="preserve">Figure </w:t>
       </w:r>
-      <w:fldSimple w:instr=" STYLEREF 1 \s ">
-        <w:r>
-          <w:rPr>
-            <w:noProof/>
-            <w:cs/>
-          </w:rPr>
-          <w:t>‎</w:t>
-        </w:r>
-        <w:r>
-          <w:rPr>
-            <w:noProof/>
-          </w:rPr>
-          <w:t>3</w:t>
-        </w:r>
-      </w:fldSimple>
+      <w:r>
+        <w:fldChar w:fldCharType="begin"/>
+      </w:r>
+      <w:r>
+        <w:instrText xml:space="preserve"> STYLEREF 1 \s </w:instrText>
+      </w:r>
+      <w:r>
+        <w:fldChar w:fldCharType="separate"/>
+      </w:r>
+      <w:r>
+        <w:rPr>
+          <w:noProof/>
+          <w:cs/>
+        </w:rPr>
+        <w:t>‎</w:t>
+      </w:r>
+      <w:r>
+        <w:rPr>
+          <w:noProof/>
+        </w:rPr>
+        <w:t>3</w:t>
+      </w:r>
+      <w:r>
+        <w:rPr>
+          <w:noProof/>
+        </w:rPr>
+        <w:fldChar w:fldCharType="end"/>
+      </w:r>
       <w:r>
         <w:t>.</w:t>
       </w:r>
-      <w:fldSimple w:instr=" SEQ Figure \* ARABIC \s 1 ">
-        <w:r>
-          <w:rPr>
-            <w:noProof/>
-          </w:rPr>
-          <w:t>6</w:t>
-        </w:r>
-      </w:fldSimple>
+      <w:r>
+        <w:fldChar w:fldCharType="begin"/>
+      </w:r>
+      <w:r>
+        <w:instrText xml:space="preserve"> SEQ Figure \* ARABIC \s 1 </w:instrText>
+      </w:r>
+      <w:r>
+        <w:fldChar w:fldCharType="separate"/>
+      </w:r>
+      <w:r>
+        <w:rPr>
+          <w:noProof/>
+        </w:rPr>
+        <w:t>6</w:t>
+      </w:r>
+      <w:r>
+        <w:rPr>
+          <w:noProof/>
+        </w:rPr>
+        <w:fldChar w:fldCharType="end"/>
+      </w:r>
       <w:r>
         <w:rPr>
           <w:lang w:val="en-US"/>
@@ -14272,13 +14417,8 @@
         </w:numPr>
       </w:pPr>
       <w:bookmarkStart w:id="31" w:name="_Toc227626149"/>
-      <w:proofErr w:type="spellStart"/>
-      <w:r>
-        <w:t>KMeans</w:t>
-      </w:r>
-      <w:proofErr w:type="spellEnd"/>
-      <w:r>
-        <w:t xml:space="preserve"> Clustering</w:t>
+      <w:r>
+        <w:t>KMeans Clustering</w:t>
       </w:r>
       <w:bookmarkEnd w:id="31"/>
     </w:p>
@@ -14350,7 +14490,7 @@
                     </pic:cNvPicPr>
                   </pic:nvPicPr>
                   <pic:blipFill>
-                    <a:blip r:embed="rId17">
+                    <a:blip r:embed="rId18">
                       <a:extLst>
                         <a:ext uri="{28A0092B-C50C-407E-A947-70E740481C1C}">
                           <a14:useLocalDpi xmlns:a14="http://schemas.microsoft.com/office/drawing/2010/main" val="0"/>
@@ -14387,51 +14527,63 @@
       <w:r>
         <w:t xml:space="preserve">Figure </w:t>
       </w:r>
-      <w:fldSimple w:instr=" STYLEREF 1 \s ">
-        <w:r>
-          <w:rPr>
-            <w:noProof/>
-            <w:cs/>
-          </w:rPr>
-          <w:t>‎</w:t>
-        </w:r>
-        <w:r>
-          <w:rPr>
-            <w:noProof/>
-          </w:rPr>
-          <w:t>3</w:t>
-        </w:r>
-      </w:fldSimple>
+      <w:r>
+        <w:fldChar w:fldCharType="begin"/>
+      </w:r>
+      <w:r>
+        <w:instrText xml:space="preserve"> STYLEREF 1 \s </w:instrText>
+      </w:r>
+      <w:r>
+        <w:fldChar w:fldCharType="separate"/>
+      </w:r>
+      <w:r>
+        <w:rPr>
+          <w:noProof/>
+          <w:cs/>
+        </w:rPr>
+        <w:t>‎</w:t>
+      </w:r>
+      <w:r>
+        <w:rPr>
+          <w:noProof/>
+        </w:rPr>
+        <w:t>3</w:t>
+      </w:r>
+      <w:r>
+        <w:rPr>
+          <w:noProof/>
+        </w:rPr>
+        <w:fldChar w:fldCharType="end"/>
+      </w:r>
       <w:r>
         <w:t>.</w:t>
       </w:r>
-      <w:fldSimple w:instr=" SEQ Figure \* ARABIC \s 1 ">
-        <w:r>
-          <w:rPr>
-            <w:noProof/>
-          </w:rPr>
-          <w:t>7</w:t>
-        </w:r>
-      </w:fldSimple>
+      <w:r>
+        <w:fldChar w:fldCharType="begin"/>
+      </w:r>
+      <w:r>
+        <w:instrText xml:space="preserve"> SEQ Figure \* ARABIC \s 1 </w:instrText>
+      </w:r>
+      <w:r>
+        <w:fldChar w:fldCharType="separate"/>
+      </w:r>
+      <w:r>
+        <w:rPr>
+          <w:noProof/>
+        </w:rPr>
+        <w:t>7</w:t>
+      </w:r>
+      <w:r>
+        <w:rPr>
+          <w:noProof/>
+        </w:rPr>
+        <w:fldChar w:fldCharType="end"/>
+      </w:r>
       <w:r>
         <w:rPr>
           <w:lang w:val="en-US"/>
         </w:rPr>
-        <w:t xml:space="preserve">: </w:t>
-      </w:r>
-      <w:proofErr w:type="spellStart"/>
-      <w:r>
-        <w:rPr>
-          <w:lang w:val="en-US"/>
-        </w:rPr>
-        <w:t>KMeans</w:t>
-      </w:r>
-      <w:proofErr w:type="spellEnd"/>
-      <w:r>
-        <w:rPr>
-          <w:lang w:val="en-US"/>
-        </w:rPr>
-        <w:t xml:space="preserve"> clustering results</w:t>
+        <w:t>: KMeans clustering results</w:t>
       </w:r>
       <w:bookmarkEnd w:id="32"/>
     </w:p>
@@ -14519,7 +14671,7 @@
                     </pic:cNvPicPr>
                   </pic:nvPicPr>
                   <pic:blipFill>
-                    <a:blip r:embed="rId18">
+                    <a:blip r:embed="rId19">
                       <a:extLst>
                         <a:ext uri="{28A0092B-C50C-407E-A947-70E740481C1C}">
                           <a14:useLocalDpi xmlns:a14="http://schemas.microsoft.com/office/drawing/2010/main" val="0"/>
@@ -14556,32 +14708,58 @@
       <w:r>
         <w:t xml:space="preserve">Figure </w:t>
       </w:r>
-      <w:fldSimple w:instr=" STYLEREF 1 \s ">
-        <w:r>
-          <w:rPr>
-            <w:noProof/>
-            <w:cs/>
-          </w:rPr>
-          <w:t>‎</w:t>
-        </w:r>
-        <w:r>
-          <w:rPr>
-            <w:noProof/>
-          </w:rPr>
-          <w:t>3</w:t>
-        </w:r>
-      </w:fldSimple>
+      <w:r>
+        <w:fldChar w:fldCharType="begin"/>
+      </w:r>
+      <w:r>
+        <w:instrText xml:space="preserve"> STYLEREF 1 \s </w:instrText>
+      </w:r>
+      <w:r>
+        <w:fldChar w:fldCharType="separate"/>
+      </w:r>
+      <w:r>
+        <w:rPr>
+          <w:noProof/>
+          <w:cs/>
+        </w:rPr>
+        <w:t>‎</w:t>
+      </w:r>
+      <w:r>
+        <w:rPr>
+          <w:noProof/>
+        </w:rPr>
+        <w:t>3</w:t>
+      </w:r>
+      <w:r>
+        <w:rPr>
+          <w:noProof/>
+        </w:rPr>
+        <w:fldChar w:fldCharType="end"/>
+      </w:r>
       <w:r>
         <w:t>.</w:t>
       </w:r>
-      <w:fldSimple w:instr=" SEQ Figure \* ARABIC \s 1 ">
-        <w:r>
-          <w:rPr>
-            <w:noProof/>
-          </w:rPr>
-          <w:t>8</w:t>
-        </w:r>
-      </w:fldSimple>
+      <w:r>
+        <w:fldChar w:fldCharType="begin"/>
+      </w:r>
+      <w:r>
+        <w:instrText xml:space="preserve"> SEQ Figure \* ARABIC \s 1 </w:instrText>
+      </w:r>
+      <w:r>
+        <w:fldChar w:fldCharType="separate"/>
+      </w:r>
+      <w:r>
+        <w:rPr>
+          <w:noProof/>
+        </w:rPr>
+        <w:t>8</w:t>
+      </w:r>
+      <w:r>
+        <w:rPr>
+          <w:noProof/>
+        </w:rPr>
+        <w:fldChar w:fldCharType="end"/>
+      </w:r>
       <w:r>
         <w:rPr>
           <w:lang w:val="en-US"/>
@@ -14617,21 +14795,8 @@
         <w:suppressAutoHyphens w:val="0"/>
         <w:spacing w:before="100" w:beforeAutospacing="1" w:after="100" w:afterAutospacing="1"/>
       </w:pPr>
-      <w:proofErr w:type="spellStart"/>
-      <w:r>
-        <w:t>KMeans</w:t>
-      </w:r>
-      <w:proofErr w:type="spellEnd"/>
-      <w:r>
-        <w:t xml:space="preserve"> provides general grouping but may miss extreme </w:t>
-      </w:r>
-      <w:proofErr w:type="gramStart"/>
-      <w:r>
-        <w:t>patterns</w:t>
-      </w:r>
-      <w:proofErr w:type="gramEnd"/>
-      <w:r>
-        <w:t xml:space="preserve"> </w:t>
+      <w:r>
+        <w:t xml:space="preserve">KMeans provides general grouping but may miss extreme patterns </w:t>
       </w:r>
     </w:p>
     <w:p>
@@ -14650,16 +14815,8 @@
         <w:rPr>
           <w:rStyle w:val="Strong"/>
         </w:rPr>
-        <w:t xml:space="preserve">true crime hotspots and high-density </w:t>
-      </w:r>
-      <w:proofErr w:type="gramStart"/>
-      <w:r>
-        <w:rPr>
-          <w:rStyle w:val="Strong"/>
-        </w:rPr>
-        <w:t>regions</w:t>
-      </w:r>
-      <w:proofErr w:type="gramEnd"/>
+        <w:t>true crime hotspots and high-density regions</w:t>
+      </w:r>
       <w:r>
         <w:t xml:space="preserve"> </w:t>
       </w:r>
@@ -14683,15 +14840,7 @@
         <w:t>outliers</w:t>
       </w:r>
       <w:r>
-        <w:t xml:space="preserve">, which can represent unusual or isolated </w:t>
-      </w:r>
-      <w:proofErr w:type="gramStart"/>
-      <w:r>
-        <w:t>areas</w:t>
-      </w:r>
-      <w:proofErr w:type="gramEnd"/>
-      <w:r>
-        <w:t xml:space="preserve"> </w:t>
+        <w:t xml:space="preserve">, which can represent unusual or isolated areas </w:t>
       </w:r>
     </w:p>
     <w:p>
@@ -14761,98 +14910,44 @@
         </w:rPr>
         <w:t xml:space="preserve">variable </w:t>
       </w:r>
+      <w:hyperlink r:id="rId20" w:history="1">
+        <w:r>
+          <w:rPr>
+            <w:rStyle w:val="Hyperlink"/>
+            <w:color w:val="000000" w:themeColor="text1"/>
+          </w:rPr>
+          <w:t>(Montgomery et al., 2012).</w:t>
+        </w:r>
+      </w:hyperlink>
       <w:r>
         <w:rPr>
           <w:color w:val="000000" w:themeColor="text1"/>
         </w:rPr>
-        <w:fldChar w:fldCharType="begin"/>
-      </w:r>
-      <w:r>
+        <w:t xml:space="preserve"> While it is easy to understand, it cannot capture complex patterns in the data.</w:t>
+      </w:r>
+    </w:p>
+    <w:p>
+      <w:pPr>
+        <w:pStyle w:val="NormalWeb"/>
         <w:rPr>
           <w:color w:val="000000" w:themeColor="text1"/>
         </w:rPr>
-        <w:instrText>HYPERLINK "(Montgomery%20et%20al.,%202012)."</w:instrText>
-      </w:r>
+      </w:pPr>
       <w:r>
         <w:rPr>
           <w:color w:val="000000" w:themeColor="text1"/>
         </w:rPr>
-      </w:r>
-      <w:r>
-        <w:rPr>
-          <w:color w:val="000000" w:themeColor="text1"/>
-        </w:rPr>
-        <w:fldChar w:fldCharType="separate"/>
-      </w:r>
-      <w:r>
-        <w:rPr>
-          <w:rStyle w:val="Hyperlink"/>
-          <w:color w:val="000000" w:themeColor="text1"/>
-        </w:rPr>
-        <w:t>(Montgomery et al., 2012).</w:t>
-      </w:r>
-      <w:r>
-        <w:rPr>
-          <w:color w:val="000000" w:themeColor="text1"/>
-        </w:rPr>
-        <w:fldChar w:fldCharType="end"/>
-      </w:r>
-      <w:r>
-        <w:rPr>
-          <w:color w:val="000000" w:themeColor="text1"/>
-        </w:rPr>
-        <w:t xml:space="preserve"> While it is easy to understand, it cannot capture complex patterns in the data.</w:t>
-      </w:r>
-    </w:p>
-    <w:p>
-      <w:pPr>
-        <w:pStyle w:val="NormalWeb"/>
-        <w:rPr>
-          <w:color w:val="000000" w:themeColor="text1"/>
-        </w:rPr>
-      </w:pPr>
-      <w:r>
-        <w:rPr>
-          <w:color w:val="000000" w:themeColor="text1"/>
-        </w:rPr>
         <w:t xml:space="preserve">Random Forest was used as the main model because it can handle non-linear relationships. It works by combining multiple decision trees to improve prediction accuracy </w:t>
       </w:r>
-      <w:r>
-        <w:rPr>
-          <w:color w:val="000000" w:themeColor="text1"/>
-        </w:rPr>
-        <w:fldChar w:fldCharType="begin"/>
-      </w:r>
-      <w:r>
-        <w:rPr>
-          <w:color w:val="000000" w:themeColor="text1"/>
-        </w:rPr>
-        <w:instrText>HYPERLINK "(Breiman,%202001)"</w:instrText>
-      </w:r>
-      <w:r>
-        <w:rPr>
-          <w:color w:val="000000" w:themeColor="text1"/>
-        </w:rPr>
-      </w:r>
-      <w:r>
-        <w:rPr>
-          <w:color w:val="000000" w:themeColor="text1"/>
-        </w:rPr>
-        <w:fldChar w:fldCharType="separate"/>
-      </w:r>
-      <w:r>
-        <w:rPr>
-          <w:rStyle w:val="Hyperlink"/>
-          <w:color w:val="000000" w:themeColor="text1"/>
-        </w:rPr>
-        <w:t>(Breiman, 2001)</w:t>
-      </w:r>
-      <w:r>
-        <w:rPr>
-          <w:color w:val="000000" w:themeColor="text1"/>
-        </w:rPr>
-        <w:fldChar w:fldCharType="end"/>
-      </w:r>
+      <w:hyperlink r:id="rId21" w:history="1">
+        <w:r>
+          <w:rPr>
+            <w:rStyle w:val="Hyperlink"/>
+            <w:color w:val="000000" w:themeColor="text1"/>
+          </w:rPr>
+          <w:t>(Breiman, 2001)</w:t>
+        </w:r>
+      </w:hyperlink>
       <w:r>
         <w:rPr>
           <w:color w:val="000000" w:themeColor="text1"/>
@@ -14917,42 +15012,15 @@
         </w:rPr>
         <w:t xml:space="preserve">Model performance was evaluated using RMSE, which measures prediction error </w:t>
       </w:r>
-      <w:r>
-        <w:rPr>
-          <w:color w:val="000000" w:themeColor="text1"/>
-        </w:rPr>
-        <w:fldChar w:fldCharType="begin"/>
-      </w:r>
-      <w:r>
-        <w:rPr>
-          <w:color w:val="000000" w:themeColor="text1"/>
-        </w:rPr>
-        <w:instrText>HYPERLINK "(Hyndman%20and%20Koehler,%202006)."</w:instrText>
-      </w:r>
-      <w:r>
-        <w:rPr>
-          <w:color w:val="000000" w:themeColor="text1"/>
-        </w:rPr>
-      </w:r>
-      <w:r>
-        <w:rPr>
-          <w:color w:val="000000" w:themeColor="text1"/>
-        </w:rPr>
-        <w:fldChar w:fldCharType="separate"/>
-      </w:r>
-      <w:r>
-        <w:rPr>
-          <w:rStyle w:val="Hyperlink"/>
-          <w:color w:val="000000" w:themeColor="text1"/>
-        </w:rPr>
-        <w:t>(Hyndman and Koehler, 2006).</w:t>
-      </w:r>
-      <w:r>
-        <w:rPr>
-          <w:color w:val="000000" w:themeColor="text1"/>
-        </w:rPr>
-        <w:fldChar w:fldCharType="end"/>
-      </w:r>
+      <w:hyperlink r:id="rId22" w:history="1">
+        <w:r>
+          <w:rPr>
+            <w:rStyle w:val="Hyperlink"/>
+            <w:color w:val="000000" w:themeColor="text1"/>
+          </w:rPr>
+          <w:t>(Hyndman and Koehler, 2006).</w:t>
+        </w:r>
+      </w:hyperlink>
     </w:p>
     <w:p>
       <w:pPr>
@@ -15054,7 +15122,7 @@
                     </pic:cNvPicPr>
                   </pic:nvPicPr>
                   <pic:blipFill>
-                    <a:blip r:embed="rId19">
+                    <a:blip r:embed="rId23">
                       <a:extLst>
                         <a:ext uri="{28A0092B-C50C-407E-A947-70E740481C1C}">
                           <a14:useLocalDpi xmlns:a14="http://schemas.microsoft.com/office/drawing/2010/main" val="0"/>
@@ -15091,47 +15159,65 @@
       <w:r>
         <w:t xml:space="preserve">Figure </w:t>
       </w:r>
-      <w:fldSimple w:instr=" STYLEREF 1 \s ">
-        <w:r>
-          <w:rPr>
-            <w:noProof/>
-            <w:cs/>
-          </w:rPr>
-          <w:t>‎</w:t>
-        </w:r>
-        <w:r>
-          <w:rPr>
-            <w:noProof/>
-          </w:rPr>
-          <w:t>3</w:t>
-        </w:r>
-      </w:fldSimple>
+      <w:r>
+        <w:fldChar w:fldCharType="begin"/>
+      </w:r>
+      <w:r>
+        <w:instrText xml:space="preserve"> STYLEREF 1 \s </w:instrText>
+      </w:r>
+      <w:r>
+        <w:fldChar w:fldCharType="separate"/>
+      </w:r>
+      <w:r>
+        <w:rPr>
+          <w:noProof/>
+          <w:cs/>
+        </w:rPr>
+        <w:t>‎</w:t>
+      </w:r>
+      <w:r>
+        <w:rPr>
+          <w:noProof/>
+        </w:rPr>
+        <w:t>3</w:t>
+      </w:r>
+      <w:r>
+        <w:rPr>
+          <w:noProof/>
+        </w:rPr>
+        <w:fldChar w:fldCharType="end"/>
+      </w:r>
       <w:r>
         <w:t>.</w:t>
       </w:r>
-      <w:fldSimple w:instr=" SEQ Figure \* ARABIC \s 1 ">
-        <w:r>
-          <w:rPr>
-            <w:noProof/>
-          </w:rPr>
-          <w:t>9</w:t>
-        </w:r>
-      </w:fldSimple>
+      <w:r>
+        <w:fldChar w:fldCharType="begin"/>
+      </w:r>
+      <w:r>
+        <w:instrText xml:space="preserve"> SEQ Figure \* ARABIC \s 1 </w:instrText>
+      </w:r>
+      <w:r>
+        <w:fldChar w:fldCharType="separate"/>
+      </w:r>
+      <w:r>
+        <w:rPr>
+          <w:noProof/>
+        </w:rPr>
+        <w:t>9</w:t>
+      </w:r>
+      <w:r>
+        <w:rPr>
+          <w:noProof/>
+        </w:rPr>
+        <w:fldChar w:fldCharType="end"/>
+      </w:r>
       <w:r>
         <w:rPr>
           <w:lang w:val="en-US"/>
         </w:rPr>
-        <w:t xml:space="preserve">: Actual vs predicted </w:t>
-      </w:r>
-      <w:proofErr w:type="gramStart"/>
-      <w:r>
-        <w:rPr>
-          <w:lang w:val="en-US"/>
-        </w:rPr>
-        <w:t>values</w:t>
+        <w:t>: Actual vs predicted values</w:t>
       </w:r>
       <w:bookmarkEnd w:id="38"/>
-      <w:proofErr w:type="gramEnd"/>
     </w:p>
     <w:p>
       <w:pPr>
@@ -15204,7 +15290,7 @@
                     </pic:cNvPicPr>
                   </pic:nvPicPr>
                   <pic:blipFill>
-                    <a:blip r:embed="rId20">
+                    <a:blip r:embed="rId24">
                       <a:extLst>
                         <a:ext uri="{28A0092B-C50C-407E-A947-70E740481C1C}">
                           <a14:useLocalDpi xmlns:a14="http://schemas.microsoft.com/office/drawing/2010/main" val="0"/>
@@ -15241,32 +15327,58 @@
       <w:r>
         <w:t xml:space="preserve">Figure </w:t>
       </w:r>
-      <w:fldSimple w:instr=" STYLEREF 1 \s ">
-        <w:r>
-          <w:rPr>
-            <w:noProof/>
-            <w:cs/>
-          </w:rPr>
-          <w:t>‎</w:t>
-        </w:r>
-        <w:r>
-          <w:rPr>
-            <w:noProof/>
-          </w:rPr>
-          <w:t>3</w:t>
-        </w:r>
-      </w:fldSimple>
+      <w:r>
+        <w:fldChar w:fldCharType="begin"/>
+      </w:r>
+      <w:r>
+        <w:instrText xml:space="preserve"> STYLEREF 1 \s </w:instrText>
+      </w:r>
+      <w:r>
+        <w:fldChar w:fldCharType="separate"/>
+      </w:r>
+      <w:r>
+        <w:rPr>
+          <w:noProof/>
+          <w:cs/>
+        </w:rPr>
+        <w:t>‎</w:t>
+      </w:r>
+      <w:r>
+        <w:rPr>
+          <w:noProof/>
+        </w:rPr>
+        <w:t>3</w:t>
+      </w:r>
+      <w:r>
+        <w:rPr>
+          <w:noProof/>
+        </w:rPr>
+        <w:fldChar w:fldCharType="end"/>
+      </w:r>
       <w:r>
         <w:t>.</w:t>
       </w:r>
-      <w:fldSimple w:instr=" SEQ Figure \* ARABIC \s 1 ">
-        <w:r>
-          <w:rPr>
-            <w:noProof/>
-          </w:rPr>
-          <w:t>10</w:t>
-        </w:r>
-      </w:fldSimple>
+      <w:r>
+        <w:fldChar w:fldCharType="begin"/>
+      </w:r>
+      <w:r>
+        <w:instrText xml:space="preserve"> SEQ Figure \* ARABIC \s 1 </w:instrText>
+      </w:r>
+      <w:r>
+        <w:fldChar w:fldCharType="separate"/>
+      </w:r>
+      <w:r>
+        <w:rPr>
+          <w:noProof/>
+        </w:rPr>
+        <w:t>10</w:t>
+      </w:r>
+      <w:r>
+        <w:rPr>
+          <w:noProof/>
+        </w:rPr>
+        <w:fldChar w:fldCharType="end"/>
+      </w:r>
       <w:r>
         <w:rPr>
           <w:lang w:val="en-US"/>
@@ -15318,60 +15430,18 @@
         </w:rPr>
         <w:t xml:space="preserve">analysis was used </w:t>
       </w:r>
-      <w:r>
-        <w:rPr>
-          <w:rFonts w:ascii="Times New Roman" w:eastAsia="Times New Roman" w:hAnsi="Times New Roman" w:cs="Times New Roman"/>
-          <w:color w:val="000000" w:themeColor="text1"/>
-          <w:kern w:val="0"/>
-          <w:lang w:val="en-PK" w:eastAsia="en-GB" w:bidi="ar-SA"/>
-        </w:rPr>
-        <w:fldChar w:fldCharType="begin"/>
-      </w:r>
-      <w:r>
-        <w:rPr>
-          <w:rFonts w:ascii="Times New Roman" w:eastAsia="Times New Roman" w:hAnsi="Times New Roman" w:cs="Times New Roman"/>
-          <w:color w:val="000000" w:themeColor="text1"/>
-          <w:kern w:val="0"/>
-          <w:lang w:val="en-PK" w:eastAsia="en-GB" w:bidi="ar-SA"/>
-        </w:rPr>
-        <w:instrText>HYPERLINK "(Lundberg%20and%20Lee,%202017)."</w:instrText>
-      </w:r>
-      <w:r>
-        <w:rPr>
-          <w:rFonts w:ascii="Times New Roman" w:eastAsia="Times New Roman" w:hAnsi="Times New Roman" w:cs="Times New Roman"/>
-          <w:color w:val="000000" w:themeColor="text1"/>
-          <w:kern w:val="0"/>
-          <w:lang w:val="en-PK" w:eastAsia="en-GB" w:bidi="ar-SA"/>
-        </w:rPr>
-      </w:r>
-      <w:r>
-        <w:rPr>
-          <w:rFonts w:ascii="Times New Roman" w:eastAsia="Times New Roman" w:hAnsi="Times New Roman" w:cs="Times New Roman"/>
-          <w:color w:val="000000" w:themeColor="text1"/>
-          <w:kern w:val="0"/>
-          <w:lang w:val="en-PK" w:eastAsia="en-GB" w:bidi="ar-SA"/>
-        </w:rPr>
-        <w:fldChar w:fldCharType="separate"/>
-      </w:r>
-      <w:r>
-        <w:rPr>
-          <w:rStyle w:val="Hyperlink"/>
-          <w:rFonts w:ascii="Times New Roman" w:eastAsia="Times New Roman" w:hAnsi="Times New Roman" w:cs="Times New Roman"/>
-          <w:color w:val="000000" w:themeColor="text1"/>
-          <w:kern w:val="0"/>
-          <w:lang w:val="en-PK" w:eastAsia="en-GB" w:bidi="ar-SA"/>
-        </w:rPr>
-        <w:t>(Lundberg and Lee, 2017).</w:t>
-      </w:r>
-      <w:r>
-        <w:rPr>
-          <w:rFonts w:ascii="Times New Roman" w:eastAsia="Times New Roman" w:hAnsi="Times New Roman" w:cs="Times New Roman"/>
-          <w:color w:val="000000" w:themeColor="text1"/>
-          <w:kern w:val="0"/>
-          <w:lang w:val="en-PK" w:eastAsia="en-GB" w:bidi="ar-SA"/>
-        </w:rPr>
-        <w:fldChar w:fldCharType="end"/>
-      </w:r>
+      <w:hyperlink r:id="rId25" w:history="1">
+        <w:r>
+          <w:rPr>
+            <w:rStyle w:val="Hyperlink"/>
+            <w:rFonts w:ascii="Times New Roman" w:eastAsia="Times New Roman" w:hAnsi="Times New Roman" w:cs="Times New Roman"/>
+            <w:color w:val="000000" w:themeColor="text1"/>
+            <w:kern w:val="0"/>
+            <w:lang w:val="en-PK" w:eastAsia="en-GB" w:bidi="ar-SA"/>
+          </w:rPr>
+          <w:t>(Lundberg and Lee, 2017).</w:t>
+        </w:r>
+      </w:hyperlink>
     </w:p>
     <w:p>
       <w:pPr>
@@ -15532,7 +15602,7 @@
                     </pic:cNvPicPr>
                   </pic:nvPicPr>
                   <pic:blipFill>
-                    <a:blip r:embed="rId21" cstate="print">
+                    <a:blip r:embed="rId26" cstate="print">
                       <a:extLst>
                         <a:ext uri="{28A0092B-C50C-407E-A947-70E740481C1C}">
                           <a14:useLocalDpi xmlns:a14="http://schemas.microsoft.com/office/drawing/2010/main" val="0"/>
@@ -15610,7 +15680,7 @@
                     </pic:cNvPicPr>
                   </pic:nvPicPr>
                   <pic:blipFill>
-                    <a:blip r:embed="rId22">
+                    <a:blip r:embed="rId27">
                       <a:extLst>
                         <a:ext uri="{28A0092B-C50C-407E-A947-70E740481C1C}">
                           <a14:useLocalDpi xmlns:a14="http://schemas.microsoft.com/office/drawing/2010/main" val="0"/>
@@ -15647,32 +15717,58 @@
       <w:r>
         <w:t xml:space="preserve">Figure </w:t>
       </w:r>
-      <w:fldSimple w:instr=" STYLEREF 1 \s ">
-        <w:r>
-          <w:rPr>
-            <w:noProof/>
-            <w:cs/>
-          </w:rPr>
-          <w:t>‎</w:t>
-        </w:r>
-        <w:r>
-          <w:rPr>
-            <w:noProof/>
-          </w:rPr>
-          <w:t>3</w:t>
-        </w:r>
-      </w:fldSimple>
+      <w:r>
+        <w:fldChar w:fldCharType="begin"/>
+      </w:r>
+      <w:r>
+        <w:instrText xml:space="preserve"> STYLEREF 1 \s </w:instrText>
+      </w:r>
+      <w:r>
+        <w:fldChar w:fldCharType="separate"/>
+      </w:r>
+      <w:r>
+        <w:rPr>
+          <w:noProof/>
+          <w:cs/>
+        </w:rPr>
+        <w:t>‎</w:t>
+      </w:r>
+      <w:r>
+        <w:rPr>
+          <w:noProof/>
+        </w:rPr>
+        <w:t>3</w:t>
+      </w:r>
+      <w:r>
+        <w:rPr>
+          <w:noProof/>
+        </w:rPr>
+        <w:fldChar w:fldCharType="end"/>
+      </w:r>
       <w:r>
         <w:t>.</w:t>
       </w:r>
-      <w:fldSimple w:instr=" SEQ Figure \* ARABIC \s 1 ">
-        <w:r>
-          <w:rPr>
-            <w:noProof/>
-          </w:rPr>
-          <w:t>11</w:t>
-        </w:r>
-      </w:fldSimple>
+      <w:r>
+        <w:fldChar w:fldCharType="begin"/>
+      </w:r>
+      <w:r>
+        <w:instrText xml:space="preserve"> SEQ Figure \* ARABIC \s 1 </w:instrText>
+      </w:r>
+      <w:r>
+        <w:fldChar w:fldCharType="separate"/>
+      </w:r>
+      <w:r>
+        <w:rPr>
+          <w:noProof/>
+        </w:rPr>
+        <w:t>11</w:t>
+      </w:r>
+      <w:r>
+        <w:rPr>
+          <w:noProof/>
+        </w:rPr>
+        <w:fldChar w:fldCharType="end"/>
+      </w:r>
       <w:r>
         <w:rPr>
           <w:lang w:val="en-US"/>
@@ -15902,7 +15998,7 @@
                     </pic:cNvPicPr>
                   </pic:nvPicPr>
                   <pic:blipFill>
-                    <a:blip r:embed="rId23">
+                    <a:blip r:embed="rId28">
                       <a:extLst>
                         <a:ext uri="{28A0092B-C50C-407E-A947-70E740481C1C}">
                           <a14:useLocalDpi xmlns:a14="http://schemas.microsoft.com/office/drawing/2010/main" val="0"/>
@@ -15940,32 +16036,58 @@
       <w:r>
         <w:t xml:space="preserve">Figure </w:t>
       </w:r>
-      <w:fldSimple w:instr=" STYLEREF 1 \s ">
-        <w:r>
-          <w:rPr>
-            <w:noProof/>
-            <w:cs/>
-          </w:rPr>
-          <w:t>‎</w:t>
-        </w:r>
-        <w:r>
-          <w:rPr>
-            <w:noProof/>
-          </w:rPr>
-          <w:t>4</w:t>
-        </w:r>
-      </w:fldSimple>
+      <w:r>
+        <w:fldChar w:fldCharType="begin"/>
+      </w:r>
+      <w:r>
+        <w:instrText xml:space="preserve"> STYLEREF 1 \s </w:instrText>
+      </w:r>
+      <w:r>
+        <w:fldChar w:fldCharType="separate"/>
+      </w:r>
+      <w:r>
+        <w:rPr>
+          <w:noProof/>
+          <w:cs/>
+        </w:rPr>
+        <w:t>‎</w:t>
+      </w:r>
+      <w:r>
+        <w:rPr>
+          <w:noProof/>
+        </w:rPr>
+        <w:t>4</w:t>
+      </w:r>
+      <w:r>
+        <w:rPr>
+          <w:noProof/>
+        </w:rPr>
+        <w:fldChar w:fldCharType="end"/>
+      </w:r>
       <w:r>
         <w:t>.</w:t>
       </w:r>
-      <w:fldSimple w:instr=" SEQ Figure \* ARABIC \s 1 ">
-        <w:r>
-          <w:rPr>
-            <w:noProof/>
-          </w:rPr>
-          <w:t>1</w:t>
-        </w:r>
-      </w:fldSimple>
+      <w:r>
+        <w:fldChar w:fldCharType="begin"/>
+      </w:r>
+      <w:r>
+        <w:instrText xml:space="preserve"> SEQ Figure \* ARABIC \s 1 </w:instrText>
+      </w:r>
+      <w:r>
+        <w:fldChar w:fldCharType="separate"/>
+      </w:r>
+      <w:r>
+        <w:rPr>
+          <w:noProof/>
+        </w:rPr>
+        <w:t>1</w:t>
+      </w:r>
+      <w:r>
+        <w:rPr>
+          <w:noProof/>
+        </w:rPr>
+        <w:fldChar w:fldCharType="end"/>
+      </w:r>
       <w:r>
         <w:rPr>
           <w:lang w:val="en-US"/>
@@ -16043,7 +16165,7 @@
                     </pic:cNvPicPr>
                   </pic:nvPicPr>
                   <pic:blipFill>
-                    <a:blip r:embed="rId24">
+                    <a:blip r:embed="rId29">
                       <a:extLst>
                         <a:ext uri="{28A0092B-C50C-407E-A947-70E740481C1C}">
                           <a14:useLocalDpi xmlns:a14="http://schemas.microsoft.com/office/drawing/2010/main" val="0"/>
@@ -16080,32 +16202,58 @@
       <w:r>
         <w:t xml:space="preserve">Figure </w:t>
       </w:r>
-      <w:fldSimple w:instr=" STYLEREF 1 \s ">
-        <w:r>
-          <w:rPr>
-            <w:noProof/>
-            <w:cs/>
-          </w:rPr>
-          <w:t>‎</w:t>
-        </w:r>
-        <w:r>
-          <w:rPr>
-            <w:noProof/>
-          </w:rPr>
-          <w:t>4</w:t>
-        </w:r>
-      </w:fldSimple>
+      <w:r>
+        <w:fldChar w:fldCharType="begin"/>
+      </w:r>
+      <w:r>
+        <w:instrText xml:space="preserve"> STYLEREF 1 \s </w:instrText>
+      </w:r>
+      <w:r>
+        <w:fldChar w:fldCharType="separate"/>
+      </w:r>
+      <w:r>
+        <w:rPr>
+          <w:noProof/>
+          <w:cs/>
+        </w:rPr>
+        <w:t>‎</w:t>
+      </w:r>
+      <w:r>
+        <w:rPr>
+          <w:noProof/>
+        </w:rPr>
+        <w:t>4</w:t>
+      </w:r>
+      <w:r>
+        <w:rPr>
+          <w:noProof/>
+        </w:rPr>
+        <w:fldChar w:fldCharType="end"/>
+      </w:r>
       <w:r>
         <w:t>.</w:t>
       </w:r>
-      <w:fldSimple w:instr=" SEQ Figure \* ARABIC \s 1 ">
-        <w:r>
-          <w:rPr>
-            <w:noProof/>
-          </w:rPr>
-          <w:t>2</w:t>
-        </w:r>
-      </w:fldSimple>
+      <w:r>
+        <w:fldChar w:fldCharType="begin"/>
+      </w:r>
+      <w:r>
+        <w:instrText xml:space="preserve"> SEQ Figure \* ARABIC \s 1 </w:instrText>
+      </w:r>
+      <w:r>
+        <w:fldChar w:fldCharType="separate"/>
+      </w:r>
+      <w:r>
+        <w:rPr>
+          <w:noProof/>
+        </w:rPr>
+        <w:t>2</w:t>
+      </w:r>
+      <w:r>
+        <w:rPr>
+          <w:noProof/>
+        </w:rPr>
+        <w:fldChar w:fldCharType="end"/>
+      </w:r>
       <w:r>
         <w:rPr>
           <w:lang w:val="en-US"/>
@@ -16187,7 +16335,7 @@
                     </pic:cNvPicPr>
                   </pic:nvPicPr>
                   <pic:blipFill>
-                    <a:blip r:embed="rId25">
+                    <a:blip r:embed="rId30">
                       <a:extLst>
                         <a:ext uri="{28A0092B-C50C-407E-A947-70E740481C1C}">
                           <a14:useLocalDpi xmlns:a14="http://schemas.microsoft.com/office/drawing/2010/main" val="0"/>
@@ -16224,32 +16372,58 @@
       <w:r>
         <w:t xml:space="preserve">Figure </w:t>
       </w:r>
-      <w:fldSimple w:instr=" STYLEREF 1 \s ">
-        <w:r>
-          <w:rPr>
-            <w:noProof/>
-            <w:cs/>
-          </w:rPr>
-          <w:t>‎</w:t>
-        </w:r>
-        <w:r>
-          <w:rPr>
-            <w:noProof/>
-          </w:rPr>
-          <w:t>4</w:t>
-        </w:r>
-      </w:fldSimple>
+      <w:r>
+        <w:fldChar w:fldCharType="begin"/>
+      </w:r>
+      <w:r>
+        <w:instrText xml:space="preserve"> STYLEREF 1 \s </w:instrText>
+      </w:r>
+      <w:r>
+        <w:fldChar w:fldCharType="separate"/>
+      </w:r>
+      <w:r>
+        <w:rPr>
+          <w:noProof/>
+          <w:cs/>
+        </w:rPr>
+        <w:t>‎</w:t>
+      </w:r>
+      <w:r>
+        <w:rPr>
+          <w:noProof/>
+        </w:rPr>
+        <w:t>4</w:t>
+      </w:r>
+      <w:r>
+        <w:rPr>
+          <w:noProof/>
+        </w:rPr>
+        <w:fldChar w:fldCharType="end"/>
+      </w:r>
       <w:r>
         <w:t>.</w:t>
       </w:r>
-      <w:fldSimple w:instr=" SEQ Figure \* ARABIC \s 1 ">
-        <w:r>
-          <w:rPr>
-            <w:noProof/>
-          </w:rPr>
-          <w:t>3</w:t>
-        </w:r>
-      </w:fldSimple>
+      <w:r>
+        <w:fldChar w:fldCharType="begin"/>
+      </w:r>
+      <w:r>
+        <w:instrText xml:space="preserve"> SEQ Figure \* ARABIC \s 1 </w:instrText>
+      </w:r>
+      <w:r>
+        <w:fldChar w:fldCharType="separate"/>
+      </w:r>
+      <w:r>
+        <w:rPr>
+          <w:noProof/>
+        </w:rPr>
+        <w:t>3</w:t>
+      </w:r>
+      <w:r>
+        <w:rPr>
+          <w:noProof/>
+        </w:rPr>
+        <w:fldChar w:fldCharType="end"/>
+      </w:r>
       <w:r>
         <w:rPr>
           <w:lang w:val="en-US"/>
@@ -16326,7 +16500,7 @@
                     </pic:cNvPicPr>
                   </pic:nvPicPr>
                   <pic:blipFill>
-                    <a:blip r:embed="rId26">
+                    <a:blip r:embed="rId31">
                       <a:extLst>
                         <a:ext uri="{28A0092B-C50C-407E-A947-70E740481C1C}">
                           <a14:useLocalDpi xmlns:a14="http://schemas.microsoft.com/office/drawing/2010/main" val="0"/>
@@ -16363,32 +16537,58 @@
       <w:r>
         <w:t xml:space="preserve">Figure </w:t>
       </w:r>
-      <w:fldSimple w:instr=" STYLEREF 1 \s ">
-        <w:r>
-          <w:rPr>
-            <w:noProof/>
-            <w:cs/>
-          </w:rPr>
-          <w:t>‎</w:t>
-        </w:r>
-        <w:r>
-          <w:rPr>
-            <w:noProof/>
-          </w:rPr>
-          <w:t>4</w:t>
-        </w:r>
-      </w:fldSimple>
+      <w:r>
+        <w:fldChar w:fldCharType="begin"/>
+      </w:r>
+      <w:r>
+        <w:instrText xml:space="preserve"> STYLEREF 1 \s </w:instrText>
+      </w:r>
+      <w:r>
+        <w:fldChar w:fldCharType="separate"/>
+      </w:r>
+      <w:r>
+        <w:rPr>
+          <w:noProof/>
+          <w:cs/>
+        </w:rPr>
+        <w:t>‎</w:t>
+      </w:r>
+      <w:r>
+        <w:rPr>
+          <w:noProof/>
+        </w:rPr>
+        <w:t>4</w:t>
+      </w:r>
+      <w:r>
+        <w:rPr>
+          <w:noProof/>
+        </w:rPr>
+        <w:fldChar w:fldCharType="end"/>
+      </w:r>
       <w:r>
         <w:t>.</w:t>
       </w:r>
-      <w:fldSimple w:instr=" SEQ Figure \* ARABIC \s 1 ">
-        <w:r>
-          <w:rPr>
-            <w:noProof/>
-          </w:rPr>
-          <w:t>4</w:t>
-        </w:r>
-      </w:fldSimple>
+      <w:r>
+        <w:fldChar w:fldCharType="begin"/>
+      </w:r>
+      <w:r>
+        <w:instrText xml:space="preserve"> SEQ Figure \* ARABIC \s 1 </w:instrText>
+      </w:r>
+      <w:r>
+        <w:fldChar w:fldCharType="separate"/>
+      </w:r>
+      <w:r>
+        <w:rPr>
+          <w:noProof/>
+        </w:rPr>
+        <w:t>4</w:t>
+      </w:r>
+      <w:r>
+        <w:rPr>
+          <w:noProof/>
+        </w:rPr>
+        <w:fldChar w:fldCharType="end"/>
+      </w:r>
       <w:r>
         <w:rPr>
           <w:lang w:val="en-US"/>
@@ -16492,7 +16692,7 @@
                     </pic:cNvPicPr>
                   </pic:nvPicPr>
                   <pic:blipFill>
-                    <a:blip r:embed="rId16">
+                    <a:blip r:embed="rId17">
                       <a:extLst>
                         <a:ext uri="{28A0092B-C50C-407E-A947-70E740481C1C}">
                           <a14:useLocalDpi xmlns:a14="http://schemas.microsoft.com/office/drawing/2010/main" val="0"/>
@@ -16531,32 +16731,58 @@
       <w:r>
         <w:t xml:space="preserve">Figure </w:t>
       </w:r>
-      <w:fldSimple w:instr=" STYLEREF 1 \s ">
-        <w:r>
-          <w:rPr>
-            <w:noProof/>
-            <w:cs/>
-          </w:rPr>
-          <w:t>‎</w:t>
-        </w:r>
-        <w:r>
-          <w:rPr>
-            <w:noProof/>
-          </w:rPr>
-          <w:t>4</w:t>
-        </w:r>
-      </w:fldSimple>
+      <w:r>
+        <w:fldChar w:fldCharType="begin"/>
+      </w:r>
+      <w:r>
+        <w:instrText xml:space="preserve"> STYLEREF 1 \s </w:instrText>
+      </w:r>
+      <w:r>
+        <w:fldChar w:fldCharType="separate"/>
+      </w:r>
+      <w:r>
+        <w:rPr>
+          <w:noProof/>
+          <w:cs/>
+        </w:rPr>
+        <w:t>‎</w:t>
+      </w:r>
+      <w:r>
+        <w:rPr>
+          <w:noProof/>
+        </w:rPr>
+        <w:t>4</w:t>
+      </w:r>
+      <w:r>
+        <w:rPr>
+          <w:noProof/>
+        </w:rPr>
+        <w:fldChar w:fldCharType="end"/>
+      </w:r>
       <w:r>
         <w:t>.</w:t>
       </w:r>
-      <w:fldSimple w:instr=" SEQ Figure \* ARABIC \s 1 ">
-        <w:r>
-          <w:rPr>
-            <w:noProof/>
-          </w:rPr>
-          <w:t>5</w:t>
-        </w:r>
-      </w:fldSimple>
+      <w:r>
+        <w:fldChar w:fldCharType="begin"/>
+      </w:r>
+      <w:r>
+        <w:instrText xml:space="preserve"> SEQ Figure \* ARABIC \s 1 </w:instrText>
+      </w:r>
+      <w:r>
+        <w:fldChar w:fldCharType="separate"/>
+      </w:r>
+      <w:r>
+        <w:rPr>
+          <w:noProof/>
+        </w:rPr>
+        <w:t>5</w:t>
+      </w:r>
+      <w:r>
+        <w:rPr>
+          <w:noProof/>
+        </w:rPr>
+        <w:fldChar w:fldCharType="end"/>
+      </w:r>
       <w:r>
         <w:rPr>
           <w:lang w:val="en-US"/>
@@ -16705,23 +16931,13 @@
         </w:rPr>
       </w:pPr>
       <w:bookmarkStart w:id="53" w:name="_Toc227626161"/>
-      <w:proofErr w:type="spellStart"/>
       <w:r>
         <w:rPr>
           <w:rStyle w:val="Strong"/>
           <w:rFonts w:cs="Times New Roman"/>
           <w:b/>
         </w:rPr>
-        <w:t>KMeans</w:t>
-      </w:r>
-      <w:proofErr w:type="spellEnd"/>
-      <w:r>
-        <w:rPr>
-          <w:rStyle w:val="Strong"/>
-          <w:rFonts w:cs="Times New Roman"/>
-          <w:b/>
-        </w:rPr>
-        <w:t xml:space="preserve"> Clustering Analysis</w:t>
+        <w:t>KMeans Clustering Analysis</w:t>
       </w:r>
       <w:bookmarkEnd w:id="53"/>
     </w:p>
@@ -16781,7 +16997,7 @@
                     </pic:cNvPicPr>
                   </pic:nvPicPr>
                   <pic:blipFill>
-                    <a:blip r:embed="rId17">
+                    <a:blip r:embed="rId18">
                       <a:extLst>
                         <a:ext uri="{28A0092B-C50C-407E-A947-70E740481C1C}">
                           <a14:useLocalDpi xmlns:a14="http://schemas.microsoft.com/office/drawing/2010/main" val="0"/>
@@ -16818,51 +17034,63 @@
       <w:r>
         <w:t xml:space="preserve">Figure </w:t>
       </w:r>
-      <w:fldSimple w:instr=" STYLEREF 1 \s ">
-        <w:r>
-          <w:rPr>
-            <w:noProof/>
-            <w:cs/>
-          </w:rPr>
-          <w:t>‎</w:t>
-        </w:r>
-        <w:r>
-          <w:rPr>
-            <w:noProof/>
-          </w:rPr>
-          <w:t>4</w:t>
-        </w:r>
-      </w:fldSimple>
+      <w:r>
+        <w:fldChar w:fldCharType="begin"/>
+      </w:r>
+      <w:r>
+        <w:instrText xml:space="preserve"> STYLEREF 1 \s </w:instrText>
+      </w:r>
+      <w:r>
+        <w:fldChar w:fldCharType="separate"/>
+      </w:r>
+      <w:r>
+        <w:rPr>
+          <w:noProof/>
+          <w:cs/>
+        </w:rPr>
+        <w:t>‎</w:t>
+      </w:r>
+      <w:r>
+        <w:rPr>
+          <w:noProof/>
+        </w:rPr>
+        <w:t>4</w:t>
+      </w:r>
+      <w:r>
+        <w:rPr>
+          <w:noProof/>
+        </w:rPr>
+        <w:fldChar w:fldCharType="end"/>
+      </w:r>
       <w:r>
         <w:t>.</w:t>
       </w:r>
-      <w:fldSimple w:instr=" SEQ Figure \* ARABIC \s 1 ">
-        <w:r>
-          <w:rPr>
-            <w:noProof/>
-          </w:rPr>
-          <w:t>6</w:t>
-        </w:r>
-      </w:fldSimple>
+      <w:r>
+        <w:fldChar w:fldCharType="begin"/>
+      </w:r>
+      <w:r>
+        <w:instrText xml:space="preserve"> SEQ Figure \* ARABIC \s 1 </w:instrText>
+      </w:r>
+      <w:r>
+        <w:fldChar w:fldCharType="separate"/>
+      </w:r>
+      <w:r>
+        <w:rPr>
+          <w:noProof/>
+        </w:rPr>
+        <w:t>6</w:t>
+      </w:r>
+      <w:r>
+        <w:rPr>
+          <w:noProof/>
+        </w:rPr>
+        <w:fldChar w:fldCharType="end"/>
+      </w:r>
       <w:r>
         <w:rPr>
           <w:lang w:val="en-US"/>
         </w:rPr>
-        <w:t xml:space="preserve">: </w:t>
-      </w:r>
-      <w:proofErr w:type="spellStart"/>
-      <w:r>
-        <w:rPr>
-          <w:lang w:val="en-US"/>
-        </w:rPr>
-        <w:t>KMeans</w:t>
-      </w:r>
-      <w:proofErr w:type="spellEnd"/>
-      <w:r>
-        <w:rPr>
-          <w:lang w:val="en-US"/>
-        </w:rPr>
-        <w:t xml:space="preserve"> clustering results</w:t>
+        <w:t>: KMeans clustering results</w:t>
       </w:r>
       <w:bookmarkEnd w:id="54"/>
     </w:p>
@@ -17014,7 +17242,7 @@
                     </pic:cNvPicPr>
                   </pic:nvPicPr>
                   <pic:blipFill>
-                    <a:blip r:embed="rId18">
+                    <a:blip r:embed="rId19">
                       <a:extLst>
                         <a:ext uri="{28A0092B-C50C-407E-A947-70E740481C1C}">
                           <a14:useLocalDpi xmlns:a14="http://schemas.microsoft.com/office/drawing/2010/main" val="0"/>
@@ -17051,32 +17279,58 @@
       <w:r>
         <w:t xml:space="preserve">Figure </w:t>
       </w:r>
-      <w:fldSimple w:instr=" STYLEREF 1 \s ">
-        <w:r>
-          <w:rPr>
-            <w:noProof/>
-            <w:cs/>
-          </w:rPr>
-          <w:t>‎</w:t>
-        </w:r>
-        <w:r>
-          <w:rPr>
-            <w:noProof/>
-          </w:rPr>
-          <w:t>4</w:t>
-        </w:r>
-      </w:fldSimple>
+      <w:r>
+        <w:fldChar w:fldCharType="begin"/>
+      </w:r>
+      <w:r>
+        <w:instrText xml:space="preserve"> STYLEREF 1 \s </w:instrText>
+      </w:r>
+      <w:r>
+        <w:fldChar w:fldCharType="separate"/>
+      </w:r>
+      <w:r>
+        <w:rPr>
+          <w:noProof/>
+          <w:cs/>
+        </w:rPr>
+        <w:t>‎</w:t>
+      </w:r>
+      <w:r>
+        <w:rPr>
+          <w:noProof/>
+        </w:rPr>
+        <w:t>4</w:t>
+      </w:r>
+      <w:r>
+        <w:rPr>
+          <w:noProof/>
+        </w:rPr>
+        <w:fldChar w:fldCharType="end"/>
+      </w:r>
       <w:r>
         <w:t>.</w:t>
       </w:r>
-      <w:fldSimple w:instr=" SEQ Figure \* ARABIC \s 1 ">
-        <w:r>
-          <w:rPr>
-            <w:noProof/>
-          </w:rPr>
-          <w:t>7</w:t>
-        </w:r>
-      </w:fldSimple>
+      <w:r>
+        <w:fldChar w:fldCharType="begin"/>
+      </w:r>
+      <w:r>
+        <w:instrText xml:space="preserve"> SEQ Figure \* ARABIC \s 1 </w:instrText>
+      </w:r>
+      <w:r>
+        <w:fldChar w:fldCharType="separate"/>
+      </w:r>
+      <w:r>
+        <w:rPr>
+          <w:noProof/>
+        </w:rPr>
+        <w:t>7</w:t>
+      </w:r>
+      <w:r>
+        <w:rPr>
+          <w:noProof/>
+        </w:rPr>
+        <w:fldChar w:fldCharType="end"/>
+      </w:r>
       <w:r>
         <w:rPr>
           <w:lang w:val="en-US"/>
@@ -17326,7 +17580,7 @@
                     <pic:cNvPicPr/>
                   </pic:nvPicPr>
                   <pic:blipFill rotWithShape="1">
-                    <a:blip r:embed="rId27">
+                    <a:blip r:embed="rId32">
                       <a:extLst>
                         <a:ext uri="{28A0092B-C50C-407E-A947-70E740481C1C}">
                           <a14:useLocalDpi xmlns:a14="http://schemas.microsoft.com/office/drawing/2010/main" val="0"/>
@@ -17370,32 +17624,58 @@
       <w:r>
         <w:t xml:space="preserve">Figure </w:t>
       </w:r>
-      <w:fldSimple w:instr=" STYLEREF 1 \s ">
-        <w:r>
-          <w:rPr>
-            <w:noProof/>
-            <w:cs/>
-          </w:rPr>
-          <w:t>‎</w:t>
-        </w:r>
-        <w:r>
-          <w:rPr>
-            <w:noProof/>
-          </w:rPr>
-          <w:t>4</w:t>
-        </w:r>
-      </w:fldSimple>
+      <w:r>
+        <w:fldChar w:fldCharType="begin"/>
+      </w:r>
+      <w:r>
+        <w:instrText xml:space="preserve"> STYLEREF 1 \s </w:instrText>
+      </w:r>
+      <w:r>
+        <w:fldChar w:fldCharType="separate"/>
+      </w:r>
+      <w:r>
+        <w:rPr>
+          <w:noProof/>
+          <w:cs/>
+        </w:rPr>
+        <w:t>‎</w:t>
+      </w:r>
+      <w:r>
+        <w:rPr>
+          <w:noProof/>
+        </w:rPr>
+        <w:t>4</w:t>
+      </w:r>
+      <w:r>
+        <w:rPr>
+          <w:noProof/>
+        </w:rPr>
+        <w:fldChar w:fldCharType="end"/>
+      </w:r>
       <w:r>
         <w:t>.</w:t>
       </w:r>
-      <w:fldSimple w:instr=" SEQ Figure \* ARABIC \s 1 ">
-        <w:r>
-          <w:rPr>
-            <w:noProof/>
-          </w:rPr>
-          <w:t>8</w:t>
-        </w:r>
-      </w:fldSimple>
+      <w:r>
+        <w:fldChar w:fldCharType="begin"/>
+      </w:r>
+      <w:r>
+        <w:instrText xml:space="preserve"> SEQ Figure \* ARABIC \s 1 </w:instrText>
+      </w:r>
+      <w:r>
+        <w:fldChar w:fldCharType="separate"/>
+      </w:r>
+      <w:r>
+        <w:rPr>
+          <w:noProof/>
+        </w:rPr>
+        <w:t>8</w:t>
+      </w:r>
+      <w:r>
+        <w:rPr>
+          <w:noProof/>
+        </w:rPr>
+        <w:fldChar w:fldCharType="end"/>
+      </w:r>
       <w:r>
         <w:rPr>
           <w:lang w:val="en-US"/>
@@ -17515,7 +17795,7 @@
                     </pic:cNvPicPr>
                   </pic:nvPicPr>
                   <pic:blipFill>
-                    <a:blip r:embed="rId28">
+                    <a:blip r:embed="rId33">
                       <a:extLst>
                         <a:ext uri="{28A0092B-C50C-407E-A947-70E740481C1C}">
                           <a14:useLocalDpi xmlns:a14="http://schemas.microsoft.com/office/drawing/2010/main" val="0"/>
@@ -17552,32 +17832,58 @@
       <w:r>
         <w:t xml:space="preserve">Figure </w:t>
       </w:r>
-      <w:fldSimple w:instr=" STYLEREF 1 \s ">
-        <w:r>
-          <w:rPr>
-            <w:noProof/>
-            <w:cs/>
-          </w:rPr>
-          <w:t>‎</w:t>
-        </w:r>
-        <w:r>
-          <w:rPr>
-            <w:noProof/>
-          </w:rPr>
-          <w:t>4</w:t>
-        </w:r>
-      </w:fldSimple>
+      <w:r>
+        <w:fldChar w:fldCharType="begin"/>
+      </w:r>
+      <w:r>
+        <w:instrText xml:space="preserve"> STYLEREF 1 \s </w:instrText>
+      </w:r>
+      <w:r>
+        <w:fldChar w:fldCharType="separate"/>
+      </w:r>
+      <w:r>
+        <w:rPr>
+          <w:noProof/>
+          <w:cs/>
+        </w:rPr>
+        <w:t>‎</w:t>
+      </w:r>
+      <w:r>
+        <w:rPr>
+          <w:noProof/>
+        </w:rPr>
+        <w:t>4</w:t>
+      </w:r>
+      <w:r>
+        <w:rPr>
+          <w:noProof/>
+        </w:rPr>
+        <w:fldChar w:fldCharType="end"/>
+      </w:r>
       <w:r>
         <w:t>.</w:t>
       </w:r>
-      <w:fldSimple w:instr=" SEQ Figure \* ARABIC \s 1 ">
-        <w:r>
-          <w:rPr>
-            <w:noProof/>
-          </w:rPr>
-          <w:t>9</w:t>
-        </w:r>
-      </w:fldSimple>
+      <w:r>
+        <w:fldChar w:fldCharType="begin"/>
+      </w:r>
+      <w:r>
+        <w:instrText xml:space="preserve"> SEQ Figure \* ARABIC \s 1 </w:instrText>
+      </w:r>
+      <w:r>
+        <w:fldChar w:fldCharType="separate"/>
+      </w:r>
+      <w:r>
+        <w:rPr>
+          <w:noProof/>
+        </w:rPr>
+        <w:t>9</w:t>
+      </w:r>
+      <w:r>
+        <w:rPr>
+          <w:noProof/>
+        </w:rPr>
+        <w:fldChar w:fldCharType="end"/>
+      </w:r>
       <w:r>
         <w:rPr>
           <w:lang w:val="en-US"/>
@@ -17752,7 +18058,7 @@
                     </pic:cNvPicPr>
                   </pic:nvPicPr>
                   <pic:blipFill>
-                    <a:blip r:embed="rId29">
+                    <a:blip r:embed="rId34">
                       <a:extLst>
                         <a:ext uri="{28A0092B-C50C-407E-A947-70E740481C1C}">
                           <a14:useLocalDpi xmlns:a14="http://schemas.microsoft.com/office/drawing/2010/main" val="0"/>
@@ -17789,32 +18095,58 @@
       <w:r>
         <w:t xml:space="preserve">Figure </w:t>
       </w:r>
-      <w:fldSimple w:instr=" STYLEREF 1 \s ">
-        <w:r>
-          <w:rPr>
-            <w:noProof/>
-            <w:cs/>
-          </w:rPr>
-          <w:t>‎</w:t>
-        </w:r>
-        <w:r>
-          <w:rPr>
-            <w:noProof/>
-          </w:rPr>
-          <w:t>4</w:t>
-        </w:r>
-      </w:fldSimple>
+      <w:r>
+        <w:fldChar w:fldCharType="begin"/>
+      </w:r>
+      <w:r>
+        <w:instrText xml:space="preserve"> STYLEREF 1 \s </w:instrText>
+      </w:r>
+      <w:r>
+        <w:fldChar w:fldCharType="separate"/>
+      </w:r>
+      <w:r>
+        <w:rPr>
+          <w:noProof/>
+          <w:cs/>
+        </w:rPr>
+        <w:t>‎</w:t>
+      </w:r>
+      <w:r>
+        <w:rPr>
+          <w:noProof/>
+        </w:rPr>
+        <w:t>4</w:t>
+      </w:r>
+      <w:r>
+        <w:rPr>
+          <w:noProof/>
+        </w:rPr>
+        <w:fldChar w:fldCharType="end"/>
+      </w:r>
       <w:r>
         <w:t>.</w:t>
       </w:r>
-      <w:fldSimple w:instr=" SEQ Figure \* ARABIC \s 1 ">
-        <w:r>
-          <w:rPr>
-            <w:noProof/>
-          </w:rPr>
-          <w:t>10</w:t>
-        </w:r>
-      </w:fldSimple>
+      <w:r>
+        <w:fldChar w:fldCharType="begin"/>
+      </w:r>
+      <w:r>
+        <w:instrText xml:space="preserve"> SEQ Figure \* ARABIC \s 1 </w:instrText>
+      </w:r>
+      <w:r>
+        <w:fldChar w:fldCharType="separate"/>
+      </w:r>
+      <w:r>
+        <w:rPr>
+          <w:noProof/>
+        </w:rPr>
+        <w:t>10</w:t>
+      </w:r>
+      <w:r>
+        <w:rPr>
+          <w:noProof/>
+        </w:rPr>
+        <w:fldChar w:fldCharType="end"/>
+      </w:r>
       <w:r>
         <w:rPr>
           <w:lang w:val="en-US"/>
@@ -18058,7 +18390,7 @@
                     </pic:cNvPicPr>
                   </pic:nvPicPr>
                   <pic:blipFill>
-                    <a:blip r:embed="rId21">
+                    <a:blip r:embed="rId26">
                       <a:extLst>
                         <a:ext uri="{28A0092B-C50C-407E-A947-70E740481C1C}">
                           <a14:useLocalDpi xmlns:a14="http://schemas.microsoft.com/office/drawing/2010/main" val="0"/>
@@ -18136,7 +18468,7 @@
                     </pic:cNvPicPr>
                   </pic:nvPicPr>
                   <pic:blipFill>
-                    <a:blip r:embed="rId22">
+                    <a:blip r:embed="rId27">
                       <a:extLst>
                         <a:ext uri="{28A0092B-C50C-407E-A947-70E740481C1C}">
                           <a14:useLocalDpi xmlns:a14="http://schemas.microsoft.com/office/drawing/2010/main" val="0"/>
@@ -18182,32 +18514,58 @@
       <w:r>
         <w:t xml:space="preserve">Figure </w:t>
       </w:r>
-      <w:fldSimple w:instr=" STYLEREF 1 \s ">
-        <w:r>
-          <w:rPr>
-            <w:noProof/>
-            <w:cs/>
-          </w:rPr>
-          <w:t>‎</w:t>
-        </w:r>
-        <w:r>
-          <w:rPr>
-            <w:noProof/>
-          </w:rPr>
-          <w:t>4</w:t>
-        </w:r>
-      </w:fldSimple>
+      <w:r>
+        <w:fldChar w:fldCharType="begin"/>
+      </w:r>
+      <w:r>
+        <w:instrText xml:space="preserve"> STYLEREF 1 \s </w:instrText>
+      </w:r>
+      <w:r>
+        <w:fldChar w:fldCharType="separate"/>
+      </w:r>
+      <w:r>
+        <w:rPr>
+          <w:noProof/>
+          <w:cs/>
+        </w:rPr>
+        <w:t>‎</w:t>
+      </w:r>
+      <w:r>
+        <w:rPr>
+          <w:noProof/>
+        </w:rPr>
+        <w:t>4</w:t>
+      </w:r>
+      <w:r>
+        <w:rPr>
+          <w:noProof/>
+        </w:rPr>
+        <w:fldChar w:fldCharType="end"/>
+      </w:r>
       <w:r>
         <w:t>.</w:t>
       </w:r>
-      <w:fldSimple w:instr=" SEQ Figure \* ARABIC \s 1 ">
-        <w:r>
-          <w:rPr>
-            <w:noProof/>
-          </w:rPr>
-          <w:t>11</w:t>
-        </w:r>
-      </w:fldSimple>
+      <w:r>
+        <w:fldChar w:fldCharType="begin"/>
+      </w:r>
+      <w:r>
+        <w:instrText xml:space="preserve"> SEQ Figure \* ARABIC \s 1 </w:instrText>
+      </w:r>
+      <w:r>
+        <w:fldChar w:fldCharType="separate"/>
+      </w:r>
+      <w:r>
+        <w:rPr>
+          <w:noProof/>
+        </w:rPr>
+        <w:t>11</w:t>
+      </w:r>
+      <w:r>
+        <w:rPr>
+          <w:noProof/>
+        </w:rPr>
+        <w:fldChar w:fldCharType="end"/>
+      </w:r>
       <w:r>
         <w:rPr>
           <w:lang w:val="en-US"/>
@@ -18329,7 +18687,7 @@
                     </pic:cNvPicPr>
                   </pic:nvPicPr>
                   <pic:blipFill>
-                    <a:blip r:embed="rId19">
+                    <a:blip r:embed="rId23">
                       <a:extLst>
                         <a:ext uri="{28A0092B-C50C-407E-A947-70E740481C1C}">
                           <a14:useLocalDpi xmlns:a14="http://schemas.microsoft.com/office/drawing/2010/main" val="0"/>
@@ -18366,47 +18724,65 @@
       <w:r>
         <w:t xml:space="preserve">Figure </w:t>
       </w:r>
-      <w:fldSimple w:instr=" STYLEREF 1 \s ">
-        <w:r>
-          <w:rPr>
-            <w:noProof/>
-            <w:cs/>
-          </w:rPr>
-          <w:t>‎</w:t>
-        </w:r>
-        <w:r>
-          <w:rPr>
-            <w:noProof/>
-          </w:rPr>
-          <w:t>4</w:t>
-        </w:r>
-      </w:fldSimple>
+      <w:r>
+        <w:fldChar w:fldCharType="begin"/>
+      </w:r>
+      <w:r>
+        <w:instrText xml:space="preserve"> STYLEREF 1 \s </w:instrText>
+      </w:r>
+      <w:r>
+        <w:fldChar w:fldCharType="separate"/>
+      </w:r>
+      <w:r>
+        <w:rPr>
+          <w:noProof/>
+          <w:cs/>
+        </w:rPr>
+        <w:t>‎</w:t>
+      </w:r>
+      <w:r>
+        <w:rPr>
+          <w:noProof/>
+        </w:rPr>
+        <w:t>4</w:t>
+      </w:r>
+      <w:r>
+        <w:rPr>
+          <w:noProof/>
+        </w:rPr>
+        <w:fldChar w:fldCharType="end"/>
+      </w:r>
       <w:r>
         <w:t>.</w:t>
       </w:r>
-      <w:fldSimple w:instr=" SEQ Figure \* ARABIC \s 1 ">
-        <w:r>
-          <w:rPr>
-            <w:noProof/>
-          </w:rPr>
-          <w:t>12</w:t>
-        </w:r>
-      </w:fldSimple>
+      <w:r>
+        <w:fldChar w:fldCharType="begin"/>
+      </w:r>
+      <w:r>
+        <w:instrText xml:space="preserve"> SEQ Figure \* ARABIC \s 1 </w:instrText>
+      </w:r>
+      <w:r>
+        <w:fldChar w:fldCharType="separate"/>
+      </w:r>
+      <w:r>
+        <w:rPr>
+          <w:noProof/>
+        </w:rPr>
+        <w:t>12</w:t>
+      </w:r>
+      <w:r>
+        <w:rPr>
+          <w:noProof/>
+        </w:rPr>
+        <w:fldChar w:fldCharType="end"/>
+      </w:r>
       <w:r>
         <w:rPr>
           <w:lang w:val="en-US"/>
         </w:rPr>
-        <w:t xml:space="preserve">: Actual vs predicted </w:t>
-      </w:r>
-      <w:proofErr w:type="gramStart"/>
-      <w:r>
-        <w:rPr>
-          <w:lang w:val="en-US"/>
-        </w:rPr>
-        <w:t>values</w:t>
+        <w:t>: Actual vs predicted values</w:t>
       </w:r>
       <w:bookmarkEnd w:id="66"/>
-      <w:proofErr w:type="gramEnd"/>
     </w:p>
     <w:p>
       <w:pPr>
@@ -18438,6 +18814,7 @@
           <w:noProof/>
           <w:lang w:val="en-GB"/>
         </w:rPr>
+        <w:lastRenderedPageBreak/>
         <w:drawing>
           <wp:inline distT="0" distB="0" distL="0" distR="0" wp14:anchorId="73FFAF7E" wp14:editId="27913F48">
             <wp:extent cx="5200650" cy="3277344"/>
@@ -18468,7 +18845,7 @@
                     </pic:cNvPicPr>
                   </pic:nvPicPr>
                   <pic:blipFill>
-                    <a:blip r:embed="rId20">
+                    <a:blip r:embed="rId24">
                       <a:extLst>
                         <a:ext uri="{28A0092B-C50C-407E-A947-70E740481C1C}">
                           <a14:useLocalDpi xmlns:a14="http://schemas.microsoft.com/office/drawing/2010/main" val="0"/>
@@ -18505,32 +18882,58 @@
       <w:r>
         <w:t xml:space="preserve">Figure </w:t>
       </w:r>
-      <w:fldSimple w:instr=" STYLEREF 1 \s ">
-        <w:r>
-          <w:rPr>
-            <w:noProof/>
-            <w:cs/>
-          </w:rPr>
-          <w:t>‎</w:t>
-        </w:r>
-        <w:r>
-          <w:rPr>
-            <w:noProof/>
-          </w:rPr>
-          <w:t>4</w:t>
-        </w:r>
-      </w:fldSimple>
+      <w:r>
+        <w:fldChar w:fldCharType="begin"/>
+      </w:r>
+      <w:r>
+        <w:instrText xml:space="preserve"> STYLEREF 1 \s </w:instrText>
+      </w:r>
+      <w:r>
+        <w:fldChar w:fldCharType="separate"/>
+      </w:r>
+      <w:r>
+        <w:rPr>
+          <w:noProof/>
+          <w:cs/>
+        </w:rPr>
+        <w:t>‎</w:t>
+      </w:r>
+      <w:r>
+        <w:rPr>
+          <w:noProof/>
+        </w:rPr>
+        <w:t>4</w:t>
+      </w:r>
+      <w:r>
+        <w:rPr>
+          <w:noProof/>
+        </w:rPr>
+        <w:fldChar w:fldCharType="end"/>
+      </w:r>
       <w:r>
         <w:t>.</w:t>
       </w:r>
-      <w:fldSimple w:instr=" SEQ Figure \* ARABIC \s 1 ">
-        <w:r>
-          <w:rPr>
-            <w:noProof/>
-          </w:rPr>
-          <w:t>13</w:t>
-        </w:r>
-      </w:fldSimple>
+      <w:r>
+        <w:fldChar w:fldCharType="begin"/>
+      </w:r>
+      <w:r>
+        <w:instrText xml:space="preserve"> SEQ Figure \* ARABIC \s 1 </w:instrText>
+      </w:r>
+      <w:r>
+        <w:fldChar w:fldCharType="separate"/>
+      </w:r>
+      <w:r>
+        <w:rPr>
+          <w:noProof/>
+        </w:rPr>
+        <w:t>13</w:t>
+      </w:r>
+      <w:r>
+        <w:rPr>
+          <w:noProof/>
+        </w:rPr>
+        <w:fldChar w:fldCharType="end"/>
+      </w:r>
       <w:r>
         <w:rPr>
           <w:lang w:val="en-US"/>
@@ -18557,7 +18960,6 @@
           <w:b w:val="0"/>
           <w:bCs w:val="0"/>
         </w:rPr>
-        <w:lastRenderedPageBreak/>
         <w:t>Figure 4.14 shows</w:t>
       </w:r>
       <w:r>
@@ -18577,6 +18979,7 @@
         <w:rPr>
           <w:noProof/>
         </w:rPr>
+        <w:lastRenderedPageBreak/>
         <w:drawing>
           <wp:inline distT="0" distB="0" distL="0" distR="0" wp14:anchorId="21CF82EB" wp14:editId="2B25457D">
             <wp:extent cx="4572000" cy="2971718"/>
@@ -18595,7 +18998,7 @@
                     </pic:cNvPicPr>
                   </pic:nvPicPr>
                   <pic:blipFill>
-                    <a:blip r:embed="rId30">
+                    <a:blip r:embed="rId35">
                       <a:extLst>
                         <a:ext uri="{28A0092B-C50C-407E-A947-70E740481C1C}">
                           <a14:useLocalDpi xmlns:a14="http://schemas.microsoft.com/office/drawing/2010/main" val="0"/>
@@ -18635,32 +19038,58 @@
       <w:r>
         <w:t xml:space="preserve">Figure </w:t>
       </w:r>
-      <w:fldSimple w:instr=" STYLEREF 1 \s ">
-        <w:r>
-          <w:rPr>
-            <w:noProof/>
-            <w:cs/>
-          </w:rPr>
-          <w:t>‎</w:t>
-        </w:r>
-        <w:r>
-          <w:rPr>
-            <w:noProof/>
-          </w:rPr>
-          <w:t>4</w:t>
-        </w:r>
-      </w:fldSimple>
+      <w:r>
+        <w:fldChar w:fldCharType="begin"/>
+      </w:r>
+      <w:r>
+        <w:instrText xml:space="preserve"> STYLEREF 1 \s </w:instrText>
+      </w:r>
+      <w:r>
+        <w:fldChar w:fldCharType="separate"/>
+      </w:r>
+      <w:r>
+        <w:rPr>
+          <w:noProof/>
+          <w:cs/>
+        </w:rPr>
+        <w:t>‎</w:t>
+      </w:r>
+      <w:r>
+        <w:rPr>
+          <w:noProof/>
+        </w:rPr>
+        <w:t>4</w:t>
+      </w:r>
+      <w:r>
+        <w:rPr>
+          <w:noProof/>
+        </w:rPr>
+        <w:fldChar w:fldCharType="end"/>
+      </w:r>
       <w:r>
         <w:t>.</w:t>
       </w:r>
-      <w:fldSimple w:instr=" SEQ Figure \* ARABIC \s 1 ">
-        <w:r>
-          <w:rPr>
-            <w:noProof/>
-          </w:rPr>
-          <w:t>14</w:t>
-        </w:r>
-      </w:fldSimple>
+      <w:r>
+        <w:fldChar w:fldCharType="begin"/>
+      </w:r>
+      <w:r>
+        <w:instrText xml:space="preserve"> SEQ Figure \* ARABIC \s 1 </w:instrText>
+      </w:r>
+      <w:r>
+        <w:fldChar w:fldCharType="separate"/>
+      </w:r>
+      <w:r>
+        <w:rPr>
+          <w:noProof/>
+        </w:rPr>
+        <w:t>14</w:t>
+      </w:r>
+      <w:r>
+        <w:rPr>
+          <w:noProof/>
+        </w:rPr>
+        <w:fldChar w:fldCharType="end"/>
+      </w:r>
       <w:r>
         <w:rPr>
           <w:lang w:val="en-US"/>
@@ -18796,7 +19225,7 @@
                     <pic:cNvPicPr/>
                   </pic:nvPicPr>
                   <pic:blipFill>
-                    <a:blip r:embed="rId31">
+                    <a:blip r:embed="rId36">
                       <a:extLst>
                         <a:ext uri="{28A0092B-C50C-407E-A947-70E740481C1C}">
                           <a14:useLocalDpi xmlns:a14="http://schemas.microsoft.com/office/drawing/2010/main" val="0"/>
@@ -18835,47 +19264,65 @@
       <w:r>
         <w:t xml:space="preserve">Figure </w:t>
       </w:r>
-      <w:fldSimple w:instr=" STYLEREF 1 \s ">
-        <w:r>
-          <w:rPr>
-            <w:noProof/>
-            <w:cs/>
-          </w:rPr>
-          <w:t>‎</w:t>
-        </w:r>
-        <w:r>
-          <w:rPr>
-            <w:noProof/>
-          </w:rPr>
-          <w:t>4</w:t>
-        </w:r>
-      </w:fldSimple>
+      <w:r>
+        <w:fldChar w:fldCharType="begin"/>
+      </w:r>
+      <w:r>
+        <w:instrText xml:space="preserve"> STYLEREF 1 \s </w:instrText>
+      </w:r>
+      <w:r>
+        <w:fldChar w:fldCharType="separate"/>
+      </w:r>
+      <w:r>
+        <w:rPr>
+          <w:noProof/>
+          <w:cs/>
+        </w:rPr>
+        <w:t>‎</w:t>
+      </w:r>
+      <w:r>
+        <w:rPr>
+          <w:noProof/>
+        </w:rPr>
+        <w:t>4</w:t>
+      </w:r>
+      <w:r>
+        <w:rPr>
+          <w:noProof/>
+        </w:rPr>
+        <w:fldChar w:fldCharType="end"/>
+      </w:r>
       <w:r>
         <w:t>.</w:t>
       </w:r>
-      <w:fldSimple w:instr=" SEQ Figure \* ARABIC \s 1 ">
-        <w:r>
-          <w:rPr>
-            <w:noProof/>
-          </w:rPr>
-          <w:t>15</w:t>
-        </w:r>
-      </w:fldSimple>
+      <w:r>
+        <w:fldChar w:fldCharType="begin"/>
+      </w:r>
+      <w:r>
+        <w:instrText xml:space="preserve"> SEQ Figure \* ARABIC \s 1 </w:instrText>
+      </w:r>
+      <w:r>
+        <w:fldChar w:fldCharType="separate"/>
+      </w:r>
+      <w:r>
+        <w:rPr>
+          <w:noProof/>
+        </w:rPr>
+        <w:t>15</w:t>
+      </w:r>
+      <w:r>
+        <w:rPr>
+          <w:noProof/>
+        </w:rPr>
+        <w:fldChar w:fldCharType="end"/>
+      </w:r>
       <w:r>
         <w:rPr>
           <w:lang w:val="en-US"/>
         </w:rPr>
-        <w:t xml:space="preserve">: Example predictions using the </w:t>
-      </w:r>
-      <w:proofErr w:type="gramStart"/>
-      <w:r>
-        <w:rPr>
-          <w:lang w:val="en-US"/>
-        </w:rPr>
-        <w:t>model</w:t>
+        <w:t>: Example predictions using the model</w:t>
       </w:r>
       <w:bookmarkEnd w:id="70"/>
-      <w:proofErr w:type="gramEnd"/>
     </w:p>
     <w:p>
       <w:pPr>
@@ -19340,24 +19787,26 @@
       <w:r>
         <w:t xml:space="preserve">Bergstra, J. and Bengio, Y., 2012. Random search for hyper-parameter optimization. Journal of Machine Learning Research, 13, pp.281–305. Available at: </w:t>
       </w:r>
-      <w:r>
-        <w:fldChar w:fldCharType="begin"/>
-      </w:r>
-      <w:r>
-        <w:instrText>HYPERLINK "https://www.jmlr.org/papers/v13/bergstra12a.html"</w:instrText>
-      </w:r>
-      <w:r>
-        <w:fldChar w:fldCharType="separate"/>
-      </w:r>
-      <w:r>
-        <w:rPr>
-          <w:rStyle w:val="Hyperlink"/>
-        </w:rPr>
-        <w:t>https://www.jmlr.org/papers/v13/bergstra12a.html</w:t>
-      </w:r>
-      <w:r>
-        <w:fldChar w:fldCharType="end"/>
-      </w:r>
+      <w:hyperlink r:id="rId37" w:history="1">
+        <w:r>
+          <w:rPr>
+            <w:rStyle w:val="Hyperlink"/>
+          </w:rPr>
+          <w:t>https://www.jm</w:t>
+        </w:r>
+        <w:r>
+          <w:rPr>
+            <w:rStyle w:val="Hyperlink"/>
+          </w:rPr>
+          <w:t>l</w:t>
+        </w:r>
+        <w:r>
+          <w:rPr>
+            <w:rStyle w:val="Hyperlink"/>
+          </w:rPr>
+          <w:t>r.org/papers/v13/bergstra12a.html</w:t>
+        </w:r>
+      </w:hyperlink>
       <w:r>
         <w:t xml:space="preserve"> (Accessed: 1 April 2026).</w:t>
       </w:r>
@@ -19373,24 +19822,14 @@
       <w:r>
         <w:t xml:space="preserve">Breiman, L., 2001. Random forests. Machine Learning, 45(1), pp.5–32. Available at: </w:t>
       </w:r>
-      <w:r>
-        <w:fldChar w:fldCharType="begin"/>
-      </w:r>
-      <w:r>
-        <w:instrText>HYPERLINK "https://link.springer.com/article/10.1023/A:1010933404324"</w:instrText>
-      </w:r>
-      <w:r>
-        <w:fldChar w:fldCharType="separate"/>
-      </w:r>
-      <w:r>
-        <w:rPr>
-          <w:rStyle w:val="Hyperlink"/>
-        </w:rPr>
-        <w:t>https://link.springer.com/article/10.1023/A:1010933404324</w:t>
-      </w:r>
-      <w:r>
-        <w:fldChar w:fldCharType="end"/>
-      </w:r>
+      <w:hyperlink r:id="rId38" w:history="1">
+        <w:r>
+          <w:rPr>
+            <w:rStyle w:val="Hyperlink"/>
+          </w:rPr>
+          <w:t>https://link.springer.com/article/10.1023/A:1010933404324</w:t>
+        </w:r>
+      </w:hyperlink>
       <w:r>
         <w:t xml:space="preserve"> (Accessed:  April 2026).</w:t>
       </w:r>
@@ -19406,24 +19845,14 @@
       <w:r>
         <w:t xml:space="preserve">Brownlee, J., 2020. A gentle introduction to machine learning. Available at: </w:t>
       </w:r>
-      <w:r>
-        <w:fldChar w:fldCharType="begin"/>
-      </w:r>
-      <w:r>
-        <w:instrText>HYPERLINK "https://machinelearningmastery.com/what-is-machine-learning/"</w:instrText>
-      </w:r>
-      <w:r>
-        <w:fldChar w:fldCharType="separate"/>
-      </w:r>
-      <w:r>
-        <w:rPr>
-          <w:rStyle w:val="Hyperlink"/>
-        </w:rPr>
-        <w:t>https://machinelearningmastery.com/what-is-machine-learning/</w:t>
-      </w:r>
-      <w:r>
-        <w:fldChar w:fldCharType="end"/>
-      </w:r>
+      <w:hyperlink r:id="rId39" w:history="1">
+        <w:r>
+          <w:rPr>
+            <w:rStyle w:val="Hyperlink"/>
+          </w:rPr>
+          <w:t>https://machinelearningmastery.com/what-is-machine-learning/</w:t>
+        </w:r>
+      </w:hyperlink>
       <w:r>
         <w:t xml:space="preserve"> (Accessed: </w:t>
       </w:r>
@@ -19445,24 +19874,14 @@
       <w:r>
         <w:t xml:space="preserve">Chainey, S. and Ratcliffe, J., 2013. GIS and crime mapping. Available at: </w:t>
       </w:r>
-      <w:r>
-        <w:fldChar w:fldCharType="begin"/>
-      </w:r>
-      <w:r>
-        <w:instrText>HYPERLINK "https://www.researchgate.net/publication/228784680_GIS_and_Crime_Mapping"</w:instrText>
-      </w:r>
-      <w:r>
-        <w:fldChar w:fldCharType="separate"/>
-      </w:r>
-      <w:r>
-        <w:rPr>
-          <w:rStyle w:val="Hyperlink"/>
-        </w:rPr>
-        <w:t>https://www.researchgate.net/publication/228784680_GIS_and_Crime_Mappin</w:t>
-      </w:r>
-      <w:r>
-        <w:fldChar w:fldCharType="end"/>
-      </w:r>
+      <w:hyperlink r:id="rId40" w:history="1">
+        <w:r>
+          <w:rPr>
+            <w:rStyle w:val="Hyperlink"/>
+          </w:rPr>
+          <w:t>https://www.researchgate.net/publication/228784680_GIS_and_Crime_Mappin</w:t>
+        </w:r>
+      </w:hyperlink>
       <w:r>
         <w:t xml:space="preserve">g (Accessed: </w:t>
       </w:r>
@@ -19484,24 +19903,14 @@
       <w:r>
         <w:t xml:space="preserve">Ester, M., Kriegel, H.P., Sander, J. and Xu, X., 1996. A density-based algorithm for discovering clusters in large spatial databases with noise. In: Proceedings of the Second International Conference on Knowledge Discovery and Data Mining, pp.226–231. Available at: </w:t>
       </w:r>
-      <w:r>
-        <w:fldChar w:fldCharType="begin"/>
-      </w:r>
-      <w:r>
-        <w:instrText>HYPERLINK "https://www.aaai.org/Papers/KDD/1996/KDD96-037.pdf"</w:instrText>
-      </w:r>
-      <w:r>
-        <w:fldChar w:fldCharType="separate"/>
-      </w:r>
-      <w:r>
-        <w:rPr>
-          <w:rStyle w:val="Hyperlink"/>
-        </w:rPr>
-        <w:t>https://www.aaai.org/Papers/KDD/1996/KDD96-037.pdf</w:t>
-      </w:r>
-      <w:r>
-        <w:fldChar w:fldCharType="end"/>
-      </w:r>
+      <w:hyperlink r:id="rId41" w:history="1">
+        <w:r>
+          <w:rPr>
+            <w:rStyle w:val="Hyperlink"/>
+          </w:rPr>
+          <w:t>https://www.aaai.org/Papers/KDD/1996/KDD96-037.pdf</w:t>
+        </w:r>
+      </w:hyperlink>
       <w:r>
         <w:t xml:space="preserve"> (Accessed: </w:t>
       </w:r>
@@ -19523,24 +19932,14 @@
       <w:r>
         <w:t xml:space="preserve">Guyon, I. and Elisseeff, A., 2003. An introduction to variable and feature selection. Journal of Machine Learning Research, 3, pp.1157–1182. Available at: </w:t>
       </w:r>
-      <w:r>
-        <w:fldChar w:fldCharType="begin"/>
-      </w:r>
-      <w:r>
-        <w:instrText>HYPERLINK "https://www.jmlr.org/papers/v3/guyon03a.html"</w:instrText>
-      </w:r>
-      <w:r>
-        <w:fldChar w:fldCharType="separate"/>
-      </w:r>
-      <w:r>
-        <w:rPr>
-          <w:rStyle w:val="Hyperlink"/>
-        </w:rPr>
-        <w:t>https://www.jmlr.org/papers/v3/guyon03a.html</w:t>
-      </w:r>
-      <w:r>
-        <w:fldChar w:fldCharType="end"/>
-      </w:r>
+      <w:hyperlink r:id="rId42" w:history="1">
+        <w:r>
+          <w:rPr>
+            <w:rStyle w:val="Hyperlink"/>
+          </w:rPr>
+          <w:t>https://www.jmlr.org/papers/v3/guyon03a.html</w:t>
+        </w:r>
+      </w:hyperlink>
       <w:r>
         <w:t xml:space="preserve"> (Accessed: </w:t>
       </w:r>
@@ -19562,24 +19961,14 @@
       <w:r>
         <w:t xml:space="preserve">Hyndman, R.J. and Koehler, A.B., 2006. Another look at measures of forecast accuracy. International Journal of Forecasting, 22(4), pp.679–688. Available at: </w:t>
       </w:r>
-      <w:r>
-        <w:fldChar w:fldCharType="begin"/>
-      </w:r>
-      <w:r>
-        <w:instrText>HYPERLINK "https://www.sciencedirect.com/science/article/pii/S0169207006000239"</w:instrText>
-      </w:r>
-      <w:r>
-        <w:fldChar w:fldCharType="separate"/>
-      </w:r>
-      <w:r>
-        <w:rPr>
-          <w:rStyle w:val="Hyperlink"/>
-        </w:rPr>
-        <w:t>https://www.sciencedirect.com/science/article/pii/S0169207006000239</w:t>
-      </w:r>
-      <w:r>
-        <w:fldChar w:fldCharType="end"/>
-      </w:r>
+      <w:hyperlink r:id="rId43" w:history="1">
+        <w:r>
+          <w:rPr>
+            <w:rStyle w:val="Hyperlink"/>
+          </w:rPr>
+          <w:t>https://www.sciencedirect.com/science/article/pii/S0169207006000239</w:t>
+        </w:r>
+      </w:hyperlink>
       <w:r>
         <w:t xml:space="preserve"> (Accessed: </w:t>
       </w:r>
@@ -19610,27 +19999,14 @@
       <w:r>
         <w:t xml:space="preserve">, 10(5), pp.1–6. Available at: </w:t>
       </w:r>
-      <w:r>
-        <w:fldChar w:fldCharType="begin"/>
-      </w:r>
-      <w:r>
-        <w:instrText>HYPERLINK "https://thesai.org/Publications/ViewPaper?Volume=10&amp;Issue=5&amp;Code=IJACSA&amp;SerialNo=1"</w:instrText>
-      </w:r>
-      <w:r>
-        <w:fldChar w:fldCharType="separate"/>
-      </w:r>
-      <w:r>
-        <w:rPr>
-          <w:rStyle w:val="Hyperlink"/>
-        </w:rPr>
-        <w:t>https://thesai.org/Publications/ViewPaper?Volume=10&amp;Issue=5&amp;Code=IJACSA&amp;SerialNo=1</w:t>
-      </w:r>
-      <w:r>
-        <w:rPr>
-          <w:rStyle w:val="Hyperlink"/>
-        </w:rPr>
-        <w:fldChar w:fldCharType="end"/>
-      </w:r>
+      <w:hyperlink r:id="rId44" w:history="1">
+        <w:r>
+          <w:rPr>
+            <w:rStyle w:val="Hyperlink"/>
+          </w:rPr>
+          <w:t>https://thesai.org/Publications/ViewPaper?Volume=10&amp;Issue=5&amp;Code=IJACSA&amp;SerialNo=1</w:t>
+        </w:r>
+      </w:hyperlink>
       <w:r>
         <w:t xml:space="preserve"> (Accessed: 5 April 2026).</w:t>
       </w:r>
@@ -19646,24 +20022,14 @@
       <w:r>
         <w:t xml:space="preserve">Lundberg, S.M. and Lee, S.I., 2017. A unified approach to interpreting model predictions. Advances in Neural Information Processing Systems, 30. Available at: </w:t>
       </w:r>
-      <w:r>
-        <w:fldChar w:fldCharType="begin"/>
-      </w:r>
-      <w:r>
-        <w:instrText>HYPERLINK "https://arxiv.org/abs/1705.07874"</w:instrText>
-      </w:r>
-      <w:r>
-        <w:fldChar w:fldCharType="separate"/>
-      </w:r>
-      <w:r>
-        <w:rPr>
-          <w:rStyle w:val="Hyperlink"/>
-        </w:rPr>
-        <w:t>https://arxiv.org/abs/1705.07874</w:t>
-      </w:r>
-      <w:r>
-        <w:fldChar w:fldCharType="end"/>
-      </w:r>
+      <w:hyperlink r:id="rId45" w:history="1">
+        <w:r>
+          <w:rPr>
+            <w:rStyle w:val="Hyperlink"/>
+          </w:rPr>
+          <w:t>https://arxiv.org/abs/1705.07874</w:t>
+        </w:r>
+      </w:hyperlink>
       <w:r>
         <w:t xml:space="preserve"> (Accessed: </w:t>
       </w:r>
@@ -19685,24 +20051,14 @@
       <w:r>
         <w:t xml:space="preserve">UK Government, 2023. Police.uk open crime data. Available at: </w:t>
       </w:r>
-      <w:r>
-        <w:fldChar w:fldCharType="begin"/>
-      </w:r>
-      <w:r>
-        <w:instrText>HYPERLINK "https://data.police.uk/data/"</w:instrText>
-      </w:r>
-      <w:r>
-        <w:fldChar w:fldCharType="separate"/>
-      </w:r>
-      <w:r>
-        <w:rPr>
-          <w:rStyle w:val="Hyperlink"/>
-        </w:rPr>
-        <w:t>https://data.police.uk/data/</w:t>
-      </w:r>
-      <w:r>
-        <w:fldChar w:fldCharType="end"/>
-      </w:r>
+      <w:hyperlink r:id="rId46" w:history="1">
+        <w:r>
+          <w:rPr>
+            <w:rStyle w:val="Hyperlink"/>
+          </w:rPr>
+          <w:t>https://data.police.uk/data/</w:t>
+        </w:r>
+      </w:hyperlink>
       <w:r>
         <w:t xml:space="preserve"> (Accessed: </w:t>
       </w:r>
@@ -19809,32 +20165,58 @@
       <w:r>
         <w:t xml:space="preserve">Table </w:t>
       </w:r>
-      <w:fldSimple w:instr=" STYLEREF 2 \s ">
-        <w:r>
-          <w:rPr>
-            <w:noProof/>
-            <w:cs/>
-          </w:rPr>
-          <w:t>‎</w:t>
-        </w:r>
-        <w:r>
-          <w:rPr>
-            <w:noProof/>
-          </w:rPr>
-          <w:t>A</w:t>
-        </w:r>
-      </w:fldSimple>
+      <w:r>
+        <w:fldChar w:fldCharType="begin"/>
+      </w:r>
+      <w:r>
+        <w:instrText xml:space="preserve"> STYLEREF 2 \s </w:instrText>
+      </w:r>
+      <w:r>
+        <w:fldChar w:fldCharType="separate"/>
+      </w:r>
+      <w:r>
+        <w:rPr>
+          <w:noProof/>
+          <w:cs/>
+        </w:rPr>
+        <w:t>‎</w:t>
+      </w:r>
+      <w:r>
+        <w:rPr>
+          <w:noProof/>
+        </w:rPr>
+        <w:t>A</w:t>
+      </w:r>
+      <w:r>
+        <w:rPr>
+          <w:noProof/>
+        </w:rPr>
+        <w:fldChar w:fldCharType="end"/>
+      </w:r>
       <w:r>
         <w:t>:</w:t>
       </w:r>
-      <w:fldSimple w:instr=" SEQ Table \* ARABIC \s 2 ">
-        <w:r>
-          <w:rPr>
-            <w:noProof/>
-          </w:rPr>
-          <w:t>1</w:t>
-        </w:r>
-      </w:fldSimple>
+      <w:r>
+        <w:fldChar w:fldCharType="begin"/>
+      </w:r>
+      <w:r>
+        <w:instrText xml:space="preserve"> SEQ Table \* ARABIC \s 2 </w:instrText>
+      </w:r>
+      <w:r>
+        <w:fldChar w:fldCharType="separate"/>
+      </w:r>
+      <w:r>
+        <w:rPr>
+          <w:noProof/>
+        </w:rPr>
+        <w:t>1</w:t>
+      </w:r>
+      <w:r>
+        <w:rPr>
+          <w:noProof/>
+        </w:rPr>
+        <w:fldChar w:fldCharType="end"/>
+      </w:r>
       <w:r>
         <w:t xml:space="preserve"> </w:t>
       </w:r>
@@ -20334,27 +20716,7 @@
           <w:b/>
           <w:bCs/>
         </w:rPr>
-        <w:t xml:space="preserve">Data </w:t>
-      </w:r>
-      <w:proofErr w:type="spellStart"/>
-      <w:r>
-        <w:rPr>
-          <w:rStyle w:val="Strong"/>
-          <w:rFonts w:cs="Times New Roman"/>
-          <w:b/>
-          <w:bCs/>
-        </w:rPr>
-        <w:t>Preprocessing</w:t>
-      </w:r>
-      <w:proofErr w:type="spellEnd"/>
-      <w:r>
-        <w:rPr>
-          <w:rStyle w:val="Strong"/>
-          <w:rFonts w:cs="Times New Roman"/>
-          <w:b/>
-          <w:bCs/>
-        </w:rPr>
-        <w:t xml:space="preserve"> and Feature Creation</w:t>
+        <w:t>Data Preprocessing and Feature Creation</w:t>
       </w:r>
       <w:bookmarkEnd w:id="81"/>
     </w:p>
@@ -20447,21 +20809,7 @@
         <w:rPr>
           <w:rFonts w:ascii="Times New Roman" w:hAnsi="Times New Roman" w:cs="Times New Roman"/>
         </w:rPr>
-        <w:t xml:space="preserve">Aggregation of crime counts per LSOA and </w:t>
-      </w:r>
-      <w:proofErr w:type="gramStart"/>
-      <w:r>
-        <w:rPr>
-          <w:rFonts w:ascii="Times New Roman" w:hAnsi="Times New Roman" w:cs="Times New Roman"/>
-        </w:rPr>
-        <w:t>month</w:t>
-      </w:r>
-      <w:proofErr w:type="gramEnd"/>
-      <w:r>
-        <w:rPr>
-          <w:rFonts w:ascii="Times New Roman" w:hAnsi="Times New Roman" w:cs="Times New Roman"/>
-        </w:rPr>
-        <w:t xml:space="preserve"> </w:t>
+        <w:t xml:space="preserve">Aggregation of crime counts per LSOA and month </w:t>
       </w:r>
     </w:p>
     <w:p>
@@ -20499,32 +20847,58 @@
       <w:r>
         <w:t xml:space="preserve">Table </w:t>
       </w:r>
-      <w:fldSimple w:instr=" STYLEREF 2 \s ">
-        <w:r>
-          <w:rPr>
-            <w:noProof/>
-            <w:cs/>
-          </w:rPr>
-          <w:t>‎</w:t>
-        </w:r>
-        <w:r>
-          <w:rPr>
-            <w:noProof/>
-          </w:rPr>
-          <w:t>B</w:t>
-        </w:r>
-      </w:fldSimple>
+      <w:r>
+        <w:fldChar w:fldCharType="begin"/>
+      </w:r>
+      <w:r>
+        <w:instrText xml:space="preserve"> STYLEREF 2 \s </w:instrText>
+      </w:r>
+      <w:r>
+        <w:fldChar w:fldCharType="separate"/>
+      </w:r>
+      <w:r>
+        <w:rPr>
+          <w:noProof/>
+          <w:cs/>
+        </w:rPr>
+        <w:t>‎</w:t>
+      </w:r>
+      <w:r>
+        <w:rPr>
+          <w:noProof/>
+        </w:rPr>
+        <w:t>B</w:t>
+      </w:r>
+      <w:r>
+        <w:rPr>
+          <w:noProof/>
+        </w:rPr>
+        <w:fldChar w:fldCharType="end"/>
+      </w:r>
       <w:r>
         <w:t>:</w:t>
       </w:r>
-      <w:fldSimple w:instr=" SEQ Table \* ARABIC \s 2 ">
-        <w:r>
-          <w:rPr>
-            <w:noProof/>
-          </w:rPr>
-          <w:t>1</w:t>
-        </w:r>
-      </w:fldSimple>
+      <w:r>
+        <w:fldChar w:fldCharType="begin"/>
+      </w:r>
+      <w:r>
+        <w:instrText xml:space="preserve"> SEQ Table \* ARABIC \s 2 </w:instrText>
+      </w:r>
+      <w:r>
+        <w:fldChar w:fldCharType="separate"/>
+      </w:r>
+      <w:r>
+        <w:rPr>
+          <w:noProof/>
+        </w:rPr>
+        <w:t>1</w:t>
+      </w:r>
+      <w:r>
+        <w:rPr>
+          <w:noProof/>
+        </w:rPr>
+        <w:fldChar w:fldCharType="end"/>
+      </w:r>
       <w:r>
         <w:rPr>
           <w:lang w:val="en-US"/>
@@ -20605,14 +20979,12 @@
                 <w:rFonts w:ascii="Times New Roman" w:hAnsi="Times New Roman" w:cs="Times New Roman"/>
               </w:rPr>
             </w:pPr>
-            <w:proofErr w:type="spellStart"/>
             <w:r>
               <w:rPr>
                 <w:rFonts w:ascii="Times New Roman" w:hAnsi="Times New Roman" w:cs="Times New Roman"/>
               </w:rPr>
               <w:t>crimeCount</w:t>
             </w:r>
-            <w:proofErr w:type="spellEnd"/>
           </w:p>
         </w:tc>
         <w:tc>
@@ -20647,14 +21019,12 @@
                 <w:rFonts w:ascii="Times New Roman" w:hAnsi="Times New Roman" w:cs="Times New Roman"/>
               </w:rPr>
             </w:pPr>
-            <w:proofErr w:type="spellStart"/>
             <w:r>
               <w:rPr>
                 <w:rFonts w:ascii="Times New Roman" w:hAnsi="Times New Roman" w:cs="Times New Roman"/>
               </w:rPr>
               <w:t>logCrime</w:t>
             </w:r>
-            <w:proofErr w:type="spellEnd"/>
           </w:p>
         </w:tc>
         <w:tc>
@@ -20729,14 +21099,12 @@
                 <w:rFonts w:ascii="Times New Roman" w:hAnsi="Times New Roman" w:cs="Times New Roman"/>
               </w:rPr>
             </w:pPr>
-            <w:proofErr w:type="spellStart"/>
             <w:r>
               <w:rPr>
                 <w:rFonts w:ascii="Times New Roman" w:hAnsi="Times New Roman" w:cs="Times New Roman"/>
               </w:rPr>
               <w:t>isWinter</w:t>
             </w:r>
-            <w:proofErr w:type="spellEnd"/>
           </w:p>
         </w:tc>
         <w:tc>
@@ -20771,14 +21139,12 @@
                 <w:rFonts w:ascii="Times New Roman" w:hAnsi="Times New Roman" w:cs="Times New Roman"/>
               </w:rPr>
             </w:pPr>
-            <w:proofErr w:type="spellStart"/>
             <w:r>
               <w:rPr>
                 <w:rFonts w:ascii="Times New Roman" w:hAnsi="Times New Roman" w:cs="Times New Roman"/>
               </w:rPr>
               <w:t>dominantTypeCount</w:t>
             </w:r>
-            <w:proofErr w:type="spellEnd"/>
           </w:p>
         </w:tc>
         <w:tc>
@@ -20858,32 +21224,58 @@
       <w:r>
         <w:t xml:space="preserve">Table </w:t>
       </w:r>
-      <w:fldSimple w:instr=" STYLEREF 2 \s ">
-        <w:r>
-          <w:rPr>
-            <w:noProof/>
-            <w:cs/>
-          </w:rPr>
-          <w:t>‎</w:t>
-        </w:r>
-        <w:r>
-          <w:rPr>
-            <w:noProof/>
-          </w:rPr>
-          <w:t>C</w:t>
-        </w:r>
-      </w:fldSimple>
+      <w:r>
+        <w:fldChar w:fldCharType="begin"/>
+      </w:r>
+      <w:r>
+        <w:instrText xml:space="preserve"> STYLEREF 2 \s </w:instrText>
+      </w:r>
+      <w:r>
+        <w:fldChar w:fldCharType="separate"/>
+      </w:r>
+      <w:r>
+        <w:rPr>
+          <w:noProof/>
+          <w:cs/>
+        </w:rPr>
+        <w:t>‎</w:t>
+      </w:r>
+      <w:r>
+        <w:rPr>
+          <w:noProof/>
+        </w:rPr>
+        <w:t>C</w:t>
+      </w:r>
+      <w:r>
+        <w:rPr>
+          <w:noProof/>
+        </w:rPr>
+        <w:fldChar w:fldCharType="end"/>
+      </w:r>
       <w:r>
         <w:t>:</w:t>
       </w:r>
-      <w:fldSimple w:instr=" SEQ Table \* ARABIC \s 2 ">
-        <w:r>
-          <w:rPr>
-            <w:noProof/>
-          </w:rPr>
-          <w:t>1</w:t>
-        </w:r>
-      </w:fldSimple>
+      <w:r>
+        <w:fldChar w:fldCharType="begin"/>
+      </w:r>
+      <w:r>
+        <w:instrText xml:space="preserve"> SEQ Table \* ARABIC \s 2 </w:instrText>
+      </w:r>
+      <w:r>
+        <w:fldChar w:fldCharType="separate"/>
+      </w:r>
+      <w:r>
+        <w:rPr>
+          <w:noProof/>
+        </w:rPr>
+        <w:t>1</w:t>
+      </w:r>
+      <w:r>
+        <w:rPr>
+          <w:noProof/>
+        </w:rPr>
+        <w:fldChar w:fldCharType="end"/>
+      </w:r>
       <w:r>
         <w:rPr>
           <w:lang w:val="en-US"/>
@@ -21044,14 +21436,12 @@
                 <w:rFonts w:ascii="Times New Roman" w:hAnsi="Times New Roman" w:cs="Times New Roman"/>
               </w:rPr>
             </w:pPr>
-            <w:proofErr w:type="spellStart"/>
             <w:r>
               <w:rPr>
                 <w:rFonts w:ascii="Times New Roman" w:hAnsi="Times New Roman" w:cs="Times New Roman"/>
               </w:rPr>
               <w:t>monthNum</w:t>
             </w:r>
-            <w:proofErr w:type="spellEnd"/>
           </w:p>
         </w:tc>
         <w:tc>
@@ -21086,14 +21476,12 @@
                 <w:rFonts w:ascii="Times New Roman" w:hAnsi="Times New Roman" w:cs="Times New Roman"/>
               </w:rPr>
             </w:pPr>
-            <w:proofErr w:type="spellStart"/>
             <w:r>
               <w:rPr>
                 <w:rFonts w:ascii="Times New Roman" w:hAnsi="Times New Roman" w:cs="Times New Roman"/>
               </w:rPr>
               <w:t>isWinter</w:t>
             </w:r>
-            <w:proofErr w:type="spellEnd"/>
           </w:p>
         </w:tc>
         <w:tc>
@@ -21208,14 +21596,12 @@
                 <w:rFonts w:ascii="Times New Roman" w:hAnsi="Times New Roman" w:cs="Times New Roman"/>
               </w:rPr>
             </w:pPr>
-            <w:proofErr w:type="spellStart"/>
             <w:r>
               <w:rPr>
                 <w:rFonts w:ascii="Times New Roman" w:hAnsi="Times New Roman" w:cs="Times New Roman"/>
               </w:rPr>
               <w:t>dominantTypeCount</w:t>
             </w:r>
-            <w:proofErr w:type="spellEnd"/>
           </w:p>
         </w:tc>
         <w:tc>
@@ -21250,14 +21636,12 @@
                 <w:rFonts w:ascii="Times New Roman" w:hAnsi="Times New Roman" w:cs="Times New Roman"/>
               </w:rPr>
             </w:pPr>
-            <w:proofErr w:type="spellStart"/>
             <w:r>
               <w:rPr>
                 <w:rFonts w:ascii="Times New Roman" w:hAnsi="Times New Roman" w:cs="Times New Roman"/>
               </w:rPr>
               <w:t>lsoaEncoded</w:t>
             </w:r>
-            <w:proofErr w:type="spellEnd"/>
           </w:p>
         </w:tc>
         <w:tc>
@@ -21336,32 +21720,58 @@
       <w:r>
         <w:t xml:space="preserve">Table </w:t>
       </w:r>
-      <w:fldSimple w:instr=" STYLEREF 2 \s ">
-        <w:r>
-          <w:rPr>
-            <w:noProof/>
-            <w:cs/>
-          </w:rPr>
-          <w:t>‎</w:t>
-        </w:r>
-        <w:r>
-          <w:rPr>
-            <w:noProof/>
-          </w:rPr>
-          <w:t>D</w:t>
-        </w:r>
-      </w:fldSimple>
+      <w:r>
+        <w:fldChar w:fldCharType="begin"/>
+      </w:r>
+      <w:r>
+        <w:instrText xml:space="preserve"> STYLEREF 2 \s </w:instrText>
+      </w:r>
+      <w:r>
+        <w:fldChar w:fldCharType="separate"/>
+      </w:r>
+      <w:r>
+        <w:rPr>
+          <w:noProof/>
+          <w:cs/>
+        </w:rPr>
+        <w:t>‎</w:t>
+      </w:r>
+      <w:r>
+        <w:rPr>
+          <w:noProof/>
+        </w:rPr>
+        <w:t>D</w:t>
+      </w:r>
+      <w:r>
+        <w:rPr>
+          <w:noProof/>
+        </w:rPr>
+        <w:fldChar w:fldCharType="end"/>
+      </w:r>
       <w:r>
         <w:t>:</w:t>
       </w:r>
-      <w:fldSimple w:instr=" SEQ Table \* ARABIC \s 2 ">
-        <w:r>
-          <w:rPr>
-            <w:noProof/>
-          </w:rPr>
-          <w:t>1</w:t>
-        </w:r>
-      </w:fldSimple>
+      <w:r>
+        <w:fldChar w:fldCharType="begin"/>
+      </w:r>
+      <w:r>
+        <w:instrText xml:space="preserve"> SEQ Table \* ARABIC \s 2 </w:instrText>
+      </w:r>
+      <w:r>
+        <w:fldChar w:fldCharType="separate"/>
+      </w:r>
+      <w:r>
+        <w:rPr>
+          <w:noProof/>
+        </w:rPr>
+        <w:t>1</w:t>
+      </w:r>
+      <w:r>
+        <w:rPr>
+          <w:noProof/>
+        </w:rPr>
+        <w:fldChar w:fldCharType="end"/>
+      </w:r>
       <w:r>
         <w:rPr>
           <w:lang w:val="en-US"/>
@@ -21442,14 +21852,12 @@
                 <w:rFonts w:ascii="Times New Roman" w:hAnsi="Times New Roman" w:cs="Times New Roman"/>
               </w:rPr>
             </w:pPr>
-            <w:proofErr w:type="spellStart"/>
             <w:r>
               <w:rPr>
                 <w:rFonts w:ascii="Times New Roman" w:hAnsi="Times New Roman" w:cs="Times New Roman"/>
               </w:rPr>
               <w:t>n_estimators</w:t>
             </w:r>
-            <w:proofErr w:type="spellEnd"/>
           </w:p>
         </w:tc>
         <w:tc>
@@ -21484,14 +21892,12 @@
                 <w:rFonts w:ascii="Times New Roman" w:hAnsi="Times New Roman" w:cs="Times New Roman"/>
               </w:rPr>
             </w:pPr>
-            <w:proofErr w:type="spellStart"/>
             <w:r>
               <w:rPr>
                 <w:rFonts w:ascii="Times New Roman" w:hAnsi="Times New Roman" w:cs="Times New Roman"/>
               </w:rPr>
               <w:t>max_depth</w:t>
             </w:r>
-            <w:proofErr w:type="spellEnd"/>
           </w:p>
         </w:tc>
         <w:tc>
@@ -21526,14 +21932,12 @@
                 <w:rFonts w:ascii="Times New Roman" w:hAnsi="Times New Roman" w:cs="Times New Roman"/>
               </w:rPr>
             </w:pPr>
-            <w:proofErr w:type="spellStart"/>
             <w:r>
               <w:rPr>
                 <w:rFonts w:ascii="Times New Roman" w:hAnsi="Times New Roman" w:cs="Times New Roman"/>
               </w:rPr>
               <w:t>min_samples_split</w:t>
             </w:r>
-            <w:proofErr w:type="spellEnd"/>
           </w:p>
         </w:tc>
         <w:tc>
@@ -21568,14 +21972,12 @@
                 <w:rFonts w:ascii="Times New Roman" w:hAnsi="Times New Roman" w:cs="Times New Roman"/>
               </w:rPr>
             </w:pPr>
-            <w:proofErr w:type="spellStart"/>
             <w:r>
               <w:rPr>
                 <w:rFonts w:ascii="Times New Roman" w:hAnsi="Times New Roman" w:cs="Times New Roman"/>
               </w:rPr>
               <w:t>min_samples_leaf</w:t>
             </w:r>
-            <w:proofErr w:type="spellEnd"/>
           </w:p>
         </w:tc>
         <w:tc>
@@ -21610,14 +22012,12 @@
                 <w:rFonts w:ascii="Times New Roman" w:hAnsi="Times New Roman" w:cs="Times New Roman"/>
               </w:rPr>
             </w:pPr>
-            <w:proofErr w:type="spellStart"/>
             <w:r>
               <w:rPr>
                 <w:rFonts w:ascii="Times New Roman" w:hAnsi="Times New Roman" w:cs="Times New Roman"/>
               </w:rPr>
               <w:t>max_features</w:t>
             </w:r>
-            <w:proofErr w:type="spellEnd"/>
           </w:p>
         </w:tc>
         <w:tc>
@@ -21696,32 +22096,58 @@
       <w:r>
         <w:t xml:space="preserve">Table </w:t>
       </w:r>
-      <w:fldSimple w:instr=" STYLEREF 2 \s ">
-        <w:r>
-          <w:rPr>
-            <w:noProof/>
-            <w:cs/>
-          </w:rPr>
-          <w:t>‎</w:t>
-        </w:r>
-        <w:r>
-          <w:rPr>
-            <w:noProof/>
-          </w:rPr>
-          <w:t>E</w:t>
-        </w:r>
-      </w:fldSimple>
+      <w:r>
+        <w:fldChar w:fldCharType="begin"/>
+      </w:r>
+      <w:r>
+        <w:instrText xml:space="preserve"> STYLEREF 2 \s </w:instrText>
+      </w:r>
+      <w:r>
+        <w:fldChar w:fldCharType="separate"/>
+      </w:r>
+      <w:r>
+        <w:rPr>
+          <w:noProof/>
+          <w:cs/>
+        </w:rPr>
+        <w:t>‎</w:t>
+      </w:r>
+      <w:r>
+        <w:rPr>
+          <w:noProof/>
+        </w:rPr>
+        <w:t>E</w:t>
+      </w:r>
+      <w:r>
+        <w:rPr>
+          <w:noProof/>
+        </w:rPr>
+        <w:fldChar w:fldCharType="end"/>
+      </w:r>
       <w:r>
         <w:t>:</w:t>
       </w:r>
-      <w:fldSimple w:instr=" SEQ Table \* ARABIC \s 2 ">
-        <w:r>
-          <w:rPr>
-            <w:noProof/>
-          </w:rPr>
-          <w:t>1</w:t>
-        </w:r>
-      </w:fldSimple>
+      <w:r>
+        <w:fldChar w:fldCharType="begin"/>
+      </w:r>
+      <w:r>
+        <w:instrText xml:space="preserve"> SEQ Table \* ARABIC \s 2 </w:instrText>
+      </w:r>
+      <w:r>
+        <w:fldChar w:fldCharType="separate"/>
+      </w:r>
+      <w:r>
+        <w:rPr>
+          <w:noProof/>
+        </w:rPr>
+        <w:t>1</w:t>
+      </w:r>
+      <w:r>
+        <w:rPr>
+          <w:noProof/>
+        </w:rPr>
+        <w:fldChar w:fldCharType="end"/>
+      </w:r>
       <w:r>
         <w:rPr>
           <w:lang w:val="en-US"/>
@@ -21846,6 +22272,7 @@
               <w:rPr>
                 <w:rFonts w:ascii="Times New Roman" w:hAnsi="Times New Roman" w:cs="Times New Roman"/>
               </w:rPr>
+              <w:lastRenderedPageBreak/>
               <w:t>RMSE</w:t>
             </w:r>
           </w:p>
@@ -21876,7 +22303,6 @@
         <w:pStyle w:val="NormalWeb"/>
       </w:pPr>
       <w:r>
-        <w:lastRenderedPageBreak/>
         <w:t>RMSE was used as the main evaluation metric because it provides error values in the same unit as crime count.</w:t>
       </w:r>
     </w:p>
@@ -21927,32 +22353,58 @@
       <w:r>
         <w:t xml:space="preserve">Table </w:t>
       </w:r>
-      <w:fldSimple w:instr=" STYLEREF 2 \s ">
-        <w:r>
-          <w:rPr>
-            <w:noProof/>
-            <w:cs/>
-          </w:rPr>
-          <w:t>‎</w:t>
-        </w:r>
-        <w:r>
-          <w:rPr>
-            <w:noProof/>
-          </w:rPr>
-          <w:t>F</w:t>
-        </w:r>
-      </w:fldSimple>
+      <w:r>
+        <w:fldChar w:fldCharType="begin"/>
+      </w:r>
+      <w:r>
+        <w:instrText xml:space="preserve"> STYLEREF 2 \s </w:instrText>
+      </w:r>
+      <w:r>
+        <w:fldChar w:fldCharType="separate"/>
+      </w:r>
+      <w:r>
+        <w:rPr>
+          <w:noProof/>
+          <w:cs/>
+        </w:rPr>
+        <w:t>‎</w:t>
+      </w:r>
+      <w:r>
+        <w:rPr>
+          <w:noProof/>
+        </w:rPr>
+        <w:t>F</w:t>
+      </w:r>
+      <w:r>
+        <w:rPr>
+          <w:noProof/>
+        </w:rPr>
+        <w:fldChar w:fldCharType="end"/>
+      </w:r>
       <w:r>
         <w:t>:</w:t>
       </w:r>
-      <w:fldSimple w:instr=" SEQ Table \* ARABIC \s 2 ">
-        <w:r>
-          <w:rPr>
-            <w:noProof/>
-          </w:rPr>
-          <w:t>1</w:t>
-        </w:r>
-      </w:fldSimple>
+      <w:r>
+        <w:fldChar w:fldCharType="begin"/>
+      </w:r>
+      <w:r>
+        <w:instrText xml:space="preserve"> SEQ Table \* ARABIC \s 2 </w:instrText>
+      </w:r>
+      <w:r>
+        <w:fldChar w:fldCharType="separate"/>
+      </w:r>
+      <w:r>
+        <w:rPr>
+          <w:noProof/>
+        </w:rPr>
+        <w:t>1</w:t>
+      </w:r>
+      <w:r>
+        <w:rPr>
+          <w:noProof/>
+        </w:rPr>
+        <w:fldChar w:fldCharType="end"/>
+      </w:r>
       <w:r>
         <w:rPr>
           <w:lang w:val="en-US"/>
@@ -22545,6 +22997,7 @@
           <w:noProof/>
           <w:lang w:val="en-GB"/>
         </w:rPr>
+        <w:lastRenderedPageBreak/>
         <w:drawing>
           <wp:inline distT="0" distB="0" distL="0" distR="0" wp14:anchorId="4176DB5A" wp14:editId="32BC1A65">
             <wp:extent cx="5162550" cy="3342559"/>
@@ -22575,7 +23028,7 @@
                     </pic:cNvPicPr>
                   </pic:nvPicPr>
                   <pic:blipFill>
-                    <a:blip r:embed="rId23">
+                    <a:blip r:embed="rId28">
                       <a:extLst>
                         <a:ext uri="{28A0092B-C50C-407E-A947-70E740481C1C}">
                           <a14:useLocalDpi xmlns:a14="http://schemas.microsoft.com/office/drawing/2010/main" val="0"/>
@@ -22613,32 +23066,58 @@
       <w:r>
         <w:t xml:space="preserve">Figure </w:t>
       </w:r>
-      <w:fldSimple w:instr=" STYLEREF 1 \s ">
-        <w:r>
-          <w:rPr>
-            <w:noProof/>
-            <w:cs/>
-          </w:rPr>
-          <w:t>‎</w:t>
-        </w:r>
-        <w:r>
-          <w:rPr>
-            <w:noProof/>
-          </w:rPr>
-          <w:t>0</w:t>
-        </w:r>
-      </w:fldSimple>
+      <w:r>
+        <w:fldChar w:fldCharType="begin"/>
+      </w:r>
+      <w:r>
+        <w:instrText xml:space="preserve"> STYLEREF 1 \s </w:instrText>
+      </w:r>
+      <w:r>
+        <w:fldChar w:fldCharType="separate"/>
+      </w:r>
+      <w:r>
+        <w:rPr>
+          <w:noProof/>
+          <w:cs/>
+        </w:rPr>
+        <w:t>‎</w:t>
+      </w:r>
+      <w:r>
+        <w:rPr>
+          <w:noProof/>
+        </w:rPr>
+        <w:t>0</w:t>
+      </w:r>
+      <w:r>
+        <w:rPr>
+          <w:noProof/>
+        </w:rPr>
+        <w:fldChar w:fldCharType="end"/>
+      </w:r>
       <w:r>
         <w:t>.</w:t>
       </w:r>
-      <w:fldSimple w:instr=" SEQ Figure \* ARABIC \s 1 ">
-        <w:r>
-          <w:rPr>
-            <w:noProof/>
-          </w:rPr>
-          <w:t>1</w:t>
-        </w:r>
-      </w:fldSimple>
+      <w:r>
+        <w:fldChar w:fldCharType="begin"/>
+      </w:r>
+      <w:r>
+        <w:instrText xml:space="preserve"> SEQ Figure \* ARABIC \s 1 </w:instrText>
+      </w:r>
+      <w:r>
+        <w:fldChar w:fldCharType="separate"/>
+      </w:r>
+      <w:r>
+        <w:rPr>
+          <w:noProof/>
+        </w:rPr>
+        <w:t>1</w:t>
+      </w:r>
+      <w:r>
+        <w:rPr>
+          <w:noProof/>
+        </w:rPr>
+        <w:fldChar w:fldCharType="end"/>
+      </w:r>
       <w:r>
         <w:rPr>
           <w:lang w:val="en-US"/>
@@ -22672,7 +23151,6 @@
           <w:rFonts w:cs="Times New Roman"/>
           <w:b/>
         </w:rPr>
-        <w:lastRenderedPageBreak/>
         <w:t>Seasonal Crime Pattern</w:t>
       </w:r>
       <w:bookmarkEnd w:id="94"/>
@@ -22695,6 +23173,7 @@
           <w:noProof/>
           <w:lang w:val="en-GB"/>
         </w:rPr>
+        <w:lastRenderedPageBreak/>
         <w:drawing>
           <wp:inline distT="0" distB="0" distL="0" distR="0" wp14:anchorId="4B1FC3BC" wp14:editId="5C2633D3">
             <wp:extent cx="5731510" cy="3638550"/>
@@ -22725,7 +23204,7 @@
                     </pic:cNvPicPr>
                   </pic:nvPicPr>
                   <pic:blipFill>
-                    <a:blip r:embed="rId24">
+                    <a:blip r:embed="rId29">
                       <a:extLst>
                         <a:ext uri="{28A0092B-C50C-407E-A947-70E740481C1C}">
                           <a14:useLocalDpi xmlns:a14="http://schemas.microsoft.com/office/drawing/2010/main" val="0"/>
@@ -22762,32 +23241,58 @@
       <w:r>
         <w:t xml:space="preserve">Figure </w:t>
       </w:r>
-      <w:fldSimple w:instr=" STYLEREF 1 \s ">
-        <w:r>
-          <w:rPr>
-            <w:noProof/>
-            <w:cs/>
-          </w:rPr>
-          <w:t>‎</w:t>
-        </w:r>
-        <w:r>
-          <w:rPr>
-            <w:noProof/>
-          </w:rPr>
-          <w:t>0</w:t>
-        </w:r>
-      </w:fldSimple>
+      <w:r>
+        <w:fldChar w:fldCharType="begin"/>
+      </w:r>
+      <w:r>
+        <w:instrText xml:space="preserve"> STYLEREF 1 \s </w:instrText>
+      </w:r>
+      <w:r>
+        <w:fldChar w:fldCharType="separate"/>
+      </w:r>
+      <w:r>
+        <w:rPr>
+          <w:noProof/>
+          <w:cs/>
+        </w:rPr>
+        <w:t>‎</w:t>
+      </w:r>
+      <w:r>
+        <w:rPr>
+          <w:noProof/>
+        </w:rPr>
+        <w:t>0</w:t>
+      </w:r>
+      <w:r>
+        <w:rPr>
+          <w:noProof/>
+        </w:rPr>
+        <w:fldChar w:fldCharType="end"/>
+      </w:r>
       <w:r>
         <w:t>.</w:t>
       </w:r>
-      <w:fldSimple w:instr=" SEQ Figure \* ARABIC \s 1 ">
-        <w:r>
-          <w:rPr>
-            <w:noProof/>
-          </w:rPr>
-          <w:t>2</w:t>
-        </w:r>
-      </w:fldSimple>
+      <w:r>
+        <w:fldChar w:fldCharType="begin"/>
+      </w:r>
+      <w:r>
+        <w:instrText xml:space="preserve"> SEQ Figure \* ARABIC \s 1 </w:instrText>
+      </w:r>
+      <w:r>
+        <w:fldChar w:fldCharType="separate"/>
+      </w:r>
+      <w:r>
+        <w:rPr>
+          <w:noProof/>
+        </w:rPr>
+        <w:t>2</w:t>
+      </w:r>
+      <w:r>
+        <w:rPr>
+          <w:noProof/>
+        </w:rPr>
+        <w:fldChar w:fldCharType="end"/>
+      </w:r>
       <w:r>
         <w:rPr>
           <w:lang w:val="en-US"/>
@@ -22873,7 +23378,7 @@
                     </pic:cNvPicPr>
                   </pic:nvPicPr>
                   <pic:blipFill>
-                    <a:blip r:embed="rId16">
+                    <a:blip r:embed="rId17">
                       <a:extLst>
                         <a:ext uri="{28A0092B-C50C-407E-A947-70E740481C1C}">
                           <a14:useLocalDpi xmlns:a14="http://schemas.microsoft.com/office/drawing/2010/main" val="0"/>
@@ -22912,32 +23417,58 @@
       <w:r>
         <w:t xml:space="preserve">Figure </w:t>
       </w:r>
-      <w:fldSimple w:instr=" STYLEREF 1 \s ">
-        <w:r>
-          <w:rPr>
-            <w:noProof/>
-            <w:cs/>
-          </w:rPr>
-          <w:t>‎</w:t>
-        </w:r>
-        <w:r>
-          <w:rPr>
-            <w:noProof/>
-          </w:rPr>
-          <w:t>0</w:t>
-        </w:r>
-      </w:fldSimple>
+      <w:r>
+        <w:fldChar w:fldCharType="begin"/>
+      </w:r>
+      <w:r>
+        <w:instrText xml:space="preserve"> STYLEREF 1 \s </w:instrText>
+      </w:r>
+      <w:r>
+        <w:fldChar w:fldCharType="separate"/>
+      </w:r>
+      <w:r>
+        <w:rPr>
+          <w:noProof/>
+          <w:cs/>
+        </w:rPr>
+        <w:t>‎</w:t>
+      </w:r>
+      <w:r>
+        <w:rPr>
+          <w:noProof/>
+        </w:rPr>
+        <w:t>0</w:t>
+      </w:r>
+      <w:r>
+        <w:rPr>
+          <w:noProof/>
+        </w:rPr>
+        <w:fldChar w:fldCharType="end"/>
+      </w:r>
       <w:r>
         <w:t>.</w:t>
       </w:r>
-      <w:fldSimple w:instr=" SEQ Figure \* ARABIC \s 1 ">
-        <w:r>
-          <w:rPr>
-            <w:noProof/>
-          </w:rPr>
-          <w:t>3</w:t>
-        </w:r>
-      </w:fldSimple>
+      <w:r>
+        <w:fldChar w:fldCharType="begin"/>
+      </w:r>
+      <w:r>
+        <w:instrText xml:space="preserve"> SEQ Figure \* ARABIC \s 1 </w:instrText>
+      </w:r>
+      <w:r>
+        <w:fldChar w:fldCharType="separate"/>
+      </w:r>
+      <w:r>
+        <w:rPr>
+          <w:noProof/>
+        </w:rPr>
+        <w:t>3</w:t>
+      </w:r>
+      <w:r>
+        <w:rPr>
+          <w:noProof/>
+        </w:rPr>
+        <w:fldChar w:fldCharType="end"/>
+      </w:r>
       <w:r>
         <w:rPr>
           <w:lang w:val="en-US"/>
@@ -22964,23 +23495,13 @@
         </w:rPr>
       </w:pPr>
       <w:bookmarkStart w:id="98" w:name="_Toc227626187"/>
-      <w:proofErr w:type="spellStart"/>
       <w:r>
         <w:rPr>
           <w:rStyle w:val="Strong"/>
           <w:rFonts w:cs="Times New Roman"/>
           <w:b/>
         </w:rPr>
-        <w:t>KMeans</w:t>
-      </w:r>
-      <w:proofErr w:type="spellEnd"/>
-      <w:r>
-        <w:rPr>
-          <w:rStyle w:val="Strong"/>
-          <w:rFonts w:cs="Times New Roman"/>
-          <w:b/>
-        </w:rPr>
-        <w:t xml:space="preserve"> Clustering Results</w:t>
+        <w:t>KMeans Clustering Results</w:t>
       </w:r>
       <w:bookmarkEnd w:id="98"/>
     </w:p>
@@ -23032,7 +23553,7 @@
                     </pic:cNvPicPr>
                   </pic:nvPicPr>
                   <pic:blipFill>
-                    <a:blip r:embed="rId17">
+                    <a:blip r:embed="rId18">
                       <a:extLst>
                         <a:ext uri="{28A0092B-C50C-407E-A947-70E740481C1C}">
                           <a14:useLocalDpi xmlns:a14="http://schemas.microsoft.com/office/drawing/2010/main" val="0"/>
@@ -23147,7 +23668,7 @@
                     </pic:cNvPicPr>
                   </pic:nvPicPr>
                   <pic:blipFill>
-                    <a:blip r:embed="rId18">
+                    <a:blip r:embed="rId19">
                       <a:extLst>
                         <a:ext uri="{28A0092B-C50C-407E-A947-70E740481C1C}">
                           <a14:useLocalDpi xmlns:a14="http://schemas.microsoft.com/office/drawing/2010/main" val="0"/>
@@ -23253,7 +23774,7 @@
                     </pic:cNvPicPr>
                   </pic:nvPicPr>
                   <pic:blipFill>
-                    <a:blip r:embed="rId29">
+                    <a:blip r:embed="rId34">
                       <a:extLst>
                         <a:ext uri="{28A0092B-C50C-407E-A947-70E740481C1C}">
                           <a14:useLocalDpi xmlns:a14="http://schemas.microsoft.com/office/drawing/2010/main" val="0"/>
@@ -23362,7 +23883,7 @@
                     </pic:cNvPicPr>
                   </pic:nvPicPr>
                   <pic:blipFill>
-                    <a:blip r:embed="rId19">
+                    <a:blip r:embed="rId23">
                       <a:extLst>
                         <a:ext uri="{28A0092B-C50C-407E-A947-70E740481C1C}">
                           <a14:useLocalDpi xmlns:a14="http://schemas.microsoft.com/office/drawing/2010/main" val="0"/>
@@ -23471,7 +23992,7 @@
                     </pic:cNvPicPr>
                   </pic:nvPicPr>
                   <pic:blipFill>
-                    <a:blip r:embed="rId20">
+                    <a:blip r:embed="rId24">
                       <a:extLst>
                         <a:ext uri="{28A0092B-C50C-407E-A947-70E740481C1C}">
                           <a14:useLocalDpi xmlns:a14="http://schemas.microsoft.com/office/drawing/2010/main" val="0"/>
@@ -23566,7 +24087,7 @@
                     </pic:cNvPicPr>
                   </pic:nvPicPr>
                   <pic:blipFill>
-                    <a:blip r:embed="rId30">
+                    <a:blip r:embed="rId35">
                       <a:extLst>
                         <a:ext uri="{28A0092B-C50C-407E-A947-70E740481C1C}">
                           <a14:useLocalDpi xmlns:a14="http://schemas.microsoft.com/office/drawing/2010/main" val="0"/>
@@ -23660,32 +24181,58 @@
       <w:r>
         <w:t xml:space="preserve">Table </w:t>
       </w:r>
-      <w:fldSimple w:instr=" STYLEREF 2 \s ">
-        <w:r>
-          <w:rPr>
-            <w:noProof/>
-            <w:cs/>
-          </w:rPr>
-          <w:t>‎</w:t>
-        </w:r>
-        <w:r>
-          <w:rPr>
-            <w:noProof/>
-          </w:rPr>
-          <w:t>H</w:t>
-        </w:r>
-      </w:fldSimple>
+      <w:r>
+        <w:fldChar w:fldCharType="begin"/>
+      </w:r>
+      <w:r>
+        <w:instrText xml:space="preserve"> STYLEREF 2 \s </w:instrText>
+      </w:r>
+      <w:r>
+        <w:fldChar w:fldCharType="separate"/>
+      </w:r>
+      <w:r>
+        <w:rPr>
+          <w:noProof/>
+          <w:cs/>
+        </w:rPr>
+        <w:t>‎</w:t>
+      </w:r>
+      <w:r>
+        <w:rPr>
+          <w:noProof/>
+        </w:rPr>
+        <w:t>H</w:t>
+      </w:r>
+      <w:r>
+        <w:rPr>
+          <w:noProof/>
+        </w:rPr>
+        <w:fldChar w:fldCharType="end"/>
+      </w:r>
       <w:r>
         <w:t>:</w:t>
       </w:r>
-      <w:fldSimple w:instr=" SEQ Table \* ARABIC \s 2 ">
-        <w:r>
-          <w:rPr>
-            <w:noProof/>
-          </w:rPr>
-          <w:t>1</w:t>
-        </w:r>
-      </w:fldSimple>
+      <w:r>
+        <w:fldChar w:fldCharType="begin"/>
+      </w:r>
+      <w:r>
+        <w:instrText xml:space="preserve"> SEQ Table \* ARABIC \s 2 </w:instrText>
+      </w:r>
+      <w:r>
+        <w:fldChar w:fldCharType="separate"/>
+      </w:r>
+      <w:r>
+        <w:rPr>
+          <w:noProof/>
+        </w:rPr>
+        <w:t>1</w:t>
+      </w:r>
+      <w:r>
+        <w:rPr>
+          <w:noProof/>
+        </w:rPr>
+        <w:fldChar w:fldCharType="end"/>
+      </w:r>
       <w:r>
         <w:rPr>
           <w:lang w:val="en-US"/>
@@ -23996,7 +24543,7 @@
                     <pic:cNvPicPr/>
                   </pic:nvPicPr>
                   <pic:blipFill>
-                    <a:blip r:embed="rId32">
+                    <a:blip r:embed="rId47">
                       <a:extLst>
                         <a:ext uri="{28A0092B-C50C-407E-A947-70E740481C1C}">
                           <a14:useLocalDpi xmlns:a14="http://schemas.microsoft.com/office/drawing/2010/main" val="0"/>
@@ -24031,32 +24578,58 @@
       <w:r>
         <w:t xml:space="preserve">Figure </w:t>
       </w:r>
-      <w:fldSimple w:instr=" STYLEREF 1 \s ">
-        <w:r>
-          <w:rPr>
-            <w:noProof/>
-            <w:cs/>
-          </w:rPr>
-          <w:t>‎</w:t>
-        </w:r>
-        <w:r>
-          <w:rPr>
-            <w:noProof/>
-          </w:rPr>
-          <w:t>0</w:t>
-        </w:r>
-      </w:fldSimple>
+      <w:r>
+        <w:fldChar w:fldCharType="begin"/>
+      </w:r>
+      <w:r>
+        <w:instrText xml:space="preserve"> STYLEREF 1 \s </w:instrText>
+      </w:r>
+      <w:r>
+        <w:fldChar w:fldCharType="separate"/>
+      </w:r>
+      <w:r>
+        <w:rPr>
+          <w:noProof/>
+          <w:cs/>
+        </w:rPr>
+        <w:t>‎</w:t>
+      </w:r>
+      <w:r>
+        <w:rPr>
+          <w:noProof/>
+        </w:rPr>
+        <w:t>0</w:t>
+      </w:r>
+      <w:r>
+        <w:rPr>
+          <w:noProof/>
+        </w:rPr>
+        <w:fldChar w:fldCharType="end"/>
+      </w:r>
       <w:r>
         <w:t>.</w:t>
       </w:r>
-      <w:fldSimple w:instr=" SEQ Figure \* ARABIC \s 1 ">
-        <w:r>
-          <w:rPr>
-            <w:noProof/>
-          </w:rPr>
-          <w:t>4</w:t>
-        </w:r>
-      </w:fldSimple>
+      <w:r>
+        <w:fldChar w:fldCharType="begin"/>
+      </w:r>
+      <w:r>
+        <w:instrText xml:space="preserve"> SEQ Figure \* ARABIC \s 1 </w:instrText>
+      </w:r>
+      <w:r>
+        <w:fldChar w:fldCharType="separate"/>
+      </w:r>
+      <w:r>
+        <w:rPr>
+          <w:noProof/>
+        </w:rPr>
+        <w:t>4</w:t>
+      </w:r>
+      <w:r>
+        <w:rPr>
+          <w:noProof/>
+        </w:rPr>
+        <w:fldChar w:fldCharType="end"/>
+      </w:r>
       <w:r>
         <w:rPr>
           <w:lang w:val="en-US"/>

--- a/Ruslan Report.docx
+++ b/Ruslan Report.docx
@@ -12383,7 +12383,16 @@
         <w:pStyle w:val="NormalWeb"/>
       </w:pPr>
       <w:r>
-        <w:t>Exploratory Data Analysis (EDA) helps identify trends and patterns in the data, such as changes over time and geographic concentration (Brownlee, 2020). Machine learning techniques extend this by enabling prediction and pattern detection. Clustering methods such as KMeans and DBSCAN can identify hotspots, while regression models like Linear Regression and Random Forest can predict future crime levels (Khan et al., 2019).</w:t>
+        <w:t>Exploratory Data Analysis (EDA) helps identify trends and patterns in the data, such as changes over time and geographic concentration</w:t>
+      </w:r>
+      <w:r>
+        <w:rPr>
+          <w:lang w:val="en-US"/>
+        </w:rPr>
+        <w:t xml:space="preserve">. </w:t>
+      </w:r>
+      <w:r>
+        <w:t>Machine learning techniques extend this by enabling prediction and pattern detection. Clustering methods such as KMeans and DBSCAN can identify hotspots, while regression models like Linear Regression and Random Forest can predict future crime levels.</w:t>
       </w:r>
     </w:p>
     <w:p>
@@ -12406,7 +12415,7 @@
         <w:pStyle w:val="NormalWeb"/>
       </w:pPr>
       <w:r>
-        <w:t>Understanding model decisions is important. Techniques such as SHAP help explain how different features influence predictions, improving transparency (Lundberg and Lee, 2017).</w:t>
+        <w:t>Understanding model decisions is important. Techniques such as SHAP help explain how different features influence predictions, improving transparency.</w:t>
       </w:r>
     </w:p>
     <w:p>
@@ -12678,58 +12687,32 @@
       <w:r>
         <w:t xml:space="preserve">Figure </w:t>
       </w:r>
-      <w:r>
-        <w:fldChar w:fldCharType="begin"/>
-      </w:r>
-      <w:r>
-        <w:instrText xml:space="preserve"> STYLEREF 1 \s </w:instrText>
-      </w:r>
-      <w:r>
-        <w:fldChar w:fldCharType="separate"/>
-      </w:r>
-      <w:r>
-        <w:rPr>
-          <w:noProof/>
-          <w:cs/>
-        </w:rPr>
-        <w:t>‎</w:t>
-      </w:r>
-      <w:r>
-        <w:rPr>
-          <w:noProof/>
-        </w:rPr>
-        <w:t>1</w:t>
-      </w:r>
-      <w:r>
-        <w:rPr>
-          <w:noProof/>
-        </w:rPr>
-        <w:fldChar w:fldCharType="end"/>
-      </w:r>
+      <w:fldSimple w:instr=" STYLEREF 1 \s ">
+        <w:r>
+          <w:rPr>
+            <w:noProof/>
+            <w:cs/>
+          </w:rPr>
+          <w:t>‎</w:t>
+        </w:r>
+        <w:r>
+          <w:rPr>
+            <w:noProof/>
+          </w:rPr>
+          <w:t>1</w:t>
+        </w:r>
+      </w:fldSimple>
       <w:r>
         <w:t>.</w:t>
       </w:r>
-      <w:r>
-        <w:fldChar w:fldCharType="begin"/>
-      </w:r>
-      <w:r>
-        <w:instrText xml:space="preserve"> SEQ Figure \* ARABIC \s 1 </w:instrText>
-      </w:r>
-      <w:r>
-        <w:fldChar w:fldCharType="separate"/>
-      </w:r>
-      <w:r>
-        <w:rPr>
-          <w:noProof/>
-        </w:rPr>
-        <w:t>1</w:t>
-      </w:r>
-      <w:r>
-        <w:rPr>
-          <w:noProof/>
-        </w:rPr>
-        <w:fldChar w:fldCharType="end"/>
-      </w:r>
+      <w:fldSimple w:instr=" SEQ Figure \* ARABIC \s 1 ">
+        <w:r>
+          <w:rPr>
+            <w:noProof/>
+          </w:rPr>
+          <w:t>1</w:t>
+        </w:r>
+      </w:fldSimple>
       <w:r>
         <w:rPr>
           <w:lang w:val="en-US"/>
@@ -12790,6 +12773,9 @@
     <w:p>
       <w:pPr>
         <w:pStyle w:val="NormalWeb"/>
+        <w:rPr>
+          <w:lang w:val="en-US"/>
+        </w:rPr>
       </w:pPr>
       <w:r>
         <w:t>Recent research shows that crime is influenced by both spatial and temporal factors. Crime levels vary across locations and time due to factors such as population density and urban structure. Identifying these patterns is important for detecting high-risk areas and supporting effective decision-making</w:t>
@@ -12797,44 +12783,28 @@
       <w:r>
         <w:rPr>
           <w:color w:val="000000" w:themeColor="text1"/>
-        </w:rPr>
-        <w:t xml:space="preserve"> </w:t>
-      </w:r>
-      <w:hyperlink r:id="rId10" w:history="1">
-        <w:r>
-          <w:rPr>
-            <w:rStyle w:val="Hyperlink"/>
-            <w:color w:val="000000" w:themeColor="text1"/>
-          </w:rPr>
-          <w:t>(Chainey and Ratcliffe, 2013)</w:t>
-        </w:r>
-      </w:hyperlink>
-      <w:r>
+          <w:lang w:val="en-US"/>
+        </w:rPr>
         <w:t>.</w:t>
       </w:r>
     </w:p>
     <w:p>
       <w:pPr>
         <w:pStyle w:val="NormalWeb"/>
-      </w:pPr>
-      <w:r>
-        <w:t xml:space="preserve">Exploratory Data Analysis (EDA) is commonly used to understand crime data. It helps identify trends, patterns, and anomalies using visual tools such as line charts, bar graphs, and heatmaps </w:t>
+        <w:rPr>
+          <w:lang w:val="en-US"/>
+        </w:rPr>
+      </w:pPr>
+      <w:r>
+        <w:t>Exploratory Data Analysis (EDA) is commonly used to understand crime data. It helps identify trends, patterns, and anomalies using visual tools such as line charts, bar graphs, and heatmaps</w:t>
       </w:r>
       <w:r>
         <w:rPr>
           <w:color w:val="000000" w:themeColor="text1"/>
-        </w:rPr>
-        <w:t>(</w:t>
-      </w:r>
-      <w:hyperlink r:id="rId11" w:history="1">
-        <w:r>
-          <w:rPr>
-            <w:rStyle w:val="Hyperlink"/>
-            <w:color w:val="000000" w:themeColor="text1"/>
-          </w:rPr>
-          <w:t>Brownlee, 2020).</w:t>
-        </w:r>
-      </w:hyperlink>
+          <w:lang w:val="en-US"/>
+        </w:rPr>
+        <w:t>.</w:t>
+      </w:r>
     </w:p>
     <w:p>
       <w:pPr>
@@ -12981,7 +12951,6 @@
         <w:t>This study addresses these gaps by integrating exploratory analysis, clustering (KMeans and DBSCAN), prediction models (Linear Regression and Random Forest), and interpretation methods (SHAP) into a single workflow.</w:t>
       </w:r>
     </w:p>
-    <w:p/>
     <w:p>
       <w:pPr>
         <w:pStyle w:val="Heading1"/>
@@ -13042,10 +13011,18 @@
     <w:p>
       <w:pPr>
         <w:pStyle w:val="NormalWeb"/>
-      </w:pPr>
-      <w:r>
-        <w:lastRenderedPageBreak/>
-        <w:t>Each step in this process is important because the quality of the final results depends on earlier stages. For example, proper data cleaning improves model performance, while meaningful feature selection helps the model focus on important variables (Brownlee, 2020).</w:t>
+        <w:rPr>
+          <w:lang w:val="en-US"/>
+        </w:rPr>
+      </w:pPr>
+      <w:r>
+        <w:t>Each step in this process is important because the quality of the final results depends on earlier stages. For example, proper data cleaning improves model performance, while meaningful feature selection helps the model focus on important variables</w:t>
+      </w:r>
+      <w:r>
+        <w:rPr>
+          <w:lang w:val="en-US"/>
+        </w:rPr>
+        <w:t>.</w:t>
       </w:r>
     </w:p>
     <w:p>
@@ -13063,6 +13040,7 @@
           <w:b/>
           <w:bCs/>
         </w:rPr>
+        <w:lastRenderedPageBreak/>
         <w:t>Data Collection</w:t>
       </w:r>
       <w:bookmarkEnd w:id="20"/>
@@ -13143,7 +13121,7 @@
                     <pic:cNvPicPr/>
                   </pic:nvPicPr>
                   <pic:blipFill rotWithShape="1">
-                    <a:blip r:embed="rId12">
+                    <a:blip r:embed="rId10">
                       <a:extLst>
                         <a:ext uri="{28A0092B-C50C-407E-A947-70E740481C1C}">
                           <a14:useLocalDpi xmlns:a14="http://schemas.microsoft.com/office/drawing/2010/main" val="0"/>
@@ -13190,58 +13168,32 @@
       <w:r>
         <w:t xml:space="preserve">Figure </w:t>
       </w:r>
-      <w:r>
-        <w:fldChar w:fldCharType="begin"/>
-      </w:r>
-      <w:r>
-        <w:instrText xml:space="preserve"> STYLEREF 1 \s </w:instrText>
-      </w:r>
-      <w:r>
-        <w:fldChar w:fldCharType="separate"/>
-      </w:r>
-      <w:r>
-        <w:rPr>
-          <w:noProof/>
-          <w:cs/>
-        </w:rPr>
-        <w:t>‎</w:t>
-      </w:r>
-      <w:r>
-        <w:rPr>
-          <w:noProof/>
-        </w:rPr>
-        <w:t>3</w:t>
-      </w:r>
-      <w:r>
-        <w:rPr>
-          <w:noProof/>
-        </w:rPr>
-        <w:fldChar w:fldCharType="end"/>
-      </w:r>
+      <w:fldSimple w:instr=" STYLEREF 1 \s ">
+        <w:r>
+          <w:rPr>
+            <w:noProof/>
+            <w:cs/>
+          </w:rPr>
+          <w:t>‎</w:t>
+        </w:r>
+        <w:r>
+          <w:rPr>
+            <w:noProof/>
+          </w:rPr>
+          <w:t>3</w:t>
+        </w:r>
+      </w:fldSimple>
       <w:r>
         <w:t>.</w:t>
       </w:r>
-      <w:r>
-        <w:fldChar w:fldCharType="begin"/>
-      </w:r>
-      <w:r>
-        <w:instrText xml:space="preserve"> SEQ Figure \* ARABIC \s 1 </w:instrText>
-      </w:r>
-      <w:r>
-        <w:fldChar w:fldCharType="separate"/>
-      </w:r>
-      <w:r>
-        <w:rPr>
-          <w:noProof/>
-        </w:rPr>
-        <w:t>1</w:t>
-      </w:r>
-      <w:r>
-        <w:rPr>
-          <w:noProof/>
-        </w:rPr>
-        <w:fldChar w:fldCharType="end"/>
-      </w:r>
+      <w:fldSimple w:instr=" SEQ Figure \* ARABIC \s 1 ">
+        <w:r>
+          <w:rPr>
+            <w:noProof/>
+          </w:rPr>
+          <w:t>1</w:t>
+        </w:r>
+      </w:fldSimple>
       <w:r>
         <w:rPr>
           <w:rFonts w:cs="Times New Roman"/>
@@ -13266,9 +13218,18 @@
           <w:b/>
           <w:bCs/>
         </w:rPr>
-        <w:t>Data Preprocessing</w:t>
+        <w:t xml:space="preserve">Data </w:t>
       </w:r>
       <w:bookmarkEnd w:id="22"/>
+      <w:r>
+        <w:rPr>
+          <w:rStyle w:val="Strong"/>
+          <w:rFonts w:cs="Times New Roman"/>
+          <w:b/>
+          <w:bCs/>
+        </w:rPr>
+        <w:t>Pre-processing</w:t>
+      </w:r>
     </w:p>
     <w:p>
       <w:pPr>
@@ -13334,7 +13295,7 @@
         <w:rPr>
           <w:rFonts w:ascii="Times New Roman" w:eastAsia="Times New Roman" w:hAnsi="Times New Roman" w:cs="Times New Roman"/>
           <w:kern w:val="0"/>
-          <w:lang w:val="en-PK" w:eastAsia="en-GB" w:bidi="ar-SA"/>
+          <w:lang w:val="en-US" w:eastAsia="en-GB" w:bidi="ar-SA"/>
         </w:rPr>
       </w:pPr>
       <w:r>
@@ -13343,7 +13304,15 @@
           <w:kern w:val="0"/>
           <w:lang w:val="en-PK" w:eastAsia="en-GB" w:bidi="ar-SA"/>
         </w:rPr>
-        <w:t>To improve data distribution, a logarithmic transformation (logCrime) was applied. This helps reduce skewness and makes the data more suitable for modelling (Osborne, 2010).</w:t>
+        <w:t>To improve data distribution, a logarithmic transformation (logCrime) was applied. This helps reduce skewness and makes the data more suitable for modelling</w:t>
+      </w:r>
+      <w:r>
+        <w:rPr>
+          <w:rFonts w:ascii="Times New Roman" w:eastAsia="Times New Roman" w:hAnsi="Times New Roman" w:cs="Times New Roman"/>
+          <w:kern w:val="0"/>
+          <w:lang w:val="en-US" w:eastAsia="en-GB" w:bidi="ar-SA"/>
+        </w:rPr>
+        <w:t>.</w:t>
       </w:r>
     </w:p>
     <w:p>
@@ -13362,7 +13331,6 @@
           <w:kern w:val="0"/>
           <w:lang w:val="en-PK" w:eastAsia="en-GB" w:bidi="ar-SA"/>
         </w:rPr>
-        <w:lastRenderedPageBreak/>
         <w:t>Additional features were created to capture important patterns:</w:t>
       </w:r>
     </w:p>
@@ -13448,6 +13416,7 @@
           <w:kern w:val="0"/>
           <w:lang w:val="en-PK" w:eastAsia="en-GB" w:bidi="ar-SA"/>
         </w:rPr>
+        <w:lastRenderedPageBreak/>
         <w:t>These features allow the model to better understand how crime varies across time and location</w:t>
       </w:r>
       <w:r>
@@ -13476,9 +13445,18 @@
     <w:p>
       <w:pPr>
         <w:pStyle w:val="NormalWeb"/>
-      </w:pPr>
-      <w:r>
-        <w:t>Exploratory Data Analysis (EDA) was performed to understand the dataset before applying machine learning models. This step helps identify key trends, patterns, and relationships within the data, which are important for selecting features and building accurate models (Brownlee, 2020).</w:t>
+        <w:rPr>
+          <w:lang w:val="en-US"/>
+        </w:rPr>
+      </w:pPr>
+      <w:r>
+        <w:t>Exploratory Data Analysis (EDA) was performed to understand the dataset before applying machine learning models. This step helps identify key trends, patterns, and relationships within the data, which are important for selecting features and building accurate models</w:t>
+      </w:r>
+      <w:r>
+        <w:rPr>
+          <w:lang w:val="en-US"/>
+        </w:rPr>
+        <w:t>.</w:t>
       </w:r>
     </w:p>
     <w:p>
@@ -13529,7 +13507,7 @@
                     <pic:cNvPicPr/>
                   </pic:nvPicPr>
                   <pic:blipFill>
-                    <a:blip r:embed="rId13" cstate="print">
+                    <a:blip r:embed="rId11" cstate="print">
                       <a:extLst>
                         <a:ext uri="{28A0092B-C50C-407E-A947-70E740481C1C}">
                           <a14:useLocalDpi xmlns:a14="http://schemas.microsoft.com/office/drawing/2010/main" val="0"/>
@@ -13567,58 +13545,32 @@
       <w:r>
         <w:t xml:space="preserve">Figure </w:t>
       </w:r>
-      <w:r>
-        <w:fldChar w:fldCharType="begin"/>
-      </w:r>
-      <w:r>
-        <w:instrText xml:space="preserve"> STYLEREF 1 \s </w:instrText>
-      </w:r>
-      <w:r>
-        <w:fldChar w:fldCharType="separate"/>
-      </w:r>
-      <w:r>
-        <w:rPr>
-          <w:noProof/>
-          <w:cs/>
-        </w:rPr>
-        <w:t>‎</w:t>
-      </w:r>
-      <w:r>
-        <w:rPr>
-          <w:noProof/>
-        </w:rPr>
-        <w:t>3</w:t>
-      </w:r>
-      <w:r>
-        <w:rPr>
-          <w:noProof/>
-        </w:rPr>
-        <w:fldChar w:fldCharType="end"/>
-      </w:r>
+      <w:fldSimple w:instr=" STYLEREF 1 \s ">
+        <w:r>
+          <w:rPr>
+            <w:noProof/>
+            <w:cs/>
+          </w:rPr>
+          <w:t>‎</w:t>
+        </w:r>
+        <w:r>
+          <w:rPr>
+            <w:noProof/>
+          </w:rPr>
+          <w:t>3</w:t>
+        </w:r>
+      </w:fldSimple>
       <w:r>
         <w:t>.</w:t>
       </w:r>
-      <w:r>
-        <w:fldChar w:fldCharType="begin"/>
-      </w:r>
-      <w:r>
-        <w:instrText xml:space="preserve"> SEQ Figure \* ARABIC \s 1 </w:instrText>
-      </w:r>
-      <w:r>
-        <w:fldChar w:fldCharType="separate"/>
-      </w:r>
-      <w:r>
-        <w:rPr>
-          <w:noProof/>
-        </w:rPr>
-        <w:t>2</w:t>
-      </w:r>
-      <w:r>
-        <w:rPr>
-          <w:noProof/>
-        </w:rPr>
-        <w:fldChar w:fldCharType="end"/>
-      </w:r>
+      <w:fldSimple w:instr=" SEQ Figure \* ARABIC \s 1 ">
+        <w:r>
+          <w:rPr>
+            <w:noProof/>
+          </w:rPr>
+          <w:t>2</w:t>
+        </w:r>
+      </w:fldSimple>
       <w:r>
         <w:rPr>
           <w:lang w:val="en-US"/>
@@ -13681,7 +13633,7 @@
                     <pic:cNvPicPr/>
                   </pic:nvPicPr>
                   <pic:blipFill>
-                    <a:blip r:embed="rId14" cstate="print">
+                    <a:blip r:embed="rId12" cstate="print">
                       <a:extLst>
                         <a:ext uri="{28A0092B-C50C-407E-A947-70E740481C1C}">
                           <a14:useLocalDpi xmlns:a14="http://schemas.microsoft.com/office/drawing/2010/main" val="0"/>
@@ -13716,58 +13668,32 @@
       <w:r>
         <w:t xml:space="preserve">Figure </w:t>
       </w:r>
-      <w:r>
-        <w:fldChar w:fldCharType="begin"/>
-      </w:r>
-      <w:r>
-        <w:instrText xml:space="preserve"> STYLEREF 1 \s </w:instrText>
-      </w:r>
-      <w:r>
-        <w:fldChar w:fldCharType="separate"/>
-      </w:r>
-      <w:r>
-        <w:rPr>
-          <w:noProof/>
-          <w:cs/>
-        </w:rPr>
-        <w:t>‎</w:t>
-      </w:r>
-      <w:r>
-        <w:rPr>
-          <w:noProof/>
-        </w:rPr>
-        <w:t>3</w:t>
-      </w:r>
-      <w:r>
-        <w:rPr>
-          <w:noProof/>
-        </w:rPr>
-        <w:fldChar w:fldCharType="end"/>
-      </w:r>
+      <w:fldSimple w:instr=" STYLEREF 1 \s ">
+        <w:r>
+          <w:rPr>
+            <w:noProof/>
+            <w:cs/>
+          </w:rPr>
+          <w:t>‎</w:t>
+        </w:r>
+        <w:r>
+          <w:rPr>
+            <w:noProof/>
+          </w:rPr>
+          <w:t>3</w:t>
+        </w:r>
+      </w:fldSimple>
       <w:r>
         <w:t>.</w:t>
       </w:r>
-      <w:r>
-        <w:fldChar w:fldCharType="begin"/>
-      </w:r>
-      <w:r>
-        <w:instrText xml:space="preserve"> SEQ Figure \* ARABIC \s 1 </w:instrText>
-      </w:r>
-      <w:r>
-        <w:fldChar w:fldCharType="separate"/>
-      </w:r>
-      <w:r>
-        <w:rPr>
-          <w:noProof/>
-        </w:rPr>
-        <w:t>3</w:t>
-      </w:r>
-      <w:r>
-        <w:rPr>
-          <w:noProof/>
-        </w:rPr>
-        <w:fldChar w:fldCharType="end"/>
-      </w:r>
+      <w:fldSimple w:instr=" SEQ Figure \* ARABIC \s 1 ">
+        <w:r>
+          <w:rPr>
+            <w:noProof/>
+          </w:rPr>
+          <w:t>3</w:t>
+        </w:r>
+      </w:fldSimple>
       <w:r>
         <w:rPr>
           <w:lang w:val="en-US"/>
@@ -13827,7 +13753,7 @@
                     <pic:cNvPicPr/>
                   </pic:nvPicPr>
                   <pic:blipFill>
-                    <a:blip r:embed="rId15" cstate="print">
+                    <a:blip r:embed="rId13" cstate="print">
                       <a:extLst>
                         <a:ext uri="{28A0092B-C50C-407E-A947-70E740481C1C}">
                           <a14:useLocalDpi xmlns:a14="http://schemas.microsoft.com/office/drawing/2010/main" val="0"/>
@@ -13865,58 +13791,32 @@
       <w:r>
         <w:t xml:space="preserve">Figure </w:t>
       </w:r>
-      <w:r>
-        <w:fldChar w:fldCharType="begin"/>
-      </w:r>
-      <w:r>
-        <w:instrText xml:space="preserve"> STYLEREF 1 \s </w:instrText>
-      </w:r>
-      <w:r>
-        <w:fldChar w:fldCharType="separate"/>
-      </w:r>
-      <w:r>
-        <w:rPr>
-          <w:noProof/>
-          <w:cs/>
-        </w:rPr>
-        <w:t>‎</w:t>
-      </w:r>
-      <w:r>
-        <w:rPr>
-          <w:noProof/>
-        </w:rPr>
-        <w:t>3</w:t>
-      </w:r>
-      <w:r>
-        <w:rPr>
-          <w:noProof/>
-        </w:rPr>
-        <w:fldChar w:fldCharType="end"/>
-      </w:r>
+      <w:fldSimple w:instr=" STYLEREF 1 \s ">
+        <w:r>
+          <w:rPr>
+            <w:noProof/>
+            <w:cs/>
+          </w:rPr>
+          <w:t>‎</w:t>
+        </w:r>
+        <w:r>
+          <w:rPr>
+            <w:noProof/>
+          </w:rPr>
+          <w:t>3</w:t>
+        </w:r>
+      </w:fldSimple>
       <w:r>
         <w:t>.</w:t>
       </w:r>
-      <w:r>
-        <w:fldChar w:fldCharType="begin"/>
-      </w:r>
-      <w:r>
-        <w:instrText xml:space="preserve"> SEQ Figure \* ARABIC \s 1 </w:instrText>
-      </w:r>
-      <w:r>
-        <w:fldChar w:fldCharType="separate"/>
-      </w:r>
-      <w:r>
-        <w:rPr>
-          <w:noProof/>
-        </w:rPr>
-        <w:t>4</w:t>
-      </w:r>
-      <w:r>
-        <w:rPr>
-          <w:noProof/>
-        </w:rPr>
-        <w:fldChar w:fldCharType="end"/>
-      </w:r>
+      <w:fldSimple w:instr=" SEQ Figure \* ARABIC \s 1 ">
+        <w:r>
+          <w:rPr>
+            <w:noProof/>
+          </w:rPr>
+          <w:t>4</w:t>
+        </w:r>
+      </w:fldSimple>
       <w:r>
         <w:rPr>
           <w:lang w:val="en-US"/>
@@ -13995,7 +13895,7 @@
                     <pic:cNvPicPr/>
                   </pic:nvPicPr>
                   <pic:blipFill>
-                    <a:blip r:embed="rId16" cstate="print">
+                    <a:blip r:embed="rId14" cstate="print">
                       <a:extLst>
                         <a:ext uri="{28A0092B-C50C-407E-A947-70E740481C1C}">
                           <a14:useLocalDpi xmlns:a14="http://schemas.microsoft.com/office/drawing/2010/main" val="0"/>
@@ -14030,58 +13930,32 @@
       <w:r>
         <w:t xml:space="preserve">Figure </w:t>
       </w:r>
-      <w:r>
-        <w:fldChar w:fldCharType="begin"/>
-      </w:r>
-      <w:r>
-        <w:instrText xml:space="preserve"> STYLEREF 1 \s </w:instrText>
-      </w:r>
-      <w:r>
-        <w:fldChar w:fldCharType="separate"/>
-      </w:r>
-      <w:r>
-        <w:rPr>
-          <w:noProof/>
-          <w:cs/>
-        </w:rPr>
-        <w:t>‎</w:t>
-      </w:r>
-      <w:r>
-        <w:rPr>
-          <w:noProof/>
-        </w:rPr>
-        <w:t>3</w:t>
-      </w:r>
-      <w:r>
-        <w:rPr>
-          <w:noProof/>
-        </w:rPr>
-        <w:fldChar w:fldCharType="end"/>
-      </w:r>
+      <w:fldSimple w:instr=" STYLEREF 1 \s ">
+        <w:r>
+          <w:rPr>
+            <w:noProof/>
+            <w:cs/>
+          </w:rPr>
+          <w:t>‎</w:t>
+        </w:r>
+        <w:r>
+          <w:rPr>
+            <w:noProof/>
+          </w:rPr>
+          <w:t>3</w:t>
+        </w:r>
+      </w:fldSimple>
       <w:r>
         <w:t>.</w:t>
       </w:r>
-      <w:r>
-        <w:fldChar w:fldCharType="begin"/>
-      </w:r>
-      <w:r>
-        <w:instrText xml:space="preserve"> SEQ Figure \* ARABIC \s 1 </w:instrText>
-      </w:r>
-      <w:r>
-        <w:fldChar w:fldCharType="separate"/>
-      </w:r>
-      <w:r>
-        <w:rPr>
-          <w:noProof/>
-        </w:rPr>
-        <w:t>5</w:t>
-      </w:r>
-      <w:r>
-        <w:rPr>
-          <w:noProof/>
-        </w:rPr>
-        <w:fldChar w:fldCharType="end"/>
-      </w:r>
+      <w:fldSimple w:instr=" SEQ Figure \* ARABIC \s 1 ">
+        <w:r>
+          <w:rPr>
+            <w:noProof/>
+          </w:rPr>
+          <w:t>5</w:t>
+        </w:r>
+      </w:fldSimple>
       <w:r>
         <w:rPr>
           <w:lang w:val="en-US"/>
@@ -14184,46 +14058,25 @@
         <w:pStyle w:val="NormalWeb"/>
       </w:pPr>
       <w:r>
-        <w:t xml:space="preserve">Feature selection was performed using statistical methods such as SelectKBest </w:t>
-      </w:r>
-      <w:r>
-        <w:rPr>
-          <w:color w:val="000000" w:themeColor="text1"/>
-        </w:rPr>
-        <w:fldChar w:fldCharType="begin"/>
-      </w:r>
-      <w:r>
-        <w:rPr>
-          <w:color w:val="000000" w:themeColor="text1"/>
-        </w:rPr>
-        <w:instrText>HYPERLINK "file:///Users/ruslanbabar/Library/Containers/com.microsoft.Word/Data/Library/Preferences/AutoRecovery/(Guyon and Elisseeff, 2003)."</w:instrText>
-      </w:r>
-      <w:r>
-        <w:rPr>
-          <w:color w:val="000000" w:themeColor="text1"/>
-        </w:rPr>
-      </w:r>
-      <w:r>
-        <w:rPr>
-          <w:color w:val="000000" w:themeColor="text1"/>
-        </w:rPr>
-        <w:fldChar w:fldCharType="separate"/>
-      </w:r>
-      <w:r>
-        <w:rPr>
-          <w:rStyle w:val="Hyperlink"/>
-          <w:color w:val="000000" w:themeColor="text1"/>
-        </w:rPr>
-        <w:t>(Guyon and Elisseeff, 2003).</w:t>
-      </w:r>
-      <w:r>
-        <w:rPr>
-          <w:color w:val="000000" w:themeColor="text1"/>
-        </w:rPr>
-        <w:fldChar w:fldCharType="end"/>
-      </w:r>
-      <w:r>
-        <w:t xml:space="preserve"> The results showed that </w:t>
+        <w:t xml:space="preserve">Feature selection was performed using statistical methods such as </w:t>
+      </w:r>
+      <w:r>
+        <w:rPr>
+          <w:b/>
+          <w:bCs/>
+          <w:i/>
+          <w:iCs/>
+        </w:rPr>
+        <w:t>SelectKBest</w:t>
+      </w:r>
+      <w:r>
+        <w:rPr>
+          <w:lang w:val="en-US"/>
+        </w:rPr>
+        <w:t xml:space="preserve">. </w:t>
+      </w:r>
+      <w:r>
+        <w:t xml:space="preserve">The results showed that </w:t>
       </w:r>
       <w:r>
         <w:rPr>
@@ -14281,7 +14134,7 @@
                     </pic:cNvPicPr>
                   </pic:nvPicPr>
                   <pic:blipFill>
-                    <a:blip r:embed="rId17">
+                    <a:blip r:embed="rId15">
                       <a:extLst>
                         <a:ext uri="{28A0092B-C50C-407E-A947-70E740481C1C}">
                           <a14:useLocalDpi xmlns:a14="http://schemas.microsoft.com/office/drawing/2010/main" val="0"/>
@@ -14321,58 +14174,32 @@
       <w:r>
         <w:t xml:space="preserve">Figure </w:t>
       </w:r>
-      <w:r>
-        <w:fldChar w:fldCharType="begin"/>
-      </w:r>
-      <w:r>
-        <w:instrText xml:space="preserve"> STYLEREF 1 \s </w:instrText>
-      </w:r>
-      <w:r>
-        <w:fldChar w:fldCharType="separate"/>
-      </w:r>
-      <w:r>
-        <w:rPr>
-          <w:noProof/>
-          <w:cs/>
-        </w:rPr>
-        <w:t>‎</w:t>
-      </w:r>
-      <w:r>
-        <w:rPr>
-          <w:noProof/>
-        </w:rPr>
-        <w:t>3</w:t>
-      </w:r>
-      <w:r>
-        <w:rPr>
-          <w:noProof/>
-        </w:rPr>
-        <w:fldChar w:fldCharType="end"/>
-      </w:r>
+      <w:fldSimple w:instr=" STYLEREF 1 \s ">
+        <w:r>
+          <w:rPr>
+            <w:noProof/>
+            <w:cs/>
+          </w:rPr>
+          <w:t>‎</w:t>
+        </w:r>
+        <w:r>
+          <w:rPr>
+            <w:noProof/>
+          </w:rPr>
+          <w:t>3</w:t>
+        </w:r>
+      </w:fldSimple>
       <w:r>
         <w:t>.</w:t>
       </w:r>
-      <w:r>
-        <w:fldChar w:fldCharType="begin"/>
-      </w:r>
-      <w:r>
-        <w:instrText xml:space="preserve"> SEQ Figure \* ARABIC \s 1 </w:instrText>
-      </w:r>
-      <w:r>
-        <w:fldChar w:fldCharType="separate"/>
-      </w:r>
-      <w:r>
-        <w:rPr>
-          <w:noProof/>
-        </w:rPr>
-        <w:t>6</w:t>
-      </w:r>
-      <w:r>
-        <w:rPr>
-          <w:noProof/>
-        </w:rPr>
-        <w:fldChar w:fldCharType="end"/>
-      </w:r>
+      <w:fldSimple w:instr=" SEQ Figure \* ARABIC \s 1 ">
+        <w:r>
+          <w:rPr>
+            <w:noProof/>
+          </w:rPr>
+          <w:t>6</w:t>
+        </w:r>
+      </w:fldSimple>
       <w:r>
         <w:rPr>
           <w:lang w:val="en-US"/>
@@ -14417,8 +14244,13 @@
         </w:numPr>
       </w:pPr>
       <w:bookmarkStart w:id="31" w:name="_Toc227626149"/>
-      <w:r>
-        <w:t>KMeans Clustering</w:t>
+      <w:proofErr w:type="spellStart"/>
+      <w:r>
+        <w:t>KMeans</w:t>
+      </w:r>
+      <w:proofErr w:type="spellEnd"/>
+      <w:r>
+        <w:t xml:space="preserve"> Clustering</w:t>
       </w:r>
       <w:bookmarkEnd w:id="31"/>
     </w:p>
@@ -14490,7 +14322,7 @@
                     </pic:cNvPicPr>
                   </pic:nvPicPr>
                   <pic:blipFill>
-                    <a:blip r:embed="rId18">
+                    <a:blip r:embed="rId16">
                       <a:extLst>
                         <a:ext uri="{28A0092B-C50C-407E-A947-70E740481C1C}">
                           <a14:useLocalDpi xmlns:a14="http://schemas.microsoft.com/office/drawing/2010/main" val="0"/>
@@ -14527,63 +14359,51 @@
       <w:r>
         <w:t xml:space="preserve">Figure </w:t>
       </w:r>
-      <w:r>
-        <w:fldChar w:fldCharType="begin"/>
-      </w:r>
-      <w:r>
-        <w:instrText xml:space="preserve"> STYLEREF 1 \s </w:instrText>
-      </w:r>
-      <w:r>
-        <w:fldChar w:fldCharType="separate"/>
-      </w:r>
-      <w:r>
-        <w:rPr>
-          <w:noProof/>
-          <w:cs/>
-        </w:rPr>
-        <w:t>‎</w:t>
-      </w:r>
-      <w:r>
-        <w:rPr>
-          <w:noProof/>
-        </w:rPr>
-        <w:t>3</w:t>
-      </w:r>
-      <w:r>
-        <w:rPr>
-          <w:noProof/>
-        </w:rPr>
-        <w:fldChar w:fldCharType="end"/>
-      </w:r>
+      <w:fldSimple w:instr=" STYLEREF 1 \s ">
+        <w:r>
+          <w:rPr>
+            <w:noProof/>
+            <w:cs/>
+          </w:rPr>
+          <w:t>‎</w:t>
+        </w:r>
+        <w:r>
+          <w:rPr>
+            <w:noProof/>
+          </w:rPr>
+          <w:t>3</w:t>
+        </w:r>
+      </w:fldSimple>
       <w:r>
         <w:t>.</w:t>
       </w:r>
-      <w:r>
-        <w:fldChar w:fldCharType="begin"/>
-      </w:r>
-      <w:r>
-        <w:instrText xml:space="preserve"> SEQ Figure \* ARABIC \s 1 </w:instrText>
-      </w:r>
-      <w:r>
-        <w:fldChar w:fldCharType="separate"/>
-      </w:r>
-      <w:r>
-        <w:rPr>
-          <w:noProof/>
-        </w:rPr>
-        <w:t>7</w:t>
-      </w:r>
-      <w:r>
-        <w:rPr>
-          <w:noProof/>
-        </w:rPr>
-        <w:fldChar w:fldCharType="end"/>
-      </w:r>
+      <w:fldSimple w:instr=" SEQ Figure \* ARABIC \s 1 ">
+        <w:r>
+          <w:rPr>
+            <w:noProof/>
+          </w:rPr>
+          <w:t>7</w:t>
+        </w:r>
+      </w:fldSimple>
       <w:r>
         <w:rPr>
           <w:lang w:val="en-US"/>
         </w:rPr>
-        <w:t>: KMeans clustering results</w:t>
+        <w:t xml:space="preserve">: </w:t>
+      </w:r>
+      <w:proofErr w:type="spellStart"/>
+      <w:r>
+        <w:rPr>
+          <w:lang w:val="en-US"/>
+        </w:rPr>
+        <w:t>KMeans</w:t>
+      </w:r>
+      <w:proofErr w:type="spellEnd"/>
+      <w:r>
+        <w:rPr>
+          <w:lang w:val="en-US"/>
+        </w:rPr>
+        <w:t xml:space="preserve"> clustering results</w:t>
       </w:r>
       <w:bookmarkEnd w:id="32"/>
     </w:p>
@@ -14671,7 +14491,7 @@
                     </pic:cNvPicPr>
                   </pic:nvPicPr>
                   <pic:blipFill>
-                    <a:blip r:embed="rId19">
+                    <a:blip r:embed="rId17">
                       <a:extLst>
                         <a:ext uri="{28A0092B-C50C-407E-A947-70E740481C1C}">
                           <a14:useLocalDpi xmlns:a14="http://schemas.microsoft.com/office/drawing/2010/main" val="0"/>
@@ -14708,58 +14528,32 @@
       <w:r>
         <w:t xml:space="preserve">Figure </w:t>
       </w:r>
-      <w:r>
-        <w:fldChar w:fldCharType="begin"/>
-      </w:r>
-      <w:r>
-        <w:instrText xml:space="preserve"> STYLEREF 1 \s </w:instrText>
-      </w:r>
-      <w:r>
-        <w:fldChar w:fldCharType="separate"/>
-      </w:r>
-      <w:r>
-        <w:rPr>
-          <w:noProof/>
-          <w:cs/>
-        </w:rPr>
-        <w:t>‎</w:t>
-      </w:r>
-      <w:r>
-        <w:rPr>
-          <w:noProof/>
-        </w:rPr>
-        <w:t>3</w:t>
-      </w:r>
-      <w:r>
-        <w:rPr>
-          <w:noProof/>
-        </w:rPr>
-        <w:fldChar w:fldCharType="end"/>
-      </w:r>
+      <w:fldSimple w:instr=" STYLEREF 1 \s ">
+        <w:r>
+          <w:rPr>
+            <w:noProof/>
+            <w:cs/>
+          </w:rPr>
+          <w:t>‎</w:t>
+        </w:r>
+        <w:r>
+          <w:rPr>
+            <w:noProof/>
+          </w:rPr>
+          <w:t>3</w:t>
+        </w:r>
+      </w:fldSimple>
       <w:r>
         <w:t>.</w:t>
       </w:r>
-      <w:r>
-        <w:fldChar w:fldCharType="begin"/>
-      </w:r>
-      <w:r>
-        <w:instrText xml:space="preserve"> SEQ Figure \* ARABIC \s 1 </w:instrText>
-      </w:r>
-      <w:r>
-        <w:fldChar w:fldCharType="separate"/>
-      </w:r>
-      <w:r>
-        <w:rPr>
-          <w:noProof/>
-        </w:rPr>
-        <w:t>8</w:t>
-      </w:r>
-      <w:r>
-        <w:rPr>
-          <w:noProof/>
-        </w:rPr>
-        <w:fldChar w:fldCharType="end"/>
-      </w:r>
+      <w:fldSimple w:instr=" SEQ Figure \* ARABIC \s 1 ">
+        <w:r>
+          <w:rPr>
+            <w:noProof/>
+          </w:rPr>
+          <w:t>8</w:t>
+        </w:r>
+      </w:fldSimple>
       <w:r>
         <w:rPr>
           <w:lang w:val="en-US"/>
@@ -14795,8 +14589,21 @@
         <w:suppressAutoHyphens w:val="0"/>
         <w:spacing w:before="100" w:beforeAutospacing="1" w:after="100" w:afterAutospacing="1"/>
       </w:pPr>
-      <w:r>
-        <w:t xml:space="preserve">KMeans provides general grouping but may miss extreme patterns </w:t>
+      <w:proofErr w:type="spellStart"/>
+      <w:r>
+        <w:t>KMeans</w:t>
+      </w:r>
+      <w:proofErr w:type="spellEnd"/>
+      <w:r>
+        <w:t xml:space="preserve"> provides general grouping but may miss extreme </w:t>
+      </w:r>
+      <w:proofErr w:type="gramStart"/>
+      <w:r>
+        <w:t>patterns</w:t>
+      </w:r>
+      <w:proofErr w:type="gramEnd"/>
+      <w:r>
+        <w:t xml:space="preserve"> </w:t>
       </w:r>
     </w:p>
     <w:p>
@@ -14815,8 +14622,16 @@
         <w:rPr>
           <w:rStyle w:val="Strong"/>
         </w:rPr>
-        <w:t>true crime hotspots and high-density regions</w:t>
-      </w:r>
+        <w:t xml:space="preserve">true crime hotspots and high-density </w:t>
+      </w:r>
+      <w:proofErr w:type="gramStart"/>
+      <w:r>
+        <w:rPr>
+          <w:rStyle w:val="Strong"/>
+        </w:rPr>
+        <w:t>regions</w:t>
+      </w:r>
+      <w:proofErr w:type="gramEnd"/>
       <w:r>
         <w:t xml:space="preserve"> </w:t>
       </w:r>
@@ -14840,7 +14655,15 @@
         <w:t>outliers</w:t>
       </w:r>
       <w:r>
-        <w:t xml:space="preserve">, which can represent unusual or isolated areas </w:t>
+        <w:t xml:space="preserve">, which can represent unusual or isolated </w:t>
+      </w:r>
+      <w:proofErr w:type="gramStart"/>
+      <w:r>
+        <w:t>areas</w:t>
+      </w:r>
+      <w:proofErr w:type="gramEnd"/>
+      <w:r>
+        <w:t xml:space="preserve"> </w:t>
       </w:r>
     </w:p>
     <w:p>
@@ -14908,22 +14731,20 @@
         <w:rPr>
           <w:color w:val="000000" w:themeColor="text1"/>
         </w:rPr>
-        <w:t xml:space="preserve">variable </w:t>
-      </w:r>
-      <w:hyperlink r:id="rId20" w:history="1">
-        <w:r>
-          <w:rPr>
-            <w:rStyle w:val="Hyperlink"/>
-            <w:color w:val="000000" w:themeColor="text1"/>
-          </w:rPr>
-          <w:t>(Montgomery et al., 2012).</w:t>
-        </w:r>
-      </w:hyperlink>
+        <w:t>variable</w:t>
+      </w:r>
       <w:r>
         <w:rPr>
           <w:color w:val="000000" w:themeColor="text1"/>
-        </w:rPr>
-        <w:t xml:space="preserve"> While it is easy to understand, it cannot capture complex patterns in the data.</w:t>
+          <w:lang w:val="en-US"/>
+        </w:rPr>
+        <w:t xml:space="preserve">. </w:t>
+      </w:r>
+      <w:r>
+        <w:rPr>
+          <w:color w:val="000000" w:themeColor="text1"/>
+        </w:rPr>
+        <w:t>While it is easy to understand, it cannot capture complex patterns in the data.</w:t>
       </w:r>
     </w:p>
     <w:p>
@@ -14937,22 +14758,20 @@
         <w:rPr>
           <w:color w:val="000000" w:themeColor="text1"/>
         </w:rPr>
-        <w:t xml:space="preserve">Random Forest was used as the main model because it can handle non-linear relationships. It works by combining multiple decision trees to improve prediction accuracy </w:t>
-      </w:r>
-      <w:hyperlink r:id="rId21" w:history="1">
-        <w:r>
-          <w:rPr>
-            <w:rStyle w:val="Hyperlink"/>
-            <w:color w:val="000000" w:themeColor="text1"/>
-          </w:rPr>
-          <w:t>(Breiman, 2001)</w:t>
-        </w:r>
-      </w:hyperlink>
+        <w:t>Random Forest was used as the main model because it can handle non-linear relationships. It works by combining multiple decision trees to improve prediction accuracy</w:t>
+      </w:r>
       <w:r>
         <w:rPr>
           <w:color w:val="000000" w:themeColor="text1"/>
-        </w:rPr>
-        <w:t>. This makes it more suitable for complex datasets like crime data.</w:t>
+          <w:lang w:val="en-US"/>
+        </w:rPr>
+        <w:t xml:space="preserve">. </w:t>
+      </w:r>
+      <w:r>
+        <w:rPr>
+          <w:color w:val="000000" w:themeColor="text1"/>
+        </w:rPr>
+        <w:t>This makes it more suitable for complex datasets like crime data.</w:t>
       </w:r>
     </w:p>
     <w:p>
@@ -15004,23 +14823,21 @@
         <w:pStyle w:val="NormalWeb"/>
         <w:rPr>
           <w:color w:val="000000" w:themeColor="text1"/>
+          <w:lang w:val="en-US"/>
         </w:rPr>
       </w:pPr>
       <w:r>
         <w:rPr>
           <w:color w:val="000000" w:themeColor="text1"/>
         </w:rPr>
-        <w:t xml:space="preserve">Model performance was evaluated using RMSE, which measures prediction error </w:t>
-      </w:r>
-      <w:hyperlink r:id="rId22" w:history="1">
-        <w:r>
-          <w:rPr>
-            <w:rStyle w:val="Hyperlink"/>
-            <w:color w:val="000000" w:themeColor="text1"/>
-          </w:rPr>
-          <w:t>(Hyndman and Koehler, 2006).</w:t>
-        </w:r>
-      </w:hyperlink>
+        <w:t>Model performance was evaluated using RMSE, which measures prediction error</w:t>
+      </w:r>
+      <w:r>
+        <w:rPr>
+          <w:lang w:val="en-US"/>
+        </w:rPr>
+        <w:t>.</w:t>
+      </w:r>
     </w:p>
     <w:p>
       <w:pPr>
@@ -15122,7 +14939,7 @@
                     </pic:cNvPicPr>
                   </pic:nvPicPr>
                   <pic:blipFill>
-                    <a:blip r:embed="rId23">
+                    <a:blip r:embed="rId18">
                       <a:extLst>
                         <a:ext uri="{28A0092B-C50C-407E-A947-70E740481C1C}">
                           <a14:useLocalDpi xmlns:a14="http://schemas.microsoft.com/office/drawing/2010/main" val="0"/>
@@ -15159,65 +14976,47 @@
       <w:r>
         <w:t xml:space="preserve">Figure </w:t>
       </w:r>
-      <w:r>
-        <w:fldChar w:fldCharType="begin"/>
-      </w:r>
-      <w:r>
-        <w:instrText xml:space="preserve"> STYLEREF 1 \s </w:instrText>
-      </w:r>
-      <w:r>
-        <w:fldChar w:fldCharType="separate"/>
-      </w:r>
-      <w:r>
-        <w:rPr>
-          <w:noProof/>
-          <w:cs/>
-        </w:rPr>
-        <w:t>‎</w:t>
-      </w:r>
-      <w:r>
-        <w:rPr>
-          <w:noProof/>
-        </w:rPr>
-        <w:t>3</w:t>
-      </w:r>
-      <w:r>
-        <w:rPr>
-          <w:noProof/>
-        </w:rPr>
-        <w:fldChar w:fldCharType="end"/>
-      </w:r>
+      <w:fldSimple w:instr=" STYLEREF 1 \s ">
+        <w:r>
+          <w:rPr>
+            <w:noProof/>
+            <w:cs/>
+          </w:rPr>
+          <w:t>‎</w:t>
+        </w:r>
+        <w:r>
+          <w:rPr>
+            <w:noProof/>
+          </w:rPr>
+          <w:t>3</w:t>
+        </w:r>
+      </w:fldSimple>
       <w:r>
         <w:t>.</w:t>
       </w:r>
-      <w:r>
-        <w:fldChar w:fldCharType="begin"/>
-      </w:r>
-      <w:r>
-        <w:instrText xml:space="preserve"> SEQ Figure \* ARABIC \s 1 </w:instrText>
-      </w:r>
-      <w:r>
-        <w:fldChar w:fldCharType="separate"/>
-      </w:r>
-      <w:r>
-        <w:rPr>
-          <w:noProof/>
-        </w:rPr>
-        <w:t>9</w:t>
-      </w:r>
-      <w:r>
-        <w:rPr>
-          <w:noProof/>
-        </w:rPr>
-        <w:fldChar w:fldCharType="end"/>
-      </w:r>
+      <w:fldSimple w:instr=" SEQ Figure \* ARABIC \s 1 ">
+        <w:r>
+          <w:rPr>
+            <w:noProof/>
+          </w:rPr>
+          <w:t>9</w:t>
+        </w:r>
+      </w:fldSimple>
       <w:r>
         <w:rPr>
           <w:lang w:val="en-US"/>
         </w:rPr>
-        <w:t>: Actual vs predicted values</w:t>
+        <w:t xml:space="preserve">: Actual vs predicted </w:t>
+      </w:r>
+      <w:proofErr w:type="gramStart"/>
+      <w:r>
+        <w:rPr>
+          <w:lang w:val="en-US"/>
+        </w:rPr>
+        <w:t>values</w:t>
       </w:r>
       <w:bookmarkEnd w:id="38"/>
+      <w:proofErr w:type="gramEnd"/>
     </w:p>
     <w:p>
       <w:pPr>
@@ -15290,7 +15089,7 @@
                     </pic:cNvPicPr>
                   </pic:nvPicPr>
                   <pic:blipFill>
-                    <a:blip r:embed="rId24">
+                    <a:blip r:embed="rId19">
                       <a:extLst>
                         <a:ext uri="{28A0092B-C50C-407E-A947-70E740481C1C}">
                           <a14:useLocalDpi xmlns:a14="http://schemas.microsoft.com/office/drawing/2010/main" val="0"/>
@@ -15327,58 +15126,32 @@
       <w:r>
         <w:t xml:space="preserve">Figure </w:t>
       </w:r>
-      <w:r>
-        <w:fldChar w:fldCharType="begin"/>
-      </w:r>
-      <w:r>
-        <w:instrText xml:space="preserve"> STYLEREF 1 \s </w:instrText>
-      </w:r>
-      <w:r>
-        <w:fldChar w:fldCharType="separate"/>
-      </w:r>
-      <w:r>
-        <w:rPr>
-          <w:noProof/>
-          <w:cs/>
-        </w:rPr>
-        <w:t>‎</w:t>
-      </w:r>
-      <w:r>
-        <w:rPr>
-          <w:noProof/>
-        </w:rPr>
-        <w:t>3</w:t>
-      </w:r>
-      <w:r>
-        <w:rPr>
-          <w:noProof/>
-        </w:rPr>
-        <w:fldChar w:fldCharType="end"/>
-      </w:r>
+      <w:fldSimple w:instr=" STYLEREF 1 \s ">
+        <w:r>
+          <w:rPr>
+            <w:noProof/>
+            <w:cs/>
+          </w:rPr>
+          <w:t>‎</w:t>
+        </w:r>
+        <w:r>
+          <w:rPr>
+            <w:noProof/>
+          </w:rPr>
+          <w:t>3</w:t>
+        </w:r>
+      </w:fldSimple>
       <w:r>
         <w:t>.</w:t>
       </w:r>
-      <w:r>
-        <w:fldChar w:fldCharType="begin"/>
-      </w:r>
-      <w:r>
-        <w:instrText xml:space="preserve"> SEQ Figure \* ARABIC \s 1 </w:instrText>
-      </w:r>
-      <w:r>
-        <w:fldChar w:fldCharType="separate"/>
-      </w:r>
-      <w:r>
-        <w:rPr>
-          <w:noProof/>
-        </w:rPr>
-        <w:t>10</w:t>
-      </w:r>
-      <w:r>
-        <w:rPr>
-          <w:noProof/>
-        </w:rPr>
-        <w:fldChar w:fldCharType="end"/>
-      </w:r>
+      <w:fldSimple w:instr=" SEQ Figure \* ARABIC \s 1 ">
+        <w:r>
+          <w:rPr>
+            <w:noProof/>
+          </w:rPr>
+          <w:t>10</w:t>
+        </w:r>
+      </w:fldSimple>
       <w:r>
         <w:rPr>
           <w:lang w:val="en-US"/>
@@ -15428,20 +15201,11 @@
           <w:kern w:val="0"/>
           <w:lang w:val="en-PK" w:eastAsia="en-GB" w:bidi="ar-SA"/>
         </w:rPr>
-        <w:t xml:space="preserve">analysis was used </w:t>
-      </w:r>
-      <w:hyperlink r:id="rId25" w:history="1">
-        <w:r>
-          <w:rPr>
-            <w:rStyle w:val="Hyperlink"/>
-            <w:rFonts w:ascii="Times New Roman" w:eastAsia="Times New Roman" w:hAnsi="Times New Roman" w:cs="Times New Roman"/>
-            <w:color w:val="000000" w:themeColor="text1"/>
-            <w:kern w:val="0"/>
-            <w:lang w:val="en-PK" w:eastAsia="en-GB" w:bidi="ar-SA"/>
-          </w:rPr>
-          <w:t>(Lundberg and Lee, 2017).</w:t>
-        </w:r>
-      </w:hyperlink>
+        <w:t>analysis was used</w:t>
+      </w:r>
+      <w:r>
+        <w:t>.</w:t>
+      </w:r>
     </w:p>
     <w:p>
       <w:pPr>
@@ -15602,7 +15366,7 @@
                     </pic:cNvPicPr>
                   </pic:nvPicPr>
                   <pic:blipFill>
-                    <a:blip r:embed="rId26" cstate="print">
+                    <a:blip r:embed="rId20" cstate="print">
                       <a:extLst>
                         <a:ext uri="{28A0092B-C50C-407E-A947-70E740481C1C}">
                           <a14:useLocalDpi xmlns:a14="http://schemas.microsoft.com/office/drawing/2010/main" val="0"/>
@@ -15680,7 +15444,7 @@
                     </pic:cNvPicPr>
                   </pic:nvPicPr>
                   <pic:blipFill>
-                    <a:blip r:embed="rId27">
+                    <a:blip r:embed="rId21">
                       <a:extLst>
                         <a:ext uri="{28A0092B-C50C-407E-A947-70E740481C1C}">
                           <a14:useLocalDpi xmlns:a14="http://schemas.microsoft.com/office/drawing/2010/main" val="0"/>
@@ -15717,58 +15481,32 @@
       <w:r>
         <w:t xml:space="preserve">Figure </w:t>
       </w:r>
-      <w:r>
-        <w:fldChar w:fldCharType="begin"/>
-      </w:r>
-      <w:r>
-        <w:instrText xml:space="preserve"> STYLEREF 1 \s </w:instrText>
-      </w:r>
-      <w:r>
-        <w:fldChar w:fldCharType="separate"/>
-      </w:r>
-      <w:r>
-        <w:rPr>
-          <w:noProof/>
-          <w:cs/>
-        </w:rPr>
-        <w:t>‎</w:t>
-      </w:r>
-      <w:r>
-        <w:rPr>
-          <w:noProof/>
-        </w:rPr>
-        <w:t>3</w:t>
-      </w:r>
-      <w:r>
-        <w:rPr>
-          <w:noProof/>
-        </w:rPr>
-        <w:fldChar w:fldCharType="end"/>
-      </w:r>
+      <w:fldSimple w:instr=" STYLEREF 1 \s ">
+        <w:r>
+          <w:rPr>
+            <w:noProof/>
+            <w:cs/>
+          </w:rPr>
+          <w:t>‎</w:t>
+        </w:r>
+        <w:r>
+          <w:rPr>
+            <w:noProof/>
+          </w:rPr>
+          <w:t>3</w:t>
+        </w:r>
+      </w:fldSimple>
       <w:r>
         <w:t>.</w:t>
       </w:r>
-      <w:r>
-        <w:fldChar w:fldCharType="begin"/>
-      </w:r>
-      <w:r>
-        <w:instrText xml:space="preserve"> SEQ Figure \* ARABIC \s 1 </w:instrText>
-      </w:r>
-      <w:r>
-        <w:fldChar w:fldCharType="separate"/>
-      </w:r>
-      <w:r>
-        <w:rPr>
-          <w:noProof/>
-        </w:rPr>
-        <w:t>11</w:t>
-      </w:r>
-      <w:r>
-        <w:rPr>
-          <w:noProof/>
-        </w:rPr>
-        <w:fldChar w:fldCharType="end"/>
-      </w:r>
+      <w:fldSimple w:instr=" SEQ Figure \* ARABIC \s 1 ">
+        <w:r>
+          <w:rPr>
+            <w:noProof/>
+          </w:rPr>
+          <w:t>11</w:t>
+        </w:r>
+      </w:fldSimple>
       <w:r>
         <w:rPr>
           <w:lang w:val="en-US"/>
@@ -15998,7 +15736,7 @@
                     </pic:cNvPicPr>
                   </pic:nvPicPr>
                   <pic:blipFill>
-                    <a:blip r:embed="rId28">
+                    <a:blip r:embed="rId22">
                       <a:extLst>
                         <a:ext uri="{28A0092B-C50C-407E-A947-70E740481C1C}">
                           <a14:useLocalDpi xmlns:a14="http://schemas.microsoft.com/office/drawing/2010/main" val="0"/>
@@ -16036,58 +15774,32 @@
       <w:r>
         <w:t xml:space="preserve">Figure </w:t>
       </w:r>
-      <w:r>
-        <w:fldChar w:fldCharType="begin"/>
-      </w:r>
-      <w:r>
-        <w:instrText xml:space="preserve"> STYLEREF 1 \s </w:instrText>
-      </w:r>
-      <w:r>
-        <w:fldChar w:fldCharType="separate"/>
-      </w:r>
-      <w:r>
-        <w:rPr>
-          <w:noProof/>
-          <w:cs/>
-        </w:rPr>
-        <w:t>‎</w:t>
-      </w:r>
-      <w:r>
-        <w:rPr>
-          <w:noProof/>
-        </w:rPr>
-        <w:t>4</w:t>
-      </w:r>
-      <w:r>
-        <w:rPr>
-          <w:noProof/>
-        </w:rPr>
-        <w:fldChar w:fldCharType="end"/>
-      </w:r>
+      <w:fldSimple w:instr=" STYLEREF 1 \s ">
+        <w:r>
+          <w:rPr>
+            <w:noProof/>
+            <w:cs/>
+          </w:rPr>
+          <w:t>‎</w:t>
+        </w:r>
+        <w:r>
+          <w:rPr>
+            <w:noProof/>
+          </w:rPr>
+          <w:t>4</w:t>
+        </w:r>
+      </w:fldSimple>
       <w:r>
         <w:t>.</w:t>
       </w:r>
-      <w:r>
-        <w:fldChar w:fldCharType="begin"/>
-      </w:r>
-      <w:r>
-        <w:instrText xml:space="preserve"> SEQ Figure \* ARABIC \s 1 </w:instrText>
-      </w:r>
-      <w:r>
-        <w:fldChar w:fldCharType="separate"/>
-      </w:r>
-      <w:r>
-        <w:rPr>
-          <w:noProof/>
-        </w:rPr>
-        <w:t>1</w:t>
-      </w:r>
-      <w:r>
-        <w:rPr>
-          <w:noProof/>
-        </w:rPr>
-        <w:fldChar w:fldCharType="end"/>
-      </w:r>
+      <w:fldSimple w:instr=" SEQ Figure \* ARABIC \s 1 ">
+        <w:r>
+          <w:rPr>
+            <w:noProof/>
+          </w:rPr>
+          <w:t>1</w:t>
+        </w:r>
+      </w:fldSimple>
       <w:r>
         <w:rPr>
           <w:lang w:val="en-US"/>
@@ -16165,7 +15877,7 @@
                     </pic:cNvPicPr>
                   </pic:nvPicPr>
                   <pic:blipFill>
-                    <a:blip r:embed="rId29">
+                    <a:blip r:embed="rId23">
                       <a:extLst>
                         <a:ext uri="{28A0092B-C50C-407E-A947-70E740481C1C}">
                           <a14:useLocalDpi xmlns:a14="http://schemas.microsoft.com/office/drawing/2010/main" val="0"/>
@@ -16202,58 +15914,32 @@
       <w:r>
         <w:t xml:space="preserve">Figure </w:t>
       </w:r>
-      <w:r>
-        <w:fldChar w:fldCharType="begin"/>
-      </w:r>
-      <w:r>
-        <w:instrText xml:space="preserve"> STYLEREF 1 \s </w:instrText>
-      </w:r>
-      <w:r>
-        <w:fldChar w:fldCharType="separate"/>
-      </w:r>
-      <w:r>
-        <w:rPr>
-          <w:noProof/>
-          <w:cs/>
-        </w:rPr>
-        <w:t>‎</w:t>
-      </w:r>
-      <w:r>
-        <w:rPr>
-          <w:noProof/>
-        </w:rPr>
-        <w:t>4</w:t>
-      </w:r>
-      <w:r>
-        <w:rPr>
-          <w:noProof/>
-        </w:rPr>
-        <w:fldChar w:fldCharType="end"/>
-      </w:r>
+      <w:fldSimple w:instr=" STYLEREF 1 \s ">
+        <w:r>
+          <w:rPr>
+            <w:noProof/>
+            <w:cs/>
+          </w:rPr>
+          <w:t>‎</w:t>
+        </w:r>
+        <w:r>
+          <w:rPr>
+            <w:noProof/>
+          </w:rPr>
+          <w:t>4</w:t>
+        </w:r>
+      </w:fldSimple>
       <w:r>
         <w:t>.</w:t>
       </w:r>
-      <w:r>
-        <w:fldChar w:fldCharType="begin"/>
-      </w:r>
-      <w:r>
-        <w:instrText xml:space="preserve"> SEQ Figure \* ARABIC \s 1 </w:instrText>
-      </w:r>
-      <w:r>
-        <w:fldChar w:fldCharType="separate"/>
-      </w:r>
-      <w:r>
-        <w:rPr>
-          <w:noProof/>
-        </w:rPr>
-        <w:t>2</w:t>
-      </w:r>
-      <w:r>
-        <w:rPr>
-          <w:noProof/>
-        </w:rPr>
-        <w:fldChar w:fldCharType="end"/>
-      </w:r>
+      <w:fldSimple w:instr=" SEQ Figure \* ARABIC \s 1 ">
+        <w:r>
+          <w:rPr>
+            <w:noProof/>
+          </w:rPr>
+          <w:t>2</w:t>
+        </w:r>
+      </w:fldSimple>
       <w:r>
         <w:rPr>
           <w:lang w:val="en-US"/>
@@ -16335,7 +16021,7 @@
                     </pic:cNvPicPr>
                   </pic:nvPicPr>
                   <pic:blipFill>
-                    <a:blip r:embed="rId30">
+                    <a:blip r:embed="rId24">
                       <a:extLst>
                         <a:ext uri="{28A0092B-C50C-407E-A947-70E740481C1C}">
                           <a14:useLocalDpi xmlns:a14="http://schemas.microsoft.com/office/drawing/2010/main" val="0"/>
@@ -16372,58 +16058,32 @@
       <w:r>
         <w:t xml:space="preserve">Figure </w:t>
       </w:r>
-      <w:r>
-        <w:fldChar w:fldCharType="begin"/>
-      </w:r>
-      <w:r>
-        <w:instrText xml:space="preserve"> STYLEREF 1 \s </w:instrText>
-      </w:r>
-      <w:r>
-        <w:fldChar w:fldCharType="separate"/>
-      </w:r>
-      <w:r>
-        <w:rPr>
-          <w:noProof/>
-          <w:cs/>
-        </w:rPr>
-        <w:t>‎</w:t>
-      </w:r>
-      <w:r>
-        <w:rPr>
-          <w:noProof/>
-        </w:rPr>
-        <w:t>4</w:t>
-      </w:r>
-      <w:r>
-        <w:rPr>
-          <w:noProof/>
-        </w:rPr>
-        <w:fldChar w:fldCharType="end"/>
-      </w:r>
+      <w:fldSimple w:instr=" STYLEREF 1 \s ">
+        <w:r>
+          <w:rPr>
+            <w:noProof/>
+            <w:cs/>
+          </w:rPr>
+          <w:t>‎</w:t>
+        </w:r>
+        <w:r>
+          <w:rPr>
+            <w:noProof/>
+          </w:rPr>
+          <w:t>4</w:t>
+        </w:r>
+      </w:fldSimple>
       <w:r>
         <w:t>.</w:t>
       </w:r>
-      <w:r>
-        <w:fldChar w:fldCharType="begin"/>
-      </w:r>
-      <w:r>
-        <w:instrText xml:space="preserve"> SEQ Figure \* ARABIC \s 1 </w:instrText>
-      </w:r>
-      <w:r>
-        <w:fldChar w:fldCharType="separate"/>
-      </w:r>
-      <w:r>
-        <w:rPr>
-          <w:noProof/>
-        </w:rPr>
-        <w:t>3</w:t>
-      </w:r>
-      <w:r>
-        <w:rPr>
-          <w:noProof/>
-        </w:rPr>
-        <w:fldChar w:fldCharType="end"/>
-      </w:r>
+      <w:fldSimple w:instr=" SEQ Figure \* ARABIC \s 1 ">
+        <w:r>
+          <w:rPr>
+            <w:noProof/>
+          </w:rPr>
+          <w:t>3</w:t>
+        </w:r>
+      </w:fldSimple>
       <w:r>
         <w:rPr>
           <w:lang w:val="en-US"/>
@@ -16500,7 +16160,7 @@
                     </pic:cNvPicPr>
                   </pic:nvPicPr>
                   <pic:blipFill>
-                    <a:blip r:embed="rId31">
+                    <a:blip r:embed="rId25">
                       <a:extLst>
                         <a:ext uri="{28A0092B-C50C-407E-A947-70E740481C1C}">
                           <a14:useLocalDpi xmlns:a14="http://schemas.microsoft.com/office/drawing/2010/main" val="0"/>
@@ -16537,58 +16197,32 @@
       <w:r>
         <w:t xml:space="preserve">Figure </w:t>
       </w:r>
-      <w:r>
-        <w:fldChar w:fldCharType="begin"/>
-      </w:r>
-      <w:r>
-        <w:instrText xml:space="preserve"> STYLEREF 1 \s </w:instrText>
-      </w:r>
-      <w:r>
-        <w:fldChar w:fldCharType="separate"/>
-      </w:r>
-      <w:r>
-        <w:rPr>
-          <w:noProof/>
-          <w:cs/>
-        </w:rPr>
-        <w:t>‎</w:t>
-      </w:r>
-      <w:r>
-        <w:rPr>
-          <w:noProof/>
-        </w:rPr>
-        <w:t>4</w:t>
-      </w:r>
-      <w:r>
-        <w:rPr>
-          <w:noProof/>
-        </w:rPr>
-        <w:fldChar w:fldCharType="end"/>
-      </w:r>
+      <w:fldSimple w:instr=" STYLEREF 1 \s ">
+        <w:r>
+          <w:rPr>
+            <w:noProof/>
+            <w:cs/>
+          </w:rPr>
+          <w:t>‎</w:t>
+        </w:r>
+        <w:r>
+          <w:rPr>
+            <w:noProof/>
+          </w:rPr>
+          <w:t>4</w:t>
+        </w:r>
+      </w:fldSimple>
       <w:r>
         <w:t>.</w:t>
       </w:r>
-      <w:r>
-        <w:fldChar w:fldCharType="begin"/>
-      </w:r>
-      <w:r>
-        <w:instrText xml:space="preserve"> SEQ Figure \* ARABIC \s 1 </w:instrText>
-      </w:r>
-      <w:r>
-        <w:fldChar w:fldCharType="separate"/>
-      </w:r>
-      <w:r>
-        <w:rPr>
-          <w:noProof/>
-        </w:rPr>
-        <w:t>4</w:t>
-      </w:r>
-      <w:r>
-        <w:rPr>
-          <w:noProof/>
-        </w:rPr>
-        <w:fldChar w:fldCharType="end"/>
-      </w:r>
+      <w:fldSimple w:instr=" SEQ Figure \* ARABIC \s 1 ">
+        <w:r>
+          <w:rPr>
+            <w:noProof/>
+          </w:rPr>
+          <w:t>4</w:t>
+        </w:r>
+      </w:fldSimple>
       <w:r>
         <w:rPr>
           <w:lang w:val="en-US"/>
@@ -16692,7 +16326,7 @@
                     </pic:cNvPicPr>
                   </pic:nvPicPr>
                   <pic:blipFill>
-                    <a:blip r:embed="rId17">
+                    <a:blip r:embed="rId15">
                       <a:extLst>
                         <a:ext uri="{28A0092B-C50C-407E-A947-70E740481C1C}">
                           <a14:useLocalDpi xmlns:a14="http://schemas.microsoft.com/office/drawing/2010/main" val="0"/>
@@ -16731,58 +16365,32 @@
       <w:r>
         <w:t xml:space="preserve">Figure </w:t>
       </w:r>
-      <w:r>
-        <w:fldChar w:fldCharType="begin"/>
-      </w:r>
-      <w:r>
-        <w:instrText xml:space="preserve"> STYLEREF 1 \s </w:instrText>
-      </w:r>
-      <w:r>
-        <w:fldChar w:fldCharType="separate"/>
-      </w:r>
-      <w:r>
-        <w:rPr>
-          <w:noProof/>
-          <w:cs/>
-        </w:rPr>
-        <w:t>‎</w:t>
-      </w:r>
-      <w:r>
-        <w:rPr>
-          <w:noProof/>
-        </w:rPr>
-        <w:t>4</w:t>
-      </w:r>
-      <w:r>
-        <w:rPr>
-          <w:noProof/>
-        </w:rPr>
-        <w:fldChar w:fldCharType="end"/>
-      </w:r>
+      <w:fldSimple w:instr=" STYLEREF 1 \s ">
+        <w:r>
+          <w:rPr>
+            <w:noProof/>
+            <w:cs/>
+          </w:rPr>
+          <w:t>‎</w:t>
+        </w:r>
+        <w:r>
+          <w:rPr>
+            <w:noProof/>
+          </w:rPr>
+          <w:t>4</w:t>
+        </w:r>
+      </w:fldSimple>
       <w:r>
         <w:t>.</w:t>
       </w:r>
-      <w:r>
-        <w:fldChar w:fldCharType="begin"/>
-      </w:r>
-      <w:r>
-        <w:instrText xml:space="preserve"> SEQ Figure \* ARABIC \s 1 </w:instrText>
-      </w:r>
-      <w:r>
-        <w:fldChar w:fldCharType="separate"/>
-      </w:r>
-      <w:r>
-        <w:rPr>
-          <w:noProof/>
-        </w:rPr>
-        <w:t>5</w:t>
-      </w:r>
-      <w:r>
-        <w:rPr>
-          <w:noProof/>
-        </w:rPr>
-        <w:fldChar w:fldCharType="end"/>
-      </w:r>
+      <w:fldSimple w:instr=" SEQ Figure \* ARABIC \s 1 ">
+        <w:r>
+          <w:rPr>
+            <w:noProof/>
+          </w:rPr>
+          <w:t>5</w:t>
+        </w:r>
+      </w:fldSimple>
       <w:r>
         <w:rPr>
           <w:lang w:val="en-US"/>
@@ -16931,13 +16539,23 @@
         </w:rPr>
       </w:pPr>
       <w:bookmarkStart w:id="53" w:name="_Toc227626161"/>
+      <w:proofErr w:type="spellStart"/>
       <w:r>
         <w:rPr>
           <w:rStyle w:val="Strong"/>
           <w:rFonts w:cs="Times New Roman"/>
           <w:b/>
         </w:rPr>
-        <w:t>KMeans Clustering Analysis</w:t>
+        <w:t>KMeans</w:t>
+      </w:r>
+      <w:proofErr w:type="spellEnd"/>
+      <w:r>
+        <w:rPr>
+          <w:rStyle w:val="Strong"/>
+          <w:rFonts w:cs="Times New Roman"/>
+          <w:b/>
+        </w:rPr>
+        <w:t xml:space="preserve"> Clustering Analysis</w:t>
       </w:r>
       <w:bookmarkEnd w:id="53"/>
     </w:p>
@@ -16997,7 +16615,7 @@
                     </pic:cNvPicPr>
                   </pic:nvPicPr>
                   <pic:blipFill>
-                    <a:blip r:embed="rId18">
+                    <a:blip r:embed="rId16">
                       <a:extLst>
                         <a:ext uri="{28A0092B-C50C-407E-A947-70E740481C1C}">
                           <a14:useLocalDpi xmlns:a14="http://schemas.microsoft.com/office/drawing/2010/main" val="0"/>
@@ -17034,63 +16652,51 @@
       <w:r>
         <w:t xml:space="preserve">Figure </w:t>
       </w:r>
-      <w:r>
-        <w:fldChar w:fldCharType="begin"/>
-      </w:r>
-      <w:r>
-        <w:instrText xml:space="preserve"> STYLEREF 1 \s </w:instrText>
-      </w:r>
-      <w:r>
-        <w:fldChar w:fldCharType="separate"/>
-      </w:r>
-      <w:r>
-        <w:rPr>
-          <w:noProof/>
-          <w:cs/>
-        </w:rPr>
-        <w:t>‎</w:t>
-      </w:r>
-      <w:r>
-        <w:rPr>
-          <w:noProof/>
-        </w:rPr>
-        <w:t>4</w:t>
-      </w:r>
-      <w:r>
-        <w:rPr>
-          <w:noProof/>
-        </w:rPr>
-        <w:fldChar w:fldCharType="end"/>
-      </w:r>
+      <w:fldSimple w:instr=" STYLEREF 1 \s ">
+        <w:r>
+          <w:rPr>
+            <w:noProof/>
+            <w:cs/>
+          </w:rPr>
+          <w:t>‎</w:t>
+        </w:r>
+        <w:r>
+          <w:rPr>
+            <w:noProof/>
+          </w:rPr>
+          <w:t>4</w:t>
+        </w:r>
+      </w:fldSimple>
       <w:r>
         <w:t>.</w:t>
       </w:r>
-      <w:r>
-        <w:fldChar w:fldCharType="begin"/>
-      </w:r>
-      <w:r>
-        <w:instrText xml:space="preserve"> SEQ Figure \* ARABIC \s 1 </w:instrText>
-      </w:r>
-      <w:r>
-        <w:fldChar w:fldCharType="separate"/>
-      </w:r>
-      <w:r>
-        <w:rPr>
-          <w:noProof/>
-        </w:rPr>
-        <w:t>6</w:t>
-      </w:r>
-      <w:r>
-        <w:rPr>
-          <w:noProof/>
-        </w:rPr>
-        <w:fldChar w:fldCharType="end"/>
-      </w:r>
+      <w:fldSimple w:instr=" SEQ Figure \* ARABIC \s 1 ">
+        <w:r>
+          <w:rPr>
+            <w:noProof/>
+          </w:rPr>
+          <w:t>6</w:t>
+        </w:r>
+      </w:fldSimple>
       <w:r>
         <w:rPr>
           <w:lang w:val="en-US"/>
         </w:rPr>
-        <w:t>: KMeans clustering results</w:t>
+        <w:t xml:space="preserve">: </w:t>
+      </w:r>
+      <w:proofErr w:type="spellStart"/>
+      <w:r>
+        <w:rPr>
+          <w:lang w:val="en-US"/>
+        </w:rPr>
+        <w:t>KMeans</w:t>
+      </w:r>
+      <w:proofErr w:type="spellEnd"/>
+      <w:r>
+        <w:rPr>
+          <w:lang w:val="en-US"/>
+        </w:rPr>
+        <w:t xml:space="preserve"> clustering results</w:t>
       </w:r>
       <w:bookmarkEnd w:id="54"/>
     </w:p>
@@ -17242,7 +16848,7 @@
                     </pic:cNvPicPr>
                   </pic:nvPicPr>
                   <pic:blipFill>
-                    <a:blip r:embed="rId19">
+                    <a:blip r:embed="rId17">
                       <a:extLst>
                         <a:ext uri="{28A0092B-C50C-407E-A947-70E740481C1C}">
                           <a14:useLocalDpi xmlns:a14="http://schemas.microsoft.com/office/drawing/2010/main" val="0"/>
@@ -17279,58 +16885,32 @@
       <w:r>
         <w:t xml:space="preserve">Figure </w:t>
       </w:r>
-      <w:r>
-        <w:fldChar w:fldCharType="begin"/>
-      </w:r>
-      <w:r>
-        <w:instrText xml:space="preserve"> STYLEREF 1 \s </w:instrText>
-      </w:r>
-      <w:r>
-        <w:fldChar w:fldCharType="separate"/>
-      </w:r>
-      <w:r>
-        <w:rPr>
-          <w:noProof/>
-          <w:cs/>
-        </w:rPr>
-        <w:t>‎</w:t>
-      </w:r>
-      <w:r>
-        <w:rPr>
-          <w:noProof/>
-        </w:rPr>
-        <w:t>4</w:t>
-      </w:r>
-      <w:r>
-        <w:rPr>
-          <w:noProof/>
-        </w:rPr>
-        <w:fldChar w:fldCharType="end"/>
-      </w:r>
+      <w:fldSimple w:instr=" STYLEREF 1 \s ">
+        <w:r>
+          <w:rPr>
+            <w:noProof/>
+            <w:cs/>
+          </w:rPr>
+          <w:t>‎</w:t>
+        </w:r>
+        <w:r>
+          <w:rPr>
+            <w:noProof/>
+          </w:rPr>
+          <w:t>4</w:t>
+        </w:r>
+      </w:fldSimple>
       <w:r>
         <w:t>.</w:t>
       </w:r>
-      <w:r>
-        <w:fldChar w:fldCharType="begin"/>
-      </w:r>
-      <w:r>
-        <w:instrText xml:space="preserve"> SEQ Figure \* ARABIC \s 1 </w:instrText>
-      </w:r>
-      <w:r>
-        <w:fldChar w:fldCharType="separate"/>
-      </w:r>
-      <w:r>
-        <w:rPr>
-          <w:noProof/>
-        </w:rPr>
-        <w:t>7</w:t>
-      </w:r>
-      <w:r>
-        <w:rPr>
-          <w:noProof/>
-        </w:rPr>
-        <w:fldChar w:fldCharType="end"/>
-      </w:r>
+      <w:fldSimple w:instr=" SEQ Figure \* ARABIC \s 1 ">
+        <w:r>
+          <w:rPr>
+            <w:noProof/>
+          </w:rPr>
+          <w:t>7</w:t>
+        </w:r>
+      </w:fldSimple>
       <w:r>
         <w:rPr>
           <w:lang w:val="en-US"/>
@@ -17580,7 +17160,7 @@
                     <pic:cNvPicPr/>
                   </pic:nvPicPr>
                   <pic:blipFill rotWithShape="1">
-                    <a:blip r:embed="rId32">
+                    <a:blip r:embed="rId26">
                       <a:extLst>
                         <a:ext uri="{28A0092B-C50C-407E-A947-70E740481C1C}">
                           <a14:useLocalDpi xmlns:a14="http://schemas.microsoft.com/office/drawing/2010/main" val="0"/>
@@ -17624,58 +17204,32 @@
       <w:r>
         <w:t xml:space="preserve">Figure </w:t>
       </w:r>
-      <w:r>
-        <w:fldChar w:fldCharType="begin"/>
-      </w:r>
-      <w:r>
-        <w:instrText xml:space="preserve"> STYLEREF 1 \s </w:instrText>
-      </w:r>
-      <w:r>
-        <w:fldChar w:fldCharType="separate"/>
-      </w:r>
-      <w:r>
-        <w:rPr>
-          <w:noProof/>
-          <w:cs/>
-        </w:rPr>
-        <w:t>‎</w:t>
-      </w:r>
-      <w:r>
-        <w:rPr>
-          <w:noProof/>
-        </w:rPr>
-        <w:t>4</w:t>
-      </w:r>
-      <w:r>
-        <w:rPr>
-          <w:noProof/>
-        </w:rPr>
-        <w:fldChar w:fldCharType="end"/>
-      </w:r>
+      <w:fldSimple w:instr=" STYLEREF 1 \s ">
+        <w:r>
+          <w:rPr>
+            <w:noProof/>
+            <w:cs/>
+          </w:rPr>
+          <w:t>‎</w:t>
+        </w:r>
+        <w:r>
+          <w:rPr>
+            <w:noProof/>
+          </w:rPr>
+          <w:t>4</w:t>
+        </w:r>
+      </w:fldSimple>
       <w:r>
         <w:t>.</w:t>
       </w:r>
-      <w:r>
-        <w:fldChar w:fldCharType="begin"/>
-      </w:r>
-      <w:r>
-        <w:instrText xml:space="preserve"> SEQ Figure \* ARABIC \s 1 </w:instrText>
-      </w:r>
-      <w:r>
-        <w:fldChar w:fldCharType="separate"/>
-      </w:r>
-      <w:r>
-        <w:rPr>
-          <w:noProof/>
-        </w:rPr>
-        <w:t>8</w:t>
-      </w:r>
-      <w:r>
-        <w:rPr>
-          <w:noProof/>
-        </w:rPr>
-        <w:fldChar w:fldCharType="end"/>
-      </w:r>
+      <w:fldSimple w:instr=" SEQ Figure \* ARABIC \s 1 ">
+        <w:r>
+          <w:rPr>
+            <w:noProof/>
+          </w:rPr>
+          <w:t>8</w:t>
+        </w:r>
+      </w:fldSimple>
       <w:r>
         <w:rPr>
           <w:lang w:val="en-US"/>
@@ -17795,7 +17349,7 @@
                     </pic:cNvPicPr>
                   </pic:nvPicPr>
                   <pic:blipFill>
-                    <a:blip r:embed="rId33">
+                    <a:blip r:embed="rId27">
                       <a:extLst>
                         <a:ext uri="{28A0092B-C50C-407E-A947-70E740481C1C}">
                           <a14:useLocalDpi xmlns:a14="http://schemas.microsoft.com/office/drawing/2010/main" val="0"/>
@@ -17832,58 +17386,32 @@
       <w:r>
         <w:t xml:space="preserve">Figure </w:t>
       </w:r>
-      <w:r>
-        <w:fldChar w:fldCharType="begin"/>
-      </w:r>
-      <w:r>
-        <w:instrText xml:space="preserve"> STYLEREF 1 \s </w:instrText>
-      </w:r>
-      <w:r>
-        <w:fldChar w:fldCharType="separate"/>
-      </w:r>
-      <w:r>
-        <w:rPr>
-          <w:noProof/>
-          <w:cs/>
-        </w:rPr>
-        <w:t>‎</w:t>
-      </w:r>
-      <w:r>
-        <w:rPr>
-          <w:noProof/>
-        </w:rPr>
-        <w:t>4</w:t>
-      </w:r>
-      <w:r>
-        <w:rPr>
-          <w:noProof/>
-        </w:rPr>
-        <w:fldChar w:fldCharType="end"/>
-      </w:r>
+      <w:fldSimple w:instr=" STYLEREF 1 \s ">
+        <w:r>
+          <w:rPr>
+            <w:noProof/>
+            <w:cs/>
+          </w:rPr>
+          <w:t>‎</w:t>
+        </w:r>
+        <w:r>
+          <w:rPr>
+            <w:noProof/>
+          </w:rPr>
+          <w:t>4</w:t>
+        </w:r>
+      </w:fldSimple>
       <w:r>
         <w:t>.</w:t>
       </w:r>
-      <w:r>
-        <w:fldChar w:fldCharType="begin"/>
-      </w:r>
-      <w:r>
-        <w:instrText xml:space="preserve"> SEQ Figure \* ARABIC \s 1 </w:instrText>
-      </w:r>
-      <w:r>
-        <w:fldChar w:fldCharType="separate"/>
-      </w:r>
-      <w:r>
-        <w:rPr>
-          <w:noProof/>
-        </w:rPr>
-        <w:t>9</w:t>
-      </w:r>
-      <w:r>
-        <w:rPr>
-          <w:noProof/>
-        </w:rPr>
-        <w:fldChar w:fldCharType="end"/>
-      </w:r>
+      <w:fldSimple w:instr=" SEQ Figure \* ARABIC \s 1 ">
+        <w:r>
+          <w:rPr>
+            <w:noProof/>
+          </w:rPr>
+          <w:t>9</w:t>
+        </w:r>
+      </w:fldSimple>
       <w:r>
         <w:rPr>
           <w:lang w:val="en-US"/>
@@ -18058,7 +17586,7 @@
                     </pic:cNvPicPr>
                   </pic:nvPicPr>
                   <pic:blipFill>
-                    <a:blip r:embed="rId34">
+                    <a:blip r:embed="rId28">
                       <a:extLst>
                         <a:ext uri="{28A0092B-C50C-407E-A947-70E740481C1C}">
                           <a14:useLocalDpi xmlns:a14="http://schemas.microsoft.com/office/drawing/2010/main" val="0"/>
@@ -18095,58 +17623,32 @@
       <w:r>
         <w:t xml:space="preserve">Figure </w:t>
       </w:r>
-      <w:r>
-        <w:fldChar w:fldCharType="begin"/>
-      </w:r>
-      <w:r>
-        <w:instrText xml:space="preserve"> STYLEREF 1 \s </w:instrText>
-      </w:r>
-      <w:r>
-        <w:fldChar w:fldCharType="separate"/>
-      </w:r>
-      <w:r>
-        <w:rPr>
-          <w:noProof/>
-          <w:cs/>
-        </w:rPr>
-        <w:t>‎</w:t>
-      </w:r>
-      <w:r>
-        <w:rPr>
-          <w:noProof/>
-        </w:rPr>
-        <w:t>4</w:t>
-      </w:r>
-      <w:r>
-        <w:rPr>
-          <w:noProof/>
-        </w:rPr>
-        <w:fldChar w:fldCharType="end"/>
-      </w:r>
+      <w:fldSimple w:instr=" STYLEREF 1 \s ">
+        <w:r>
+          <w:rPr>
+            <w:noProof/>
+            <w:cs/>
+          </w:rPr>
+          <w:t>‎</w:t>
+        </w:r>
+        <w:r>
+          <w:rPr>
+            <w:noProof/>
+          </w:rPr>
+          <w:t>4</w:t>
+        </w:r>
+      </w:fldSimple>
       <w:r>
         <w:t>.</w:t>
       </w:r>
-      <w:r>
-        <w:fldChar w:fldCharType="begin"/>
-      </w:r>
-      <w:r>
-        <w:instrText xml:space="preserve"> SEQ Figure \* ARABIC \s 1 </w:instrText>
-      </w:r>
-      <w:r>
-        <w:fldChar w:fldCharType="separate"/>
-      </w:r>
-      <w:r>
-        <w:rPr>
-          <w:noProof/>
-        </w:rPr>
-        <w:t>10</w:t>
-      </w:r>
-      <w:r>
-        <w:rPr>
-          <w:noProof/>
-        </w:rPr>
-        <w:fldChar w:fldCharType="end"/>
-      </w:r>
+      <w:fldSimple w:instr=" SEQ Figure \* ARABIC \s 1 ">
+        <w:r>
+          <w:rPr>
+            <w:noProof/>
+          </w:rPr>
+          <w:t>10</w:t>
+        </w:r>
+      </w:fldSimple>
       <w:r>
         <w:rPr>
           <w:lang w:val="en-US"/>
@@ -18390,7 +17892,7 @@
                     </pic:cNvPicPr>
                   </pic:nvPicPr>
                   <pic:blipFill>
-                    <a:blip r:embed="rId26">
+                    <a:blip r:embed="rId20">
                       <a:extLst>
                         <a:ext uri="{28A0092B-C50C-407E-A947-70E740481C1C}">
                           <a14:useLocalDpi xmlns:a14="http://schemas.microsoft.com/office/drawing/2010/main" val="0"/>
@@ -18468,7 +17970,7 @@
                     </pic:cNvPicPr>
                   </pic:nvPicPr>
                   <pic:blipFill>
-                    <a:blip r:embed="rId27">
+                    <a:blip r:embed="rId21">
                       <a:extLst>
                         <a:ext uri="{28A0092B-C50C-407E-A947-70E740481C1C}">
                           <a14:useLocalDpi xmlns:a14="http://schemas.microsoft.com/office/drawing/2010/main" val="0"/>
@@ -18514,58 +18016,32 @@
       <w:r>
         <w:t xml:space="preserve">Figure </w:t>
       </w:r>
-      <w:r>
-        <w:fldChar w:fldCharType="begin"/>
-      </w:r>
-      <w:r>
-        <w:instrText xml:space="preserve"> STYLEREF 1 \s </w:instrText>
-      </w:r>
-      <w:r>
-        <w:fldChar w:fldCharType="separate"/>
-      </w:r>
-      <w:r>
-        <w:rPr>
-          <w:noProof/>
-          <w:cs/>
-        </w:rPr>
-        <w:t>‎</w:t>
-      </w:r>
-      <w:r>
-        <w:rPr>
-          <w:noProof/>
-        </w:rPr>
-        <w:t>4</w:t>
-      </w:r>
-      <w:r>
-        <w:rPr>
-          <w:noProof/>
-        </w:rPr>
-        <w:fldChar w:fldCharType="end"/>
-      </w:r>
+      <w:fldSimple w:instr=" STYLEREF 1 \s ">
+        <w:r>
+          <w:rPr>
+            <w:noProof/>
+            <w:cs/>
+          </w:rPr>
+          <w:t>‎</w:t>
+        </w:r>
+        <w:r>
+          <w:rPr>
+            <w:noProof/>
+          </w:rPr>
+          <w:t>4</w:t>
+        </w:r>
+      </w:fldSimple>
       <w:r>
         <w:t>.</w:t>
       </w:r>
-      <w:r>
-        <w:fldChar w:fldCharType="begin"/>
-      </w:r>
-      <w:r>
-        <w:instrText xml:space="preserve"> SEQ Figure \* ARABIC \s 1 </w:instrText>
-      </w:r>
-      <w:r>
-        <w:fldChar w:fldCharType="separate"/>
-      </w:r>
-      <w:r>
-        <w:rPr>
-          <w:noProof/>
-        </w:rPr>
-        <w:t>11</w:t>
-      </w:r>
-      <w:r>
-        <w:rPr>
-          <w:noProof/>
-        </w:rPr>
-        <w:fldChar w:fldCharType="end"/>
-      </w:r>
+      <w:fldSimple w:instr=" SEQ Figure \* ARABIC \s 1 ">
+        <w:r>
+          <w:rPr>
+            <w:noProof/>
+          </w:rPr>
+          <w:t>11</w:t>
+        </w:r>
+      </w:fldSimple>
       <w:r>
         <w:rPr>
           <w:lang w:val="en-US"/>
@@ -18687,7 +18163,7 @@
                     </pic:cNvPicPr>
                   </pic:nvPicPr>
                   <pic:blipFill>
-                    <a:blip r:embed="rId23">
+                    <a:blip r:embed="rId18">
                       <a:extLst>
                         <a:ext uri="{28A0092B-C50C-407E-A947-70E740481C1C}">
                           <a14:useLocalDpi xmlns:a14="http://schemas.microsoft.com/office/drawing/2010/main" val="0"/>
@@ -18724,65 +18200,47 @@
       <w:r>
         <w:t xml:space="preserve">Figure </w:t>
       </w:r>
-      <w:r>
-        <w:fldChar w:fldCharType="begin"/>
-      </w:r>
-      <w:r>
-        <w:instrText xml:space="preserve"> STYLEREF 1 \s </w:instrText>
-      </w:r>
-      <w:r>
-        <w:fldChar w:fldCharType="separate"/>
-      </w:r>
-      <w:r>
-        <w:rPr>
-          <w:noProof/>
-          <w:cs/>
-        </w:rPr>
-        <w:t>‎</w:t>
-      </w:r>
-      <w:r>
-        <w:rPr>
-          <w:noProof/>
-        </w:rPr>
-        <w:t>4</w:t>
-      </w:r>
-      <w:r>
-        <w:rPr>
-          <w:noProof/>
-        </w:rPr>
-        <w:fldChar w:fldCharType="end"/>
-      </w:r>
+      <w:fldSimple w:instr=" STYLEREF 1 \s ">
+        <w:r>
+          <w:rPr>
+            <w:noProof/>
+            <w:cs/>
+          </w:rPr>
+          <w:t>‎</w:t>
+        </w:r>
+        <w:r>
+          <w:rPr>
+            <w:noProof/>
+          </w:rPr>
+          <w:t>4</w:t>
+        </w:r>
+      </w:fldSimple>
       <w:r>
         <w:t>.</w:t>
       </w:r>
-      <w:r>
-        <w:fldChar w:fldCharType="begin"/>
-      </w:r>
-      <w:r>
-        <w:instrText xml:space="preserve"> SEQ Figure \* ARABIC \s 1 </w:instrText>
-      </w:r>
-      <w:r>
-        <w:fldChar w:fldCharType="separate"/>
-      </w:r>
-      <w:r>
-        <w:rPr>
-          <w:noProof/>
-        </w:rPr>
-        <w:t>12</w:t>
-      </w:r>
-      <w:r>
-        <w:rPr>
-          <w:noProof/>
-        </w:rPr>
-        <w:fldChar w:fldCharType="end"/>
-      </w:r>
+      <w:fldSimple w:instr=" SEQ Figure \* ARABIC \s 1 ">
+        <w:r>
+          <w:rPr>
+            <w:noProof/>
+          </w:rPr>
+          <w:t>12</w:t>
+        </w:r>
+      </w:fldSimple>
       <w:r>
         <w:rPr>
           <w:lang w:val="en-US"/>
         </w:rPr>
-        <w:t>: Actual vs predicted values</w:t>
+        <w:t xml:space="preserve">: Actual vs predicted </w:t>
+      </w:r>
+      <w:proofErr w:type="gramStart"/>
+      <w:r>
+        <w:rPr>
+          <w:lang w:val="en-US"/>
+        </w:rPr>
+        <w:t>values</w:t>
       </w:r>
       <w:bookmarkEnd w:id="66"/>
+      <w:proofErr w:type="gramEnd"/>
     </w:p>
     <w:p>
       <w:pPr>
@@ -18845,7 +18303,7 @@
                     </pic:cNvPicPr>
                   </pic:nvPicPr>
                   <pic:blipFill>
-                    <a:blip r:embed="rId24">
+                    <a:blip r:embed="rId19">
                       <a:extLst>
                         <a:ext uri="{28A0092B-C50C-407E-A947-70E740481C1C}">
                           <a14:useLocalDpi xmlns:a14="http://schemas.microsoft.com/office/drawing/2010/main" val="0"/>
@@ -18882,58 +18340,32 @@
       <w:r>
         <w:t xml:space="preserve">Figure </w:t>
       </w:r>
-      <w:r>
-        <w:fldChar w:fldCharType="begin"/>
-      </w:r>
-      <w:r>
-        <w:instrText xml:space="preserve"> STYLEREF 1 \s </w:instrText>
-      </w:r>
-      <w:r>
-        <w:fldChar w:fldCharType="separate"/>
-      </w:r>
-      <w:r>
-        <w:rPr>
-          <w:noProof/>
-          <w:cs/>
-        </w:rPr>
-        <w:t>‎</w:t>
-      </w:r>
-      <w:r>
-        <w:rPr>
-          <w:noProof/>
-        </w:rPr>
-        <w:t>4</w:t>
-      </w:r>
-      <w:r>
-        <w:rPr>
-          <w:noProof/>
-        </w:rPr>
-        <w:fldChar w:fldCharType="end"/>
-      </w:r>
+      <w:fldSimple w:instr=" STYLEREF 1 \s ">
+        <w:r>
+          <w:rPr>
+            <w:noProof/>
+            <w:cs/>
+          </w:rPr>
+          <w:t>‎</w:t>
+        </w:r>
+        <w:r>
+          <w:rPr>
+            <w:noProof/>
+          </w:rPr>
+          <w:t>4</w:t>
+        </w:r>
+      </w:fldSimple>
       <w:r>
         <w:t>.</w:t>
       </w:r>
-      <w:r>
-        <w:fldChar w:fldCharType="begin"/>
-      </w:r>
-      <w:r>
-        <w:instrText xml:space="preserve"> SEQ Figure \* ARABIC \s 1 </w:instrText>
-      </w:r>
-      <w:r>
-        <w:fldChar w:fldCharType="separate"/>
-      </w:r>
-      <w:r>
-        <w:rPr>
-          <w:noProof/>
-        </w:rPr>
-        <w:t>13</w:t>
-      </w:r>
-      <w:r>
-        <w:rPr>
-          <w:noProof/>
-        </w:rPr>
-        <w:fldChar w:fldCharType="end"/>
-      </w:r>
+      <w:fldSimple w:instr=" SEQ Figure \* ARABIC \s 1 ">
+        <w:r>
+          <w:rPr>
+            <w:noProof/>
+          </w:rPr>
+          <w:t>13</w:t>
+        </w:r>
+      </w:fldSimple>
       <w:r>
         <w:rPr>
           <w:lang w:val="en-US"/>
@@ -18998,7 +18430,7 @@
                     </pic:cNvPicPr>
                   </pic:nvPicPr>
                   <pic:blipFill>
-                    <a:blip r:embed="rId35">
+                    <a:blip r:embed="rId29">
                       <a:extLst>
                         <a:ext uri="{28A0092B-C50C-407E-A947-70E740481C1C}">
                           <a14:useLocalDpi xmlns:a14="http://schemas.microsoft.com/office/drawing/2010/main" val="0"/>
@@ -19038,58 +18470,32 @@
       <w:r>
         <w:t xml:space="preserve">Figure </w:t>
       </w:r>
-      <w:r>
-        <w:fldChar w:fldCharType="begin"/>
-      </w:r>
-      <w:r>
-        <w:instrText xml:space="preserve"> STYLEREF 1 \s </w:instrText>
-      </w:r>
-      <w:r>
-        <w:fldChar w:fldCharType="separate"/>
-      </w:r>
-      <w:r>
-        <w:rPr>
-          <w:noProof/>
-          <w:cs/>
-        </w:rPr>
-        <w:t>‎</w:t>
-      </w:r>
-      <w:r>
-        <w:rPr>
-          <w:noProof/>
-        </w:rPr>
-        <w:t>4</w:t>
-      </w:r>
-      <w:r>
-        <w:rPr>
-          <w:noProof/>
-        </w:rPr>
-        <w:fldChar w:fldCharType="end"/>
-      </w:r>
+      <w:fldSimple w:instr=" STYLEREF 1 \s ">
+        <w:r>
+          <w:rPr>
+            <w:noProof/>
+            <w:cs/>
+          </w:rPr>
+          <w:t>‎</w:t>
+        </w:r>
+        <w:r>
+          <w:rPr>
+            <w:noProof/>
+          </w:rPr>
+          <w:t>4</w:t>
+        </w:r>
+      </w:fldSimple>
       <w:r>
         <w:t>.</w:t>
       </w:r>
-      <w:r>
-        <w:fldChar w:fldCharType="begin"/>
-      </w:r>
-      <w:r>
-        <w:instrText xml:space="preserve"> SEQ Figure \* ARABIC \s 1 </w:instrText>
-      </w:r>
-      <w:r>
-        <w:fldChar w:fldCharType="separate"/>
-      </w:r>
-      <w:r>
-        <w:rPr>
-          <w:noProof/>
-        </w:rPr>
-        <w:t>14</w:t>
-      </w:r>
-      <w:r>
-        <w:rPr>
-          <w:noProof/>
-        </w:rPr>
-        <w:fldChar w:fldCharType="end"/>
-      </w:r>
+      <w:fldSimple w:instr=" SEQ Figure \* ARABIC \s 1 ">
+        <w:r>
+          <w:rPr>
+            <w:noProof/>
+          </w:rPr>
+          <w:t>14</w:t>
+        </w:r>
+      </w:fldSimple>
       <w:r>
         <w:rPr>
           <w:lang w:val="en-US"/>
@@ -19225,7 +18631,7 @@
                     <pic:cNvPicPr/>
                   </pic:nvPicPr>
                   <pic:blipFill>
-                    <a:blip r:embed="rId36">
+                    <a:blip r:embed="rId30">
                       <a:extLst>
                         <a:ext uri="{28A0092B-C50C-407E-A947-70E740481C1C}">
                           <a14:useLocalDpi xmlns:a14="http://schemas.microsoft.com/office/drawing/2010/main" val="0"/>
@@ -19264,65 +18670,47 @@
       <w:r>
         <w:t xml:space="preserve">Figure </w:t>
       </w:r>
-      <w:r>
-        <w:fldChar w:fldCharType="begin"/>
-      </w:r>
-      <w:r>
-        <w:instrText xml:space="preserve"> STYLEREF 1 \s </w:instrText>
-      </w:r>
-      <w:r>
-        <w:fldChar w:fldCharType="separate"/>
-      </w:r>
-      <w:r>
-        <w:rPr>
-          <w:noProof/>
-          <w:cs/>
-        </w:rPr>
-        <w:t>‎</w:t>
-      </w:r>
-      <w:r>
-        <w:rPr>
-          <w:noProof/>
-        </w:rPr>
-        <w:t>4</w:t>
-      </w:r>
-      <w:r>
-        <w:rPr>
-          <w:noProof/>
-        </w:rPr>
-        <w:fldChar w:fldCharType="end"/>
-      </w:r>
+      <w:fldSimple w:instr=" STYLEREF 1 \s ">
+        <w:r>
+          <w:rPr>
+            <w:noProof/>
+            <w:cs/>
+          </w:rPr>
+          <w:t>‎</w:t>
+        </w:r>
+        <w:r>
+          <w:rPr>
+            <w:noProof/>
+          </w:rPr>
+          <w:t>4</w:t>
+        </w:r>
+      </w:fldSimple>
       <w:r>
         <w:t>.</w:t>
       </w:r>
-      <w:r>
-        <w:fldChar w:fldCharType="begin"/>
-      </w:r>
-      <w:r>
-        <w:instrText xml:space="preserve"> SEQ Figure \* ARABIC \s 1 </w:instrText>
-      </w:r>
-      <w:r>
-        <w:fldChar w:fldCharType="separate"/>
-      </w:r>
-      <w:r>
-        <w:rPr>
-          <w:noProof/>
-        </w:rPr>
-        <w:t>15</w:t>
-      </w:r>
-      <w:r>
-        <w:rPr>
-          <w:noProof/>
-        </w:rPr>
-        <w:fldChar w:fldCharType="end"/>
-      </w:r>
+      <w:fldSimple w:instr=" SEQ Figure \* ARABIC \s 1 ">
+        <w:r>
+          <w:rPr>
+            <w:noProof/>
+          </w:rPr>
+          <w:t>15</w:t>
+        </w:r>
+      </w:fldSimple>
       <w:r>
         <w:rPr>
           <w:lang w:val="en-US"/>
         </w:rPr>
-        <w:t>: Example predictions using the model</w:t>
+        <w:t xml:space="preserve">: Example predictions using the </w:t>
+      </w:r>
+      <w:proofErr w:type="gramStart"/>
+      <w:r>
+        <w:rPr>
+          <w:lang w:val="en-US"/>
+        </w:rPr>
+        <w:t>model</w:t>
       </w:r>
       <w:bookmarkEnd w:id="70"/>
+      <w:proofErr w:type="gramEnd"/>
     </w:p>
     <w:p>
       <w:pPr>
@@ -19787,26 +19175,27 @@
       <w:r>
         <w:t xml:space="preserve">Bergstra, J. and Bengio, Y., 2012. Random search for hyper-parameter optimization. Journal of Machine Learning Research, 13, pp.281–305. Available at: </w:t>
       </w:r>
-      <w:hyperlink r:id="rId37" w:history="1">
-        <w:r>
-          <w:rPr>
-            <w:rStyle w:val="Hyperlink"/>
-          </w:rPr>
-          <w:t>https://www.jm</w:t>
-        </w:r>
-        <w:r>
-          <w:rPr>
-            <w:rStyle w:val="Hyperlink"/>
-          </w:rPr>
-          <w:t>l</w:t>
-        </w:r>
-        <w:r>
-          <w:rPr>
-            <w:rStyle w:val="Hyperlink"/>
-          </w:rPr>
-          <w:t>r.org/papers/v13/bergstra12a.html</w:t>
-        </w:r>
-      </w:hyperlink>
+      <w:r>
+        <w:fldChar w:fldCharType="begin"/>
+      </w:r>
+      <w:r>
+        <w:instrText>HYPERLINK "https://www.jmlr.org/papers/v13/bergstra12a.html"</w:instrText>
+      </w:r>
+      <w:r>
+        <w:fldChar w:fldCharType="separate"/>
+      </w:r>
+      <w:r>
+        <w:rPr>
+          <w:rStyle w:val="Hyperlink"/>
+        </w:rPr>
+        <w:t>https://www.jmlr.org/papers/v13/bergstra12a.html</w:t>
+      </w:r>
+      <w:r>
+        <w:rPr>
+          <w:rStyle w:val="Hyperlink"/>
+        </w:rPr>
+        <w:fldChar w:fldCharType="end"/>
+      </w:r>
       <w:r>
         <w:t xml:space="preserve"> (Accessed: 1 April 2026).</w:t>
       </w:r>
@@ -19822,14 +19211,27 @@
       <w:r>
         <w:t xml:space="preserve">Breiman, L., 2001. Random forests. Machine Learning, 45(1), pp.5–32. Available at: </w:t>
       </w:r>
-      <w:hyperlink r:id="rId38" w:history="1">
-        <w:r>
-          <w:rPr>
-            <w:rStyle w:val="Hyperlink"/>
-          </w:rPr>
-          <w:t>https://link.springer.com/article/10.1023/A:1010933404324</w:t>
-        </w:r>
-      </w:hyperlink>
+      <w:r>
+        <w:fldChar w:fldCharType="begin"/>
+      </w:r>
+      <w:r>
+        <w:instrText>HYPERLINK "https://link.springer.com/article/10.1023/A:1010933404324"</w:instrText>
+      </w:r>
+      <w:r>
+        <w:fldChar w:fldCharType="separate"/>
+      </w:r>
+      <w:r>
+        <w:rPr>
+          <w:rStyle w:val="Hyperlink"/>
+        </w:rPr>
+        <w:t>https://link.springer.com/article/10.1023/A:1010933404324</w:t>
+      </w:r>
+      <w:r>
+        <w:rPr>
+          <w:rStyle w:val="Hyperlink"/>
+        </w:rPr>
+        <w:fldChar w:fldCharType="end"/>
+      </w:r>
       <w:r>
         <w:t xml:space="preserve"> (Accessed:  April 2026).</w:t>
       </w:r>
@@ -19845,14 +19247,27 @@
       <w:r>
         <w:t xml:space="preserve">Brownlee, J., 2020. A gentle introduction to machine learning. Available at: </w:t>
       </w:r>
-      <w:hyperlink r:id="rId39" w:history="1">
-        <w:r>
-          <w:rPr>
-            <w:rStyle w:val="Hyperlink"/>
-          </w:rPr>
-          <w:t>https://machinelearningmastery.com/what-is-machine-learning/</w:t>
-        </w:r>
-      </w:hyperlink>
+      <w:r>
+        <w:fldChar w:fldCharType="begin"/>
+      </w:r>
+      <w:r>
+        <w:instrText>HYPERLINK "https://machinelearningmastery.com/what-is-machine-learning/"</w:instrText>
+      </w:r>
+      <w:r>
+        <w:fldChar w:fldCharType="separate"/>
+      </w:r>
+      <w:r>
+        <w:rPr>
+          <w:rStyle w:val="Hyperlink"/>
+        </w:rPr>
+        <w:t>https://machinelearningmastery.com/what-is-machine-learning/</w:t>
+      </w:r>
+      <w:r>
+        <w:rPr>
+          <w:rStyle w:val="Hyperlink"/>
+        </w:rPr>
+        <w:fldChar w:fldCharType="end"/>
+      </w:r>
       <w:r>
         <w:t xml:space="preserve"> (Accessed: </w:t>
       </w:r>
@@ -19874,14 +19289,27 @@
       <w:r>
         <w:t xml:space="preserve">Chainey, S. and Ratcliffe, J., 2013. GIS and crime mapping. Available at: </w:t>
       </w:r>
-      <w:hyperlink r:id="rId40" w:history="1">
-        <w:r>
-          <w:rPr>
-            <w:rStyle w:val="Hyperlink"/>
-          </w:rPr>
-          <w:t>https://www.researchgate.net/publication/228784680_GIS_and_Crime_Mappin</w:t>
-        </w:r>
-      </w:hyperlink>
+      <w:r>
+        <w:fldChar w:fldCharType="begin"/>
+      </w:r>
+      <w:r>
+        <w:instrText>HYPERLINK "https://www.researchgate.net/publication/228784680_GIS_and_Crime_Mapping"</w:instrText>
+      </w:r>
+      <w:r>
+        <w:fldChar w:fldCharType="separate"/>
+      </w:r>
+      <w:r>
+        <w:rPr>
+          <w:rStyle w:val="Hyperlink"/>
+        </w:rPr>
+        <w:t>https://www.researchgate.net/publication/228784680_GIS_and_Crime_Mappin</w:t>
+      </w:r>
+      <w:r>
+        <w:rPr>
+          <w:rStyle w:val="Hyperlink"/>
+        </w:rPr>
+        <w:fldChar w:fldCharType="end"/>
+      </w:r>
       <w:r>
         <w:t xml:space="preserve">g (Accessed: </w:t>
       </w:r>
@@ -19903,14 +19331,27 @@
       <w:r>
         <w:t xml:space="preserve">Ester, M., Kriegel, H.P., Sander, J. and Xu, X., 1996. A density-based algorithm for discovering clusters in large spatial databases with noise. In: Proceedings of the Second International Conference on Knowledge Discovery and Data Mining, pp.226–231. Available at: </w:t>
       </w:r>
-      <w:hyperlink r:id="rId41" w:history="1">
-        <w:r>
-          <w:rPr>
-            <w:rStyle w:val="Hyperlink"/>
-          </w:rPr>
-          <w:t>https://www.aaai.org/Papers/KDD/1996/KDD96-037.pdf</w:t>
-        </w:r>
-      </w:hyperlink>
+      <w:r>
+        <w:fldChar w:fldCharType="begin"/>
+      </w:r>
+      <w:r>
+        <w:instrText>HYPERLINK "https://www.aaai.org/Papers/KDD/1996/KDD96-037.pdf"</w:instrText>
+      </w:r>
+      <w:r>
+        <w:fldChar w:fldCharType="separate"/>
+      </w:r>
+      <w:r>
+        <w:rPr>
+          <w:rStyle w:val="Hyperlink"/>
+        </w:rPr>
+        <w:t>https://www.aaai.org/Papers/KDD/1996/KDD96-037.pdf</w:t>
+      </w:r>
+      <w:r>
+        <w:rPr>
+          <w:rStyle w:val="Hyperlink"/>
+        </w:rPr>
+        <w:fldChar w:fldCharType="end"/>
+      </w:r>
       <w:r>
         <w:t xml:space="preserve"> (Accessed: </w:t>
       </w:r>
@@ -19932,14 +19373,27 @@
       <w:r>
         <w:t xml:space="preserve">Guyon, I. and Elisseeff, A., 2003. An introduction to variable and feature selection. Journal of Machine Learning Research, 3, pp.1157–1182. Available at: </w:t>
       </w:r>
-      <w:hyperlink r:id="rId42" w:history="1">
-        <w:r>
-          <w:rPr>
-            <w:rStyle w:val="Hyperlink"/>
-          </w:rPr>
-          <w:t>https://www.jmlr.org/papers/v3/guyon03a.html</w:t>
-        </w:r>
-      </w:hyperlink>
+      <w:r>
+        <w:fldChar w:fldCharType="begin"/>
+      </w:r>
+      <w:r>
+        <w:instrText>HYPERLINK "https://www.jmlr.org/papers/v3/guyon03a.html"</w:instrText>
+      </w:r>
+      <w:r>
+        <w:fldChar w:fldCharType="separate"/>
+      </w:r>
+      <w:r>
+        <w:rPr>
+          <w:rStyle w:val="Hyperlink"/>
+        </w:rPr>
+        <w:t>https://www.jmlr.org/papers/v3/guyon03a.html</w:t>
+      </w:r>
+      <w:r>
+        <w:rPr>
+          <w:rStyle w:val="Hyperlink"/>
+        </w:rPr>
+        <w:fldChar w:fldCharType="end"/>
+      </w:r>
       <w:r>
         <w:t xml:space="preserve"> (Accessed: </w:t>
       </w:r>
@@ -19961,14 +19415,27 @@
       <w:r>
         <w:t xml:space="preserve">Hyndman, R.J. and Koehler, A.B., 2006. Another look at measures of forecast accuracy. International Journal of Forecasting, 22(4), pp.679–688. Available at: </w:t>
       </w:r>
-      <w:hyperlink r:id="rId43" w:history="1">
-        <w:r>
-          <w:rPr>
-            <w:rStyle w:val="Hyperlink"/>
-          </w:rPr>
-          <w:t>https://www.sciencedirect.com/science/article/pii/S0169207006000239</w:t>
-        </w:r>
-      </w:hyperlink>
+      <w:r>
+        <w:fldChar w:fldCharType="begin"/>
+      </w:r>
+      <w:r>
+        <w:instrText>HYPERLINK "https://www.sciencedirect.com/science/article/pii/S0169207006000239"</w:instrText>
+      </w:r>
+      <w:r>
+        <w:fldChar w:fldCharType="separate"/>
+      </w:r>
+      <w:r>
+        <w:rPr>
+          <w:rStyle w:val="Hyperlink"/>
+        </w:rPr>
+        <w:t>https://www.sciencedirect.com/science/article/pii/S0169207006000239</w:t>
+      </w:r>
+      <w:r>
+        <w:rPr>
+          <w:rStyle w:val="Hyperlink"/>
+        </w:rPr>
+        <w:fldChar w:fldCharType="end"/>
+      </w:r>
       <w:r>
         <w:t xml:space="preserve"> (Accessed: </w:t>
       </w:r>
@@ -19999,14 +19466,27 @@
       <w:r>
         <w:t xml:space="preserve">, 10(5), pp.1–6. Available at: </w:t>
       </w:r>
-      <w:hyperlink r:id="rId44" w:history="1">
-        <w:r>
-          <w:rPr>
-            <w:rStyle w:val="Hyperlink"/>
-          </w:rPr>
-          <w:t>https://thesai.org/Publications/ViewPaper?Volume=10&amp;Issue=5&amp;Code=IJACSA&amp;SerialNo=1</w:t>
-        </w:r>
-      </w:hyperlink>
+      <w:r>
+        <w:fldChar w:fldCharType="begin"/>
+      </w:r>
+      <w:r>
+        <w:instrText>HYPERLINK "https://thesai.org/Publications/ViewPaper?Volume=10&amp;Issue=5&amp;Code=IJACSA&amp;SerialNo=1"</w:instrText>
+      </w:r>
+      <w:r>
+        <w:fldChar w:fldCharType="separate"/>
+      </w:r>
+      <w:r>
+        <w:rPr>
+          <w:rStyle w:val="Hyperlink"/>
+        </w:rPr>
+        <w:t>https://thesai.org/Publications/ViewPaper?Volume=10&amp;Issue=5&amp;Code=IJACSA&amp;SerialNo=1</w:t>
+      </w:r>
+      <w:r>
+        <w:rPr>
+          <w:rStyle w:val="Hyperlink"/>
+        </w:rPr>
+        <w:fldChar w:fldCharType="end"/>
+      </w:r>
       <w:r>
         <w:t xml:space="preserve"> (Accessed: 5 April 2026).</w:t>
       </w:r>
@@ -20022,14 +19502,27 @@
       <w:r>
         <w:t xml:space="preserve">Lundberg, S.M. and Lee, S.I., 2017. A unified approach to interpreting model predictions. Advances in Neural Information Processing Systems, 30. Available at: </w:t>
       </w:r>
-      <w:hyperlink r:id="rId45" w:history="1">
-        <w:r>
-          <w:rPr>
-            <w:rStyle w:val="Hyperlink"/>
-          </w:rPr>
-          <w:t>https://arxiv.org/abs/1705.07874</w:t>
-        </w:r>
-      </w:hyperlink>
+      <w:r>
+        <w:fldChar w:fldCharType="begin"/>
+      </w:r>
+      <w:r>
+        <w:instrText>HYPERLINK "https://arxiv.org/abs/1705.07874"</w:instrText>
+      </w:r>
+      <w:r>
+        <w:fldChar w:fldCharType="separate"/>
+      </w:r>
+      <w:r>
+        <w:rPr>
+          <w:rStyle w:val="Hyperlink"/>
+        </w:rPr>
+        <w:t>https://arxiv.org/abs/1705.07874</w:t>
+      </w:r>
+      <w:r>
+        <w:rPr>
+          <w:rStyle w:val="Hyperlink"/>
+        </w:rPr>
+        <w:fldChar w:fldCharType="end"/>
+      </w:r>
       <w:r>
         <w:t xml:space="preserve"> (Accessed: </w:t>
       </w:r>
@@ -20051,14 +19544,27 @@
       <w:r>
         <w:t xml:space="preserve">UK Government, 2023. Police.uk open crime data. Available at: </w:t>
       </w:r>
-      <w:hyperlink r:id="rId46" w:history="1">
-        <w:r>
-          <w:rPr>
-            <w:rStyle w:val="Hyperlink"/>
-          </w:rPr>
-          <w:t>https://data.police.uk/data/</w:t>
-        </w:r>
-      </w:hyperlink>
+      <w:r>
+        <w:fldChar w:fldCharType="begin"/>
+      </w:r>
+      <w:r>
+        <w:instrText>HYPERLINK "https://data.police.uk/data/"</w:instrText>
+      </w:r>
+      <w:r>
+        <w:fldChar w:fldCharType="separate"/>
+      </w:r>
+      <w:r>
+        <w:rPr>
+          <w:rStyle w:val="Hyperlink"/>
+        </w:rPr>
+        <w:t>https://data.police.uk/data/</w:t>
+      </w:r>
+      <w:r>
+        <w:rPr>
+          <w:rStyle w:val="Hyperlink"/>
+        </w:rPr>
+        <w:fldChar w:fldCharType="end"/>
+      </w:r>
       <w:r>
         <w:t xml:space="preserve"> (Accessed: </w:t>
       </w:r>
@@ -20165,58 +19671,32 @@
       <w:r>
         <w:t xml:space="preserve">Table </w:t>
       </w:r>
-      <w:r>
-        <w:fldChar w:fldCharType="begin"/>
-      </w:r>
-      <w:r>
-        <w:instrText xml:space="preserve"> STYLEREF 2 \s </w:instrText>
-      </w:r>
-      <w:r>
-        <w:fldChar w:fldCharType="separate"/>
-      </w:r>
-      <w:r>
-        <w:rPr>
-          <w:noProof/>
-          <w:cs/>
-        </w:rPr>
-        <w:t>‎</w:t>
-      </w:r>
-      <w:r>
-        <w:rPr>
-          <w:noProof/>
-        </w:rPr>
-        <w:t>A</w:t>
-      </w:r>
-      <w:r>
-        <w:rPr>
-          <w:noProof/>
-        </w:rPr>
-        <w:fldChar w:fldCharType="end"/>
-      </w:r>
+      <w:fldSimple w:instr=" STYLEREF 2 \s ">
+        <w:r>
+          <w:rPr>
+            <w:noProof/>
+            <w:cs/>
+          </w:rPr>
+          <w:t>‎</w:t>
+        </w:r>
+        <w:r>
+          <w:rPr>
+            <w:noProof/>
+          </w:rPr>
+          <w:t>A</w:t>
+        </w:r>
+      </w:fldSimple>
       <w:r>
         <w:t>:</w:t>
       </w:r>
-      <w:r>
-        <w:fldChar w:fldCharType="begin"/>
-      </w:r>
-      <w:r>
-        <w:instrText xml:space="preserve"> SEQ Table \* ARABIC \s 2 </w:instrText>
-      </w:r>
-      <w:r>
-        <w:fldChar w:fldCharType="separate"/>
-      </w:r>
-      <w:r>
-        <w:rPr>
-          <w:noProof/>
-        </w:rPr>
-        <w:t>1</w:t>
-      </w:r>
-      <w:r>
-        <w:rPr>
-          <w:noProof/>
-        </w:rPr>
-        <w:fldChar w:fldCharType="end"/>
-      </w:r>
+      <w:fldSimple w:instr=" SEQ Table \* ARABIC \s 2 ">
+        <w:r>
+          <w:rPr>
+            <w:noProof/>
+          </w:rPr>
+          <w:t>1</w:t>
+        </w:r>
+      </w:fldSimple>
       <w:r>
         <w:t xml:space="preserve"> </w:t>
       </w:r>
@@ -20716,7 +20196,27 @@
           <w:b/>
           <w:bCs/>
         </w:rPr>
-        <w:t>Data Preprocessing and Feature Creation</w:t>
+        <w:t xml:space="preserve">Data </w:t>
+      </w:r>
+      <w:proofErr w:type="spellStart"/>
+      <w:r>
+        <w:rPr>
+          <w:rStyle w:val="Strong"/>
+          <w:rFonts w:cs="Times New Roman"/>
+          <w:b/>
+          <w:bCs/>
+        </w:rPr>
+        <w:t>Preprocessing</w:t>
+      </w:r>
+      <w:proofErr w:type="spellEnd"/>
+      <w:r>
+        <w:rPr>
+          <w:rStyle w:val="Strong"/>
+          <w:rFonts w:cs="Times New Roman"/>
+          <w:b/>
+          <w:bCs/>
+        </w:rPr>
+        <w:t xml:space="preserve"> and Feature Creation</w:t>
       </w:r>
       <w:bookmarkEnd w:id="81"/>
     </w:p>
@@ -20809,7 +20309,21 @@
         <w:rPr>
           <w:rFonts w:ascii="Times New Roman" w:hAnsi="Times New Roman" w:cs="Times New Roman"/>
         </w:rPr>
-        <w:t xml:space="preserve">Aggregation of crime counts per LSOA and month </w:t>
+        <w:t xml:space="preserve">Aggregation of crime counts per LSOA and </w:t>
+      </w:r>
+      <w:proofErr w:type="gramStart"/>
+      <w:r>
+        <w:rPr>
+          <w:rFonts w:ascii="Times New Roman" w:hAnsi="Times New Roman" w:cs="Times New Roman"/>
+        </w:rPr>
+        <w:t>month</w:t>
+      </w:r>
+      <w:proofErr w:type="gramEnd"/>
+      <w:r>
+        <w:rPr>
+          <w:rFonts w:ascii="Times New Roman" w:hAnsi="Times New Roman" w:cs="Times New Roman"/>
+        </w:rPr>
+        <w:t xml:space="preserve"> </w:t>
       </w:r>
     </w:p>
     <w:p>
@@ -20847,58 +20361,32 @@
       <w:r>
         <w:t xml:space="preserve">Table </w:t>
       </w:r>
-      <w:r>
-        <w:fldChar w:fldCharType="begin"/>
-      </w:r>
-      <w:r>
-        <w:instrText xml:space="preserve"> STYLEREF 2 \s </w:instrText>
-      </w:r>
-      <w:r>
-        <w:fldChar w:fldCharType="separate"/>
-      </w:r>
-      <w:r>
-        <w:rPr>
-          <w:noProof/>
-          <w:cs/>
-        </w:rPr>
-        <w:t>‎</w:t>
-      </w:r>
-      <w:r>
-        <w:rPr>
-          <w:noProof/>
-        </w:rPr>
-        <w:t>B</w:t>
-      </w:r>
-      <w:r>
-        <w:rPr>
-          <w:noProof/>
-        </w:rPr>
-        <w:fldChar w:fldCharType="end"/>
-      </w:r>
+      <w:fldSimple w:instr=" STYLEREF 2 \s ">
+        <w:r>
+          <w:rPr>
+            <w:noProof/>
+            <w:cs/>
+          </w:rPr>
+          <w:t>‎</w:t>
+        </w:r>
+        <w:r>
+          <w:rPr>
+            <w:noProof/>
+          </w:rPr>
+          <w:t>B</w:t>
+        </w:r>
+      </w:fldSimple>
       <w:r>
         <w:t>:</w:t>
       </w:r>
-      <w:r>
-        <w:fldChar w:fldCharType="begin"/>
-      </w:r>
-      <w:r>
-        <w:instrText xml:space="preserve"> SEQ Table \* ARABIC \s 2 </w:instrText>
-      </w:r>
-      <w:r>
-        <w:fldChar w:fldCharType="separate"/>
-      </w:r>
-      <w:r>
-        <w:rPr>
-          <w:noProof/>
-        </w:rPr>
-        <w:t>1</w:t>
-      </w:r>
-      <w:r>
-        <w:rPr>
-          <w:noProof/>
-        </w:rPr>
-        <w:fldChar w:fldCharType="end"/>
-      </w:r>
+      <w:fldSimple w:instr=" SEQ Table \* ARABIC \s 2 ">
+        <w:r>
+          <w:rPr>
+            <w:noProof/>
+          </w:rPr>
+          <w:t>1</w:t>
+        </w:r>
+      </w:fldSimple>
       <w:r>
         <w:rPr>
           <w:lang w:val="en-US"/>
@@ -20979,12 +20467,14 @@
                 <w:rFonts w:ascii="Times New Roman" w:hAnsi="Times New Roman" w:cs="Times New Roman"/>
               </w:rPr>
             </w:pPr>
+            <w:proofErr w:type="spellStart"/>
             <w:r>
               <w:rPr>
                 <w:rFonts w:ascii="Times New Roman" w:hAnsi="Times New Roman" w:cs="Times New Roman"/>
               </w:rPr>
               <w:t>crimeCount</w:t>
             </w:r>
+            <w:proofErr w:type="spellEnd"/>
           </w:p>
         </w:tc>
         <w:tc>
@@ -21019,12 +20509,14 @@
                 <w:rFonts w:ascii="Times New Roman" w:hAnsi="Times New Roman" w:cs="Times New Roman"/>
               </w:rPr>
             </w:pPr>
+            <w:proofErr w:type="spellStart"/>
             <w:r>
               <w:rPr>
                 <w:rFonts w:ascii="Times New Roman" w:hAnsi="Times New Roman" w:cs="Times New Roman"/>
               </w:rPr>
               <w:t>logCrime</w:t>
             </w:r>
+            <w:proofErr w:type="spellEnd"/>
           </w:p>
         </w:tc>
         <w:tc>
@@ -21099,12 +20591,14 @@
                 <w:rFonts w:ascii="Times New Roman" w:hAnsi="Times New Roman" w:cs="Times New Roman"/>
               </w:rPr>
             </w:pPr>
+            <w:proofErr w:type="spellStart"/>
             <w:r>
               <w:rPr>
                 <w:rFonts w:ascii="Times New Roman" w:hAnsi="Times New Roman" w:cs="Times New Roman"/>
               </w:rPr>
               <w:t>isWinter</w:t>
             </w:r>
+            <w:proofErr w:type="spellEnd"/>
           </w:p>
         </w:tc>
         <w:tc>
@@ -21139,12 +20633,14 @@
                 <w:rFonts w:ascii="Times New Roman" w:hAnsi="Times New Roman" w:cs="Times New Roman"/>
               </w:rPr>
             </w:pPr>
+            <w:proofErr w:type="spellStart"/>
             <w:r>
               <w:rPr>
                 <w:rFonts w:ascii="Times New Roman" w:hAnsi="Times New Roman" w:cs="Times New Roman"/>
               </w:rPr>
               <w:t>dominantTypeCount</w:t>
             </w:r>
+            <w:proofErr w:type="spellEnd"/>
           </w:p>
         </w:tc>
         <w:tc>
@@ -21224,58 +20720,32 @@
       <w:r>
         <w:t xml:space="preserve">Table </w:t>
       </w:r>
-      <w:r>
-        <w:fldChar w:fldCharType="begin"/>
-      </w:r>
-      <w:r>
-        <w:instrText xml:space="preserve"> STYLEREF 2 \s </w:instrText>
-      </w:r>
-      <w:r>
-        <w:fldChar w:fldCharType="separate"/>
-      </w:r>
-      <w:r>
-        <w:rPr>
-          <w:noProof/>
-          <w:cs/>
-        </w:rPr>
-        <w:t>‎</w:t>
-      </w:r>
-      <w:r>
-        <w:rPr>
-          <w:noProof/>
-        </w:rPr>
-        <w:t>C</w:t>
-      </w:r>
-      <w:r>
-        <w:rPr>
-          <w:noProof/>
-        </w:rPr>
-        <w:fldChar w:fldCharType="end"/>
-      </w:r>
+      <w:fldSimple w:instr=" STYLEREF 2 \s ">
+        <w:r>
+          <w:rPr>
+            <w:noProof/>
+            <w:cs/>
+          </w:rPr>
+          <w:t>‎</w:t>
+        </w:r>
+        <w:r>
+          <w:rPr>
+            <w:noProof/>
+          </w:rPr>
+          <w:t>C</w:t>
+        </w:r>
+      </w:fldSimple>
       <w:r>
         <w:t>:</w:t>
       </w:r>
-      <w:r>
-        <w:fldChar w:fldCharType="begin"/>
-      </w:r>
-      <w:r>
-        <w:instrText xml:space="preserve"> SEQ Table \* ARABIC \s 2 </w:instrText>
-      </w:r>
-      <w:r>
-        <w:fldChar w:fldCharType="separate"/>
-      </w:r>
-      <w:r>
-        <w:rPr>
-          <w:noProof/>
-        </w:rPr>
-        <w:t>1</w:t>
-      </w:r>
-      <w:r>
-        <w:rPr>
-          <w:noProof/>
-        </w:rPr>
-        <w:fldChar w:fldCharType="end"/>
-      </w:r>
+      <w:fldSimple w:instr=" SEQ Table \* ARABIC \s 2 ">
+        <w:r>
+          <w:rPr>
+            <w:noProof/>
+          </w:rPr>
+          <w:t>1</w:t>
+        </w:r>
+      </w:fldSimple>
       <w:r>
         <w:rPr>
           <w:lang w:val="en-US"/>
@@ -21436,12 +20906,14 @@
                 <w:rFonts w:ascii="Times New Roman" w:hAnsi="Times New Roman" w:cs="Times New Roman"/>
               </w:rPr>
             </w:pPr>
+            <w:proofErr w:type="spellStart"/>
             <w:r>
               <w:rPr>
                 <w:rFonts w:ascii="Times New Roman" w:hAnsi="Times New Roman" w:cs="Times New Roman"/>
               </w:rPr>
               <w:t>monthNum</w:t>
             </w:r>
+            <w:proofErr w:type="spellEnd"/>
           </w:p>
         </w:tc>
         <w:tc>
@@ -21476,12 +20948,14 @@
                 <w:rFonts w:ascii="Times New Roman" w:hAnsi="Times New Roman" w:cs="Times New Roman"/>
               </w:rPr>
             </w:pPr>
+            <w:proofErr w:type="spellStart"/>
             <w:r>
               <w:rPr>
                 <w:rFonts w:ascii="Times New Roman" w:hAnsi="Times New Roman" w:cs="Times New Roman"/>
               </w:rPr>
               <w:t>isWinter</w:t>
             </w:r>
+            <w:proofErr w:type="spellEnd"/>
           </w:p>
         </w:tc>
         <w:tc>
@@ -21596,12 +21070,14 @@
                 <w:rFonts w:ascii="Times New Roman" w:hAnsi="Times New Roman" w:cs="Times New Roman"/>
               </w:rPr>
             </w:pPr>
+            <w:proofErr w:type="spellStart"/>
             <w:r>
               <w:rPr>
                 <w:rFonts w:ascii="Times New Roman" w:hAnsi="Times New Roman" w:cs="Times New Roman"/>
               </w:rPr>
               <w:t>dominantTypeCount</w:t>
             </w:r>
+            <w:proofErr w:type="spellEnd"/>
           </w:p>
         </w:tc>
         <w:tc>
@@ -21636,12 +21112,14 @@
                 <w:rFonts w:ascii="Times New Roman" w:hAnsi="Times New Roman" w:cs="Times New Roman"/>
               </w:rPr>
             </w:pPr>
+            <w:proofErr w:type="spellStart"/>
             <w:r>
               <w:rPr>
                 <w:rFonts w:ascii="Times New Roman" w:hAnsi="Times New Roman" w:cs="Times New Roman"/>
               </w:rPr>
               <w:t>lsoaEncoded</w:t>
             </w:r>
+            <w:proofErr w:type="spellEnd"/>
           </w:p>
         </w:tc>
         <w:tc>
@@ -21720,58 +21198,32 @@
       <w:r>
         <w:t xml:space="preserve">Table </w:t>
       </w:r>
-      <w:r>
-        <w:fldChar w:fldCharType="begin"/>
-      </w:r>
-      <w:r>
-        <w:instrText xml:space="preserve"> STYLEREF 2 \s </w:instrText>
-      </w:r>
-      <w:r>
-        <w:fldChar w:fldCharType="separate"/>
-      </w:r>
-      <w:r>
-        <w:rPr>
-          <w:noProof/>
-          <w:cs/>
-        </w:rPr>
-        <w:t>‎</w:t>
-      </w:r>
-      <w:r>
-        <w:rPr>
-          <w:noProof/>
-        </w:rPr>
-        <w:t>D</w:t>
-      </w:r>
-      <w:r>
-        <w:rPr>
-          <w:noProof/>
-        </w:rPr>
-        <w:fldChar w:fldCharType="end"/>
-      </w:r>
+      <w:fldSimple w:instr=" STYLEREF 2 \s ">
+        <w:r>
+          <w:rPr>
+            <w:noProof/>
+            <w:cs/>
+          </w:rPr>
+          <w:t>‎</w:t>
+        </w:r>
+        <w:r>
+          <w:rPr>
+            <w:noProof/>
+          </w:rPr>
+          <w:t>D</w:t>
+        </w:r>
+      </w:fldSimple>
       <w:r>
         <w:t>:</w:t>
       </w:r>
-      <w:r>
-        <w:fldChar w:fldCharType="begin"/>
-      </w:r>
-      <w:r>
-        <w:instrText xml:space="preserve"> SEQ Table \* ARABIC \s 2 </w:instrText>
-      </w:r>
-      <w:r>
-        <w:fldChar w:fldCharType="separate"/>
-      </w:r>
-      <w:r>
-        <w:rPr>
-          <w:noProof/>
-        </w:rPr>
-        <w:t>1</w:t>
-      </w:r>
-      <w:r>
-        <w:rPr>
-          <w:noProof/>
-        </w:rPr>
-        <w:fldChar w:fldCharType="end"/>
-      </w:r>
+      <w:fldSimple w:instr=" SEQ Table \* ARABIC \s 2 ">
+        <w:r>
+          <w:rPr>
+            <w:noProof/>
+          </w:rPr>
+          <w:t>1</w:t>
+        </w:r>
+      </w:fldSimple>
       <w:r>
         <w:rPr>
           <w:lang w:val="en-US"/>
@@ -21852,12 +21304,14 @@
                 <w:rFonts w:ascii="Times New Roman" w:hAnsi="Times New Roman" w:cs="Times New Roman"/>
               </w:rPr>
             </w:pPr>
+            <w:proofErr w:type="spellStart"/>
             <w:r>
               <w:rPr>
                 <w:rFonts w:ascii="Times New Roman" w:hAnsi="Times New Roman" w:cs="Times New Roman"/>
               </w:rPr>
               <w:t>n_estimators</w:t>
             </w:r>
+            <w:proofErr w:type="spellEnd"/>
           </w:p>
         </w:tc>
         <w:tc>
@@ -21892,12 +21346,14 @@
                 <w:rFonts w:ascii="Times New Roman" w:hAnsi="Times New Roman" w:cs="Times New Roman"/>
               </w:rPr>
             </w:pPr>
+            <w:proofErr w:type="spellStart"/>
             <w:r>
               <w:rPr>
                 <w:rFonts w:ascii="Times New Roman" w:hAnsi="Times New Roman" w:cs="Times New Roman"/>
               </w:rPr>
               <w:t>max_depth</w:t>
             </w:r>
+            <w:proofErr w:type="spellEnd"/>
           </w:p>
         </w:tc>
         <w:tc>
@@ -21932,12 +21388,14 @@
                 <w:rFonts w:ascii="Times New Roman" w:hAnsi="Times New Roman" w:cs="Times New Roman"/>
               </w:rPr>
             </w:pPr>
+            <w:proofErr w:type="spellStart"/>
             <w:r>
               <w:rPr>
                 <w:rFonts w:ascii="Times New Roman" w:hAnsi="Times New Roman" w:cs="Times New Roman"/>
               </w:rPr>
               <w:t>min_samples_split</w:t>
             </w:r>
+            <w:proofErr w:type="spellEnd"/>
           </w:p>
         </w:tc>
         <w:tc>
@@ -21972,12 +21430,14 @@
                 <w:rFonts w:ascii="Times New Roman" w:hAnsi="Times New Roman" w:cs="Times New Roman"/>
               </w:rPr>
             </w:pPr>
+            <w:proofErr w:type="spellStart"/>
             <w:r>
               <w:rPr>
                 <w:rFonts w:ascii="Times New Roman" w:hAnsi="Times New Roman" w:cs="Times New Roman"/>
               </w:rPr>
               <w:t>min_samples_leaf</w:t>
             </w:r>
+            <w:proofErr w:type="spellEnd"/>
           </w:p>
         </w:tc>
         <w:tc>
@@ -22012,12 +21472,14 @@
                 <w:rFonts w:ascii="Times New Roman" w:hAnsi="Times New Roman" w:cs="Times New Roman"/>
               </w:rPr>
             </w:pPr>
+            <w:proofErr w:type="spellStart"/>
             <w:r>
               <w:rPr>
                 <w:rFonts w:ascii="Times New Roman" w:hAnsi="Times New Roman" w:cs="Times New Roman"/>
               </w:rPr>
               <w:t>max_features</w:t>
             </w:r>
+            <w:proofErr w:type="spellEnd"/>
           </w:p>
         </w:tc>
         <w:tc>
@@ -22096,58 +21558,32 @@
       <w:r>
         <w:t xml:space="preserve">Table </w:t>
       </w:r>
-      <w:r>
-        <w:fldChar w:fldCharType="begin"/>
-      </w:r>
-      <w:r>
-        <w:instrText xml:space="preserve"> STYLEREF 2 \s </w:instrText>
-      </w:r>
-      <w:r>
-        <w:fldChar w:fldCharType="separate"/>
-      </w:r>
-      <w:r>
-        <w:rPr>
-          <w:noProof/>
-          <w:cs/>
-        </w:rPr>
-        <w:t>‎</w:t>
-      </w:r>
-      <w:r>
-        <w:rPr>
-          <w:noProof/>
-        </w:rPr>
-        <w:t>E</w:t>
-      </w:r>
-      <w:r>
-        <w:rPr>
-          <w:noProof/>
-        </w:rPr>
-        <w:fldChar w:fldCharType="end"/>
-      </w:r>
+      <w:fldSimple w:instr=" STYLEREF 2 \s ">
+        <w:r>
+          <w:rPr>
+            <w:noProof/>
+            <w:cs/>
+          </w:rPr>
+          <w:t>‎</w:t>
+        </w:r>
+        <w:r>
+          <w:rPr>
+            <w:noProof/>
+          </w:rPr>
+          <w:t>E</w:t>
+        </w:r>
+      </w:fldSimple>
       <w:r>
         <w:t>:</w:t>
       </w:r>
-      <w:r>
-        <w:fldChar w:fldCharType="begin"/>
-      </w:r>
-      <w:r>
-        <w:instrText xml:space="preserve"> SEQ Table \* ARABIC \s 2 </w:instrText>
-      </w:r>
-      <w:r>
-        <w:fldChar w:fldCharType="separate"/>
-      </w:r>
-      <w:r>
-        <w:rPr>
-          <w:noProof/>
-        </w:rPr>
-        <w:t>1</w:t>
-      </w:r>
-      <w:r>
-        <w:rPr>
-          <w:noProof/>
-        </w:rPr>
-        <w:fldChar w:fldCharType="end"/>
-      </w:r>
+      <w:fldSimple w:instr=" SEQ Table \* ARABIC \s 2 ">
+        <w:r>
+          <w:rPr>
+            <w:noProof/>
+          </w:rPr>
+          <w:t>1</w:t>
+        </w:r>
+      </w:fldSimple>
       <w:r>
         <w:rPr>
           <w:lang w:val="en-US"/>
@@ -22353,58 +21789,32 @@
       <w:r>
         <w:t xml:space="preserve">Table </w:t>
       </w:r>
-      <w:r>
-        <w:fldChar w:fldCharType="begin"/>
-      </w:r>
-      <w:r>
-        <w:instrText xml:space="preserve"> STYLEREF 2 \s </w:instrText>
-      </w:r>
-      <w:r>
-        <w:fldChar w:fldCharType="separate"/>
-      </w:r>
-      <w:r>
-        <w:rPr>
-          <w:noProof/>
-          <w:cs/>
-        </w:rPr>
-        <w:t>‎</w:t>
-      </w:r>
-      <w:r>
-        <w:rPr>
-          <w:noProof/>
-        </w:rPr>
-        <w:t>F</w:t>
-      </w:r>
-      <w:r>
-        <w:rPr>
-          <w:noProof/>
-        </w:rPr>
-        <w:fldChar w:fldCharType="end"/>
-      </w:r>
+      <w:fldSimple w:instr=" STYLEREF 2 \s ">
+        <w:r>
+          <w:rPr>
+            <w:noProof/>
+            <w:cs/>
+          </w:rPr>
+          <w:t>‎</w:t>
+        </w:r>
+        <w:r>
+          <w:rPr>
+            <w:noProof/>
+          </w:rPr>
+          <w:t>F</w:t>
+        </w:r>
+      </w:fldSimple>
       <w:r>
         <w:t>:</w:t>
       </w:r>
-      <w:r>
-        <w:fldChar w:fldCharType="begin"/>
-      </w:r>
-      <w:r>
-        <w:instrText xml:space="preserve"> SEQ Table \* ARABIC \s 2 </w:instrText>
-      </w:r>
-      <w:r>
-        <w:fldChar w:fldCharType="separate"/>
-      </w:r>
-      <w:r>
-        <w:rPr>
-          <w:noProof/>
-        </w:rPr>
-        <w:t>1</w:t>
-      </w:r>
-      <w:r>
-        <w:rPr>
-          <w:noProof/>
-        </w:rPr>
-        <w:fldChar w:fldCharType="end"/>
-      </w:r>
+      <w:fldSimple w:instr=" SEQ Table \* ARABIC \s 2 ">
+        <w:r>
+          <w:rPr>
+            <w:noProof/>
+          </w:rPr>
+          <w:t>1</w:t>
+        </w:r>
+      </w:fldSimple>
       <w:r>
         <w:rPr>
           <w:lang w:val="en-US"/>
@@ -23028,7 +22438,7 @@
                     </pic:cNvPicPr>
                   </pic:nvPicPr>
                   <pic:blipFill>
-                    <a:blip r:embed="rId28">
+                    <a:blip r:embed="rId22">
                       <a:extLst>
                         <a:ext uri="{28A0092B-C50C-407E-A947-70E740481C1C}">
                           <a14:useLocalDpi xmlns:a14="http://schemas.microsoft.com/office/drawing/2010/main" val="0"/>
@@ -23066,58 +22476,32 @@
       <w:r>
         <w:t xml:space="preserve">Figure </w:t>
       </w:r>
-      <w:r>
-        <w:fldChar w:fldCharType="begin"/>
-      </w:r>
-      <w:r>
-        <w:instrText xml:space="preserve"> STYLEREF 1 \s </w:instrText>
-      </w:r>
-      <w:r>
-        <w:fldChar w:fldCharType="separate"/>
-      </w:r>
-      <w:r>
-        <w:rPr>
-          <w:noProof/>
-          <w:cs/>
-        </w:rPr>
-        <w:t>‎</w:t>
-      </w:r>
-      <w:r>
-        <w:rPr>
-          <w:noProof/>
-        </w:rPr>
-        <w:t>0</w:t>
-      </w:r>
-      <w:r>
-        <w:rPr>
-          <w:noProof/>
-        </w:rPr>
-        <w:fldChar w:fldCharType="end"/>
-      </w:r>
+      <w:fldSimple w:instr=" STYLEREF 1 \s ">
+        <w:r>
+          <w:rPr>
+            <w:noProof/>
+            <w:cs/>
+          </w:rPr>
+          <w:t>‎</w:t>
+        </w:r>
+        <w:r>
+          <w:rPr>
+            <w:noProof/>
+          </w:rPr>
+          <w:t>0</w:t>
+        </w:r>
+      </w:fldSimple>
       <w:r>
         <w:t>.</w:t>
       </w:r>
-      <w:r>
-        <w:fldChar w:fldCharType="begin"/>
-      </w:r>
-      <w:r>
-        <w:instrText xml:space="preserve"> SEQ Figure \* ARABIC \s 1 </w:instrText>
-      </w:r>
-      <w:r>
-        <w:fldChar w:fldCharType="separate"/>
-      </w:r>
-      <w:r>
-        <w:rPr>
-          <w:noProof/>
-        </w:rPr>
-        <w:t>1</w:t>
-      </w:r>
-      <w:r>
-        <w:rPr>
-          <w:noProof/>
-        </w:rPr>
-        <w:fldChar w:fldCharType="end"/>
-      </w:r>
+      <w:fldSimple w:instr=" SEQ Figure \* ARABIC \s 1 ">
+        <w:r>
+          <w:rPr>
+            <w:noProof/>
+          </w:rPr>
+          <w:t>1</w:t>
+        </w:r>
+      </w:fldSimple>
       <w:r>
         <w:rPr>
           <w:lang w:val="en-US"/>
@@ -23204,7 +22588,7 @@
                     </pic:cNvPicPr>
                   </pic:nvPicPr>
                   <pic:blipFill>
-                    <a:blip r:embed="rId29">
+                    <a:blip r:embed="rId23">
                       <a:extLst>
                         <a:ext uri="{28A0092B-C50C-407E-A947-70E740481C1C}">
                           <a14:useLocalDpi xmlns:a14="http://schemas.microsoft.com/office/drawing/2010/main" val="0"/>
@@ -23241,58 +22625,32 @@
       <w:r>
         <w:t xml:space="preserve">Figure </w:t>
       </w:r>
-      <w:r>
-        <w:fldChar w:fldCharType="begin"/>
-      </w:r>
-      <w:r>
-        <w:instrText xml:space="preserve"> STYLEREF 1 \s </w:instrText>
-      </w:r>
-      <w:r>
-        <w:fldChar w:fldCharType="separate"/>
-      </w:r>
-      <w:r>
-        <w:rPr>
-          <w:noProof/>
-          <w:cs/>
-        </w:rPr>
-        <w:t>‎</w:t>
-      </w:r>
-      <w:r>
-        <w:rPr>
-          <w:noProof/>
-        </w:rPr>
-        <w:t>0</w:t>
-      </w:r>
-      <w:r>
-        <w:rPr>
-          <w:noProof/>
-        </w:rPr>
-        <w:fldChar w:fldCharType="end"/>
-      </w:r>
+      <w:fldSimple w:instr=" STYLEREF 1 \s ">
+        <w:r>
+          <w:rPr>
+            <w:noProof/>
+            <w:cs/>
+          </w:rPr>
+          <w:t>‎</w:t>
+        </w:r>
+        <w:r>
+          <w:rPr>
+            <w:noProof/>
+          </w:rPr>
+          <w:t>0</w:t>
+        </w:r>
+      </w:fldSimple>
       <w:r>
         <w:t>.</w:t>
       </w:r>
-      <w:r>
-        <w:fldChar w:fldCharType="begin"/>
-      </w:r>
-      <w:r>
-        <w:instrText xml:space="preserve"> SEQ Figure \* ARABIC \s 1 </w:instrText>
-      </w:r>
-      <w:r>
-        <w:fldChar w:fldCharType="separate"/>
-      </w:r>
-      <w:r>
-        <w:rPr>
-          <w:noProof/>
-        </w:rPr>
-        <w:t>2</w:t>
-      </w:r>
-      <w:r>
-        <w:rPr>
-          <w:noProof/>
-        </w:rPr>
-        <w:fldChar w:fldCharType="end"/>
-      </w:r>
+      <w:fldSimple w:instr=" SEQ Figure \* ARABIC \s 1 ">
+        <w:r>
+          <w:rPr>
+            <w:noProof/>
+          </w:rPr>
+          <w:t>2</w:t>
+        </w:r>
+      </w:fldSimple>
       <w:r>
         <w:rPr>
           <w:lang w:val="en-US"/>
@@ -23378,7 +22736,7 @@
                     </pic:cNvPicPr>
                   </pic:nvPicPr>
                   <pic:blipFill>
-                    <a:blip r:embed="rId17">
+                    <a:blip r:embed="rId15">
                       <a:extLst>
                         <a:ext uri="{28A0092B-C50C-407E-A947-70E740481C1C}">
                           <a14:useLocalDpi xmlns:a14="http://schemas.microsoft.com/office/drawing/2010/main" val="0"/>
@@ -23417,58 +22775,32 @@
       <w:r>
         <w:t xml:space="preserve">Figure </w:t>
       </w:r>
-      <w:r>
-        <w:fldChar w:fldCharType="begin"/>
-      </w:r>
-      <w:r>
-        <w:instrText xml:space="preserve"> STYLEREF 1 \s </w:instrText>
-      </w:r>
-      <w:r>
-        <w:fldChar w:fldCharType="separate"/>
-      </w:r>
-      <w:r>
-        <w:rPr>
-          <w:noProof/>
-          <w:cs/>
-        </w:rPr>
-        <w:t>‎</w:t>
-      </w:r>
-      <w:r>
-        <w:rPr>
-          <w:noProof/>
-        </w:rPr>
-        <w:t>0</w:t>
-      </w:r>
-      <w:r>
-        <w:rPr>
-          <w:noProof/>
-        </w:rPr>
-        <w:fldChar w:fldCharType="end"/>
-      </w:r>
+      <w:fldSimple w:instr=" STYLEREF 1 \s ">
+        <w:r>
+          <w:rPr>
+            <w:noProof/>
+            <w:cs/>
+          </w:rPr>
+          <w:t>‎</w:t>
+        </w:r>
+        <w:r>
+          <w:rPr>
+            <w:noProof/>
+          </w:rPr>
+          <w:t>0</w:t>
+        </w:r>
+      </w:fldSimple>
       <w:r>
         <w:t>.</w:t>
       </w:r>
-      <w:r>
-        <w:fldChar w:fldCharType="begin"/>
-      </w:r>
-      <w:r>
-        <w:instrText xml:space="preserve"> SEQ Figure \* ARABIC \s 1 </w:instrText>
-      </w:r>
-      <w:r>
-        <w:fldChar w:fldCharType="separate"/>
-      </w:r>
-      <w:r>
-        <w:rPr>
-          <w:noProof/>
-        </w:rPr>
-        <w:t>3</w:t>
-      </w:r>
-      <w:r>
-        <w:rPr>
-          <w:noProof/>
-        </w:rPr>
-        <w:fldChar w:fldCharType="end"/>
-      </w:r>
+      <w:fldSimple w:instr=" SEQ Figure \* ARABIC \s 1 ">
+        <w:r>
+          <w:rPr>
+            <w:noProof/>
+          </w:rPr>
+          <w:t>3</w:t>
+        </w:r>
+      </w:fldSimple>
       <w:r>
         <w:rPr>
           <w:lang w:val="en-US"/>
@@ -23495,13 +22827,23 @@
         </w:rPr>
       </w:pPr>
       <w:bookmarkStart w:id="98" w:name="_Toc227626187"/>
+      <w:proofErr w:type="spellStart"/>
       <w:r>
         <w:rPr>
           <w:rStyle w:val="Strong"/>
           <w:rFonts w:cs="Times New Roman"/>
           <w:b/>
         </w:rPr>
-        <w:t>KMeans Clustering Results</w:t>
+        <w:t>KMeans</w:t>
+      </w:r>
+      <w:proofErr w:type="spellEnd"/>
+      <w:r>
+        <w:rPr>
+          <w:rStyle w:val="Strong"/>
+          <w:rFonts w:cs="Times New Roman"/>
+          <w:b/>
+        </w:rPr>
+        <w:t xml:space="preserve"> Clustering Results</w:t>
       </w:r>
       <w:bookmarkEnd w:id="98"/>
     </w:p>
@@ -23553,7 +22895,7 @@
                     </pic:cNvPicPr>
                   </pic:nvPicPr>
                   <pic:blipFill>
-                    <a:blip r:embed="rId18">
+                    <a:blip r:embed="rId16">
                       <a:extLst>
                         <a:ext uri="{28A0092B-C50C-407E-A947-70E740481C1C}">
                           <a14:useLocalDpi xmlns:a14="http://schemas.microsoft.com/office/drawing/2010/main" val="0"/>
@@ -23668,7 +23010,7 @@
                     </pic:cNvPicPr>
                   </pic:nvPicPr>
                   <pic:blipFill>
-                    <a:blip r:embed="rId19">
+                    <a:blip r:embed="rId17">
                       <a:extLst>
                         <a:ext uri="{28A0092B-C50C-407E-A947-70E740481C1C}">
                           <a14:useLocalDpi xmlns:a14="http://schemas.microsoft.com/office/drawing/2010/main" val="0"/>
@@ -23774,7 +23116,7 @@
                     </pic:cNvPicPr>
                   </pic:nvPicPr>
                   <pic:blipFill>
-                    <a:blip r:embed="rId34">
+                    <a:blip r:embed="rId28">
                       <a:extLst>
                         <a:ext uri="{28A0092B-C50C-407E-A947-70E740481C1C}">
                           <a14:useLocalDpi xmlns:a14="http://schemas.microsoft.com/office/drawing/2010/main" val="0"/>
@@ -23883,7 +23225,7 @@
                     </pic:cNvPicPr>
                   </pic:nvPicPr>
                   <pic:blipFill>
-                    <a:blip r:embed="rId23">
+                    <a:blip r:embed="rId18">
                       <a:extLst>
                         <a:ext uri="{28A0092B-C50C-407E-A947-70E740481C1C}">
                           <a14:useLocalDpi xmlns:a14="http://schemas.microsoft.com/office/drawing/2010/main" val="0"/>
@@ -23992,7 +23334,7 @@
                     </pic:cNvPicPr>
                   </pic:nvPicPr>
                   <pic:blipFill>
-                    <a:blip r:embed="rId24">
+                    <a:blip r:embed="rId19">
                       <a:extLst>
                         <a:ext uri="{28A0092B-C50C-407E-A947-70E740481C1C}">
                           <a14:useLocalDpi xmlns:a14="http://schemas.microsoft.com/office/drawing/2010/main" val="0"/>
@@ -24087,7 +23429,7 @@
                     </pic:cNvPicPr>
                   </pic:nvPicPr>
                   <pic:blipFill>
-                    <a:blip r:embed="rId35">
+                    <a:blip r:embed="rId29">
                       <a:extLst>
                         <a:ext uri="{28A0092B-C50C-407E-A947-70E740481C1C}">
                           <a14:useLocalDpi xmlns:a14="http://schemas.microsoft.com/office/drawing/2010/main" val="0"/>
@@ -24181,58 +23523,32 @@
       <w:r>
         <w:t xml:space="preserve">Table </w:t>
       </w:r>
-      <w:r>
-        <w:fldChar w:fldCharType="begin"/>
-      </w:r>
-      <w:r>
-        <w:instrText xml:space="preserve"> STYLEREF 2 \s </w:instrText>
-      </w:r>
-      <w:r>
-        <w:fldChar w:fldCharType="separate"/>
-      </w:r>
-      <w:r>
-        <w:rPr>
-          <w:noProof/>
-          <w:cs/>
-        </w:rPr>
-        <w:t>‎</w:t>
-      </w:r>
-      <w:r>
-        <w:rPr>
-          <w:noProof/>
-        </w:rPr>
-        <w:t>H</w:t>
-      </w:r>
-      <w:r>
-        <w:rPr>
-          <w:noProof/>
-        </w:rPr>
-        <w:fldChar w:fldCharType="end"/>
-      </w:r>
+      <w:fldSimple w:instr=" STYLEREF 2 \s ">
+        <w:r>
+          <w:rPr>
+            <w:noProof/>
+            <w:cs/>
+          </w:rPr>
+          <w:t>‎</w:t>
+        </w:r>
+        <w:r>
+          <w:rPr>
+            <w:noProof/>
+          </w:rPr>
+          <w:t>H</w:t>
+        </w:r>
+      </w:fldSimple>
       <w:r>
         <w:t>:</w:t>
       </w:r>
-      <w:r>
-        <w:fldChar w:fldCharType="begin"/>
-      </w:r>
-      <w:r>
-        <w:instrText xml:space="preserve"> SEQ Table \* ARABIC \s 2 </w:instrText>
-      </w:r>
-      <w:r>
-        <w:fldChar w:fldCharType="separate"/>
-      </w:r>
-      <w:r>
-        <w:rPr>
-          <w:noProof/>
-        </w:rPr>
-        <w:t>1</w:t>
-      </w:r>
-      <w:r>
-        <w:rPr>
-          <w:noProof/>
-        </w:rPr>
-        <w:fldChar w:fldCharType="end"/>
-      </w:r>
+      <w:fldSimple w:instr=" SEQ Table \* ARABIC \s 2 ">
+        <w:r>
+          <w:rPr>
+            <w:noProof/>
+          </w:rPr>
+          <w:t>1</w:t>
+        </w:r>
+      </w:fldSimple>
       <w:r>
         <w:rPr>
           <w:lang w:val="en-US"/>
@@ -24543,7 +23859,7 @@
                     <pic:cNvPicPr/>
                   </pic:nvPicPr>
                   <pic:blipFill>
-                    <a:blip r:embed="rId47">
+                    <a:blip r:embed="rId31">
                       <a:extLst>
                         <a:ext uri="{28A0092B-C50C-407E-A947-70E740481C1C}">
                           <a14:useLocalDpi xmlns:a14="http://schemas.microsoft.com/office/drawing/2010/main" val="0"/>
@@ -24578,58 +23894,32 @@
       <w:r>
         <w:t xml:space="preserve">Figure </w:t>
       </w:r>
-      <w:r>
-        <w:fldChar w:fldCharType="begin"/>
-      </w:r>
-      <w:r>
-        <w:instrText xml:space="preserve"> STYLEREF 1 \s </w:instrText>
-      </w:r>
-      <w:r>
-        <w:fldChar w:fldCharType="separate"/>
-      </w:r>
-      <w:r>
-        <w:rPr>
-          <w:noProof/>
-          <w:cs/>
-        </w:rPr>
-        <w:t>‎</w:t>
-      </w:r>
-      <w:r>
-        <w:rPr>
-          <w:noProof/>
-        </w:rPr>
-        <w:t>0</w:t>
-      </w:r>
-      <w:r>
-        <w:rPr>
-          <w:noProof/>
-        </w:rPr>
-        <w:fldChar w:fldCharType="end"/>
-      </w:r>
+      <w:fldSimple w:instr=" STYLEREF 1 \s ">
+        <w:r>
+          <w:rPr>
+            <w:noProof/>
+            <w:cs/>
+          </w:rPr>
+          <w:t>‎</w:t>
+        </w:r>
+        <w:r>
+          <w:rPr>
+            <w:noProof/>
+          </w:rPr>
+          <w:t>0</w:t>
+        </w:r>
+      </w:fldSimple>
       <w:r>
         <w:t>.</w:t>
       </w:r>
-      <w:r>
-        <w:fldChar w:fldCharType="begin"/>
-      </w:r>
-      <w:r>
-        <w:instrText xml:space="preserve"> SEQ Figure \* ARABIC \s 1 </w:instrText>
-      </w:r>
-      <w:r>
-        <w:fldChar w:fldCharType="separate"/>
-      </w:r>
-      <w:r>
-        <w:rPr>
-          <w:noProof/>
-        </w:rPr>
-        <w:t>4</w:t>
-      </w:r>
-      <w:r>
-        <w:rPr>
-          <w:noProof/>
-        </w:rPr>
-        <w:fldChar w:fldCharType="end"/>
-      </w:r>
+      <w:fldSimple w:instr=" SEQ Figure \* ARABIC \s 1 ">
+        <w:r>
+          <w:rPr>
+            <w:noProof/>
+          </w:rPr>
+          <w:t>4</w:t>
+        </w:r>
+      </w:fldSimple>
       <w:r>
         <w:rPr>
           <w:lang w:val="en-US"/>
@@ -24667,7 +23957,21 @@
         <w:rPr>
           <w:rFonts w:ascii="Times New Roman" w:hAnsi="Times New Roman" w:cs="Times New Roman"/>
         </w:rPr>
-        <w:t xml:space="preserve">Predicted crime count </w:t>
+        <w:t xml:space="preserve">Predicted crime </w:t>
+      </w:r>
+      <w:proofErr w:type="gramStart"/>
+      <w:r>
+        <w:rPr>
+          <w:rFonts w:ascii="Times New Roman" w:hAnsi="Times New Roman" w:cs="Times New Roman"/>
+        </w:rPr>
+        <w:t>count</w:t>
+      </w:r>
+      <w:proofErr w:type="gramEnd"/>
+      <w:r>
+        <w:rPr>
+          <w:rFonts w:ascii="Times New Roman" w:hAnsi="Times New Roman" w:cs="Times New Roman"/>
+        </w:rPr>
+        <w:t xml:space="preserve"> </w:t>
       </w:r>
     </w:p>
     <w:p>
